--- a/6-过程管理/流程制度规范类文件/ZGS-06-03-服务报告管理制度.docx
+++ b/6-过程管理/流程制度规范类文件/ZGS-06-03-服务报告管理制度.docx
@@ -1,10 +1,11 @@
 
 <file path=word/document.xml><?xml version="1.0" encoding="utf-8"?>
-<w:document xmlns:wpc="http://schemas.microsoft.com/office/word/2010/wordprocessingCanvas" xmlns:mc="http://schemas.openxmlformats.org/markup-compatibility/2006" xmlns:o="urn:schemas-microsoft-com:office:office" xmlns:r="http://schemas.openxmlformats.org/officeDocument/2006/relationships" xmlns:m="http://schemas.openxmlformats.org/officeDocument/2006/math" xmlns:v="urn:schemas-microsoft-com:vml" xmlns:wp14="http://schemas.microsoft.com/office/word/2010/wordprocessingDrawing" xmlns:wp="http://schemas.openxmlformats.org/drawingml/2006/wordprocessingDrawing" xmlns:w="http://schemas.openxmlformats.org/wordprocessingml/2006/main" xmlns:w14="http://schemas.microsoft.com/office/word/2010/wordml" xmlns:w10="urn:schemas-microsoft-com:office:word" xmlns:w15="http://schemas.microsoft.com/office/word/2012/wordml" xmlns:wpg="http://schemas.microsoft.com/office/word/2010/wordprocessingGroup" xmlns:wpi="http://schemas.microsoft.com/office/word/2010/wordprocessingInk" xmlns:wne="http://schemas.microsoft.com/office/word/2006/wordml" xmlns:wps="http://schemas.microsoft.com/office/word/2010/wordprocessingShape" xmlns:wpsCustomData="http://www.wps.cn/officeDocument/2013/wpsCustomData" mc:Ignorable="w14 w15 wp14">
+<w:document xmlns:wpc="http://schemas.microsoft.com/office/word/2010/wordprocessingCanvas" xmlns:mc="http://schemas.openxmlformats.org/markup-compatibility/2006" xmlns:o="urn:schemas-microsoft-com:office:office" xmlns:r="http://schemas.openxmlformats.org/officeDocument/2006/relationships" xmlns:m="http://schemas.openxmlformats.org/officeDocument/2006/math" xmlns:v="urn:schemas-microsoft-com:vml" xmlns:wp14="http://schemas.microsoft.com/office/word/2010/wordprocessingDrawing" xmlns:wp="http://schemas.openxmlformats.org/drawingml/2006/wordprocessingDrawing" xmlns:w10="urn:schemas-microsoft-com:office:word" xmlns:w="http://schemas.openxmlformats.org/wordprocessingml/2006/main" xmlns:w14="http://schemas.microsoft.com/office/word/2010/wordml" xmlns:w15="http://schemas.microsoft.com/office/word/2012/wordml" xmlns:wne="http://schemas.microsoft.com/office/word/2006/wordml" xmlns:wpg="http://schemas.microsoft.com/office/word/2010/wordprocessingGroup" xmlns:wpi="http://schemas.microsoft.com/office/word/2010/wordprocessingInk" xmlns:wps="http://schemas.microsoft.com/office/word/2010/wordprocessingShape" mc:Ignorable="w14 w15 wp14">
+  <!-- Generated by Aspose.Words for .NET 13.3.0.1 -->
   <w:body>
     <w:p>
       <w:pPr>
-        <w:pStyle w:val="24"/>
+        <w:pStyle w:val="a"/>
         <w:keepNext w:val="0"/>
         <w:keepLines w:val="0"/>
         <w:pageBreakBefore w:val="0"/>
@@ -24,7 +25,7 @@
       <w:bookmarkStart w:id="0" w:name="_Toc23278"/>
       <w:r>
         <w:drawing>
-          <wp:anchor distT="0" distB="0" distL="114300" distR="114300" simplePos="0" relativeHeight="251660288" behindDoc="1" locked="0" layoutInCell="1" allowOverlap="1">
+          <wp:anchor distT="0" distB="0" distL="114300" distR="114300" simplePos="0" relativeHeight="251659264" behindDoc="1" locked="0" layoutInCell="1" allowOverlap="1">
             <wp:simplePos x="0" y="0"/>
             <wp:positionH relativeFrom="column">
               <wp:posOffset>0</wp:posOffset>
@@ -49,7 +50,7 @@
                     </pic:cNvPicPr>
                   </pic:nvPicPr>
                   <pic:blipFill>
-                    <a:blip r:embed="rId7"/>
+                    <a:blip xmlns:r="http://schemas.openxmlformats.org/officeDocument/2006/relationships" r:embed="rId4"/>
                     <a:stretch>
                       <a:fillRect/>
                     </a:stretch>
@@ -79,7 +80,7 @@
           <w:lang w:val="en-US" w:eastAsia="zh-CN"/>
         </w:rPr>
         <w:drawing>
-          <wp:anchor distT="0" distB="0" distL="114300" distR="114300" simplePos="0" relativeHeight="251659264" behindDoc="1" locked="0" layoutInCell="1" allowOverlap="1">
+          <wp:anchor distT="0" distB="0" distL="114300" distR="114300" simplePos="0" relativeHeight="251658240" behindDoc="1" locked="0" layoutInCell="1" allowOverlap="1">
             <wp:simplePos x="0" y="0"/>
             <wp:positionH relativeFrom="column">
               <wp:posOffset>635</wp:posOffset>
@@ -104,7 +105,7 @@
                     </pic:cNvPicPr>
                   </pic:nvPicPr>
                   <pic:blipFill>
-                    <a:blip r:embed="rId8">
+                    <a:blip xmlns:r="http://schemas.openxmlformats.org/officeDocument/2006/relationships" r:embed="rId5">
                       <a:alphaModFix amt="58000"/>
                       <a:lum contrast="-52000"/>
                     </a:blip>
@@ -138,7 +139,7 @@
     </w:p>
     <w:p>
       <w:pPr>
-        <w:pStyle w:val="25"/>
+        <w:pStyle w:val="a0"/>
         <w:keepNext w:val="0"/>
         <w:keepLines w:val="0"/>
         <w:pageBreakBefore w:val="0"/>
@@ -185,11 +186,11 @@
         <w:adjustRightInd w:val="0"/>
         <w:snapToGrid w:val="0"/>
         <w:spacing w:after="624" w:afterLines="200" w:line="219" w:lineRule="auto"/>
-        <w:ind w:left="0" w:leftChars="0" w:right="0" w:rightChars="0" w:firstLine="0" w:firstLineChars="0"/>
+        <w:ind w:left="0" w:right="0" w:firstLine="0" w:leftChars="0" w:rightChars="0" w:firstLineChars="0"/>
         <w:jc w:val="center"/>
         <w:textAlignment w:val="baseline"/>
         <w:rPr>
-          <w:rFonts w:hint="eastAsia" w:ascii="宋体" w:hAnsi="宋体" w:eastAsia="宋体" w:cs="宋体"/>
+          <w:rFonts w:ascii="宋体" w:eastAsia="宋体" w:hAnsi="宋体" w:cs="宋体" w:hint="eastAsia"/>
           <w:sz w:val="24"/>
           <w:szCs w:val="24"/>
           <w:lang w:val="en-US" w:eastAsia="zh-CN"/>
@@ -197,7 +198,7 @@
       </w:pPr>
       <w:r>
         <w:rPr>
-          <w:rFonts w:ascii="宋体" w:hAnsi="宋体" w:eastAsia="宋体" w:cs="宋体"/>
+          <w:rFonts w:ascii="宋体" w:eastAsia="宋体" w:hAnsi="宋体" w:cs="宋体"/>
           <w:b/>
           <w:bCs/>
           <w:spacing w:val="-3"/>
@@ -206,74 +207,20 @@
         </w:rPr>
         <w:t>文件编号：ZGS-06-03</w:t>
       </w:r>
-      <w:r>
-        <w:rPr>
-          <w:rFonts w:hint="eastAsia" w:ascii="宋体" w:hAnsi="宋体" w:eastAsia="宋体" w:cs="宋体"/>
-          <w:b/>
-          <w:bCs/>
-          <w:spacing w:val="-3"/>
-          <w:sz w:val="24"/>
-          <w:szCs w:val="24"/>
-          <w:lang w:val="en-US" w:eastAsia="zh-CN"/>
-        </w:rPr>
-      </w:r>
-      <w:r>
-        <w:rPr>
-          <w:rFonts w:ascii="宋体" w:hAnsi="宋体" w:eastAsia="宋体" w:cs="宋体"/>
-          <w:b/>
-          <w:bCs/>
-          <w:spacing w:val="-3"/>
-          <w:sz w:val="24"/>
-          <w:szCs w:val="24"/>
-        </w:rPr>
-      </w:r>
-      <w:r>
-        <w:rPr>
-          <w:rFonts w:hint="eastAsia" w:ascii="宋体" w:hAnsi="宋体" w:cs="宋体"/>
-          <w:b/>
-          <w:bCs/>
-          <w:spacing w:val="-3"/>
-          <w:sz w:val="24"/>
-          <w:szCs w:val="24"/>
-          <w:lang w:val="en-US" w:eastAsia="zh-CN"/>
-        </w:rPr>
-      </w:r>
-      <w:r>
-        <w:rPr>
-          <w:rFonts w:ascii="宋体" w:hAnsi="宋体" w:eastAsia="宋体" w:cs="宋体"/>
-          <w:b/>
-          <w:bCs/>
-          <w:spacing w:val="-3"/>
-          <w:sz w:val="24"/>
-          <w:szCs w:val="24"/>
-        </w:rPr>
-      </w:r>
-      <w:r>
-        <w:rPr>
-          <w:rFonts w:hint="eastAsia" w:ascii="宋体" w:hAnsi="宋体" w:cs="宋体"/>
-          <w:b/>
-          <w:bCs/>
-          <w:spacing w:val="-3"/>
-          <w:sz w:val="24"/>
-          <w:szCs w:val="24"/>
-          <w:lang w:val="en-US" w:eastAsia="zh-CN"/>
-        </w:rPr>
-      </w:r>
     </w:p>
     <w:tbl>
       <w:tblPr>
-        <w:tblStyle w:val="21"/>
+        <w:tblStyle w:val="TableGrid"/>
         <w:tblW w:w="0" w:type="auto"/>
         <w:jc w:val="center"/>
         <w:tblBorders>
-          <w:top w:val="none" w:color="auto" w:sz="0" w:space="0"/>
-          <w:left w:val="none" w:color="auto" w:sz="0" w:space="0"/>
-          <w:bottom w:val="none" w:color="auto" w:sz="0" w:space="0"/>
-          <w:right w:val="none" w:color="auto" w:sz="0" w:space="0"/>
-          <w:insideH w:val="none" w:color="auto" w:sz="0" w:space="0"/>
-          <w:insideV w:val="none" w:color="auto" w:sz="0" w:space="0"/>
+          <w:top w:val="nil"/>
+          <w:left w:val="nil"/>
+          <w:bottom w:val="nil"/>
+          <w:right w:val="nil"/>
+          <w:insideH w:val="nil"/>
+          <w:insideV w:val="nil"/>
         </w:tblBorders>
-        <w:tblLayout w:type="autofit"/>
         <w:tblCellMar>
           <w:top w:w="0" w:type="dxa"/>
           <w:left w:w="108" w:type="dxa"/>
@@ -287,17 +234,25 @@
       </w:tblGrid>
       <w:tr>
         <w:tblPrEx>
+          <w:tblW w:w="0" w:type="auto"/>
+          <w:jc w:val="center"/>
           <w:tblBorders>
-            <w:top w:val="none" w:color="auto" w:sz="0" w:space="0"/>
-            <w:left w:val="none" w:color="auto" w:sz="0" w:space="0"/>
-            <w:bottom w:val="none" w:color="auto" w:sz="0" w:space="0"/>
-            <w:right w:val="none" w:color="auto" w:sz="0" w:space="0"/>
-            <w:insideH w:val="none" w:color="auto" w:sz="0" w:space="0"/>
-            <w:insideV w:val="none" w:color="auto" w:sz="0" w:space="0"/>
+            <w:top w:val="nil"/>
+            <w:left w:val="nil"/>
+            <w:bottom w:val="nil"/>
+            <w:right w:val="nil"/>
+            <w:insideH w:val="nil"/>
+            <w:insideV w:val="nil"/>
           </w:tblBorders>
+          <w:tblCellMar>
+            <w:top w:w="0" w:type="dxa"/>
+            <w:left w:w="108" w:type="dxa"/>
+            <w:bottom w:w="0" w:type="dxa"/>
+            <w:right w:w="108" w:type="dxa"/>
+          </w:tblCellMar>
         </w:tblPrEx>
         <w:trPr>
-          <w:trHeight w:val="810" w:hRule="atLeast"/>
+          <w:trHeight w:val="810"/>
           <w:jc w:val="center"/>
         </w:trPr>
         <w:tc>
@@ -335,7 +290,7 @@
             </w:r>
             <w:r>
               <w:rPr>
-                <w:rFonts w:hint="default" w:asciiTheme="minorAscii" w:hAnsiTheme="minorAscii" w:eastAsiaTheme="minorEastAsia"/>
+                <w:rFonts w:asciiTheme="minorAscii" w:eastAsiaTheme="minorEastAsia" w:hAnsiTheme="minorAscii" w:hint="default"/>
                 <w:spacing w:val="227"/>
                 <w:sz w:val="21"/>
                 <w:vertAlign w:val="baseline"/>
@@ -389,7 +344,7 @@
             </w:r>
             <w:r>
               <w:rPr>
-                <w:rFonts w:hint="eastAsia" w:asciiTheme="minorAscii" w:hAnsiTheme="minorAscii" w:eastAsiaTheme="minorEastAsia"/>
+                <w:rFonts w:asciiTheme="minorAscii" w:eastAsiaTheme="minorEastAsia" w:hAnsiTheme="minorAscii" w:hint="eastAsia"/>
                 <w:spacing w:val="227"/>
                 <w:sz w:val="21"/>
                 <w:vertAlign w:val="baseline"/>
@@ -411,14 +366,8 @@
       </w:tr>
       <w:tr>
         <w:tblPrEx>
-          <w:tblBorders>
-            <w:top w:val="none" w:color="auto" w:sz="0" w:space="0"/>
-            <w:left w:val="none" w:color="auto" w:sz="0" w:space="0"/>
-            <w:bottom w:val="none" w:color="auto" w:sz="0" w:space="0"/>
-            <w:right w:val="none" w:color="auto" w:sz="0" w:space="0"/>
-            <w:insideH w:val="none" w:color="auto" w:sz="0" w:space="0"/>
-            <w:insideV w:val="none" w:color="auto" w:sz="0" w:space="0"/>
-          </w:tblBorders>
+          <w:tblW w:w="0" w:type="auto"/>
+          <w:jc w:val="center"/>
           <w:tblCellMar>
             <w:top w:w="0" w:type="dxa"/>
             <w:left w:w="108" w:type="dxa"/>
@@ -427,7 +376,7 @@
           </w:tblCellMar>
         </w:tblPrEx>
         <w:trPr>
-          <w:trHeight w:val="810" w:hRule="atLeast"/>
+          <w:trHeight w:val="810"/>
           <w:jc w:val="center"/>
         </w:trPr>
         <w:tc>
@@ -451,7 +400,7 @@
               <w:snapToGrid w:val="0"/>
               <w:textAlignment w:val="baseline"/>
               <w:rPr>
-                <w:rFonts w:hint="default" w:ascii="Arial" w:hAnsi="Arial" w:eastAsia="Arial" w:cs="Arial"/>
+                <w:rFonts w:ascii="Arial" w:eastAsia="Arial" w:hAnsi="Arial" w:cs="Arial" w:hint="default"/>
                 <w:snapToGrid w:val="0"/>
                 <w:color w:val="000000"/>
                 <w:kern w:val="0"/>
@@ -483,7 +432,7 @@
             </w:r>
             <w:r>
               <w:rPr>
-                <w:rFonts w:hint="default" w:asciiTheme="minorAscii" w:hAnsiTheme="minorAscii" w:eastAsiaTheme="minorEastAsia"/>
+                <w:rFonts w:asciiTheme="minorAscii" w:eastAsiaTheme="minorEastAsia" w:hAnsiTheme="minorAscii" w:hint="default"/>
                 <w:spacing w:val="227"/>
                 <w:sz w:val="21"/>
                 <w:vertAlign w:val="baseline"/>
@@ -536,7 +485,7 @@
               <w:snapToGrid w:val="0"/>
               <w:textAlignment w:val="baseline"/>
               <w:rPr>
-                <w:rFonts w:hint="default" w:ascii="Arial" w:hAnsi="Arial" w:eastAsia="Arial" w:cs="Arial"/>
+                <w:rFonts w:ascii="Arial" w:eastAsia="Arial" w:hAnsi="Arial" w:cs="Arial" w:hint="default"/>
                 <w:snapToGrid w:val="0"/>
                 <w:color w:val="000000"/>
                 <w:kern w:val="0"/>
@@ -554,8 +503,8 @@
               </w:rPr>
               <w:t>审核</w:t>
             </w:r>
-            <w:bookmarkStart w:id="42" w:name="_GoBack"/>
-            <w:bookmarkEnd w:id="42"/>
+            <w:bookmarkStart w:id="2" w:name="_GoBack"/>
+            <w:bookmarkEnd w:id="2"/>
             <w:r>
               <w:rPr>
                 <w:rFonts w:hint="eastAsia"/>
@@ -566,7 +515,7 @@
             </w:r>
             <w:r>
               <w:rPr>
-                <w:rFonts w:hint="eastAsia" w:asciiTheme="minorAscii" w:hAnsiTheme="minorAscii" w:eastAsiaTheme="minorEastAsia"/>
+                <w:rFonts w:asciiTheme="minorAscii" w:eastAsiaTheme="minorEastAsia" w:hAnsiTheme="minorAscii" w:hint="eastAsia"/>
                 <w:spacing w:val="227"/>
                 <w:sz w:val="21"/>
                 <w:vertAlign w:val="baseline"/>
@@ -588,14 +537,8 @@
       </w:tr>
       <w:tr>
         <w:tblPrEx>
-          <w:tblBorders>
-            <w:top w:val="none" w:color="auto" w:sz="0" w:space="0"/>
-            <w:left w:val="none" w:color="auto" w:sz="0" w:space="0"/>
-            <w:bottom w:val="none" w:color="auto" w:sz="0" w:space="0"/>
-            <w:right w:val="none" w:color="auto" w:sz="0" w:space="0"/>
-            <w:insideH w:val="none" w:color="auto" w:sz="0" w:space="0"/>
-            <w:insideV w:val="none" w:color="auto" w:sz="0" w:space="0"/>
-          </w:tblBorders>
+          <w:tblW w:w="0" w:type="auto"/>
+          <w:jc w:val="center"/>
           <w:tblCellMar>
             <w:top w:w="0" w:type="dxa"/>
             <w:left w:w="108" w:type="dxa"/>
@@ -604,7 +547,7 @@
           </w:tblCellMar>
         </w:tblPrEx>
         <w:trPr>
-          <w:trHeight w:val="635" w:hRule="atLeast"/>
+          <w:trHeight w:val="635"/>
           <w:jc w:val="center"/>
         </w:trPr>
         <w:tc>
@@ -641,31 +584,6 @@
                 <w:lang w:val="en-US" w:eastAsia="zh-CN"/>
               </w:rPr>
               <w:t>批准人:宋海滨</w:t>
-            </w:r>
-            <w:r>
-              <w:rPr>
-                <w:rFonts w:hint="eastAsia"/>
-                <w:spacing w:val="1"/>
-                <w:kern w:val="0"/>
-                <w:vertAlign w:val="baseline"/>
-                <w:lang w:val="en-US" w:eastAsia="zh-CN"/>
-              </w:rPr>
-            </w:r>
-            <w:r>
-              <w:rPr>
-                <w:rFonts w:hint="eastAsia" w:asciiTheme="minorAscii" w:hAnsiTheme="minorAscii" w:eastAsiaTheme="minorEastAsia"/>
-                <w:spacing w:val="227"/>
-                <w:sz w:val="21"/>
-                <w:vertAlign w:val="baseline"/>
-                <w:lang w:val="en-US" w:eastAsia="zh-CN"/>
-              </w:rPr>
-            </w:r>
-            <w:r>
-              <w:rPr>
-                <w:rFonts w:hint="eastAsia"/>
-                <w:u w:val="single"/>
-                <w:lang w:val="en-US" w:eastAsia="zh-CN"/>
-              </w:rPr>
             </w:r>
           </w:p>
         </w:tc>
@@ -704,7 +622,7 @@
             </w:r>
             <w:r>
               <w:rPr>
-                <w:rFonts w:hint="eastAsia" w:asciiTheme="minorAscii" w:hAnsiTheme="minorAscii" w:eastAsiaTheme="minorEastAsia"/>
+                <w:rFonts w:asciiTheme="minorAscii" w:eastAsiaTheme="minorEastAsia" w:hAnsiTheme="minorAscii" w:hint="eastAsia"/>
                 <w:spacing w:val="227"/>
                 <w:sz w:val="21"/>
                 <w:vertAlign w:val="baseline"/>
@@ -763,14 +681,14 @@
         <w:ind w:left="3634"/>
         <w:textAlignment w:val="baseline"/>
         <w:rPr>
-          <w:rFonts w:ascii="宋体" w:hAnsi="宋体" w:eastAsia="宋体" w:cs="宋体"/>
+          <w:rFonts w:ascii="宋体" w:eastAsia="宋体" w:hAnsi="宋体" w:cs="宋体"/>
           <w:sz w:val="31"/>
           <w:szCs w:val="31"/>
         </w:rPr>
       </w:pPr>
       <w:r>
         <w:rPr>
-          <w:rFonts w:ascii="宋体" w:hAnsi="宋体" w:eastAsia="宋体" w:cs="宋体"/>
+          <w:rFonts w:ascii="宋体" w:eastAsia="宋体" w:hAnsi="宋体" w:cs="宋体"/>
           <w:b/>
           <w:bCs/>
           <w:spacing w:val="4"/>
@@ -782,16 +700,16 @@
     </w:p>
     <w:tbl>
       <w:tblPr>
-        <w:tblStyle w:val="26"/>
+        <w:tblStyle w:val="TableNormal0"/>
         <w:tblW w:w="7137" w:type="dxa"/>
         <w:jc w:val="center"/>
         <w:tblBorders>
-          <w:top w:val="single" w:color="000000" w:sz="2" w:space="0"/>
-          <w:left w:val="single" w:color="000000" w:sz="2" w:space="0"/>
-          <w:bottom w:val="single" w:color="000000" w:sz="2" w:space="0"/>
-          <w:right w:val="single" w:color="000000" w:sz="2" w:space="0"/>
-          <w:insideH w:val="single" w:color="000000" w:sz="2" w:space="0"/>
-          <w:insideV w:val="single" w:color="000000" w:sz="2" w:space="0"/>
+          <w:top w:val="single" w:sz="2" w:space="0" w:color="000000"/>
+          <w:left w:val="single" w:sz="2" w:space="0" w:color="000000"/>
+          <w:bottom w:val="single" w:sz="2" w:space="0" w:color="000000"/>
+          <w:right w:val="single" w:sz="2" w:space="0" w:color="000000"/>
+          <w:insideH w:val="single" w:sz="2" w:space="0" w:color="000000"/>
+          <w:insideV w:val="single" w:sz="2" w:space="0" w:color="000000"/>
         </w:tblBorders>
         <w:tblLayout w:type="fixed"/>
         <w:tblCellMar>
@@ -809,14 +727,17 @@
       </w:tblGrid>
       <w:tr>
         <w:tblPrEx>
+          <w:tblW w:w="7137" w:type="dxa"/>
+          <w:jc w:val="center"/>
           <w:tblBorders>
-            <w:top w:val="single" w:color="000000" w:sz="2" w:space="0"/>
-            <w:left w:val="single" w:color="000000" w:sz="2" w:space="0"/>
-            <w:bottom w:val="single" w:color="000000" w:sz="2" w:space="0"/>
-            <w:right w:val="single" w:color="000000" w:sz="2" w:space="0"/>
-            <w:insideH w:val="single" w:color="000000" w:sz="2" w:space="0"/>
-            <w:insideV w:val="single" w:color="000000" w:sz="2" w:space="0"/>
+            <w:top w:val="single" w:sz="2" w:space="0" w:color="000000"/>
+            <w:left w:val="single" w:sz="2" w:space="0" w:color="000000"/>
+            <w:bottom w:val="single" w:sz="2" w:space="0" w:color="000000"/>
+            <w:right w:val="single" w:sz="2" w:space="0" w:color="000000"/>
+            <w:insideH w:val="single" w:sz="2" w:space="0" w:color="000000"/>
+            <w:insideV w:val="single" w:sz="2" w:space="0" w:color="000000"/>
           </w:tblBorders>
+          <w:tblLayout w:type="fixed"/>
           <w:tblCellMar>
             <w:top w:w="0" w:type="dxa"/>
             <w:left w:w="0" w:type="dxa"/>
@@ -825,7 +746,7 @@
           </w:tblCellMar>
         </w:tblPrEx>
         <w:trPr>
-          <w:trHeight w:val="593" w:hRule="atLeast"/>
+          <w:trHeight w:val="593"/>
           <w:jc w:val="center"/>
         </w:trPr>
         <w:tc>
@@ -847,18 +768,18 @@
               <w:adjustRightInd w:val="0"/>
               <w:snapToGrid w:val="0"/>
               <w:spacing w:before="176" w:line="228" w:lineRule="auto"/>
-              <w:ind w:left="0" w:leftChars="0" w:right="0" w:rightChars="0" w:firstLine="0" w:firstLineChars="0"/>
+              <w:ind w:left="0" w:right="0" w:firstLine="0" w:leftChars="0" w:rightChars="0" w:firstLineChars="0"/>
               <w:jc w:val="center"/>
               <w:textAlignment w:val="baseline"/>
               <w:rPr>
-                <w:rFonts w:ascii="宋体" w:hAnsi="宋体" w:eastAsia="宋体" w:cs="宋体"/>
+                <w:rFonts w:ascii="宋体" w:eastAsia="宋体" w:hAnsi="宋体" w:cs="宋体"/>
                 <w:sz w:val="20"/>
                 <w:szCs w:val="20"/>
               </w:rPr>
             </w:pPr>
             <w:r>
               <w:rPr>
-                <w:rFonts w:ascii="宋体" w:hAnsi="宋体" w:eastAsia="宋体" w:cs="宋体"/>
+                <w:rFonts w:ascii="宋体" w:eastAsia="宋体" w:hAnsi="宋体" w:cs="宋体"/>
                 <w:spacing w:val="-14"/>
                 <w:sz w:val="20"/>
                 <w:szCs w:val="20"/>
@@ -886,18 +807,18 @@
               <w:adjustRightInd w:val="0"/>
               <w:snapToGrid w:val="0"/>
               <w:spacing w:before="175" w:line="227" w:lineRule="auto"/>
-              <w:ind w:left="0" w:leftChars="0" w:right="0" w:rightChars="0" w:firstLine="0" w:firstLineChars="0"/>
+              <w:ind w:left="0" w:right="0" w:firstLine="0" w:leftChars="0" w:rightChars="0" w:firstLineChars="0"/>
               <w:jc w:val="center"/>
               <w:textAlignment w:val="baseline"/>
               <w:rPr>
-                <w:rFonts w:ascii="宋体" w:hAnsi="宋体" w:eastAsia="宋体" w:cs="宋体"/>
+                <w:rFonts w:ascii="宋体" w:eastAsia="宋体" w:hAnsi="宋体" w:cs="宋体"/>
                 <w:sz w:val="20"/>
                 <w:szCs w:val="20"/>
               </w:rPr>
             </w:pPr>
             <w:r>
               <w:rPr>
-                <w:rFonts w:ascii="宋体" w:hAnsi="宋体" w:eastAsia="宋体" w:cs="宋体"/>
+                <w:rFonts w:ascii="宋体" w:eastAsia="宋体" w:hAnsi="宋体" w:cs="宋体"/>
                 <w:spacing w:val="4"/>
                 <w:sz w:val="20"/>
                 <w:szCs w:val="20"/>
@@ -925,18 +846,18 @@
               <w:adjustRightInd w:val="0"/>
               <w:snapToGrid w:val="0"/>
               <w:spacing w:before="175" w:line="228" w:lineRule="auto"/>
-              <w:ind w:left="0" w:leftChars="0" w:right="0" w:rightChars="0" w:firstLine="0" w:firstLineChars="0"/>
+              <w:ind w:left="0" w:right="0" w:firstLine="0" w:leftChars="0" w:rightChars="0" w:firstLineChars="0"/>
               <w:jc w:val="center"/>
               <w:textAlignment w:val="baseline"/>
               <w:rPr>
-                <w:rFonts w:ascii="宋体" w:hAnsi="宋体" w:eastAsia="宋体" w:cs="宋体"/>
+                <w:rFonts w:ascii="宋体" w:eastAsia="宋体" w:hAnsi="宋体" w:cs="宋体"/>
                 <w:sz w:val="20"/>
                 <w:szCs w:val="20"/>
               </w:rPr>
             </w:pPr>
             <w:r>
               <w:rPr>
-                <w:rFonts w:ascii="宋体" w:hAnsi="宋体" w:eastAsia="宋体" w:cs="宋体"/>
+                <w:rFonts w:ascii="宋体" w:eastAsia="宋体" w:hAnsi="宋体" w:cs="宋体"/>
                 <w:spacing w:val="7"/>
                 <w:sz w:val="20"/>
                 <w:szCs w:val="20"/>
@@ -964,18 +885,18 @@
               <w:adjustRightInd w:val="0"/>
               <w:snapToGrid w:val="0"/>
               <w:spacing w:before="176" w:line="229" w:lineRule="auto"/>
-              <w:ind w:left="0" w:leftChars="0" w:right="0" w:rightChars="0" w:firstLine="0" w:firstLineChars="0"/>
+              <w:ind w:left="0" w:right="0" w:firstLine="0" w:leftChars="0" w:rightChars="0" w:firstLineChars="0"/>
               <w:jc w:val="center"/>
               <w:textAlignment w:val="baseline"/>
               <w:rPr>
-                <w:rFonts w:ascii="宋体" w:hAnsi="宋体" w:eastAsia="宋体" w:cs="宋体"/>
+                <w:rFonts w:ascii="宋体" w:eastAsia="宋体" w:hAnsi="宋体" w:cs="宋体"/>
                 <w:sz w:val="20"/>
                 <w:szCs w:val="20"/>
               </w:rPr>
             </w:pPr>
             <w:r>
               <w:rPr>
-                <w:rFonts w:ascii="宋体" w:hAnsi="宋体" w:eastAsia="宋体" w:cs="宋体"/>
+                <w:rFonts w:ascii="宋体" w:eastAsia="宋体" w:hAnsi="宋体" w:cs="宋体"/>
                 <w:spacing w:val="7"/>
                 <w:sz w:val="20"/>
                 <w:szCs w:val="20"/>
@@ -987,14 +908,9 @@
       </w:tr>
       <w:tr>
         <w:tblPrEx>
-          <w:tblBorders>
-            <w:top w:val="single" w:color="000000" w:sz="2" w:space="0"/>
-            <w:left w:val="single" w:color="000000" w:sz="2" w:space="0"/>
-            <w:bottom w:val="single" w:color="000000" w:sz="2" w:space="0"/>
-            <w:right w:val="single" w:color="000000" w:sz="2" w:space="0"/>
-            <w:insideH w:val="single" w:color="000000" w:sz="2" w:space="0"/>
-            <w:insideV w:val="single" w:color="000000" w:sz="2" w:space="0"/>
-          </w:tblBorders>
+          <w:tblW w:w="7137" w:type="dxa"/>
+          <w:jc w:val="center"/>
+          <w:tblLayout w:type="fixed"/>
           <w:tblCellMar>
             <w:top w:w="0" w:type="dxa"/>
             <w:left w:w="0" w:type="dxa"/>
@@ -1003,7 +919,7 @@
           </w:tblCellMar>
         </w:tblPrEx>
         <w:trPr>
-          <w:trHeight w:val="516" w:hRule="atLeast"/>
+          <w:trHeight w:val="516"/>
           <w:jc w:val="center"/>
         </w:trPr>
         <w:tc>
@@ -1025,11 +941,11 @@
               <w:adjustRightInd w:val="0"/>
               <w:snapToGrid w:val="0"/>
               <w:spacing w:before="173" w:line="267" w:lineRule="exact"/>
-              <w:ind w:left="0" w:leftChars="0" w:right="0" w:rightChars="0" w:firstLine="0" w:firstLineChars="0"/>
+              <w:ind w:left="0" w:right="0" w:firstLine="0" w:leftChars="0" w:rightChars="0" w:firstLineChars="0"/>
               <w:jc w:val="center"/>
               <w:textAlignment w:val="baseline"/>
               <w:rPr>
-                <w:rFonts w:hint="default" w:ascii="宋体" w:hAnsi="宋体" w:eastAsia="宋体" w:cs="宋体"/>
+                <w:rFonts w:ascii="宋体" w:eastAsia="宋体" w:hAnsi="宋体" w:cs="宋体" w:hint="default"/>
                 <w:sz w:val="20"/>
                 <w:szCs w:val="20"/>
                 <w:lang w:val="en-US" w:eastAsia="zh-CN"/>
@@ -1037,7 +953,7 @@
             </w:pPr>
             <w:r>
               <w:rPr>
-                <w:rFonts w:ascii="宋体" w:hAnsi="宋体" w:eastAsia="宋体" w:cs="宋体"/>
+                <w:rFonts w:ascii="宋体" w:eastAsia="宋体" w:hAnsi="宋体" w:cs="宋体"/>
                 <w:spacing w:val="3"/>
                 <w:position w:val="1"/>
                 <w:sz w:val="20"/>
@@ -1047,7 +963,7 @@
             </w:r>
             <w:r>
               <w:rPr>
-                <w:rFonts w:hint="eastAsia" w:ascii="宋体" w:hAnsi="宋体" w:cs="宋体"/>
+                <w:rFonts w:ascii="宋体" w:hAnsi="宋体" w:cs="宋体" w:hint="eastAsia"/>
                 <w:spacing w:val="3"/>
                 <w:position w:val="1"/>
                 <w:sz w:val="20"/>
@@ -1077,18 +993,18 @@
               <w:adjustRightInd w:val="0"/>
               <w:snapToGrid w:val="0"/>
               <w:spacing w:before="173" w:line="267" w:lineRule="exact"/>
-              <w:ind w:left="0" w:leftChars="0" w:right="0" w:rightChars="0" w:firstLine="0" w:firstLineChars="0"/>
+              <w:ind w:left="0" w:right="0" w:firstLine="0" w:leftChars="0" w:rightChars="0" w:firstLineChars="0"/>
               <w:jc w:val="center"/>
               <w:textAlignment w:val="baseline"/>
               <w:rPr>
-                <w:rFonts w:ascii="宋体" w:hAnsi="宋体" w:eastAsia="宋体" w:cs="宋体"/>
+                <w:rFonts w:ascii="宋体" w:eastAsia="宋体" w:hAnsi="宋体" w:cs="宋体"/>
                 <w:sz w:val="20"/>
                 <w:szCs w:val="20"/>
               </w:rPr>
             </w:pPr>
             <w:r>
               <w:rPr>
-                <w:rFonts w:ascii="宋体" w:hAnsi="宋体" w:eastAsia="宋体" w:cs="宋体"/>
+                <w:rFonts w:ascii="宋体" w:eastAsia="宋体" w:hAnsi="宋体" w:cs="宋体"/>
                 <w:spacing w:val="4"/>
                 <w:position w:val="1"/>
                 <w:sz w:val="20"/>
@@ -1117,18 +1033,18 @@
               <w:adjustRightInd w:val="0"/>
               <w:snapToGrid w:val="0"/>
               <w:spacing w:before="172" w:line="228" w:lineRule="auto"/>
-              <w:ind w:left="0" w:leftChars="0" w:right="0" w:rightChars="0" w:firstLine="0" w:firstLineChars="0"/>
+              <w:ind w:left="0" w:right="0" w:firstLine="0" w:leftChars="0" w:rightChars="0" w:firstLineChars="0"/>
               <w:jc w:val="center"/>
               <w:textAlignment w:val="baseline"/>
               <w:rPr>
-                <w:rFonts w:ascii="宋体" w:hAnsi="宋体" w:eastAsia="宋体" w:cs="宋体"/>
+                <w:rFonts w:ascii="宋体" w:eastAsia="宋体" w:hAnsi="宋体" w:cs="宋体"/>
                 <w:sz w:val="20"/>
                 <w:szCs w:val="20"/>
               </w:rPr>
             </w:pPr>
             <w:r>
               <w:rPr>
-                <w:rFonts w:ascii="宋体" w:hAnsi="宋体" w:eastAsia="宋体" w:cs="宋体"/>
+                <w:rFonts w:ascii="宋体" w:eastAsia="宋体" w:hAnsi="宋体" w:cs="宋体"/>
                 <w:spacing w:val="7"/>
                 <w:sz w:val="20"/>
                 <w:szCs w:val="20"/>
@@ -1156,11 +1072,11 @@
               <w:adjustRightInd w:val="0"/>
               <w:snapToGrid w:val="0"/>
               <w:spacing w:before="173" w:line="229" w:lineRule="auto"/>
-              <w:ind w:left="0" w:leftChars="0" w:right="0" w:rightChars="0" w:firstLine="0" w:firstLineChars="0"/>
+              <w:ind w:left="0" w:right="0" w:firstLine="0" w:leftChars="0" w:rightChars="0" w:firstLineChars="0"/>
               <w:jc w:val="center"/>
               <w:textAlignment w:val="baseline"/>
               <w:rPr>
-                <w:rFonts w:ascii="宋体" w:hAnsi="宋体" w:eastAsia="宋体" w:cs="宋体"/>
+                <w:rFonts w:ascii="宋体" w:eastAsia="宋体" w:hAnsi="宋体" w:cs="宋体"/>
                 <w:sz w:val="20"/>
                 <w:szCs w:val="20"/>
               </w:rPr>
@@ -1177,14 +1093,9 @@
       </w:tr>
       <w:tr>
         <w:tblPrEx>
-          <w:tblBorders>
-            <w:top w:val="single" w:color="000000" w:sz="2" w:space="0"/>
-            <w:left w:val="single" w:color="000000" w:sz="2" w:space="0"/>
-            <w:bottom w:val="single" w:color="000000" w:sz="2" w:space="0"/>
-            <w:right w:val="single" w:color="000000" w:sz="2" w:space="0"/>
-            <w:insideH w:val="single" w:color="000000" w:sz="2" w:space="0"/>
-            <w:insideV w:val="single" w:color="000000" w:sz="2" w:space="0"/>
-          </w:tblBorders>
+          <w:tblW w:w="7137" w:type="dxa"/>
+          <w:jc w:val="center"/>
+          <w:tblLayout w:type="fixed"/>
           <w:tblCellMar>
             <w:top w:w="0" w:type="dxa"/>
             <w:left w:w="0" w:type="dxa"/>
@@ -1193,7 +1104,7 @@
           </w:tblCellMar>
         </w:tblPrEx>
         <w:trPr>
-          <w:trHeight w:val="556" w:hRule="atLeast"/>
+          <w:trHeight w:val="556"/>
           <w:jc w:val="center"/>
         </w:trPr>
         <w:tc>
@@ -1202,7 +1113,7 @@
           </w:tcPr>
           <w:p>
             <w:pPr>
-              <w:pStyle w:val="27"/>
+              <w:pStyle w:val="TableText"/>
               <w:keepNext w:val="0"/>
               <w:keepLines w:val="0"/>
               <w:pageBreakBefore w:val="0"/>
@@ -1215,7 +1126,7 @@
               <w:bidi w:val="0"/>
               <w:adjustRightInd w:val="0"/>
               <w:snapToGrid w:val="0"/>
-              <w:ind w:left="0" w:leftChars="0" w:right="0" w:rightChars="0" w:firstLine="0" w:firstLineChars="0"/>
+              <w:ind w:left="0" w:right="0" w:firstLine="0" w:leftChars="0" w:rightChars="0" w:firstLineChars="0"/>
               <w:jc w:val="center"/>
               <w:textAlignment w:val="baseline"/>
             </w:pPr>
@@ -1227,7 +1138,7 @@
           </w:tcPr>
           <w:p>
             <w:pPr>
-              <w:pStyle w:val="27"/>
+              <w:pStyle w:val="TableText"/>
               <w:keepNext w:val="0"/>
               <w:keepLines w:val="0"/>
               <w:pageBreakBefore w:val="0"/>
@@ -1240,7 +1151,7 @@
               <w:bidi w:val="0"/>
               <w:adjustRightInd w:val="0"/>
               <w:snapToGrid w:val="0"/>
-              <w:ind w:left="0" w:leftChars="0" w:right="0" w:rightChars="0" w:firstLine="0" w:firstLineChars="0"/>
+              <w:ind w:left="0" w:right="0" w:firstLine="0" w:leftChars="0" w:rightChars="0" w:firstLineChars="0"/>
               <w:jc w:val="center"/>
               <w:textAlignment w:val="baseline"/>
             </w:pPr>
@@ -1252,7 +1163,7 @@
           </w:tcPr>
           <w:p>
             <w:pPr>
-              <w:pStyle w:val="27"/>
+              <w:pStyle w:val="TableText"/>
               <w:keepNext w:val="0"/>
               <w:keepLines w:val="0"/>
               <w:pageBreakBefore w:val="0"/>
@@ -1265,7 +1176,7 @@
               <w:bidi w:val="0"/>
               <w:adjustRightInd w:val="0"/>
               <w:snapToGrid w:val="0"/>
-              <w:ind w:left="0" w:leftChars="0" w:right="0" w:rightChars="0" w:firstLine="0" w:firstLineChars="0"/>
+              <w:ind w:left="0" w:right="0" w:firstLine="0" w:leftChars="0" w:rightChars="0" w:firstLineChars="0"/>
               <w:jc w:val="center"/>
               <w:textAlignment w:val="baseline"/>
             </w:pPr>
@@ -1277,7 +1188,7 @@
           </w:tcPr>
           <w:p>
             <w:pPr>
-              <w:pStyle w:val="27"/>
+              <w:pStyle w:val="TableText"/>
               <w:keepNext w:val="0"/>
               <w:keepLines w:val="0"/>
               <w:pageBreakBefore w:val="0"/>
@@ -1290,7 +1201,7 @@
               <w:bidi w:val="0"/>
               <w:adjustRightInd w:val="0"/>
               <w:snapToGrid w:val="0"/>
-              <w:ind w:left="0" w:leftChars="0" w:right="0" w:rightChars="0" w:firstLine="0" w:firstLineChars="0"/>
+              <w:ind w:left="0" w:right="0" w:firstLine="0" w:leftChars="0" w:rightChars="0" w:firstLineChars="0"/>
               <w:jc w:val="center"/>
               <w:textAlignment w:val="baseline"/>
             </w:pPr>
@@ -1299,14 +1210,9 @@
       </w:tr>
       <w:tr>
         <w:tblPrEx>
-          <w:tblBorders>
-            <w:top w:val="single" w:color="000000" w:sz="2" w:space="0"/>
-            <w:left w:val="single" w:color="000000" w:sz="2" w:space="0"/>
-            <w:bottom w:val="single" w:color="000000" w:sz="2" w:space="0"/>
-            <w:right w:val="single" w:color="000000" w:sz="2" w:space="0"/>
-            <w:insideH w:val="single" w:color="000000" w:sz="2" w:space="0"/>
-            <w:insideV w:val="single" w:color="000000" w:sz="2" w:space="0"/>
-          </w:tblBorders>
+          <w:tblW w:w="7137" w:type="dxa"/>
+          <w:jc w:val="center"/>
+          <w:tblLayout w:type="fixed"/>
           <w:tblCellMar>
             <w:top w:w="0" w:type="dxa"/>
             <w:left w:w="0" w:type="dxa"/>
@@ -1315,7 +1221,7 @@
           </w:tblCellMar>
         </w:tblPrEx>
         <w:trPr>
-          <w:trHeight w:val="556" w:hRule="atLeast"/>
+          <w:trHeight w:val="556"/>
           <w:jc w:val="center"/>
         </w:trPr>
         <w:tc>
@@ -1324,7 +1230,7 @@
           </w:tcPr>
           <w:p>
             <w:pPr>
-              <w:pStyle w:val="27"/>
+              <w:pStyle w:val="TableText"/>
               <w:keepNext w:val="0"/>
               <w:keepLines w:val="0"/>
               <w:pageBreakBefore w:val="0"/>
@@ -1337,7 +1243,7 @@
               <w:bidi w:val="0"/>
               <w:adjustRightInd w:val="0"/>
               <w:snapToGrid w:val="0"/>
-              <w:ind w:left="0" w:leftChars="0" w:right="0" w:rightChars="0" w:firstLine="0" w:firstLineChars="0"/>
+              <w:ind w:left="0" w:right="0" w:firstLine="0" w:leftChars="0" w:rightChars="0" w:firstLineChars="0"/>
               <w:jc w:val="center"/>
               <w:textAlignment w:val="baseline"/>
             </w:pPr>
@@ -1349,7 +1255,7 @@
           </w:tcPr>
           <w:p>
             <w:pPr>
-              <w:pStyle w:val="27"/>
+              <w:pStyle w:val="TableText"/>
               <w:keepNext w:val="0"/>
               <w:keepLines w:val="0"/>
               <w:pageBreakBefore w:val="0"/>
@@ -1362,7 +1268,7 @@
               <w:bidi w:val="0"/>
               <w:adjustRightInd w:val="0"/>
               <w:snapToGrid w:val="0"/>
-              <w:ind w:left="0" w:leftChars="0" w:right="0" w:rightChars="0" w:firstLine="0" w:firstLineChars="0"/>
+              <w:ind w:left="0" w:right="0" w:firstLine="0" w:leftChars="0" w:rightChars="0" w:firstLineChars="0"/>
               <w:jc w:val="center"/>
               <w:textAlignment w:val="baseline"/>
             </w:pPr>
@@ -1374,7 +1280,7 @@
           </w:tcPr>
           <w:p>
             <w:pPr>
-              <w:pStyle w:val="27"/>
+              <w:pStyle w:val="TableText"/>
               <w:keepNext w:val="0"/>
               <w:keepLines w:val="0"/>
               <w:pageBreakBefore w:val="0"/>
@@ -1387,7 +1293,7 @@
               <w:bidi w:val="0"/>
               <w:adjustRightInd w:val="0"/>
               <w:snapToGrid w:val="0"/>
-              <w:ind w:left="0" w:leftChars="0" w:right="0" w:rightChars="0" w:firstLine="0" w:firstLineChars="0"/>
+              <w:ind w:left="0" w:right="0" w:firstLine="0" w:leftChars="0" w:rightChars="0" w:firstLineChars="0"/>
               <w:jc w:val="center"/>
               <w:textAlignment w:val="baseline"/>
             </w:pPr>
@@ -1399,7 +1305,7 @@
           </w:tcPr>
           <w:p>
             <w:pPr>
-              <w:pStyle w:val="27"/>
+              <w:pStyle w:val="TableText"/>
               <w:keepNext w:val="0"/>
               <w:keepLines w:val="0"/>
               <w:pageBreakBefore w:val="0"/>
@@ -1412,7 +1318,7 @@
               <w:bidi w:val="0"/>
               <w:adjustRightInd w:val="0"/>
               <w:snapToGrid w:val="0"/>
-              <w:ind w:left="0" w:leftChars="0" w:right="0" w:rightChars="0" w:firstLine="0" w:firstLineChars="0"/>
+              <w:ind w:left="0" w:right="0" w:firstLine="0" w:leftChars="0" w:rightChars="0" w:firstLineChars="0"/>
               <w:jc w:val="center"/>
               <w:textAlignment w:val="baseline"/>
             </w:pPr>
@@ -1421,14 +1327,9 @@
       </w:tr>
       <w:tr>
         <w:tblPrEx>
-          <w:tblBorders>
-            <w:top w:val="single" w:color="000000" w:sz="2" w:space="0"/>
-            <w:left w:val="single" w:color="000000" w:sz="2" w:space="0"/>
-            <w:bottom w:val="single" w:color="000000" w:sz="2" w:space="0"/>
-            <w:right w:val="single" w:color="000000" w:sz="2" w:space="0"/>
-            <w:insideH w:val="single" w:color="000000" w:sz="2" w:space="0"/>
-            <w:insideV w:val="single" w:color="000000" w:sz="2" w:space="0"/>
-          </w:tblBorders>
+          <w:tblW w:w="7137" w:type="dxa"/>
+          <w:jc w:val="center"/>
+          <w:tblLayout w:type="fixed"/>
           <w:tblCellMar>
             <w:top w:w="0" w:type="dxa"/>
             <w:left w:w="0" w:type="dxa"/>
@@ -1437,7 +1338,7 @@
           </w:tblCellMar>
         </w:tblPrEx>
         <w:trPr>
-          <w:trHeight w:val="557" w:hRule="atLeast"/>
+          <w:trHeight w:val="557"/>
           <w:jc w:val="center"/>
         </w:trPr>
         <w:tc>
@@ -1446,7 +1347,7 @@
           </w:tcPr>
           <w:p>
             <w:pPr>
-              <w:pStyle w:val="27"/>
+              <w:pStyle w:val="TableText"/>
               <w:keepNext w:val="0"/>
               <w:keepLines w:val="0"/>
               <w:pageBreakBefore w:val="0"/>
@@ -1459,7 +1360,7 @@
               <w:bidi w:val="0"/>
               <w:adjustRightInd w:val="0"/>
               <w:snapToGrid w:val="0"/>
-              <w:ind w:left="0" w:leftChars="0" w:right="0" w:rightChars="0" w:firstLine="0" w:firstLineChars="0"/>
+              <w:ind w:left="0" w:right="0" w:firstLine="0" w:leftChars="0" w:rightChars="0" w:firstLineChars="0"/>
               <w:jc w:val="center"/>
               <w:textAlignment w:val="baseline"/>
             </w:pPr>
@@ -1471,7 +1372,7 @@
           </w:tcPr>
           <w:p>
             <w:pPr>
-              <w:pStyle w:val="27"/>
+              <w:pStyle w:val="TableText"/>
               <w:keepNext w:val="0"/>
               <w:keepLines w:val="0"/>
               <w:pageBreakBefore w:val="0"/>
@@ -1484,7 +1385,7 @@
               <w:bidi w:val="0"/>
               <w:adjustRightInd w:val="0"/>
               <w:snapToGrid w:val="0"/>
-              <w:ind w:left="0" w:leftChars="0" w:right="0" w:rightChars="0" w:firstLine="0" w:firstLineChars="0"/>
+              <w:ind w:left="0" w:right="0" w:firstLine="0" w:leftChars="0" w:rightChars="0" w:firstLineChars="0"/>
               <w:jc w:val="center"/>
               <w:textAlignment w:val="baseline"/>
             </w:pPr>
@@ -1496,7 +1397,7 @@
           </w:tcPr>
           <w:p>
             <w:pPr>
-              <w:pStyle w:val="27"/>
+              <w:pStyle w:val="TableText"/>
               <w:keepNext w:val="0"/>
               <w:keepLines w:val="0"/>
               <w:pageBreakBefore w:val="0"/>
@@ -1509,7 +1410,7 @@
               <w:bidi w:val="0"/>
               <w:adjustRightInd w:val="0"/>
               <w:snapToGrid w:val="0"/>
-              <w:ind w:left="0" w:leftChars="0" w:right="0" w:rightChars="0" w:firstLine="0" w:firstLineChars="0"/>
+              <w:ind w:left="0" w:right="0" w:firstLine="0" w:leftChars="0" w:rightChars="0" w:firstLineChars="0"/>
               <w:jc w:val="center"/>
               <w:textAlignment w:val="baseline"/>
             </w:pPr>
@@ -1521,7 +1422,7 @@
           </w:tcPr>
           <w:p>
             <w:pPr>
-              <w:pStyle w:val="27"/>
+              <w:pStyle w:val="TableText"/>
               <w:keepNext w:val="0"/>
               <w:keepLines w:val="0"/>
               <w:pageBreakBefore w:val="0"/>
@@ -1534,7 +1435,7 @@
               <w:bidi w:val="0"/>
               <w:adjustRightInd w:val="0"/>
               <w:snapToGrid w:val="0"/>
-              <w:ind w:left="0" w:leftChars="0" w:right="0" w:rightChars="0" w:firstLine="0" w:firstLineChars="0"/>
+              <w:ind w:left="0" w:right="0" w:firstLine="0" w:leftChars="0" w:rightChars="0" w:firstLineChars="0"/>
               <w:jc w:val="center"/>
               <w:textAlignment w:val="baseline"/>
             </w:pPr>
@@ -1565,7 +1466,7 @@
     <w:sdt>
       <w:sdtPr>
         <w:rPr>
-          <w:rFonts w:ascii="宋体" w:hAnsi="宋体" w:eastAsia="宋体" w:cs="Arial"/>
+          <w:rFonts w:ascii="宋体" w:eastAsia="宋体" w:hAnsi="宋体" w:cs="Arial"/>
           <w:snapToGrid w:val="0"/>
           <w:color w:val="000000"/>
           <w:kern w:val="0"/>
@@ -1581,7 +1482,7 @@
       </w:sdtPr>
       <w:sdtEndPr>
         <w:rPr>
-          <w:rFonts w:hint="eastAsia" w:ascii="宋体" w:hAnsi="宋体" w:eastAsia="宋体" w:cs="宋体"/>
+          <w:rFonts w:ascii="宋体" w:eastAsia="宋体" w:hAnsi="宋体" w:cs="宋体" w:hint="eastAsia"/>
           <w:snapToGrid w:val="0"/>
           <w:color w:val="000000"/>
           <w:kern w:val="0"/>
@@ -1606,18 +1507,18 @@
             <w:adjustRightInd w:val="0"/>
             <w:snapToGrid w:val="0"/>
             <w:spacing w:before="0" w:beforeLines="0" w:after="0" w:afterLines="0" w:line="240" w:lineRule="auto"/>
-            <w:ind w:left="0" w:leftChars="0" w:right="0" w:rightChars="0" w:firstLine="0" w:firstLineChars="0"/>
+            <w:ind w:left="0" w:right="0" w:firstLine="0" w:leftChars="0" w:rightChars="0" w:firstLineChars="0"/>
             <w:jc w:val="center"/>
             <w:textAlignment w:val="baseline"/>
             <w:rPr>
-              <w:rFonts w:hint="eastAsia" w:ascii="宋体" w:hAnsi="宋体" w:eastAsia="宋体" w:cs="宋体"/>
+              <w:rFonts w:ascii="宋体" w:eastAsia="宋体" w:hAnsi="宋体" w:cs="宋体" w:hint="eastAsia"/>
               <w:sz w:val="24"/>
               <w:szCs w:val="24"/>
             </w:rPr>
           </w:pPr>
           <w:r>
             <w:rPr>
-              <w:rFonts w:hint="eastAsia" w:ascii="宋体" w:hAnsi="宋体" w:eastAsia="宋体" w:cs="宋体"/>
+              <w:rFonts w:ascii="宋体" w:eastAsia="宋体" w:hAnsi="宋体" w:cs="宋体" w:hint="eastAsia"/>
               <w:sz w:val="24"/>
               <w:szCs w:val="24"/>
             </w:rPr>
@@ -1626,14 +1527,14 @@
         </w:p>
         <w:p>
           <w:pPr>
-            <w:pStyle w:val="16"/>
+            <w:pStyle w:val="TOC1"/>
             <w:tabs>
               <w:tab w:val="right" w:leader="dot" w:pos="8306"/>
             </w:tabs>
           </w:pPr>
           <w:r>
             <w:rPr>
-              <w:rFonts w:hint="eastAsia" w:ascii="宋体" w:hAnsi="宋体" w:eastAsia="宋体" w:cs="宋体"/>
+              <w:rFonts w:ascii="宋体" w:eastAsia="宋体" w:hAnsi="宋体" w:cs="宋体" w:hint="eastAsia"/>
               <w:sz w:val="24"/>
               <w:szCs w:val="24"/>
             </w:rPr>
@@ -1641,7 +1542,7 @@
           </w:r>
           <w:r>
             <w:rPr>
-              <w:rFonts w:hint="eastAsia" w:ascii="宋体" w:hAnsi="宋体" w:eastAsia="宋体" w:cs="宋体"/>
+              <w:rFonts w:ascii="宋体" w:eastAsia="宋体" w:hAnsi="宋体" w:cs="宋体" w:hint="eastAsia"/>
               <w:sz w:val="24"/>
               <w:szCs w:val="24"/>
             </w:rPr>
@@ -1649,7 +1550,7 @@
           </w:r>
           <w:r>
             <w:rPr>
-              <w:rFonts w:hint="eastAsia" w:ascii="宋体" w:hAnsi="宋体" w:eastAsia="宋体" w:cs="宋体"/>
+              <w:rFonts w:ascii="宋体" w:eastAsia="宋体" w:hAnsi="宋体" w:cs="宋体" w:hint="eastAsia"/>
               <w:sz w:val="24"/>
               <w:szCs w:val="24"/>
             </w:rPr>
@@ -1657,21 +1558,21 @@
           </w:r>
           <w:r>
             <w:rPr>
-              <w:rFonts w:hint="eastAsia" w:ascii="宋体" w:hAnsi="宋体" w:eastAsia="宋体" w:cs="宋体"/>
+              <w:rFonts w:ascii="宋体" w:eastAsia="宋体" w:hAnsi="宋体" w:cs="宋体" w:hint="eastAsia"/>
               <w:szCs w:val="24"/>
             </w:rPr>
             <w:fldChar w:fldCharType="begin"/>
           </w:r>
           <w:r>
             <w:rPr>
-              <w:rFonts w:hint="eastAsia" w:ascii="宋体" w:hAnsi="宋体" w:eastAsia="宋体" w:cs="宋体"/>
+              <w:rFonts w:ascii="宋体" w:eastAsia="宋体" w:hAnsi="宋体" w:cs="宋体" w:hint="eastAsia"/>
               <w:szCs w:val="24"/>
             </w:rPr>
             <w:instrText xml:space="preserve"> HYPERLINK \l _Toc23278 </w:instrText>
           </w:r>
           <w:r>
             <w:rPr>
-              <w:rFonts w:hint="eastAsia" w:ascii="宋体" w:hAnsi="宋体" w:eastAsia="宋体" w:cs="宋体"/>
+              <w:rFonts w:ascii="宋体" w:eastAsia="宋体" w:hAnsi="宋体" w:cs="宋体" w:hint="eastAsia"/>
               <w:szCs w:val="24"/>
             </w:rPr>
             <w:fldChar w:fldCharType="separate"/>
@@ -1703,7 +1604,7 @@
           </w:r>
           <w:r>
             <w:rPr>
-              <w:rFonts w:hint="eastAsia" w:ascii="宋体" w:hAnsi="宋体" w:eastAsia="宋体" w:cs="宋体"/>
+              <w:rFonts w:ascii="宋体" w:eastAsia="宋体" w:hAnsi="宋体" w:cs="宋体" w:hint="eastAsia"/>
               <w:szCs w:val="24"/>
             </w:rPr>
             <w:fldChar w:fldCharType="end"/>
@@ -1711,28 +1612,28 @@
         </w:p>
         <w:p>
           <w:pPr>
-            <w:pStyle w:val="16"/>
+            <w:pStyle w:val="TOC1"/>
             <w:tabs>
               <w:tab w:val="right" w:leader="dot" w:pos="8306"/>
             </w:tabs>
           </w:pPr>
           <w:r>
             <w:rPr>
-              <w:rFonts w:hint="eastAsia" w:ascii="宋体" w:hAnsi="宋体" w:eastAsia="宋体" w:cs="宋体"/>
+              <w:rFonts w:ascii="宋体" w:eastAsia="宋体" w:hAnsi="宋体" w:cs="宋体" w:hint="eastAsia"/>
               <w:szCs w:val="24"/>
             </w:rPr>
             <w:fldChar w:fldCharType="begin"/>
           </w:r>
           <w:r>
             <w:rPr>
-              <w:rFonts w:hint="eastAsia" w:ascii="宋体" w:hAnsi="宋体" w:eastAsia="宋体" w:cs="宋体"/>
+              <w:rFonts w:ascii="宋体" w:eastAsia="宋体" w:hAnsi="宋体" w:cs="宋体" w:hint="eastAsia"/>
               <w:szCs w:val="24"/>
             </w:rPr>
             <w:instrText xml:space="preserve"> HYPERLINK \l _Toc15193 </w:instrText>
           </w:r>
           <w:r>
             <w:rPr>
-              <w:rFonts w:hint="eastAsia" w:ascii="宋体" w:hAnsi="宋体" w:eastAsia="宋体" w:cs="宋体"/>
+              <w:rFonts w:ascii="宋体" w:eastAsia="宋体" w:hAnsi="宋体" w:cs="宋体" w:hint="eastAsia"/>
               <w:szCs w:val="24"/>
             </w:rPr>
             <w:fldChar w:fldCharType="separate"/>
@@ -1764,7 +1665,7 @@
           </w:r>
           <w:r>
             <w:rPr>
-              <w:rFonts w:hint="eastAsia" w:ascii="宋体" w:hAnsi="宋体" w:eastAsia="宋体" w:cs="宋体"/>
+              <w:rFonts w:ascii="宋体" w:eastAsia="宋体" w:hAnsi="宋体" w:cs="宋体" w:hint="eastAsia"/>
               <w:szCs w:val="24"/>
             </w:rPr>
             <w:fldChar w:fldCharType="end"/>
@@ -1772,28 +1673,28 @@
         </w:p>
         <w:p>
           <w:pPr>
-            <w:pStyle w:val="16"/>
+            <w:pStyle w:val="TOC1"/>
             <w:tabs>
               <w:tab w:val="right" w:leader="dot" w:pos="8306"/>
             </w:tabs>
           </w:pPr>
           <w:r>
             <w:rPr>
-              <w:rFonts w:hint="eastAsia" w:ascii="宋体" w:hAnsi="宋体" w:eastAsia="宋体" w:cs="宋体"/>
+              <w:rFonts w:ascii="宋体" w:eastAsia="宋体" w:hAnsi="宋体" w:cs="宋体" w:hint="eastAsia"/>
               <w:szCs w:val="24"/>
             </w:rPr>
             <w:fldChar w:fldCharType="begin"/>
           </w:r>
           <w:r>
             <w:rPr>
-              <w:rFonts w:hint="eastAsia" w:ascii="宋体" w:hAnsi="宋体" w:eastAsia="宋体" w:cs="宋体"/>
+              <w:rFonts w:ascii="宋体" w:eastAsia="宋体" w:hAnsi="宋体" w:cs="宋体" w:hint="eastAsia"/>
               <w:szCs w:val="24"/>
             </w:rPr>
             <w:instrText xml:space="preserve"> HYPERLINK \l _Toc134 </w:instrText>
           </w:r>
           <w:r>
             <w:rPr>
-              <w:rFonts w:hint="eastAsia" w:ascii="宋体" w:hAnsi="宋体" w:eastAsia="宋体" w:cs="宋体"/>
+              <w:rFonts w:ascii="宋体" w:eastAsia="宋体" w:hAnsi="宋体" w:cs="宋体" w:hint="eastAsia"/>
               <w:szCs w:val="24"/>
             </w:rPr>
             <w:fldChar w:fldCharType="separate"/>
@@ -1831,7 +1732,7 @@
           </w:r>
           <w:r>
             <w:rPr>
-              <w:rFonts w:hint="eastAsia" w:ascii="宋体" w:hAnsi="宋体" w:eastAsia="宋体" w:cs="宋体"/>
+              <w:rFonts w:ascii="宋体" w:eastAsia="宋体" w:hAnsi="宋体" w:cs="宋体" w:hint="eastAsia"/>
               <w:szCs w:val="24"/>
             </w:rPr>
             <w:fldChar w:fldCharType="end"/>
@@ -1839,28 +1740,28 @@
         </w:p>
         <w:p>
           <w:pPr>
-            <w:pStyle w:val="17"/>
+            <w:pStyle w:val="TOC2"/>
             <w:tabs>
               <w:tab w:val="right" w:leader="dot" w:pos="8306"/>
             </w:tabs>
           </w:pPr>
           <w:r>
             <w:rPr>
-              <w:rFonts w:hint="eastAsia" w:ascii="宋体" w:hAnsi="宋体" w:eastAsia="宋体" w:cs="宋体"/>
+              <w:rFonts w:ascii="宋体" w:eastAsia="宋体" w:hAnsi="宋体" w:cs="宋体" w:hint="eastAsia"/>
               <w:szCs w:val="24"/>
             </w:rPr>
             <w:fldChar w:fldCharType="begin"/>
           </w:r>
           <w:r>
             <w:rPr>
-              <w:rFonts w:hint="eastAsia" w:ascii="宋体" w:hAnsi="宋体" w:eastAsia="宋体" w:cs="宋体"/>
+              <w:rFonts w:ascii="宋体" w:eastAsia="宋体" w:hAnsi="宋体" w:cs="宋体" w:hint="eastAsia"/>
               <w:szCs w:val="24"/>
             </w:rPr>
             <w:instrText xml:space="preserve"> HYPERLINK \l _Toc18465 </w:instrText>
           </w:r>
           <w:r>
             <w:rPr>
-              <w:rFonts w:hint="eastAsia" w:ascii="宋体" w:hAnsi="宋体" w:eastAsia="宋体" w:cs="宋体"/>
+              <w:rFonts w:ascii="宋体" w:eastAsia="宋体" w:hAnsi="宋体" w:cs="宋体" w:hint="eastAsia"/>
               <w:szCs w:val="24"/>
             </w:rPr>
             <w:fldChar w:fldCharType="separate"/>
@@ -1897,7 +1798,7 @@
           </w:r>
           <w:r>
             <w:rPr>
-              <w:rFonts w:hint="eastAsia" w:ascii="宋体" w:hAnsi="宋体" w:eastAsia="宋体" w:cs="宋体"/>
+              <w:rFonts w:ascii="宋体" w:eastAsia="宋体" w:hAnsi="宋体" w:cs="宋体" w:hint="eastAsia"/>
               <w:szCs w:val="24"/>
             </w:rPr>
             <w:fldChar w:fldCharType="end"/>
@@ -1905,28 +1806,28 @@
         </w:p>
         <w:p>
           <w:pPr>
-            <w:pStyle w:val="17"/>
+            <w:pStyle w:val="TOC2"/>
             <w:tabs>
               <w:tab w:val="right" w:leader="dot" w:pos="8306"/>
             </w:tabs>
           </w:pPr>
           <w:r>
             <w:rPr>
-              <w:rFonts w:hint="eastAsia" w:ascii="宋体" w:hAnsi="宋体" w:eastAsia="宋体" w:cs="宋体"/>
+              <w:rFonts w:ascii="宋体" w:eastAsia="宋体" w:hAnsi="宋体" w:cs="宋体" w:hint="eastAsia"/>
               <w:szCs w:val="24"/>
             </w:rPr>
             <w:fldChar w:fldCharType="begin"/>
           </w:r>
           <w:r>
             <w:rPr>
-              <w:rFonts w:hint="eastAsia" w:ascii="宋体" w:hAnsi="宋体" w:eastAsia="宋体" w:cs="宋体"/>
+              <w:rFonts w:ascii="宋体" w:eastAsia="宋体" w:hAnsi="宋体" w:cs="宋体" w:hint="eastAsia"/>
               <w:szCs w:val="24"/>
             </w:rPr>
             <w:instrText xml:space="preserve"> HYPERLINK \l _Toc3231 </w:instrText>
           </w:r>
           <w:r>
             <w:rPr>
-              <w:rFonts w:hint="eastAsia" w:ascii="宋体" w:hAnsi="宋体" w:eastAsia="宋体" w:cs="宋体"/>
+              <w:rFonts w:ascii="宋体" w:eastAsia="宋体" w:hAnsi="宋体" w:cs="宋体" w:hint="eastAsia"/>
               <w:szCs w:val="24"/>
             </w:rPr>
             <w:fldChar w:fldCharType="separate"/>
@@ -1963,7 +1864,7 @@
           </w:r>
           <w:r>
             <w:rPr>
-              <w:rFonts w:hint="eastAsia" w:ascii="宋体" w:hAnsi="宋体" w:eastAsia="宋体" w:cs="宋体"/>
+              <w:rFonts w:ascii="宋体" w:eastAsia="宋体" w:hAnsi="宋体" w:cs="宋体" w:hint="eastAsia"/>
               <w:szCs w:val="24"/>
             </w:rPr>
             <w:fldChar w:fldCharType="end"/>
@@ -1971,28 +1872,28 @@
         </w:p>
         <w:p>
           <w:pPr>
-            <w:pStyle w:val="17"/>
+            <w:pStyle w:val="TOC2"/>
             <w:tabs>
               <w:tab w:val="right" w:leader="dot" w:pos="8306"/>
             </w:tabs>
           </w:pPr>
           <w:r>
             <w:rPr>
-              <w:rFonts w:hint="eastAsia" w:ascii="宋体" w:hAnsi="宋体" w:eastAsia="宋体" w:cs="宋体"/>
+              <w:rFonts w:ascii="宋体" w:eastAsia="宋体" w:hAnsi="宋体" w:cs="宋体" w:hint="eastAsia"/>
               <w:szCs w:val="24"/>
             </w:rPr>
             <w:fldChar w:fldCharType="begin"/>
           </w:r>
           <w:r>
             <w:rPr>
-              <w:rFonts w:hint="eastAsia" w:ascii="宋体" w:hAnsi="宋体" w:eastAsia="宋体" w:cs="宋体"/>
+              <w:rFonts w:ascii="宋体" w:eastAsia="宋体" w:hAnsi="宋体" w:cs="宋体" w:hint="eastAsia"/>
               <w:szCs w:val="24"/>
             </w:rPr>
             <w:instrText xml:space="preserve"> HYPERLINK \l _Toc2855 </w:instrText>
           </w:r>
           <w:r>
             <w:rPr>
-              <w:rFonts w:hint="eastAsia" w:ascii="宋体" w:hAnsi="宋体" w:eastAsia="宋体" w:cs="宋体"/>
+              <w:rFonts w:ascii="宋体" w:eastAsia="宋体" w:hAnsi="宋体" w:cs="宋体" w:hint="eastAsia"/>
               <w:szCs w:val="24"/>
             </w:rPr>
             <w:fldChar w:fldCharType="separate"/>
@@ -2029,7 +1930,7 @@
           </w:r>
           <w:r>
             <w:rPr>
-              <w:rFonts w:hint="eastAsia" w:ascii="宋体" w:hAnsi="宋体" w:eastAsia="宋体" w:cs="宋体"/>
+              <w:rFonts w:ascii="宋体" w:eastAsia="宋体" w:hAnsi="宋体" w:cs="宋体" w:hint="eastAsia"/>
               <w:szCs w:val="24"/>
             </w:rPr>
             <w:fldChar w:fldCharType="end"/>
@@ -2037,28 +1938,28 @@
         </w:p>
         <w:p>
           <w:pPr>
-            <w:pStyle w:val="17"/>
+            <w:pStyle w:val="TOC2"/>
             <w:tabs>
               <w:tab w:val="right" w:leader="dot" w:pos="8306"/>
             </w:tabs>
           </w:pPr>
           <w:r>
             <w:rPr>
-              <w:rFonts w:hint="eastAsia" w:ascii="宋体" w:hAnsi="宋体" w:eastAsia="宋体" w:cs="宋体"/>
+              <w:rFonts w:ascii="宋体" w:eastAsia="宋体" w:hAnsi="宋体" w:cs="宋体" w:hint="eastAsia"/>
               <w:szCs w:val="24"/>
             </w:rPr>
             <w:fldChar w:fldCharType="begin"/>
           </w:r>
           <w:r>
             <w:rPr>
-              <w:rFonts w:hint="eastAsia" w:ascii="宋体" w:hAnsi="宋体" w:eastAsia="宋体" w:cs="宋体"/>
+              <w:rFonts w:ascii="宋体" w:eastAsia="宋体" w:hAnsi="宋体" w:cs="宋体" w:hint="eastAsia"/>
               <w:szCs w:val="24"/>
             </w:rPr>
             <w:instrText xml:space="preserve"> HYPERLINK \l _Toc4533 </w:instrText>
           </w:r>
           <w:r>
             <w:rPr>
-              <w:rFonts w:hint="eastAsia" w:ascii="宋体" w:hAnsi="宋体" w:eastAsia="宋体" w:cs="宋体"/>
+              <w:rFonts w:ascii="宋体" w:eastAsia="宋体" w:hAnsi="宋体" w:cs="宋体" w:hint="eastAsia"/>
               <w:szCs w:val="24"/>
             </w:rPr>
             <w:fldChar w:fldCharType="separate"/>
@@ -2095,7 +1996,7 @@
           </w:r>
           <w:r>
             <w:rPr>
-              <w:rFonts w:hint="eastAsia" w:ascii="宋体" w:hAnsi="宋体" w:eastAsia="宋体" w:cs="宋体"/>
+              <w:rFonts w:ascii="宋体" w:eastAsia="宋体" w:hAnsi="宋体" w:cs="宋体" w:hint="eastAsia"/>
               <w:szCs w:val="24"/>
             </w:rPr>
             <w:fldChar w:fldCharType="end"/>
@@ -2103,28 +2004,28 @@
         </w:p>
         <w:p>
           <w:pPr>
-            <w:pStyle w:val="13"/>
+            <w:pStyle w:val="TOC3"/>
             <w:tabs>
               <w:tab w:val="right" w:leader="dot" w:pos="8306"/>
             </w:tabs>
           </w:pPr>
           <w:r>
             <w:rPr>
-              <w:rFonts w:hint="eastAsia" w:ascii="宋体" w:hAnsi="宋体" w:eastAsia="宋体" w:cs="宋体"/>
+              <w:rFonts w:ascii="宋体" w:eastAsia="宋体" w:hAnsi="宋体" w:cs="宋体" w:hint="eastAsia"/>
               <w:szCs w:val="24"/>
             </w:rPr>
             <w:fldChar w:fldCharType="begin"/>
           </w:r>
           <w:r>
             <w:rPr>
-              <w:rFonts w:hint="eastAsia" w:ascii="宋体" w:hAnsi="宋体" w:eastAsia="宋体" w:cs="宋体"/>
+              <w:rFonts w:ascii="宋体" w:eastAsia="宋体" w:hAnsi="宋体" w:cs="宋体" w:hint="eastAsia"/>
               <w:szCs w:val="24"/>
             </w:rPr>
             <w:instrText xml:space="preserve"> HYPERLINK \l _Toc1294 </w:instrText>
           </w:r>
           <w:r>
             <w:rPr>
-              <w:rFonts w:hint="eastAsia" w:ascii="宋体" w:hAnsi="宋体" w:eastAsia="宋体" w:cs="宋体"/>
+              <w:rFonts w:ascii="宋体" w:eastAsia="宋体" w:hAnsi="宋体" w:cs="宋体" w:hint="eastAsia"/>
               <w:szCs w:val="24"/>
             </w:rPr>
             <w:fldChar w:fldCharType="separate"/>
@@ -2141,7 +2042,7 @@
               <w:rFonts w:hint="eastAsia"/>
               <w:lang w:val="en-US" w:eastAsia="zh-CN"/>
             </w:rPr>
-            <w:t>运维项目部长</w:t>
+            <w:t>运维项目经理</w:t>
           </w:r>
           <w:r>
             <w:tab/>
@@ -2163,7 +2064,7 @@
           </w:r>
           <w:r>
             <w:rPr>
-              <w:rFonts w:hint="eastAsia" w:ascii="宋体" w:hAnsi="宋体" w:eastAsia="宋体" w:cs="宋体"/>
+              <w:rFonts w:ascii="宋体" w:eastAsia="宋体" w:hAnsi="宋体" w:cs="宋体" w:hint="eastAsia"/>
               <w:szCs w:val="24"/>
             </w:rPr>
             <w:fldChar w:fldCharType="end"/>
@@ -2171,28 +2072,28 @@
         </w:p>
         <w:p>
           <w:pPr>
-            <w:pStyle w:val="13"/>
+            <w:pStyle w:val="TOC3"/>
             <w:tabs>
               <w:tab w:val="right" w:leader="dot" w:pos="8306"/>
             </w:tabs>
           </w:pPr>
           <w:r>
             <w:rPr>
-              <w:rFonts w:hint="eastAsia" w:ascii="宋体" w:hAnsi="宋体" w:eastAsia="宋体" w:cs="宋体"/>
+              <w:rFonts w:ascii="宋体" w:eastAsia="宋体" w:hAnsi="宋体" w:cs="宋体" w:hint="eastAsia"/>
               <w:szCs w:val="24"/>
             </w:rPr>
             <w:fldChar w:fldCharType="begin"/>
           </w:r>
           <w:r>
             <w:rPr>
-              <w:rFonts w:hint="eastAsia" w:ascii="宋体" w:hAnsi="宋体" w:eastAsia="宋体" w:cs="宋体"/>
+              <w:rFonts w:ascii="宋体" w:eastAsia="宋体" w:hAnsi="宋体" w:cs="宋体" w:hint="eastAsia"/>
               <w:szCs w:val="24"/>
             </w:rPr>
             <w:instrText xml:space="preserve"> HYPERLINK \l _Toc11691 </w:instrText>
           </w:r>
           <w:r>
             <w:rPr>
-              <w:rFonts w:hint="eastAsia" w:ascii="宋体" w:hAnsi="宋体" w:eastAsia="宋体" w:cs="宋体"/>
+              <w:rFonts w:ascii="宋体" w:eastAsia="宋体" w:hAnsi="宋体" w:cs="宋体" w:hint="eastAsia"/>
               <w:szCs w:val="24"/>
             </w:rPr>
             <w:fldChar w:fldCharType="separate"/>
@@ -2207,7 +2108,7 @@
             <w:rPr>
               <w:rFonts w:hint="eastAsia"/>
             </w:rPr>
-            <w:t>运维部部长</w:t>
+            <w:t>运维部经理</w:t>
           </w:r>
           <w:r>
             <w:tab/>
@@ -2229,7 +2130,7 @@
           </w:r>
           <w:r>
             <w:rPr>
-              <w:rFonts w:hint="eastAsia" w:ascii="宋体" w:hAnsi="宋体" w:eastAsia="宋体" w:cs="宋体"/>
+              <w:rFonts w:ascii="宋体" w:eastAsia="宋体" w:hAnsi="宋体" w:cs="宋体" w:hint="eastAsia"/>
               <w:szCs w:val="24"/>
             </w:rPr>
             <w:fldChar w:fldCharType="end"/>
@@ -2237,28 +2138,28 @@
         </w:p>
         <w:p>
           <w:pPr>
-            <w:pStyle w:val="13"/>
+            <w:pStyle w:val="TOC3"/>
             <w:tabs>
               <w:tab w:val="right" w:leader="dot" w:pos="8306"/>
             </w:tabs>
           </w:pPr>
           <w:r>
             <w:rPr>
-              <w:rFonts w:hint="eastAsia" w:ascii="宋体" w:hAnsi="宋体" w:eastAsia="宋体" w:cs="宋体"/>
+              <w:rFonts w:ascii="宋体" w:eastAsia="宋体" w:hAnsi="宋体" w:cs="宋体" w:hint="eastAsia"/>
               <w:szCs w:val="24"/>
             </w:rPr>
             <w:fldChar w:fldCharType="begin"/>
           </w:r>
           <w:r>
             <w:rPr>
-              <w:rFonts w:hint="eastAsia" w:ascii="宋体" w:hAnsi="宋体" w:eastAsia="宋体" w:cs="宋体"/>
+              <w:rFonts w:ascii="宋体" w:eastAsia="宋体" w:hAnsi="宋体" w:cs="宋体" w:hint="eastAsia"/>
               <w:szCs w:val="24"/>
             </w:rPr>
             <w:instrText xml:space="preserve"> HYPERLINK \l _Toc9414 </w:instrText>
           </w:r>
           <w:r>
             <w:rPr>
-              <w:rFonts w:hint="eastAsia" w:ascii="宋体" w:hAnsi="宋体" w:eastAsia="宋体" w:cs="宋体"/>
+              <w:rFonts w:ascii="宋体" w:eastAsia="宋体" w:hAnsi="宋体" w:cs="宋体" w:hint="eastAsia"/>
               <w:szCs w:val="24"/>
             </w:rPr>
             <w:fldChar w:fldCharType="separate"/>
@@ -2297,7 +2198,7 @@
           </w:r>
           <w:r>
             <w:rPr>
-              <w:rFonts w:hint="eastAsia" w:ascii="宋体" w:hAnsi="宋体" w:eastAsia="宋体" w:cs="宋体"/>
+              <w:rFonts w:ascii="宋体" w:eastAsia="宋体" w:hAnsi="宋体" w:cs="宋体" w:hint="eastAsia"/>
               <w:szCs w:val="24"/>
             </w:rPr>
             <w:fldChar w:fldCharType="end"/>
@@ -2305,28 +2206,28 @@
         </w:p>
         <w:p>
           <w:pPr>
-            <w:pStyle w:val="16"/>
+            <w:pStyle w:val="TOC1"/>
             <w:tabs>
               <w:tab w:val="right" w:leader="dot" w:pos="8306"/>
             </w:tabs>
           </w:pPr>
           <w:r>
             <w:rPr>
-              <w:rFonts w:hint="eastAsia" w:ascii="宋体" w:hAnsi="宋体" w:eastAsia="宋体" w:cs="宋体"/>
+              <w:rFonts w:ascii="宋体" w:eastAsia="宋体" w:hAnsi="宋体" w:cs="宋体" w:hint="eastAsia"/>
               <w:szCs w:val="24"/>
             </w:rPr>
             <w:fldChar w:fldCharType="begin"/>
           </w:r>
           <w:r>
             <w:rPr>
-              <w:rFonts w:hint="eastAsia" w:ascii="宋体" w:hAnsi="宋体" w:eastAsia="宋体" w:cs="宋体"/>
+              <w:rFonts w:ascii="宋体" w:eastAsia="宋体" w:hAnsi="宋体" w:cs="宋体" w:hint="eastAsia"/>
               <w:szCs w:val="24"/>
             </w:rPr>
             <w:instrText xml:space="preserve"> HYPERLINK \l _Toc16844 </w:instrText>
           </w:r>
           <w:r>
             <w:rPr>
-              <w:rFonts w:hint="eastAsia" w:ascii="宋体" w:hAnsi="宋体" w:eastAsia="宋体" w:cs="宋体"/>
+              <w:rFonts w:ascii="宋体" w:eastAsia="宋体" w:hAnsi="宋体" w:cs="宋体" w:hint="eastAsia"/>
               <w:szCs w:val="24"/>
             </w:rPr>
             <w:fldChar w:fldCharType="separate"/>
@@ -2363,7 +2264,7 @@
           </w:r>
           <w:r>
             <w:rPr>
-              <w:rFonts w:hint="eastAsia" w:ascii="宋体" w:hAnsi="宋体" w:eastAsia="宋体" w:cs="宋体"/>
+              <w:rFonts w:ascii="宋体" w:eastAsia="宋体" w:hAnsi="宋体" w:cs="宋体" w:hint="eastAsia"/>
               <w:szCs w:val="24"/>
             </w:rPr>
             <w:fldChar w:fldCharType="end"/>
@@ -2371,28 +2272,28 @@
         </w:p>
         <w:p>
           <w:pPr>
-            <w:pStyle w:val="16"/>
+            <w:pStyle w:val="TOC1"/>
             <w:tabs>
               <w:tab w:val="right" w:leader="dot" w:pos="8306"/>
             </w:tabs>
           </w:pPr>
           <w:r>
             <w:rPr>
-              <w:rFonts w:hint="eastAsia" w:ascii="宋体" w:hAnsi="宋体" w:eastAsia="宋体" w:cs="宋体"/>
+              <w:rFonts w:ascii="宋体" w:eastAsia="宋体" w:hAnsi="宋体" w:cs="宋体" w:hint="eastAsia"/>
               <w:szCs w:val="24"/>
             </w:rPr>
             <w:fldChar w:fldCharType="begin"/>
           </w:r>
           <w:r>
             <w:rPr>
-              <w:rFonts w:hint="eastAsia" w:ascii="宋体" w:hAnsi="宋体" w:eastAsia="宋体" w:cs="宋体"/>
+              <w:rFonts w:ascii="宋体" w:eastAsia="宋体" w:hAnsi="宋体" w:cs="宋体" w:hint="eastAsia"/>
               <w:szCs w:val="24"/>
             </w:rPr>
             <w:instrText xml:space="preserve"> HYPERLINK \l _Toc9258 </w:instrText>
           </w:r>
           <w:r>
             <w:rPr>
-              <w:rFonts w:hint="eastAsia" w:ascii="宋体" w:hAnsi="宋体" w:eastAsia="宋体" w:cs="宋体"/>
+              <w:rFonts w:ascii="宋体" w:eastAsia="宋体" w:hAnsi="宋体" w:cs="宋体" w:hint="eastAsia"/>
               <w:szCs w:val="24"/>
             </w:rPr>
             <w:fldChar w:fldCharType="separate"/>
@@ -2429,7 +2330,7 @@
           </w:r>
           <w:r>
             <w:rPr>
-              <w:rFonts w:hint="eastAsia" w:ascii="宋体" w:hAnsi="宋体" w:eastAsia="宋体" w:cs="宋体"/>
+              <w:rFonts w:ascii="宋体" w:eastAsia="宋体" w:hAnsi="宋体" w:cs="宋体" w:hint="eastAsia"/>
               <w:szCs w:val="24"/>
             </w:rPr>
             <w:fldChar w:fldCharType="end"/>
@@ -2437,28 +2338,28 @@
         </w:p>
         <w:p>
           <w:pPr>
-            <w:pStyle w:val="17"/>
+            <w:pStyle w:val="TOC2"/>
             <w:tabs>
               <w:tab w:val="right" w:leader="dot" w:pos="8306"/>
             </w:tabs>
           </w:pPr>
           <w:r>
             <w:rPr>
-              <w:rFonts w:hint="eastAsia" w:ascii="宋体" w:hAnsi="宋体" w:eastAsia="宋体" w:cs="宋体"/>
+              <w:rFonts w:ascii="宋体" w:eastAsia="宋体" w:hAnsi="宋体" w:cs="宋体" w:hint="eastAsia"/>
               <w:szCs w:val="24"/>
             </w:rPr>
             <w:fldChar w:fldCharType="begin"/>
           </w:r>
           <w:r>
             <w:rPr>
-              <w:rFonts w:hint="eastAsia" w:ascii="宋体" w:hAnsi="宋体" w:eastAsia="宋体" w:cs="宋体"/>
+              <w:rFonts w:ascii="宋体" w:eastAsia="宋体" w:hAnsi="宋体" w:cs="宋体" w:hint="eastAsia"/>
               <w:szCs w:val="24"/>
             </w:rPr>
             <w:instrText xml:space="preserve"> HYPERLINK \l _Toc20336 </w:instrText>
           </w:r>
           <w:r>
             <w:rPr>
-              <w:rFonts w:hint="eastAsia" w:ascii="宋体" w:hAnsi="宋体" w:eastAsia="宋体" w:cs="宋体"/>
+              <w:rFonts w:ascii="宋体" w:eastAsia="宋体" w:hAnsi="宋体" w:cs="宋体" w:hint="eastAsia"/>
               <w:szCs w:val="24"/>
             </w:rPr>
             <w:fldChar w:fldCharType="separate"/>
@@ -2495,7 +2396,7 @@
           </w:r>
           <w:r>
             <w:rPr>
-              <w:rFonts w:hint="eastAsia" w:ascii="宋体" w:hAnsi="宋体" w:eastAsia="宋体" w:cs="宋体"/>
+              <w:rFonts w:ascii="宋体" w:eastAsia="宋体" w:hAnsi="宋体" w:cs="宋体" w:hint="eastAsia"/>
               <w:szCs w:val="24"/>
             </w:rPr>
             <w:fldChar w:fldCharType="end"/>
@@ -2503,28 +2404,28 @@
         </w:p>
         <w:p>
           <w:pPr>
-            <w:pStyle w:val="17"/>
+            <w:pStyle w:val="TOC2"/>
             <w:tabs>
               <w:tab w:val="right" w:leader="dot" w:pos="8306"/>
             </w:tabs>
           </w:pPr>
           <w:r>
             <w:rPr>
-              <w:rFonts w:hint="eastAsia" w:ascii="宋体" w:hAnsi="宋体" w:eastAsia="宋体" w:cs="宋体"/>
+              <w:rFonts w:ascii="宋体" w:eastAsia="宋体" w:hAnsi="宋体" w:cs="宋体" w:hint="eastAsia"/>
               <w:szCs w:val="24"/>
             </w:rPr>
             <w:fldChar w:fldCharType="begin"/>
           </w:r>
           <w:r>
             <w:rPr>
-              <w:rFonts w:hint="eastAsia" w:ascii="宋体" w:hAnsi="宋体" w:eastAsia="宋体" w:cs="宋体"/>
+              <w:rFonts w:ascii="宋体" w:eastAsia="宋体" w:hAnsi="宋体" w:cs="宋体" w:hint="eastAsia"/>
               <w:szCs w:val="24"/>
             </w:rPr>
             <w:instrText xml:space="preserve"> HYPERLINK \l _Toc6767 </w:instrText>
           </w:r>
           <w:r>
             <w:rPr>
-              <w:rFonts w:hint="eastAsia" w:ascii="宋体" w:hAnsi="宋体" w:eastAsia="宋体" w:cs="宋体"/>
+              <w:rFonts w:ascii="宋体" w:eastAsia="宋体" w:hAnsi="宋体" w:cs="宋体" w:hint="eastAsia"/>
               <w:szCs w:val="24"/>
             </w:rPr>
             <w:fldChar w:fldCharType="separate"/>
@@ -2561,7 +2462,7 @@
           </w:r>
           <w:r>
             <w:rPr>
-              <w:rFonts w:hint="eastAsia" w:ascii="宋体" w:hAnsi="宋体" w:eastAsia="宋体" w:cs="宋体"/>
+              <w:rFonts w:ascii="宋体" w:eastAsia="宋体" w:hAnsi="宋体" w:cs="宋体" w:hint="eastAsia"/>
               <w:szCs w:val="24"/>
             </w:rPr>
             <w:fldChar w:fldCharType="end"/>
@@ -2569,28 +2470,28 @@
         </w:p>
         <w:p>
           <w:pPr>
-            <w:pStyle w:val="17"/>
+            <w:pStyle w:val="TOC2"/>
             <w:tabs>
               <w:tab w:val="right" w:leader="dot" w:pos="8306"/>
             </w:tabs>
           </w:pPr>
           <w:r>
             <w:rPr>
-              <w:rFonts w:hint="eastAsia" w:ascii="宋体" w:hAnsi="宋体" w:eastAsia="宋体" w:cs="宋体"/>
+              <w:rFonts w:ascii="宋体" w:eastAsia="宋体" w:hAnsi="宋体" w:cs="宋体" w:hint="eastAsia"/>
               <w:szCs w:val="24"/>
             </w:rPr>
             <w:fldChar w:fldCharType="begin"/>
           </w:r>
           <w:r>
             <w:rPr>
-              <w:rFonts w:hint="eastAsia" w:ascii="宋体" w:hAnsi="宋体" w:eastAsia="宋体" w:cs="宋体"/>
+              <w:rFonts w:ascii="宋体" w:eastAsia="宋体" w:hAnsi="宋体" w:cs="宋体" w:hint="eastAsia"/>
               <w:szCs w:val="24"/>
             </w:rPr>
             <w:instrText xml:space="preserve"> HYPERLINK \l _Toc18228 </w:instrText>
           </w:r>
           <w:r>
             <w:rPr>
-              <w:rFonts w:hint="eastAsia" w:ascii="宋体" w:hAnsi="宋体" w:eastAsia="宋体" w:cs="宋体"/>
+              <w:rFonts w:ascii="宋体" w:eastAsia="宋体" w:hAnsi="宋体" w:cs="宋体" w:hint="eastAsia"/>
               <w:szCs w:val="24"/>
             </w:rPr>
             <w:fldChar w:fldCharType="separate"/>
@@ -2627,7 +2528,7 @@
           </w:r>
           <w:r>
             <w:rPr>
-              <w:rFonts w:hint="eastAsia" w:ascii="宋体" w:hAnsi="宋体" w:eastAsia="宋体" w:cs="宋体"/>
+              <w:rFonts w:ascii="宋体" w:eastAsia="宋体" w:hAnsi="宋体" w:cs="宋体" w:hint="eastAsia"/>
               <w:szCs w:val="24"/>
             </w:rPr>
             <w:fldChar w:fldCharType="end"/>
@@ -2635,28 +2536,28 @@
         </w:p>
         <w:p>
           <w:pPr>
-            <w:pStyle w:val="17"/>
+            <w:pStyle w:val="TOC2"/>
             <w:tabs>
               <w:tab w:val="right" w:leader="dot" w:pos="8306"/>
             </w:tabs>
           </w:pPr>
           <w:r>
             <w:rPr>
-              <w:rFonts w:hint="eastAsia" w:ascii="宋体" w:hAnsi="宋体" w:eastAsia="宋体" w:cs="宋体"/>
+              <w:rFonts w:ascii="宋体" w:eastAsia="宋体" w:hAnsi="宋体" w:cs="宋体" w:hint="eastAsia"/>
               <w:szCs w:val="24"/>
             </w:rPr>
             <w:fldChar w:fldCharType="begin"/>
           </w:r>
           <w:r>
             <w:rPr>
-              <w:rFonts w:hint="eastAsia" w:ascii="宋体" w:hAnsi="宋体" w:eastAsia="宋体" w:cs="宋体"/>
+              <w:rFonts w:ascii="宋体" w:eastAsia="宋体" w:hAnsi="宋体" w:cs="宋体" w:hint="eastAsia"/>
               <w:szCs w:val="24"/>
             </w:rPr>
             <w:instrText xml:space="preserve"> HYPERLINK \l _Toc31502 </w:instrText>
           </w:r>
           <w:r>
             <w:rPr>
-              <w:rFonts w:hint="eastAsia" w:ascii="宋体" w:hAnsi="宋体" w:eastAsia="宋体" w:cs="宋体"/>
+              <w:rFonts w:ascii="宋体" w:eastAsia="宋体" w:hAnsi="宋体" w:cs="宋体" w:hint="eastAsia"/>
               <w:szCs w:val="24"/>
             </w:rPr>
             <w:fldChar w:fldCharType="separate"/>
@@ -2693,7 +2594,7 @@
           </w:r>
           <w:r>
             <w:rPr>
-              <w:rFonts w:hint="eastAsia" w:ascii="宋体" w:hAnsi="宋体" w:eastAsia="宋体" w:cs="宋体"/>
+              <w:rFonts w:ascii="宋体" w:eastAsia="宋体" w:hAnsi="宋体" w:cs="宋体" w:hint="eastAsia"/>
               <w:szCs w:val="24"/>
             </w:rPr>
             <w:fldChar w:fldCharType="end"/>
@@ -2701,28 +2602,28 @@
         </w:p>
         <w:p>
           <w:pPr>
-            <w:pStyle w:val="16"/>
+            <w:pStyle w:val="TOC1"/>
             <w:tabs>
               <w:tab w:val="right" w:leader="dot" w:pos="8306"/>
             </w:tabs>
           </w:pPr>
           <w:r>
             <w:rPr>
-              <w:rFonts w:hint="eastAsia" w:ascii="宋体" w:hAnsi="宋体" w:eastAsia="宋体" w:cs="宋体"/>
+              <w:rFonts w:ascii="宋体" w:eastAsia="宋体" w:hAnsi="宋体" w:cs="宋体" w:hint="eastAsia"/>
               <w:szCs w:val="24"/>
             </w:rPr>
             <w:fldChar w:fldCharType="begin"/>
           </w:r>
           <w:r>
             <w:rPr>
-              <w:rFonts w:hint="eastAsia" w:ascii="宋体" w:hAnsi="宋体" w:eastAsia="宋体" w:cs="宋体"/>
+              <w:rFonts w:ascii="宋体" w:eastAsia="宋体" w:hAnsi="宋体" w:cs="宋体" w:hint="eastAsia"/>
               <w:szCs w:val="24"/>
             </w:rPr>
             <w:instrText xml:space="preserve"> HYPERLINK \l _Toc18099 </w:instrText>
           </w:r>
           <w:r>
             <w:rPr>
-              <w:rFonts w:hint="eastAsia" w:ascii="宋体" w:hAnsi="宋体" w:eastAsia="宋体" w:cs="宋体"/>
+              <w:rFonts w:ascii="宋体" w:eastAsia="宋体" w:hAnsi="宋体" w:cs="宋体" w:hint="eastAsia"/>
               <w:szCs w:val="24"/>
             </w:rPr>
             <w:fldChar w:fldCharType="separate"/>
@@ -2759,7 +2660,7 @@
           </w:r>
           <w:r>
             <w:rPr>
-              <w:rFonts w:hint="eastAsia" w:ascii="宋体" w:hAnsi="宋体" w:eastAsia="宋体" w:cs="宋体"/>
+              <w:rFonts w:ascii="宋体" w:eastAsia="宋体" w:hAnsi="宋体" w:cs="宋体" w:hint="eastAsia"/>
               <w:szCs w:val="24"/>
             </w:rPr>
             <w:fldChar w:fldCharType="end"/>
@@ -2767,28 +2668,28 @@
         </w:p>
         <w:p>
           <w:pPr>
-            <w:pStyle w:val="17"/>
+            <w:pStyle w:val="TOC2"/>
             <w:tabs>
               <w:tab w:val="right" w:leader="dot" w:pos="8306"/>
             </w:tabs>
           </w:pPr>
           <w:r>
             <w:rPr>
-              <w:rFonts w:hint="eastAsia" w:ascii="宋体" w:hAnsi="宋体" w:eastAsia="宋体" w:cs="宋体"/>
+              <w:rFonts w:ascii="宋体" w:eastAsia="宋体" w:hAnsi="宋体" w:cs="宋体" w:hint="eastAsia"/>
               <w:szCs w:val="24"/>
             </w:rPr>
             <w:fldChar w:fldCharType="begin"/>
           </w:r>
           <w:r>
             <w:rPr>
-              <w:rFonts w:hint="eastAsia" w:ascii="宋体" w:hAnsi="宋体" w:eastAsia="宋体" w:cs="宋体"/>
+              <w:rFonts w:ascii="宋体" w:eastAsia="宋体" w:hAnsi="宋体" w:cs="宋体" w:hint="eastAsia"/>
               <w:szCs w:val="24"/>
             </w:rPr>
             <w:instrText xml:space="preserve"> HYPERLINK \l _Toc11546 </w:instrText>
           </w:r>
           <w:r>
             <w:rPr>
-              <w:rFonts w:hint="eastAsia" w:ascii="宋体" w:hAnsi="宋体" w:eastAsia="宋体" w:cs="宋体"/>
+              <w:rFonts w:ascii="宋体" w:eastAsia="宋体" w:hAnsi="宋体" w:cs="宋体" w:hint="eastAsia"/>
               <w:szCs w:val="24"/>
             </w:rPr>
             <w:fldChar w:fldCharType="separate"/>
@@ -2825,7 +2726,7 @@
           </w:r>
           <w:r>
             <w:rPr>
-              <w:rFonts w:hint="eastAsia" w:ascii="宋体" w:hAnsi="宋体" w:eastAsia="宋体" w:cs="宋体"/>
+              <w:rFonts w:ascii="宋体" w:eastAsia="宋体" w:hAnsi="宋体" w:cs="宋体" w:hint="eastAsia"/>
               <w:szCs w:val="24"/>
             </w:rPr>
             <w:fldChar w:fldCharType="end"/>
@@ -2833,28 +2734,28 @@
         </w:p>
         <w:p>
           <w:pPr>
-            <w:pStyle w:val="13"/>
+            <w:pStyle w:val="TOC3"/>
             <w:tabs>
               <w:tab w:val="right" w:leader="dot" w:pos="8306"/>
             </w:tabs>
           </w:pPr>
           <w:r>
             <w:rPr>
-              <w:rFonts w:hint="eastAsia" w:ascii="宋体" w:hAnsi="宋体" w:eastAsia="宋体" w:cs="宋体"/>
+              <w:rFonts w:ascii="宋体" w:eastAsia="宋体" w:hAnsi="宋体" w:cs="宋体" w:hint="eastAsia"/>
               <w:szCs w:val="24"/>
             </w:rPr>
             <w:fldChar w:fldCharType="begin"/>
           </w:r>
           <w:r>
             <w:rPr>
-              <w:rFonts w:hint="eastAsia" w:ascii="宋体" w:hAnsi="宋体" w:eastAsia="宋体" w:cs="宋体"/>
+              <w:rFonts w:ascii="宋体" w:eastAsia="宋体" w:hAnsi="宋体" w:cs="宋体" w:hint="eastAsia"/>
               <w:szCs w:val="24"/>
             </w:rPr>
             <w:instrText xml:space="preserve"> HYPERLINK \l _Toc24849 </w:instrText>
           </w:r>
           <w:r>
             <w:rPr>
-              <w:rFonts w:hint="eastAsia" w:ascii="宋体" w:hAnsi="宋体" w:eastAsia="宋体" w:cs="宋体"/>
+              <w:rFonts w:ascii="宋体" w:eastAsia="宋体" w:hAnsi="宋体" w:cs="宋体" w:hint="eastAsia"/>
               <w:szCs w:val="24"/>
             </w:rPr>
             <w:fldChar w:fldCharType="separate"/>
@@ -2891,7 +2792,7 @@
           </w:r>
           <w:r>
             <w:rPr>
-              <w:rFonts w:hint="eastAsia" w:ascii="宋体" w:hAnsi="宋体" w:eastAsia="宋体" w:cs="宋体"/>
+              <w:rFonts w:ascii="宋体" w:eastAsia="宋体" w:hAnsi="宋体" w:cs="宋体" w:hint="eastAsia"/>
               <w:szCs w:val="24"/>
             </w:rPr>
             <w:fldChar w:fldCharType="end"/>
@@ -2899,28 +2800,28 @@
         </w:p>
         <w:p>
           <w:pPr>
-            <w:pStyle w:val="13"/>
+            <w:pStyle w:val="TOC3"/>
             <w:tabs>
               <w:tab w:val="right" w:leader="dot" w:pos="8306"/>
             </w:tabs>
           </w:pPr>
           <w:r>
             <w:rPr>
-              <w:rFonts w:hint="eastAsia" w:ascii="宋体" w:hAnsi="宋体" w:eastAsia="宋体" w:cs="宋体"/>
+              <w:rFonts w:ascii="宋体" w:eastAsia="宋体" w:hAnsi="宋体" w:cs="宋体" w:hint="eastAsia"/>
               <w:szCs w:val="24"/>
             </w:rPr>
             <w:fldChar w:fldCharType="begin"/>
           </w:r>
           <w:r>
             <w:rPr>
-              <w:rFonts w:hint="eastAsia" w:ascii="宋体" w:hAnsi="宋体" w:eastAsia="宋体" w:cs="宋体"/>
+              <w:rFonts w:ascii="宋体" w:eastAsia="宋体" w:hAnsi="宋体" w:cs="宋体" w:hint="eastAsia"/>
               <w:szCs w:val="24"/>
             </w:rPr>
             <w:instrText xml:space="preserve"> HYPERLINK \l _Toc1564 </w:instrText>
           </w:r>
           <w:r>
             <w:rPr>
-              <w:rFonts w:hint="eastAsia" w:ascii="宋体" w:hAnsi="宋体" w:eastAsia="宋体" w:cs="宋体"/>
+              <w:rFonts w:ascii="宋体" w:eastAsia="宋体" w:hAnsi="宋体" w:cs="宋体" w:hint="eastAsia"/>
               <w:szCs w:val="24"/>
             </w:rPr>
             <w:fldChar w:fldCharType="separate"/>
@@ -2957,7 +2858,7 @@
           </w:r>
           <w:r>
             <w:rPr>
-              <w:rFonts w:hint="eastAsia" w:ascii="宋体" w:hAnsi="宋体" w:eastAsia="宋体" w:cs="宋体"/>
+              <w:rFonts w:ascii="宋体" w:eastAsia="宋体" w:hAnsi="宋体" w:cs="宋体" w:hint="eastAsia"/>
               <w:szCs w:val="24"/>
             </w:rPr>
             <w:fldChar w:fldCharType="end"/>
@@ -2965,28 +2866,28 @@
         </w:p>
         <w:p>
           <w:pPr>
-            <w:pStyle w:val="17"/>
+            <w:pStyle w:val="TOC2"/>
             <w:tabs>
               <w:tab w:val="right" w:leader="dot" w:pos="8306"/>
             </w:tabs>
           </w:pPr>
           <w:r>
             <w:rPr>
-              <w:rFonts w:hint="eastAsia" w:ascii="宋体" w:hAnsi="宋体" w:eastAsia="宋体" w:cs="宋体"/>
+              <w:rFonts w:ascii="宋体" w:eastAsia="宋体" w:hAnsi="宋体" w:cs="宋体" w:hint="eastAsia"/>
               <w:szCs w:val="24"/>
             </w:rPr>
             <w:fldChar w:fldCharType="begin"/>
           </w:r>
           <w:r>
             <w:rPr>
-              <w:rFonts w:hint="eastAsia" w:ascii="宋体" w:hAnsi="宋体" w:eastAsia="宋体" w:cs="宋体"/>
+              <w:rFonts w:ascii="宋体" w:eastAsia="宋体" w:hAnsi="宋体" w:cs="宋体" w:hint="eastAsia"/>
               <w:szCs w:val="24"/>
             </w:rPr>
             <w:instrText xml:space="preserve"> HYPERLINK \l _Toc12508 </w:instrText>
           </w:r>
           <w:r>
             <w:rPr>
-              <w:rFonts w:hint="eastAsia" w:ascii="宋体" w:hAnsi="宋体" w:eastAsia="宋体" w:cs="宋体"/>
+              <w:rFonts w:ascii="宋体" w:eastAsia="宋体" w:hAnsi="宋体" w:cs="宋体" w:hint="eastAsia"/>
               <w:szCs w:val="24"/>
             </w:rPr>
             <w:fldChar w:fldCharType="separate"/>
@@ -3023,7 +2924,7 @@
           </w:r>
           <w:r>
             <w:rPr>
-              <w:rFonts w:hint="eastAsia" w:ascii="宋体" w:hAnsi="宋体" w:eastAsia="宋体" w:cs="宋体"/>
+              <w:rFonts w:ascii="宋体" w:eastAsia="宋体" w:hAnsi="宋体" w:cs="宋体" w:hint="eastAsia"/>
               <w:szCs w:val="24"/>
             </w:rPr>
             <w:fldChar w:fldCharType="end"/>
@@ -3031,28 +2932,28 @@
         </w:p>
         <w:p>
           <w:pPr>
-            <w:pStyle w:val="13"/>
+            <w:pStyle w:val="TOC3"/>
             <w:tabs>
               <w:tab w:val="right" w:leader="dot" w:pos="8306"/>
             </w:tabs>
           </w:pPr>
           <w:r>
             <w:rPr>
-              <w:rFonts w:hint="eastAsia" w:ascii="宋体" w:hAnsi="宋体" w:eastAsia="宋体" w:cs="宋体"/>
+              <w:rFonts w:ascii="宋体" w:eastAsia="宋体" w:hAnsi="宋体" w:cs="宋体" w:hint="eastAsia"/>
               <w:szCs w:val="24"/>
             </w:rPr>
             <w:fldChar w:fldCharType="begin"/>
           </w:r>
           <w:r>
             <w:rPr>
-              <w:rFonts w:hint="eastAsia" w:ascii="宋体" w:hAnsi="宋体" w:eastAsia="宋体" w:cs="宋体"/>
+              <w:rFonts w:ascii="宋体" w:eastAsia="宋体" w:hAnsi="宋体" w:cs="宋体" w:hint="eastAsia"/>
               <w:szCs w:val="24"/>
             </w:rPr>
             <w:instrText xml:space="preserve"> HYPERLINK \l _Toc3302 </w:instrText>
           </w:r>
           <w:r>
             <w:rPr>
-              <w:rFonts w:hint="eastAsia" w:ascii="宋体" w:hAnsi="宋体" w:eastAsia="宋体" w:cs="宋体"/>
+              <w:rFonts w:ascii="宋体" w:eastAsia="宋体" w:hAnsi="宋体" w:cs="宋体" w:hint="eastAsia"/>
               <w:szCs w:val="24"/>
             </w:rPr>
             <w:fldChar w:fldCharType="separate"/>
@@ -3089,7 +2990,7 @@
           </w:r>
           <w:r>
             <w:rPr>
-              <w:rFonts w:hint="eastAsia" w:ascii="宋体" w:hAnsi="宋体" w:eastAsia="宋体" w:cs="宋体"/>
+              <w:rFonts w:ascii="宋体" w:eastAsia="宋体" w:hAnsi="宋体" w:cs="宋体" w:hint="eastAsia"/>
               <w:szCs w:val="24"/>
             </w:rPr>
             <w:fldChar w:fldCharType="end"/>
@@ -3097,28 +2998,28 @@
         </w:p>
         <w:p>
           <w:pPr>
-            <w:pStyle w:val="13"/>
+            <w:pStyle w:val="TOC3"/>
             <w:tabs>
               <w:tab w:val="right" w:leader="dot" w:pos="8306"/>
             </w:tabs>
           </w:pPr>
           <w:r>
             <w:rPr>
-              <w:rFonts w:hint="eastAsia" w:ascii="宋体" w:hAnsi="宋体" w:eastAsia="宋体" w:cs="宋体"/>
+              <w:rFonts w:ascii="宋体" w:eastAsia="宋体" w:hAnsi="宋体" w:cs="宋体" w:hint="eastAsia"/>
               <w:szCs w:val="24"/>
             </w:rPr>
             <w:fldChar w:fldCharType="begin"/>
           </w:r>
           <w:r>
             <w:rPr>
-              <w:rFonts w:hint="eastAsia" w:ascii="宋体" w:hAnsi="宋体" w:eastAsia="宋体" w:cs="宋体"/>
+              <w:rFonts w:ascii="宋体" w:eastAsia="宋体" w:hAnsi="宋体" w:cs="宋体" w:hint="eastAsia"/>
               <w:szCs w:val="24"/>
             </w:rPr>
             <w:instrText xml:space="preserve"> HYPERLINK \l _Toc9751 </w:instrText>
           </w:r>
           <w:r>
             <w:rPr>
-              <w:rFonts w:hint="eastAsia" w:ascii="宋体" w:hAnsi="宋体" w:eastAsia="宋体" w:cs="宋体"/>
+              <w:rFonts w:ascii="宋体" w:eastAsia="宋体" w:hAnsi="宋体" w:cs="宋体" w:hint="eastAsia"/>
               <w:szCs w:val="24"/>
             </w:rPr>
             <w:fldChar w:fldCharType="separate"/>
@@ -3155,7 +3056,7 @@
           </w:r>
           <w:r>
             <w:rPr>
-              <w:rFonts w:hint="eastAsia" w:ascii="宋体" w:hAnsi="宋体" w:eastAsia="宋体" w:cs="宋体"/>
+              <w:rFonts w:ascii="宋体" w:eastAsia="宋体" w:hAnsi="宋体" w:cs="宋体" w:hint="eastAsia"/>
               <w:szCs w:val="24"/>
             </w:rPr>
             <w:fldChar w:fldCharType="end"/>
@@ -3163,28 +3064,28 @@
         </w:p>
         <w:p>
           <w:pPr>
-            <w:pStyle w:val="17"/>
+            <w:pStyle w:val="TOC2"/>
             <w:tabs>
               <w:tab w:val="right" w:leader="dot" w:pos="8306"/>
             </w:tabs>
           </w:pPr>
           <w:r>
             <w:rPr>
-              <w:rFonts w:hint="eastAsia" w:ascii="宋体" w:hAnsi="宋体" w:eastAsia="宋体" w:cs="宋体"/>
+              <w:rFonts w:ascii="宋体" w:eastAsia="宋体" w:hAnsi="宋体" w:cs="宋体" w:hint="eastAsia"/>
               <w:szCs w:val="24"/>
             </w:rPr>
             <w:fldChar w:fldCharType="begin"/>
           </w:r>
           <w:r>
             <w:rPr>
-              <w:rFonts w:hint="eastAsia" w:ascii="宋体" w:hAnsi="宋体" w:eastAsia="宋体" w:cs="宋体"/>
+              <w:rFonts w:ascii="宋体" w:eastAsia="宋体" w:hAnsi="宋体" w:cs="宋体" w:hint="eastAsia"/>
               <w:szCs w:val="24"/>
             </w:rPr>
             <w:instrText xml:space="preserve"> HYPERLINK \l _Toc19463 </w:instrText>
           </w:r>
           <w:r>
             <w:rPr>
-              <w:rFonts w:hint="eastAsia" w:ascii="宋体" w:hAnsi="宋体" w:eastAsia="宋体" w:cs="宋体"/>
+              <w:rFonts w:ascii="宋体" w:eastAsia="宋体" w:hAnsi="宋体" w:cs="宋体" w:hint="eastAsia"/>
               <w:szCs w:val="24"/>
             </w:rPr>
             <w:fldChar w:fldCharType="separate"/>
@@ -3221,7 +3122,7 @@
           </w:r>
           <w:r>
             <w:rPr>
-              <w:rFonts w:hint="eastAsia" w:ascii="宋体" w:hAnsi="宋体" w:eastAsia="宋体" w:cs="宋体"/>
+              <w:rFonts w:ascii="宋体" w:eastAsia="宋体" w:hAnsi="宋体" w:cs="宋体" w:hint="eastAsia"/>
               <w:szCs w:val="24"/>
             </w:rPr>
             <w:fldChar w:fldCharType="end"/>
@@ -3229,28 +3130,28 @@
         </w:p>
         <w:p>
           <w:pPr>
-            <w:pStyle w:val="13"/>
+            <w:pStyle w:val="TOC3"/>
             <w:tabs>
               <w:tab w:val="right" w:leader="dot" w:pos="8306"/>
             </w:tabs>
           </w:pPr>
           <w:r>
             <w:rPr>
-              <w:rFonts w:hint="eastAsia" w:ascii="宋体" w:hAnsi="宋体" w:eastAsia="宋体" w:cs="宋体"/>
+              <w:rFonts w:ascii="宋体" w:eastAsia="宋体" w:hAnsi="宋体" w:cs="宋体" w:hint="eastAsia"/>
               <w:szCs w:val="24"/>
             </w:rPr>
             <w:fldChar w:fldCharType="begin"/>
           </w:r>
           <w:r>
             <w:rPr>
-              <w:rFonts w:hint="eastAsia" w:ascii="宋体" w:hAnsi="宋体" w:eastAsia="宋体" w:cs="宋体"/>
+              <w:rFonts w:ascii="宋体" w:eastAsia="宋体" w:hAnsi="宋体" w:cs="宋体" w:hint="eastAsia"/>
               <w:szCs w:val="24"/>
             </w:rPr>
             <w:instrText xml:space="preserve"> HYPERLINK \l _Toc22882 </w:instrText>
           </w:r>
           <w:r>
             <w:rPr>
-              <w:rFonts w:hint="eastAsia" w:ascii="宋体" w:hAnsi="宋体" w:eastAsia="宋体" w:cs="宋体"/>
+              <w:rFonts w:ascii="宋体" w:eastAsia="宋体" w:hAnsi="宋体" w:cs="宋体" w:hint="eastAsia"/>
               <w:szCs w:val="24"/>
             </w:rPr>
             <w:fldChar w:fldCharType="separate"/>
@@ -3287,7 +3188,7 @@
           </w:r>
           <w:r>
             <w:rPr>
-              <w:rFonts w:hint="eastAsia" w:ascii="宋体" w:hAnsi="宋体" w:eastAsia="宋体" w:cs="宋体"/>
+              <w:rFonts w:ascii="宋体" w:eastAsia="宋体" w:hAnsi="宋体" w:cs="宋体" w:hint="eastAsia"/>
               <w:szCs w:val="24"/>
             </w:rPr>
             <w:fldChar w:fldCharType="end"/>
@@ -3295,28 +3196,28 @@
         </w:p>
         <w:p>
           <w:pPr>
-            <w:pStyle w:val="13"/>
+            <w:pStyle w:val="TOC3"/>
             <w:tabs>
               <w:tab w:val="right" w:leader="dot" w:pos="8306"/>
             </w:tabs>
           </w:pPr>
           <w:r>
             <w:rPr>
-              <w:rFonts w:hint="eastAsia" w:ascii="宋体" w:hAnsi="宋体" w:eastAsia="宋体" w:cs="宋体"/>
+              <w:rFonts w:ascii="宋体" w:eastAsia="宋体" w:hAnsi="宋体" w:cs="宋体" w:hint="eastAsia"/>
               <w:szCs w:val="24"/>
             </w:rPr>
             <w:fldChar w:fldCharType="begin"/>
           </w:r>
           <w:r>
             <w:rPr>
-              <w:rFonts w:hint="eastAsia" w:ascii="宋体" w:hAnsi="宋体" w:eastAsia="宋体" w:cs="宋体"/>
+              <w:rFonts w:ascii="宋体" w:eastAsia="宋体" w:hAnsi="宋体" w:cs="宋体" w:hint="eastAsia"/>
               <w:szCs w:val="24"/>
             </w:rPr>
             <w:instrText xml:space="preserve"> HYPERLINK \l _Toc30908 </w:instrText>
           </w:r>
           <w:r>
             <w:rPr>
-              <w:rFonts w:hint="eastAsia" w:ascii="宋体" w:hAnsi="宋体" w:eastAsia="宋体" w:cs="宋体"/>
+              <w:rFonts w:ascii="宋体" w:eastAsia="宋体" w:hAnsi="宋体" w:cs="宋体" w:hint="eastAsia"/>
               <w:szCs w:val="24"/>
             </w:rPr>
             <w:fldChar w:fldCharType="separate"/>
@@ -3353,7 +3254,7 @@
           </w:r>
           <w:r>
             <w:rPr>
-              <w:rFonts w:hint="eastAsia" w:ascii="宋体" w:hAnsi="宋体" w:eastAsia="宋体" w:cs="宋体"/>
+              <w:rFonts w:ascii="宋体" w:eastAsia="宋体" w:hAnsi="宋体" w:cs="宋体" w:hint="eastAsia"/>
               <w:szCs w:val="24"/>
             </w:rPr>
             <w:fldChar w:fldCharType="end"/>
@@ -3361,28 +3262,28 @@
         </w:p>
         <w:p>
           <w:pPr>
-            <w:pStyle w:val="17"/>
+            <w:pStyle w:val="TOC2"/>
             <w:tabs>
               <w:tab w:val="right" w:leader="dot" w:pos="8306"/>
             </w:tabs>
           </w:pPr>
           <w:r>
             <w:rPr>
-              <w:rFonts w:hint="eastAsia" w:ascii="宋体" w:hAnsi="宋体" w:eastAsia="宋体" w:cs="宋体"/>
+              <w:rFonts w:ascii="宋体" w:eastAsia="宋体" w:hAnsi="宋体" w:cs="宋体" w:hint="eastAsia"/>
               <w:szCs w:val="24"/>
             </w:rPr>
             <w:fldChar w:fldCharType="begin"/>
           </w:r>
           <w:r>
             <w:rPr>
-              <w:rFonts w:hint="eastAsia" w:ascii="宋体" w:hAnsi="宋体" w:eastAsia="宋体" w:cs="宋体"/>
+              <w:rFonts w:ascii="宋体" w:eastAsia="宋体" w:hAnsi="宋体" w:cs="宋体" w:hint="eastAsia"/>
               <w:szCs w:val="24"/>
             </w:rPr>
             <w:instrText xml:space="preserve"> HYPERLINK \l _Toc13726 </w:instrText>
           </w:r>
           <w:r>
             <w:rPr>
-              <w:rFonts w:hint="eastAsia" w:ascii="宋体" w:hAnsi="宋体" w:eastAsia="宋体" w:cs="宋体"/>
+              <w:rFonts w:ascii="宋体" w:eastAsia="宋体" w:hAnsi="宋体" w:cs="宋体" w:hint="eastAsia"/>
               <w:szCs w:val="24"/>
             </w:rPr>
             <w:fldChar w:fldCharType="separate"/>
@@ -3419,7 +3320,7 @@
           </w:r>
           <w:r>
             <w:rPr>
-              <w:rFonts w:hint="eastAsia" w:ascii="宋体" w:hAnsi="宋体" w:eastAsia="宋体" w:cs="宋体"/>
+              <w:rFonts w:ascii="宋体" w:eastAsia="宋体" w:hAnsi="宋体" w:cs="宋体" w:hint="eastAsia"/>
               <w:szCs w:val="24"/>
             </w:rPr>
             <w:fldChar w:fldCharType="end"/>
@@ -3427,28 +3328,28 @@
         </w:p>
         <w:p>
           <w:pPr>
-            <w:pStyle w:val="13"/>
+            <w:pStyle w:val="TOC3"/>
             <w:tabs>
               <w:tab w:val="right" w:leader="dot" w:pos="8306"/>
             </w:tabs>
           </w:pPr>
           <w:r>
             <w:rPr>
-              <w:rFonts w:hint="eastAsia" w:ascii="宋体" w:hAnsi="宋体" w:eastAsia="宋体" w:cs="宋体"/>
+              <w:rFonts w:ascii="宋体" w:eastAsia="宋体" w:hAnsi="宋体" w:cs="宋体" w:hint="eastAsia"/>
               <w:szCs w:val="24"/>
             </w:rPr>
             <w:fldChar w:fldCharType="begin"/>
           </w:r>
           <w:r>
             <w:rPr>
-              <w:rFonts w:hint="eastAsia" w:ascii="宋体" w:hAnsi="宋体" w:eastAsia="宋体" w:cs="宋体"/>
+              <w:rFonts w:ascii="宋体" w:eastAsia="宋体" w:hAnsi="宋体" w:cs="宋体" w:hint="eastAsia"/>
               <w:szCs w:val="24"/>
             </w:rPr>
             <w:instrText xml:space="preserve"> HYPERLINK \l _Toc6806 </w:instrText>
           </w:r>
           <w:r>
             <w:rPr>
-              <w:rFonts w:hint="eastAsia" w:ascii="宋体" w:hAnsi="宋体" w:eastAsia="宋体" w:cs="宋体"/>
+              <w:rFonts w:ascii="宋体" w:eastAsia="宋体" w:hAnsi="宋体" w:cs="宋体" w:hint="eastAsia"/>
               <w:szCs w:val="24"/>
             </w:rPr>
             <w:fldChar w:fldCharType="separate"/>
@@ -3485,7 +3386,7 @@
           </w:r>
           <w:r>
             <w:rPr>
-              <w:rFonts w:hint="eastAsia" w:ascii="宋体" w:hAnsi="宋体" w:eastAsia="宋体" w:cs="宋体"/>
+              <w:rFonts w:ascii="宋体" w:eastAsia="宋体" w:hAnsi="宋体" w:cs="宋体" w:hint="eastAsia"/>
               <w:szCs w:val="24"/>
             </w:rPr>
             <w:fldChar w:fldCharType="end"/>
@@ -3493,28 +3394,28 @@
         </w:p>
         <w:p>
           <w:pPr>
-            <w:pStyle w:val="13"/>
+            <w:pStyle w:val="TOC3"/>
             <w:tabs>
               <w:tab w:val="right" w:leader="dot" w:pos="8306"/>
             </w:tabs>
           </w:pPr>
           <w:r>
             <w:rPr>
-              <w:rFonts w:hint="eastAsia" w:ascii="宋体" w:hAnsi="宋体" w:eastAsia="宋体" w:cs="宋体"/>
+              <w:rFonts w:ascii="宋体" w:eastAsia="宋体" w:hAnsi="宋体" w:cs="宋体" w:hint="eastAsia"/>
               <w:szCs w:val="24"/>
             </w:rPr>
             <w:fldChar w:fldCharType="begin"/>
           </w:r>
           <w:r>
             <w:rPr>
-              <w:rFonts w:hint="eastAsia" w:ascii="宋体" w:hAnsi="宋体" w:eastAsia="宋体" w:cs="宋体"/>
+              <w:rFonts w:ascii="宋体" w:eastAsia="宋体" w:hAnsi="宋体" w:cs="宋体" w:hint="eastAsia"/>
               <w:szCs w:val="24"/>
             </w:rPr>
             <w:instrText xml:space="preserve"> HYPERLINK \l _Toc4996 </w:instrText>
           </w:r>
           <w:r>
             <w:rPr>
-              <w:rFonts w:hint="eastAsia" w:ascii="宋体" w:hAnsi="宋体" w:eastAsia="宋体" w:cs="宋体"/>
+              <w:rFonts w:ascii="宋体" w:eastAsia="宋体" w:hAnsi="宋体" w:cs="宋体" w:hint="eastAsia"/>
               <w:szCs w:val="24"/>
             </w:rPr>
             <w:fldChar w:fldCharType="separate"/>
@@ -3551,7 +3452,7 @@
           </w:r>
           <w:r>
             <w:rPr>
-              <w:rFonts w:hint="eastAsia" w:ascii="宋体" w:hAnsi="宋体" w:eastAsia="宋体" w:cs="宋体"/>
+              <w:rFonts w:ascii="宋体" w:eastAsia="宋体" w:hAnsi="宋体" w:cs="宋体" w:hint="eastAsia"/>
               <w:szCs w:val="24"/>
             </w:rPr>
             <w:fldChar w:fldCharType="end"/>
@@ -3559,28 +3460,28 @@
         </w:p>
         <w:p>
           <w:pPr>
-            <w:pStyle w:val="17"/>
+            <w:pStyle w:val="TOC2"/>
             <w:tabs>
               <w:tab w:val="right" w:leader="dot" w:pos="8306"/>
             </w:tabs>
           </w:pPr>
           <w:r>
             <w:rPr>
-              <w:rFonts w:hint="eastAsia" w:ascii="宋体" w:hAnsi="宋体" w:eastAsia="宋体" w:cs="宋体"/>
+              <w:rFonts w:ascii="宋体" w:eastAsia="宋体" w:hAnsi="宋体" w:cs="宋体" w:hint="eastAsia"/>
               <w:szCs w:val="24"/>
             </w:rPr>
             <w:fldChar w:fldCharType="begin"/>
           </w:r>
           <w:r>
             <w:rPr>
-              <w:rFonts w:hint="eastAsia" w:ascii="宋体" w:hAnsi="宋体" w:eastAsia="宋体" w:cs="宋体"/>
+              <w:rFonts w:ascii="宋体" w:eastAsia="宋体" w:hAnsi="宋体" w:cs="宋体" w:hint="eastAsia"/>
               <w:szCs w:val="24"/>
             </w:rPr>
             <w:instrText xml:space="preserve"> HYPERLINK \l _Toc303 </w:instrText>
           </w:r>
           <w:r>
             <w:rPr>
-              <w:rFonts w:hint="eastAsia" w:ascii="宋体" w:hAnsi="宋体" w:eastAsia="宋体" w:cs="宋体"/>
+              <w:rFonts w:ascii="宋体" w:eastAsia="宋体" w:hAnsi="宋体" w:cs="宋体" w:hint="eastAsia"/>
               <w:szCs w:val="24"/>
             </w:rPr>
             <w:fldChar w:fldCharType="separate"/>
@@ -3617,7 +3518,7 @@
           </w:r>
           <w:r>
             <w:rPr>
-              <w:rFonts w:hint="eastAsia" w:ascii="宋体" w:hAnsi="宋体" w:eastAsia="宋体" w:cs="宋体"/>
+              <w:rFonts w:ascii="宋体" w:eastAsia="宋体" w:hAnsi="宋体" w:cs="宋体" w:hint="eastAsia"/>
               <w:szCs w:val="24"/>
             </w:rPr>
             <w:fldChar w:fldCharType="end"/>
@@ -3625,28 +3526,28 @@
         </w:p>
         <w:p>
           <w:pPr>
-            <w:pStyle w:val="13"/>
+            <w:pStyle w:val="TOC3"/>
             <w:tabs>
               <w:tab w:val="right" w:leader="dot" w:pos="8306"/>
             </w:tabs>
           </w:pPr>
           <w:r>
             <w:rPr>
-              <w:rFonts w:hint="eastAsia" w:ascii="宋体" w:hAnsi="宋体" w:eastAsia="宋体" w:cs="宋体"/>
+              <w:rFonts w:ascii="宋体" w:eastAsia="宋体" w:hAnsi="宋体" w:cs="宋体" w:hint="eastAsia"/>
               <w:szCs w:val="24"/>
             </w:rPr>
             <w:fldChar w:fldCharType="begin"/>
           </w:r>
           <w:r>
             <w:rPr>
-              <w:rFonts w:hint="eastAsia" w:ascii="宋体" w:hAnsi="宋体" w:eastAsia="宋体" w:cs="宋体"/>
+              <w:rFonts w:ascii="宋体" w:eastAsia="宋体" w:hAnsi="宋体" w:cs="宋体" w:hint="eastAsia"/>
               <w:szCs w:val="24"/>
             </w:rPr>
             <w:instrText xml:space="preserve"> HYPERLINK \l _Toc32505 </w:instrText>
           </w:r>
           <w:r>
             <w:rPr>
-              <w:rFonts w:hint="eastAsia" w:ascii="宋体" w:hAnsi="宋体" w:eastAsia="宋体" w:cs="宋体"/>
+              <w:rFonts w:ascii="宋体" w:eastAsia="宋体" w:hAnsi="宋体" w:cs="宋体" w:hint="eastAsia"/>
               <w:szCs w:val="24"/>
             </w:rPr>
             <w:fldChar w:fldCharType="separate"/>
@@ -3683,7 +3584,7 @@
           </w:r>
           <w:r>
             <w:rPr>
-              <w:rFonts w:hint="eastAsia" w:ascii="宋体" w:hAnsi="宋体" w:eastAsia="宋体" w:cs="宋体"/>
+              <w:rFonts w:ascii="宋体" w:eastAsia="宋体" w:hAnsi="宋体" w:cs="宋体" w:hint="eastAsia"/>
               <w:szCs w:val="24"/>
             </w:rPr>
             <w:fldChar w:fldCharType="end"/>
@@ -3691,28 +3592,28 @@
         </w:p>
         <w:p>
           <w:pPr>
-            <w:pStyle w:val="13"/>
+            <w:pStyle w:val="TOC3"/>
             <w:tabs>
               <w:tab w:val="right" w:leader="dot" w:pos="8306"/>
             </w:tabs>
           </w:pPr>
           <w:r>
             <w:rPr>
-              <w:rFonts w:hint="eastAsia" w:ascii="宋体" w:hAnsi="宋体" w:eastAsia="宋体" w:cs="宋体"/>
+              <w:rFonts w:ascii="宋体" w:eastAsia="宋体" w:hAnsi="宋体" w:cs="宋体" w:hint="eastAsia"/>
               <w:szCs w:val="24"/>
             </w:rPr>
             <w:fldChar w:fldCharType="begin"/>
           </w:r>
           <w:r>
             <w:rPr>
-              <w:rFonts w:hint="eastAsia" w:ascii="宋体" w:hAnsi="宋体" w:eastAsia="宋体" w:cs="宋体"/>
+              <w:rFonts w:ascii="宋体" w:eastAsia="宋体" w:hAnsi="宋体" w:cs="宋体" w:hint="eastAsia"/>
               <w:szCs w:val="24"/>
             </w:rPr>
             <w:instrText xml:space="preserve"> HYPERLINK \l _Toc164 </w:instrText>
           </w:r>
           <w:r>
             <w:rPr>
-              <w:rFonts w:hint="eastAsia" w:ascii="宋体" w:hAnsi="宋体" w:eastAsia="宋体" w:cs="宋体"/>
+              <w:rFonts w:ascii="宋体" w:eastAsia="宋体" w:hAnsi="宋体" w:cs="宋体" w:hint="eastAsia"/>
               <w:szCs w:val="24"/>
             </w:rPr>
             <w:fldChar w:fldCharType="separate"/>
@@ -3749,7 +3650,7 @@
           </w:r>
           <w:r>
             <w:rPr>
-              <w:rFonts w:hint="eastAsia" w:ascii="宋体" w:hAnsi="宋体" w:eastAsia="宋体" w:cs="宋体"/>
+              <w:rFonts w:ascii="宋体" w:eastAsia="宋体" w:hAnsi="宋体" w:cs="宋体" w:hint="eastAsia"/>
               <w:szCs w:val="24"/>
             </w:rPr>
             <w:fldChar w:fldCharType="end"/>
@@ -3757,28 +3658,28 @@
         </w:p>
         <w:p>
           <w:pPr>
-            <w:pStyle w:val="17"/>
+            <w:pStyle w:val="TOC2"/>
             <w:tabs>
               <w:tab w:val="right" w:leader="dot" w:pos="8306"/>
             </w:tabs>
           </w:pPr>
           <w:r>
             <w:rPr>
-              <w:rFonts w:hint="eastAsia" w:ascii="宋体" w:hAnsi="宋体" w:eastAsia="宋体" w:cs="宋体"/>
+              <w:rFonts w:ascii="宋体" w:eastAsia="宋体" w:hAnsi="宋体" w:cs="宋体" w:hint="eastAsia"/>
               <w:szCs w:val="24"/>
             </w:rPr>
             <w:fldChar w:fldCharType="begin"/>
           </w:r>
           <w:r>
             <w:rPr>
-              <w:rFonts w:hint="eastAsia" w:ascii="宋体" w:hAnsi="宋体" w:eastAsia="宋体" w:cs="宋体"/>
+              <w:rFonts w:ascii="宋体" w:eastAsia="宋体" w:hAnsi="宋体" w:cs="宋体" w:hint="eastAsia"/>
               <w:szCs w:val="24"/>
             </w:rPr>
             <w:instrText xml:space="preserve"> HYPERLINK \l _Toc23610 </w:instrText>
           </w:r>
           <w:r>
             <w:rPr>
-              <w:rFonts w:hint="eastAsia" w:ascii="宋体" w:hAnsi="宋体" w:eastAsia="宋体" w:cs="宋体"/>
+              <w:rFonts w:ascii="宋体" w:eastAsia="宋体" w:hAnsi="宋体" w:cs="宋体" w:hint="eastAsia"/>
               <w:szCs w:val="24"/>
             </w:rPr>
             <w:fldChar w:fldCharType="separate"/>
@@ -3815,7 +3716,7 @@
           </w:r>
           <w:r>
             <w:rPr>
-              <w:rFonts w:hint="eastAsia" w:ascii="宋体" w:hAnsi="宋体" w:eastAsia="宋体" w:cs="宋体"/>
+              <w:rFonts w:ascii="宋体" w:eastAsia="宋体" w:hAnsi="宋体" w:cs="宋体" w:hint="eastAsia"/>
               <w:szCs w:val="24"/>
             </w:rPr>
             <w:fldChar w:fldCharType="end"/>
@@ -3823,28 +3724,28 @@
         </w:p>
         <w:p>
           <w:pPr>
-            <w:pStyle w:val="13"/>
+            <w:pStyle w:val="TOC3"/>
             <w:tabs>
               <w:tab w:val="right" w:leader="dot" w:pos="8306"/>
             </w:tabs>
           </w:pPr>
           <w:r>
             <w:rPr>
-              <w:rFonts w:hint="eastAsia" w:ascii="宋体" w:hAnsi="宋体" w:eastAsia="宋体" w:cs="宋体"/>
+              <w:rFonts w:ascii="宋体" w:eastAsia="宋体" w:hAnsi="宋体" w:cs="宋体" w:hint="eastAsia"/>
               <w:szCs w:val="24"/>
             </w:rPr>
             <w:fldChar w:fldCharType="begin"/>
           </w:r>
           <w:r>
             <w:rPr>
-              <w:rFonts w:hint="eastAsia" w:ascii="宋体" w:hAnsi="宋体" w:eastAsia="宋体" w:cs="宋体"/>
+              <w:rFonts w:ascii="宋体" w:eastAsia="宋体" w:hAnsi="宋体" w:cs="宋体" w:hint="eastAsia"/>
               <w:szCs w:val="24"/>
             </w:rPr>
             <w:instrText xml:space="preserve"> HYPERLINK \l _Toc29351 </w:instrText>
           </w:r>
           <w:r>
             <w:rPr>
-              <w:rFonts w:hint="eastAsia" w:ascii="宋体" w:hAnsi="宋体" w:eastAsia="宋体" w:cs="宋体"/>
+              <w:rFonts w:ascii="宋体" w:eastAsia="宋体" w:hAnsi="宋体" w:cs="宋体" w:hint="eastAsia"/>
               <w:szCs w:val="24"/>
             </w:rPr>
             <w:fldChar w:fldCharType="separate"/>
@@ -3881,7 +3782,7 @@
           </w:r>
           <w:r>
             <w:rPr>
-              <w:rFonts w:hint="eastAsia" w:ascii="宋体" w:hAnsi="宋体" w:eastAsia="宋体" w:cs="宋体"/>
+              <w:rFonts w:ascii="宋体" w:eastAsia="宋体" w:hAnsi="宋体" w:cs="宋体" w:hint="eastAsia"/>
               <w:szCs w:val="24"/>
             </w:rPr>
             <w:fldChar w:fldCharType="end"/>
@@ -3889,28 +3790,28 @@
         </w:p>
         <w:p>
           <w:pPr>
-            <w:pStyle w:val="13"/>
+            <w:pStyle w:val="TOC3"/>
             <w:tabs>
               <w:tab w:val="right" w:leader="dot" w:pos="8306"/>
             </w:tabs>
           </w:pPr>
           <w:r>
             <w:rPr>
-              <w:rFonts w:hint="eastAsia" w:ascii="宋体" w:hAnsi="宋体" w:eastAsia="宋体" w:cs="宋体"/>
+              <w:rFonts w:ascii="宋体" w:eastAsia="宋体" w:hAnsi="宋体" w:cs="宋体" w:hint="eastAsia"/>
               <w:szCs w:val="24"/>
             </w:rPr>
             <w:fldChar w:fldCharType="begin"/>
           </w:r>
           <w:r>
             <w:rPr>
-              <w:rFonts w:hint="eastAsia" w:ascii="宋体" w:hAnsi="宋体" w:eastAsia="宋体" w:cs="宋体"/>
+              <w:rFonts w:ascii="宋体" w:eastAsia="宋体" w:hAnsi="宋体" w:cs="宋体" w:hint="eastAsia"/>
               <w:szCs w:val="24"/>
             </w:rPr>
             <w:instrText xml:space="preserve"> HYPERLINK \l _Toc4868 </w:instrText>
           </w:r>
           <w:r>
             <w:rPr>
-              <w:rFonts w:hint="eastAsia" w:ascii="宋体" w:hAnsi="宋体" w:eastAsia="宋体" w:cs="宋体"/>
+              <w:rFonts w:ascii="宋体" w:eastAsia="宋体" w:hAnsi="宋体" w:cs="宋体" w:hint="eastAsia"/>
               <w:szCs w:val="24"/>
             </w:rPr>
             <w:fldChar w:fldCharType="separate"/>
@@ -3947,7 +3848,7 @@
           </w:r>
           <w:r>
             <w:rPr>
-              <w:rFonts w:hint="eastAsia" w:ascii="宋体" w:hAnsi="宋体" w:eastAsia="宋体" w:cs="宋体"/>
+              <w:rFonts w:ascii="宋体" w:eastAsia="宋体" w:hAnsi="宋体" w:cs="宋体" w:hint="eastAsia"/>
               <w:szCs w:val="24"/>
             </w:rPr>
             <w:fldChar w:fldCharType="end"/>
@@ -3955,28 +3856,28 @@
         </w:p>
         <w:p>
           <w:pPr>
-            <w:pStyle w:val="17"/>
+            <w:pStyle w:val="TOC2"/>
             <w:tabs>
               <w:tab w:val="right" w:leader="dot" w:pos="8306"/>
             </w:tabs>
           </w:pPr>
           <w:r>
             <w:rPr>
-              <w:rFonts w:hint="eastAsia" w:ascii="宋体" w:hAnsi="宋体" w:eastAsia="宋体" w:cs="宋体"/>
+              <w:rFonts w:ascii="宋体" w:eastAsia="宋体" w:hAnsi="宋体" w:cs="宋体" w:hint="eastAsia"/>
               <w:szCs w:val="24"/>
             </w:rPr>
             <w:fldChar w:fldCharType="begin"/>
           </w:r>
           <w:r>
             <w:rPr>
-              <w:rFonts w:hint="eastAsia" w:ascii="宋体" w:hAnsi="宋体" w:eastAsia="宋体" w:cs="宋体"/>
+              <w:rFonts w:ascii="宋体" w:eastAsia="宋体" w:hAnsi="宋体" w:cs="宋体" w:hint="eastAsia"/>
               <w:szCs w:val="24"/>
             </w:rPr>
             <w:instrText xml:space="preserve"> HYPERLINK \l _Toc10604 </w:instrText>
           </w:r>
           <w:r>
             <w:rPr>
-              <w:rFonts w:hint="eastAsia" w:ascii="宋体" w:hAnsi="宋体" w:eastAsia="宋体" w:cs="宋体"/>
+              <w:rFonts w:ascii="宋体" w:eastAsia="宋体" w:hAnsi="宋体" w:cs="宋体" w:hint="eastAsia"/>
               <w:szCs w:val="24"/>
             </w:rPr>
             <w:fldChar w:fldCharType="separate"/>
@@ -4013,7 +3914,7 @@
           </w:r>
           <w:r>
             <w:rPr>
-              <w:rFonts w:hint="eastAsia" w:ascii="宋体" w:hAnsi="宋体" w:eastAsia="宋体" w:cs="宋体"/>
+              <w:rFonts w:ascii="宋体" w:eastAsia="宋体" w:hAnsi="宋体" w:cs="宋体" w:hint="eastAsia"/>
               <w:szCs w:val="24"/>
             </w:rPr>
             <w:fldChar w:fldCharType="end"/>
@@ -4021,42 +3922,42 @@
         </w:p>
         <w:p>
           <w:pPr>
-            <w:pStyle w:val="16"/>
+            <w:pStyle w:val="TOC1"/>
             <w:tabs>
               <w:tab w:val="right" w:leader="dot" w:pos="8306"/>
             </w:tabs>
           </w:pPr>
           <w:r>
             <w:rPr>
-              <w:rFonts w:hint="eastAsia" w:ascii="宋体" w:hAnsi="宋体" w:eastAsia="宋体" w:cs="宋体"/>
+              <w:rFonts w:ascii="宋体" w:eastAsia="宋体" w:hAnsi="宋体" w:cs="宋体" w:hint="eastAsia"/>
               <w:szCs w:val="24"/>
             </w:rPr>
             <w:fldChar w:fldCharType="begin"/>
           </w:r>
           <w:r>
             <w:rPr>
-              <w:rFonts w:hint="eastAsia" w:ascii="宋体" w:hAnsi="宋体" w:eastAsia="宋体" w:cs="宋体"/>
+              <w:rFonts w:ascii="宋体" w:eastAsia="宋体" w:hAnsi="宋体" w:cs="宋体" w:hint="eastAsia"/>
               <w:szCs w:val="24"/>
             </w:rPr>
             <w:instrText xml:space="preserve"> HYPERLINK \l _Toc22635 </w:instrText>
           </w:r>
           <w:r>
             <w:rPr>
-              <w:rFonts w:hint="eastAsia" w:ascii="宋体" w:hAnsi="宋体" w:eastAsia="宋体" w:cs="宋体"/>
+              <w:rFonts w:ascii="宋体" w:eastAsia="宋体" w:hAnsi="宋体" w:cs="宋体" w:hint="eastAsia"/>
               <w:szCs w:val="24"/>
             </w:rPr>
             <w:fldChar w:fldCharType="separate"/>
           </w:r>
           <w:r>
             <w:rPr>
-              <w:rFonts w:hint="default" w:eastAsia="宋体"/>
+              <w:rFonts w:eastAsia="宋体" w:hint="default"/>
               <w:lang w:val="en-US" w:eastAsia="zh-CN"/>
             </w:rPr>
             <w:t xml:space="preserve">5. </w:t>
           </w:r>
           <w:r>
             <w:rPr>
-              <w:rFonts w:hint="eastAsia" w:eastAsia="宋体"/>
+              <w:rFonts w:eastAsia="宋体" w:hint="eastAsia"/>
               <w:lang w:val="en-US" w:eastAsia="zh-CN"/>
             </w:rPr>
             <w:t>附则</w:t>
@@ -4081,7 +3982,7 @@
           </w:r>
           <w:r>
             <w:rPr>
-              <w:rFonts w:hint="eastAsia" w:ascii="宋体" w:hAnsi="宋体" w:eastAsia="宋体" w:cs="宋体"/>
+              <w:rFonts w:ascii="宋体" w:eastAsia="宋体" w:hAnsi="宋体" w:cs="宋体" w:hint="eastAsia"/>
               <w:szCs w:val="24"/>
             </w:rPr>
             <w:fldChar w:fldCharType="end"/>
@@ -4089,28 +3990,28 @@
         </w:p>
         <w:p>
           <w:pPr>
-            <w:pStyle w:val="16"/>
+            <w:pStyle w:val="TOC1"/>
             <w:tabs>
               <w:tab w:val="right" w:leader="dot" w:pos="8306"/>
             </w:tabs>
           </w:pPr>
           <w:r>
             <w:rPr>
-              <w:rFonts w:hint="eastAsia" w:ascii="宋体" w:hAnsi="宋体" w:eastAsia="宋体" w:cs="宋体"/>
+              <w:rFonts w:ascii="宋体" w:eastAsia="宋体" w:hAnsi="宋体" w:cs="宋体" w:hint="eastAsia"/>
               <w:szCs w:val="24"/>
             </w:rPr>
             <w:fldChar w:fldCharType="begin"/>
           </w:r>
           <w:r>
             <w:rPr>
-              <w:rFonts w:hint="eastAsia" w:ascii="宋体" w:hAnsi="宋体" w:eastAsia="宋体" w:cs="宋体"/>
+              <w:rFonts w:ascii="宋体" w:eastAsia="宋体" w:hAnsi="宋体" w:cs="宋体" w:hint="eastAsia"/>
               <w:szCs w:val="24"/>
             </w:rPr>
             <w:instrText xml:space="preserve"> HYPERLINK \l _Toc10943 </w:instrText>
           </w:r>
           <w:r>
             <w:rPr>
-              <w:rFonts w:hint="eastAsia" w:ascii="宋体" w:hAnsi="宋体" w:eastAsia="宋体" w:cs="宋体"/>
+              <w:rFonts w:ascii="宋体" w:eastAsia="宋体" w:hAnsi="宋体" w:cs="宋体" w:hint="eastAsia"/>
               <w:szCs w:val="24"/>
             </w:rPr>
             <w:fldChar w:fldCharType="separate"/>
@@ -4149,7 +4050,7 @@
           </w:r>
           <w:r>
             <w:rPr>
-              <w:rFonts w:hint="eastAsia" w:ascii="宋体" w:hAnsi="宋体" w:eastAsia="宋体" w:cs="宋体"/>
+              <w:rFonts w:ascii="宋体" w:eastAsia="宋体" w:hAnsi="宋体" w:cs="宋体" w:hint="eastAsia"/>
               <w:szCs w:val="24"/>
             </w:rPr>
             <w:fldChar w:fldCharType="end"/>
@@ -4157,28 +4058,28 @@
         </w:p>
         <w:p>
           <w:pPr>
-            <w:pStyle w:val="16"/>
+            <w:pStyle w:val="TOC1"/>
             <w:tabs>
               <w:tab w:val="right" w:leader="dot" w:pos="8306"/>
             </w:tabs>
           </w:pPr>
           <w:r>
             <w:rPr>
-              <w:rFonts w:hint="eastAsia" w:ascii="宋体" w:hAnsi="宋体" w:eastAsia="宋体" w:cs="宋体"/>
+              <w:rFonts w:ascii="宋体" w:eastAsia="宋体" w:hAnsi="宋体" w:cs="宋体" w:hint="eastAsia"/>
               <w:szCs w:val="24"/>
             </w:rPr>
             <w:fldChar w:fldCharType="begin"/>
           </w:r>
           <w:r>
             <w:rPr>
-              <w:rFonts w:hint="eastAsia" w:ascii="宋体" w:hAnsi="宋体" w:eastAsia="宋体" w:cs="宋体"/>
+              <w:rFonts w:ascii="宋体" w:eastAsia="宋体" w:hAnsi="宋体" w:cs="宋体" w:hint="eastAsia"/>
               <w:szCs w:val="24"/>
             </w:rPr>
             <w:instrText xml:space="preserve"> HYPERLINK \l _Toc13309 </w:instrText>
           </w:r>
           <w:r>
             <w:rPr>
-              <w:rFonts w:hint="eastAsia" w:ascii="宋体" w:hAnsi="宋体" w:eastAsia="宋体" w:cs="宋体"/>
+              <w:rFonts w:ascii="宋体" w:eastAsia="宋体" w:hAnsi="宋体" w:cs="宋体" w:hint="eastAsia"/>
               <w:szCs w:val="24"/>
             </w:rPr>
             <w:fldChar w:fldCharType="separate"/>
@@ -4217,7 +4118,7 @@
           </w:r>
           <w:r>
             <w:rPr>
-              <w:rFonts w:hint="eastAsia" w:ascii="宋体" w:hAnsi="宋体" w:eastAsia="宋体" w:cs="宋体"/>
+              <w:rFonts w:ascii="宋体" w:eastAsia="宋体" w:hAnsi="宋体" w:cs="宋体" w:hint="eastAsia"/>
               <w:szCs w:val="24"/>
             </w:rPr>
             <w:fldChar w:fldCharType="end"/>
@@ -4239,7 +4140,7 @@
             <w:snapToGrid w:val="0"/>
             <w:textAlignment w:val="baseline"/>
             <w:rPr>
-              <w:rFonts w:hint="eastAsia" w:ascii="宋体" w:hAnsi="宋体" w:eastAsia="宋体" w:cs="宋体"/>
+              <w:rFonts w:ascii="宋体" w:eastAsia="宋体" w:hAnsi="宋体" w:cs="宋体" w:hint="eastAsia"/>
               <w:snapToGrid w:val="0"/>
               <w:color w:val="000000"/>
               <w:kern w:val="0"/>
@@ -4250,7 +4151,7 @@
           </w:pPr>
           <w:r>
             <w:rPr>
-              <w:rFonts w:hint="eastAsia" w:ascii="宋体" w:hAnsi="宋体" w:eastAsia="宋体" w:cs="宋体"/>
+              <w:rFonts w:ascii="宋体" w:eastAsia="宋体" w:hAnsi="宋体" w:cs="宋体" w:hint="eastAsia"/>
               <w:szCs w:val="24"/>
             </w:rPr>
             <w:fldChar w:fldCharType="end"/>
@@ -4274,7 +4175,7 @@
         <w:snapToGrid w:val="0"/>
         <w:textAlignment w:val="baseline"/>
         <w:rPr>
-          <w:rFonts w:ascii="Arial" w:hAnsi="Arial" w:eastAsia="Arial" w:cs="Arial"/>
+          <w:rFonts w:ascii="Arial" w:eastAsia="Arial" w:hAnsi="Arial" w:cs="Arial"/>
           <w:snapToGrid w:val="0"/>
           <w:color w:val="000000"/>
           <w:kern w:val="0"/>
@@ -4285,7 +4186,7 @@
       </w:pPr>
       <w:r>
         <w:rPr>
-          <w:rFonts w:ascii="Arial" w:hAnsi="Arial" w:eastAsia="Arial" w:cs="Arial"/>
+          <w:rFonts w:ascii="Arial" w:eastAsia="Arial" w:hAnsi="Arial" w:cs="Arial"/>
           <w:snapToGrid w:val="0"/>
           <w:color w:val="000000"/>
           <w:kern w:val="0"/>
@@ -4298,22 +4199,22 @@
     </w:p>
     <w:p>
       <w:pPr>
-        <w:pStyle w:val="28"/>
-        <w:keepNext w:val="0"/>
-        <w:keepLines w:val="0"/>
-        <w:pageBreakBefore w:val="0"/>
-        <w:widowControl w:val="0"/>
-        <w:kinsoku w:val="0"/>
-        <w:wordWrap/>
-        <w:overflowPunct/>
-        <w:autoSpaceDE w:val="0"/>
-        <w:autoSpaceDN w:val="0"/>
-        <w:bidi w:val="0"/>
-        <w:adjustRightInd w:val="0"/>
-        <w:snapToGrid w:val="0"/>
-        <w:textAlignment w:val="baseline"/>
-      </w:pPr>
-      <w:bookmarkStart w:id="2" w:name="_Toc134"/>
+        <w:pStyle w:val="1"/>
+        <w:keepNext w:val="0"/>
+        <w:keepLines w:val="0"/>
+        <w:pageBreakBefore w:val="0"/>
+        <w:widowControl w:val="0"/>
+        <w:kinsoku w:val="0"/>
+        <w:wordWrap/>
+        <w:overflowPunct/>
+        <w:autoSpaceDE w:val="0"/>
+        <w:autoSpaceDN w:val="0"/>
+        <w:bidi w:val="0"/>
+        <w:adjustRightInd w:val="0"/>
+        <w:snapToGrid w:val="0"/>
+        <w:textAlignment w:val="baseline"/>
+      </w:pPr>
+      <w:bookmarkStart w:id="3" w:name="_Toc134"/>
       <w:r>
         <w:rPr>
           <w:rFonts w:hint="eastAsia"/>
@@ -4321,40 +4222,40 @@
         </w:rPr>
         <w:t>总则</w:t>
       </w:r>
-      <w:bookmarkEnd w:id="2"/>
-    </w:p>
-    <w:p>
-      <w:pPr>
-        <w:pStyle w:val="30"/>
-        <w:keepNext w:val="0"/>
-        <w:keepLines w:val="0"/>
-        <w:pageBreakBefore w:val="0"/>
-        <w:widowControl w:val="0"/>
-        <w:kinsoku w:val="0"/>
-        <w:wordWrap/>
-        <w:overflowPunct/>
-        <w:autoSpaceDE w:val="0"/>
-        <w:autoSpaceDN w:val="0"/>
-        <w:bidi w:val="0"/>
-        <w:adjustRightInd w:val="0"/>
-        <w:snapToGrid w:val="0"/>
-        <w:textAlignment w:val="baseline"/>
-        <w:rPr>
-          <w:rFonts w:hint="eastAsia"/>
-        </w:rPr>
-      </w:pPr>
-      <w:bookmarkStart w:id="3" w:name="_Toc18465"/>
+      <w:bookmarkEnd w:id="3"/>
+    </w:p>
+    <w:p>
+      <w:pPr>
+        <w:pStyle w:val="2"/>
+        <w:keepNext w:val="0"/>
+        <w:keepLines w:val="0"/>
+        <w:pageBreakBefore w:val="0"/>
+        <w:widowControl w:val="0"/>
+        <w:kinsoku w:val="0"/>
+        <w:wordWrap/>
+        <w:overflowPunct/>
+        <w:autoSpaceDE w:val="0"/>
+        <w:autoSpaceDN w:val="0"/>
+        <w:bidi w:val="0"/>
+        <w:adjustRightInd w:val="0"/>
+        <w:snapToGrid w:val="0"/>
+        <w:textAlignment w:val="baseline"/>
+        <w:rPr>
+          <w:rFonts w:hint="eastAsia"/>
+        </w:rPr>
+      </w:pPr>
+      <w:bookmarkStart w:id="4" w:name="_Toc18465"/>
       <w:r>
         <w:rPr>
           <w:rFonts w:hint="eastAsia"/>
         </w:rPr>
         <w:t>目的</w:t>
       </w:r>
-      <w:bookmarkEnd w:id="3"/>
-    </w:p>
-    <w:p>
-      <w:pPr>
-        <w:pStyle w:val="29"/>
+      <w:bookmarkEnd w:id="4"/>
+    </w:p>
+    <w:p>
+      <w:pPr>
+        <w:pStyle w:val="a1"/>
         <w:keepNext w:val="0"/>
         <w:keepLines w:val="0"/>
         <w:pageBreakBefore w:val="0"/>
@@ -4381,36 +4282,36 @@
     </w:p>
     <w:p>
       <w:pPr>
-        <w:pStyle w:val="30"/>
-        <w:keepNext w:val="0"/>
-        <w:keepLines w:val="0"/>
-        <w:pageBreakBefore w:val="0"/>
-        <w:widowControl w:val="0"/>
-        <w:kinsoku w:val="0"/>
-        <w:wordWrap/>
-        <w:overflowPunct/>
-        <w:autoSpaceDE w:val="0"/>
-        <w:autoSpaceDN w:val="0"/>
-        <w:bidi w:val="0"/>
-        <w:adjustRightInd w:val="0"/>
-        <w:snapToGrid w:val="0"/>
-        <w:textAlignment w:val="baseline"/>
-        <w:rPr>
-          <w:rFonts w:hint="eastAsia"/>
-        </w:rPr>
-      </w:pPr>
-      <w:bookmarkStart w:id="4" w:name="_Toc3231"/>
+        <w:pStyle w:val="2"/>
+        <w:keepNext w:val="0"/>
+        <w:keepLines w:val="0"/>
+        <w:pageBreakBefore w:val="0"/>
+        <w:widowControl w:val="0"/>
+        <w:kinsoku w:val="0"/>
+        <w:wordWrap/>
+        <w:overflowPunct/>
+        <w:autoSpaceDE w:val="0"/>
+        <w:autoSpaceDN w:val="0"/>
+        <w:bidi w:val="0"/>
+        <w:adjustRightInd w:val="0"/>
+        <w:snapToGrid w:val="0"/>
+        <w:textAlignment w:val="baseline"/>
+        <w:rPr>
+          <w:rFonts w:hint="eastAsia"/>
+        </w:rPr>
+      </w:pPr>
+      <w:bookmarkStart w:id="5" w:name="_Toc3231"/>
       <w:r>
         <w:rPr>
           <w:rFonts w:hint="eastAsia"/>
         </w:rPr>
         <w:t>适用范围</w:t>
       </w:r>
-      <w:bookmarkEnd w:id="4"/>
-    </w:p>
-    <w:p>
-      <w:pPr>
-        <w:pStyle w:val="29"/>
+      <w:bookmarkEnd w:id="5"/>
+    </w:p>
+    <w:p>
+      <w:pPr>
+        <w:pStyle w:val="a1"/>
         <w:keepNext w:val="0"/>
         <w:keepLines w:val="0"/>
         <w:pageBreakBefore w:val="0"/>
@@ -4437,36 +4338,36 @@
     </w:p>
     <w:p>
       <w:pPr>
-        <w:pStyle w:val="30"/>
-        <w:keepNext w:val="0"/>
-        <w:keepLines w:val="0"/>
-        <w:pageBreakBefore w:val="0"/>
-        <w:widowControl w:val="0"/>
-        <w:kinsoku w:val="0"/>
-        <w:wordWrap/>
-        <w:overflowPunct/>
-        <w:autoSpaceDE w:val="0"/>
-        <w:autoSpaceDN w:val="0"/>
-        <w:bidi w:val="0"/>
-        <w:adjustRightInd w:val="0"/>
-        <w:snapToGrid w:val="0"/>
-        <w:textAlignment w:val="baseline"/>
-        <w:rPr>
-          <w:rFonts w:hint="eastAsia"/>
-        </w:rPr>
-      </w:pPr>
-      <w:bookmarkStart w:id="5" w:name="_Toc2855"/>
+        <w:pStyle w:val="2"/>
+        <w:keepNext w:val="0"/>
+        <w:keepLines w:val="0"/>
+        <w:pageBreakBefore w:val="0"/>
+        <w:widowControl w:val="0"/>
+        <w:kinsoku w:val="0"/>
+        <w:wordWrap/>
+        <w:overflowPunct/>
+        <w:autoSpaceDE w:val="0"/>
+        <w:autoSpaceDN w:val="0"/>
+        <w:bidi w:val="0"/>
+        <w:adjustRightInd w:val="0"/>
+        <w:snapToGrid w:val="0"/>
+        <w:textAlignment w:val="baseline"/>
+        <w:rPr>
+          <w:rFonts w:hint="eastAsia"/>
+        </w:rPr>
+      </w:pPr>
+      <w:bookmarkStart w:id="6" w:name="_Toc2855"/>
       <w:r>
         <w:rPr>
           <w:rFonts w:hint="eastAsia"/>
         </w:rPr>
         <w:t>原则</w:t>
       </w:r>
-      <w:bookmarkEnd w:id="5"/>
-    </w:p>
-    <w:p>
-      <w:pPr>
-        <w:pStyle w:val="29"/>
+      <w:bookmarkEnd w:id="6"/>
+    </w:p>
+    <w:p>
+      <w:pPr>
+        <w:pStyle w:val="a1"/>
         <w:keepNext w:val="0"/>
         <w:keepLines w:val="0"/>
         <w:pageBreakBefore w:val="0"/>
@@ -4483,7 +4384,7 @@
         <w:bidi w:val="0"/>
         <w:adjustRightInd w:val="0"/>
         <w:snapToGrid w:val="0"/>
-        <w:ind w:left="425" w:leftChars="0" w:hanging="425" w:firstLineChars="0"/>
+        <w:ind w:left="425" w:hanging="425" w:leftChars="0" w:firstLineChars="0"/>
         <w:textAlignment w:val="baseline"/>
         <w:rPr>
           <w:rFonts w:hint="eastAsia"/>
@@ -4498,7 +4399,7 @@
     </w:p>
     <w:p>
       <w:pPr>
-        <w:pStyle w:val="29"/>
+        <w:pStyle w:val="a1"/>
         <w:keepNext w:val="0"/>
         <w:keepLines w:val="0"/>
         <w:pageBreakBefore w:val="0"/>
@@ -4515,7 +4416,7 @@
         <w:bidi w:val="0"/>
         <w:adjustRightInd w:val="0"/>
         <w:snapToGrid w:val="0"/>
-        <w:ind w:left="425" w:leftChars="0" w:hanging="425" w:firstLineChars="0"/>
+        <w:ind w:left="425" w:hanging="425" w:leftChars="0" w:firstLineChars="0"/>
         <w:textAlignment w:val="baseline"/>
         <w:rPr>
           <w:rFonts w:hint="eastAsia"/>
@@ -4530,7 +4431,7 @@
     </w:p>
     <w:p>
       <w:pPr>
-        <w:pStyle w:val="29"/>
+        <w:pStyle w:val="a1"/>
         <w:keepNext w:val="0"/>
         <w:keepLines w:val="0"/>
         <w:pageBreakBefore w:val="0"/>
@@ -4547,7 +4448,7 @@
         <w:bidi w:val="0"/>
         <w:adjustRightInd w:val="0"/>
         <w:snapToGrid w:val="0"/>
-        <w:ind w:left="425" w:leftChars="0" w:hanging="425" w:firstLineChars="0"/>
+        <w:ind w:left="425" w:hanging="425" w:leftChars="0" w:firstLineChars="0"/>
         <w:textAlignment w:val="baseline"/>
         <w:rPr>
           <w:rFonts w:hint="eastAsia"/>
@@ -4562,7 +4463,7 @@
     </w:p>
     <w:p>
       <w:pPr>
-        <w:pStyle w:val="29"/>
+        <w:pStyle w:val="a1"/>
         <w:keepNext w:val="0"/>
         <w:keepLines w:val="0"/>
         <w:pageBreakBefore w:val="0"/>
@@ -4579,7 +4480,7 @@
         <w:bidi w:val="0"/>
         <w:adjustRightInd w:val="0"/>
         <w:snapToGrid w:val="0"/>
-        <w:ind w:left="425" w:leftChars="0" w:hanging="425" w:firstLineChars="0"/>
+        <w:ind w:left="425" w:hanging="425" w:leftChars="0" w:firstLineChars="0"/>
         <w:textAlignment w:val="baseline"/>
         <w:rPr>
           <w:rFonts w:hint="eastAsia"/>
@@ -4594,36 +4495,36 @@
     </w:p>
     <w:p>
       <w:pPr>
-        <w:pStyle w:val="30"/>
-        <w:keepNext w:val="0"/>
-        <w:keepLines w:val="0"/>
-        <w:pageBreakBefore w:val="0"/>
-        <w:widowControl w:val="0"/>
-        <w:kinsoku w:val="0"/>
-        <w:wordWrap/>
-        <w:overflowPunct/>
-        <w:autoSpaceDE w:val="0"/>
-        <w:autoSpaceDN w:val="0"/>
-        <w:bidi w:val="0"/>
-        <w:adjustRightInd w:val="0"/>
-        <w:snapToGrid w:val="0"/>
-        <w:textAlignment w:val="baseline"/>
-        <w:rPr>
-          <w:rFonts w:hint="eastAsia"/>
-        </w:rPr>
-      </w:pPr>
-      <w:bookmarkStart w:id="6" w:name="_Toc4533"/>
+        <w:pStyle w:val="2"/>
+        <w:keepNext w:val="0"/>
+        <w:keepLines w:val="0"/>
+        <w:pageBreakBefore w:val="0"/>
+        <w:widowControl w:val="0"/>
+        <w:kinsoku w:val="0"/>
+        <w:wordWrap/>
+        <w:overflowPunct/>
+        <w:autoSpaceDE w:val="0"/>
+        <w:autoSpaceDN w:val="0"/>
+        <w:bidi w:val="0"/>
+        <w:adjustRightInd w:val="0"/>
+        <w:snapToGrid w:val="0"/>
+        <w:textAlignment w:val="baseline"/>
+        <w:rPr>
+          <w:rFonts w:hint="eastAsia"/>
+        </w:rPr>
+      </w:pPr>
+      <w:bookmarkStart w:id="7" w:name="_Toc4533"/>
       <w:r>
         <w:rPr>
           <w:rFonts w:hint="eastAsia"/>
         </w:rPr>
         <w:t>岗位职责</w:t>
       </w:r>
-      <w:bookmarkEnd w:id="6"/>
-    </w:p>
-    <w:p>
-      <w:pPr>
-        <w:pStyle w:val="31"/>
+      <w:bookmarkEnd w:id="7"/>
+    </w:p>
+    <w:p>
+      <w:pPr>
+        <w:pStyle w:val="3"/>
         <w:keepNext w:val="0"/>
         <w:keepLines w:val="0"/>
         <w:pageBreakBefore w:val="0"/>
@@ -4642,19 +4543,19 @@
           <w:lang w:val="en-US" w:eastAsia="zh-CN"/>
         </w:rPr>
       </w:pPr>
-      <w:bookmarkStart w:id="7" w:name="_Toc1294"/>
+      <w:bookmarkStart w:id="8" w:name="_Toc1294"/>
       <w:r>
         <w:rPr>
           <w:rFonts w:hint="eastAsia"/>
           <w:lang w:val="en-US" w:eastAsia="zh-CN"/>
         </w:rPr>
-        <w:t>运维项目部长</w:t>
-      </w:r>
-      <w:bookmarkEnd w:id="7"/>
-    </w:p>
-    <w:p>
-      <w:pPr>
-        <w:pStyle w:val="29"/>
+        <w:t>运维项目经理</w:t>
+      </w:r>
+      <w:bookmarkEnd w:id="8"/>
+    </w:p>
+    <w:p>
+      <w:pPr>
+        <w:pStyle w:val="a1"/>
         <w:keepNext w:val="0"/>
         <w:keepLines w:val="0"/>
         <w:pageBreakBefore w:val="0"/>
@@ -4681,36 +4582,36 @@
     </w:p>
     <w:p>
       <w:pPr>
-        <w:pStyle w:val="31"/>
-        <w:keepNext w:val="0"/>
-        <w:keepLines w:val="0"/>
-        <w:pageBreakBefore w:val="0"/>
-        <w:widowControl w:val="0"/>
-        <w:kinsoku w:val="0"/>
-        <w:wordWrap/>
-        <w:overflowPunct/>
-        <w:autoSpaceDE w:val="0"/>
-        <w:autoSpaceDN w:val="0"/>
-        <w:bidi w:val="0"/>
-        <w:adjustRightInd w:val="0"/>
-        <w:snapToGrid w:val="0"/>
-        <w:textAlignment w:val="baseline"/>
-        <w:rPr>
-          <w:rFonts w:hint="eastAsia"/>
-        </w:rPr>
-      </w:pPr>
-      <w:bookmarkStart w:id="8" w:name="_Toc11691"/>
-      <w:r>
-        <w:rPr>
-          <w:rFonts w:hint="eastAsia"/>
-        </w:rPr>
-        <w:t>运维部部长</w:t>
-      </w:r>
-      <w:bookmarkEnd w:id="8"/>
-    </w:p>
-    <w:p>
-      <w:pPr>
-        <w:pStyle w:val="29"/>
+        <w:pStyle w:val="3"/>
+        <w:keepNext w:val="0"/>
+        <w:keepLines w:val="0"/>
+        <w:pageBreakBefore w:val="0"/>
+        <w:widowControl w:val="0"/>
+        <w:kinsoku w:val="0"/>
+        <w:wordWrap/>
+        <w:overflowPunct/>
+        <w:autoSpaceDE w:val="0"/>
+        <w:autoSpaceDN w:val="0"/>
+        <w:bidi w:val="0"/>
+        <w:adjustRightInd w:val="0"/>
+        <w:snapToGrid w:val="0"/>
+        <w:textAlignment w:val="baseline"/>
+        <w:rPr>
+          <w:rFonts w:hint="eastAsia"/>
+        </w:rPr>
+      </w:pPr>
+      <w:bookmarkStart w:id="9" w:name="_Toc11691"/>
+      <w:r>
+        <w:rPr>
+          <w:rFonts w:hint="eastAsia"/>
+        </w:rPr>
+        <w:t>运维部经理</w:t>
+      </w:r>
+      <w:bookmarkEnd w:id="9"/>
+    </w:p>
+    <w:p>
+      <w:pPr>
+        <w:pStyle w:val="a1"/>
         <w:keepNext w:val="0"/>
         <w:keepLines w:val="0"/>
         <w:pageBreakBefore w:val="0"/>
@@ -4737,7 +4638,7 @@
     </w:p>
     <w:p>
       <w:pPr>
-        <w:pStyle w:val="31"/>
+        <w:pStyle w:val="3"/>
         <w:keepNext w:val="0"/>
         <w:keepLines w:val="0"/>
         <w:pageBreakBefore w:val="0"/>
@@ -4756,7 +4657,7 @@
           <w:lang w:val="en-US" w:eastAsia="zh-CN"/>
         </w:rPr>
       </w:pPr>
-      <w:bookmarkStart w:id="9" w:name="_Toc9414"/>
+      <w:bookmarkStart w:id="10" w:name="_Toc9414"/>
       <w:r>
         <w:rPr>
           <w:rFonts w:hint="eastAsia"/>
@@ -4764,11 +4665,11 @@
         </w:rPr>
         <w:t>运维工程师</w:t>
       </w:r>
-      <w:bookmarkEnd w:id="9"/>
-    </w:p>
-    <w:p>
-      <w:pPr>
-        <w:pStyle w:val="29"/>
+      <w:bookmarkEnd w:id="10"/>
+    </w:p>
+    <w:p>
+      <w:pPr>
+        <w:pStyle w:val="a1"/>
         <w:keepNext w:val="0"/>
         <w:keepLines w:val="0"/>
         <w:pageBreakBefore w:val="0"/>
@@ -4808,36 +4709,36 @@
     </w:p>
     <w:p>
       <w:pPr>
-        <w:pStyle w:val="28"/>
-        <w:keepNext w:val="0"/>
-        <w:keepLines w:val="0"/>
-        <w:pageBreakBefore w:val="0"/>
-        <w:widowControl w:val="0"/>
-        <w:kinsoku w:val="0"/>
-        <w:wordWrap/>
-        <w:overflowPunct/>
-        <w:autoSpaceDE w:val="0"/>
-        <w:autoSpaceDN w:val="0"/>
-        <w:bidi w:val="0"/>
-        <w:adjustRightInd w:val="0"/>
-        <w:snapToGrid w:val="0"/>
-        <w:textAlignment w:val="baseline"/>
-        <w:rPr>
-          <w:rFonts w:hint="eastAsia"/>
-        </w:rPr>
-      </w:pPr>
-      <w:bookmarkStart w:id="10" w:name="_Toc16844"/>
+        <w:pStyle w:val="1"/>
+        <w:keepNext w:val="0"/>
+        <w:keepLines w:val="0"/>
+        <w:pageBreakBefore w:val="0"/>
+        <w:widowControl w:val="0"/>
+        <w:kinsoku w:val="0"/>
+        <w:wordWrap/>
+        <w:overflowPunct/>
+        <w:autoSpaceDE w:val="0"/>
+        <w:autoSpaceDN w:val="0"/>
+        <w:bidi w:val="0"/>
+        <w:adjustRightInd w:val="0"/>
+        <w:snapToGrid w:val="0"/>
+        <w:textAlignment w:val="baseline"/>
+        <w:rPr>
+          <w:rFonts w:hint="eastAsia"/>
+        </w:rPr>
+      </w:pPr>
+      <w:bookmarkStart w:id="11" w:name="_Toc16844"/>
       <w:r>
         <w:rPr>
           <w:rFonts w:hint="eastAsia"/>
         </w:rPr>
         <w:t>引用依据</w:t>
       </w:r>
-      <w:bookmarkEnd w:id="10"/>
-    </w:p>
-    <w:p>
-      <w:pPr>
-        <w:pStyle w:val="29"/>
+      <w:bookmarkEnd w:id="11"/>
+    </w:p>
+    <w:p>
+      <w:pPr>
+        <w:pStyle w:val="a1"/>
         <w:keepNext w:val="0"/>
         <w:keepLines w:val="0"/>
         <w:pageBreakBefore w:val="0"/>
@@ -4864,7 +4765,7 @@
     </w:p>
     <w:p>
       <w:pPr>
-        <w:pStyle w:val="29"/>
+        <w:pStyle w:val="a1"/>
         <w:keepNext w:val="0"/>
         <w:keepLines w:val="0"/>
         <w:pageBreakBefore w:val="0"/>
@@ -4881,7 +4782,7 @@
         <w:bidi w:val="0"/>
         <w:adjustRightInd w:val="0"/>
         <w:snapToGrid w:val="0"/>
-        <w:ind w:left="425" w:leftChars="0" w:hanging="425" w:firstLineChars="0"/>
+        <w:ind w:left="425" w:hanging="425" w:leftChars="0" w:firstLineChars="0"/>
         <w:textAlignment w:val="baseline"/>
         <w:rPr>
           <w:rFonts w:hint="eastAsia"/>
@@ -4896,7 +4797,7 @@
     </w:p>
     <w:p>
       <w:pPr>
-        <w:pStyle w:val="29"/>
+        <w:pStyle w:val="a1"/>
         <w:keepNext w:val="0"/>
         <w:keepLines w:val="0"/>
         <w:pageBreakBefore w:val="0"/>
@@ -4913,7 +4814,7 @@
         <w:bidi w:val="0"/>
         <w:adjustRightInd w:val="0"/>
         <w:snapToGrid w:val="0"/>
-        <w:ind w:left="425" w:leftChars="0" w:hanging="425" w:firstLineChars="0"/>
+        <w:ind w:left="425" w:hanging="425" w:leftChars="0" w:firstLineChars="0"/>
         <w:textAlignment w:val="baseline"/>
         <w:rPr>
           <w:rFonts w:hint="eastAsia"/>
@@ -4928,7 +4829,7 @@
     </w:p>
     <w:p>
       <w:pPr>
-        <w:pStyle w:val="29"/>
+        <w:pStyle w:val="a1"/>
         <w:keepNext w:val="0"/>
         <w:keepLines w:val="0"/>
         <w:pageBreakBefore w:val="0"/>
@@ -4945,7 +4846,7 @@
         <w:bidi w:val="0"/>
         <w:adjustRightInd w:val="0"/>
         <w:snapToGrid w:val="0"/>
-        <w:ind w:left="425" w:leftChars="0" w:hanging="425" w:firstLineChars="0"/>
+        <w:ind w:left="425" w:hanging="425" w:leftChars="0" w:firstLineChars="0"/>
         <w:textAlignment w:val="baseline"/>
         <w:rPr>
           <w:rFonts w:hint="eastAsia"/>
@@ -4960,7 +4861,7 @@
     </w:p>
     <w:p>
       <w:pPr>
-        <w:pStyle w:val="29"/>
+        <w:pStyle w:val="a1"/>
         <w:keepNext w:val="0"/>
         <w:keepLines w:val="0"/>
         <w:pageBreakBefore w:val="0"/>
@@ -4977,7 +4878,7 @@
         <w:bidi w:val="0"/>
         <w:adjustRightInd w:val="0"/>
         <w:snapToGrid w:val="0"/>
-        <w:ind w:left="425" w:leftChars="0" w:hanging="425" w:firstLineChars="0"/>
+        <w:ind w:left="425" w:hanging="425" w:leftChars="0" w:firstLineChars="0"/>
         <w:textAlignment w:val="baseline"/>
         <w:rPr>
           <w:rFonts w:hint="eastAsia"/>
@@ -4992,65 +4893,65 @@
     </w:p>
     <w:p>
       <w:pPr>
-        <w:pStyle w:val="28"/>
-        <w:keepNext w:val="0"/>
-        <w:keepLines w:val="0"/>
-        <w:pageBreakBefore w:val="0"/>
-        <w:widowControl w:val="0"/>
-        <w:kinsoku w:val="0"/>
-        <w:wordWrap/>
-        <w:overflowPunct/>
-        <w:autoSpaceDE w:val="0"/>
-        <w:autoSpaceDN w:val="0"/>
-        <w:bidi w:val="0"/>
-        <w:adjustRightInd w:val="0"/>
-        <w:snapToGrid w:val="0"/>
-        <w:textAlignment w:val="baseline"/>
-        <w:rPr>
-          <w:rFonts w:hint="eastAsia"/>
-        </w:rPr>
-      </w:pPr>
-      <w:bookmarkStart w:id="11" w:name="_Toc9258"/>
+        <w:pStyle w:val="1"/>
+        <w:keepNext w:val="0"/>
+        <w:keepLines w:val="0"/>
+        <w:pageBreakBefore w:val="0"/>
+        <w:widowControl w:val="0"/>
+        <w:kinsoku w:val="0"/>
+        <w:wordWrap/>
+        <w:overflowPunct/>
+        <w:autoSpaceDE w:val="0"/>
+        <w:autoSpaceDN w:val="0"/>
+        <w:bidi w:val="0"/>
+        <w:adjustRightInd w:val="0"/>
+        <w:snapToGrid w:val="0"/>
+        <w:textAlignment w:val="baseline"/>
+        <w:rPr>
+          <w:rFonts w:hint="eastAsia"/>
+        </w:rPr>
+      </w:pPr>
+      <w:bookmarkStart w:id="12" w:name="_Toc9258"/>
       <w:r>
         <w:rPr>
           <w:rFonts w:hint="eastAsia"/>
         </w:rPr>
         <w:t>定义与术语</w:t>
       </w:r>
-      <w:bookmarkEnd w:id="11"/>
-    </w:p>
-    <w:p>
-      <w:pPr>
-        <w:pStyle w:val="30"/>
-        <w:keepNext w:val="0"/>
-        <w:keepLines w:val="0"/>
-        <w:pageBreakBefore w:val="0"/>
-        <w:widowControl w:val="0"/>
-        <w:kinsoku w:val="0"/>
-        <w:wordWrap/>
-        <w:overflowPunct/>
-        <w:autoSpaceDE w:val="0"/>
-        <w:autoSpaceDN w:val="0"/>
-        <w:bidi w:val="0"/>
-        <w:adjustRightInd w:val="0"/>
-        <w:snapToGrid w:val="0"/>
-        <w:textAlignment w:val="baseline"/>
-        <w:rPr>
-          <w:rFonts w:hint="eastAsia"/>
-        </w:rPr>
-      </w:pPr>
-      <w:bookmarkStart w:id="12" w:name="_Toc20336"/>
+      <w:bookmarkEnd w:id="12"/>
+    </w:p>
+    <w:p>
+      <w:pPr>
+        <w:pStyle w:val="2"/>
+        <w:keepNext w:val="0"/>
+        <w:keepLines w:val="0"/>
+        <w:pageBreakBefore w:val="0"/>
+        <w:widowControl w:val="0"/>
+        <w:kinsoku w:val="0"/>
+        <w:wordWrap/>
+        <w:overflowPunct/>
+        <w:autoSpaceDE w:val="0"/>
+        <w:autoSpaceDN w:val="0"/>
+        <w:bidi w:val="0"/>
+        <w:adjustRightInd w:val="0"/>
+        <w:snapToGrid w:val="0"/>
+        <w:textAlignment w:val="baseline"/>
+        <w:rPr>
+          <w:rFonts w:hint="eastAsia"/>
+        </w:rPr>
+      </w:pPr>
+      <w:bookmarkStart w:id="13" w:name="_Toc20336"/>
       <w:r>
         <w:rPr>
           <w:rFonts w:hint="eastAsia"/>
         </w:rPr>
         <w:t>服务报告</w:t>
       </w:r>
-      <w:bookmarkEnd w:id="12"/>
-    </w:p>
-    <w:p>
-      <w:pPr>
-        <w:pStyle w:val="29"/>
+      <w:bookmarkEnd w:id="13"/>
+    </w:p>
+    <w:p>
+      <w:pPr>
+        <w:pStyle w:val="a1"/>
         <w:keepNext w:val="0"/>
         <w:keepLines w:val="0"/>
         <w:pageBreakBefore w:val="0"/>
@@ -5077,36 +4978,36 @@
     </w:p>
     <w:p>
       <w:pPr>
-        <w:pStyle w:val="30"/>
-        <w:keepNext w:val="0"/>
-        <w:keepLines w:val="0"/>
-        <w:pageBreakBefore w:val="0"/>
-        <w:widowControl w:val="0"/>
-        <w:kinsoku w:val="0"/>
-        <w:wordWrap/>
-        <w:overflowPunct/>
-        <w:autoSpaceDE w:val="0"/>
-        <w:autoSpaceDN w:val="0"/>
-        <w:bidi w:val="0"/>
-        <w:adjustRightInd w:val="0"/>
-        <w:snapToGrid w:val="0"/>
-        <w:textAlignment w:val="baseline"/>
-        <w:rPr>
-          <w:rFonts w:hint="eastAsia"/>
-        </w:rPr>
-      </w:pPr>
-      <w:bookmarkStart w:id="13" w:name="_Toc6767"/>
+        <w:pStyle w:val="2"/>
+        <w:keepNext w:val="0"/>
+        <w:keepLines w:val="0"/>
+        <w:pageBreakBefore w:val="0"/>
+        <w:widowControl w:val="0"/>
+        <w:kinsoku w:val="0"/>
+        <w:wordWrap/>
+        <w:overflowPunct/>
+        <w:autoSpaceDE w:val="0"/>
+        <w:autoSpaceDN w:val="0"/>
+        <w:bidi w:val="0"/>
+        <w:adjustRightInd w:val="0"/>
+        <w:snapToGrid w:val="0"/>
+        <w:textAlignment w:val="baseline"/>
+        <w:rPr>
+          <w:rFonts w:hint="eastAsia"/>
+        </w:rPr>
+      </w:pPr>
+      <w:bookmarkStart w:id="14" w:name="_Toc6767"/>
       <w:r>
         <w:rPr>
           <w:rFonts w:hint="eastAsia"/>
         </w:rPr>
         <w:t>被动服务报告</w:t>
       </w:r>
-      <w:bookmarkEnd w:id="13"/>
-    </w:p>
-    <w:p>
-      <w:pPr>
-        <w:pStyle w:val="29"/>
+      <w:bookmarkEnd w:id="14"/>
+    </w:p>
+    <w:p>
+      <w:pPr>
+        <w:pStyle w:val="a1"/>
         <w:keepNext w:val="0"/>
         <w:keepLines w:val="0"/>
         <w:pageBreakBefore w:val="0"/>
@@ -5133,36 +5034,36 @@
     </w:p>
     <w:p>
       <w:pPr>
-        <w:pStyle w:val="30"/>
-        <w:keepNext w:val="0"/>
-        <w:keepLines w:val="0"/>
-        <w:pageBreakBefore w:val="0"/>
-        <w:widowControl w:val="0"/>
-        <w:kinsoku w:val="0"/>
-        <w:wordWrap/>
-        <w:overflowPunct/>
-        <w:autoSpaceDE w:val="0"/>
-        <w:autoSpaceDN w:val="0"/>
-        <w:bidi w:val="0"/>
-        <w:adjustRightInd w:val="0"/>
-        <w:snapToGrid w:val="0"/>
-        <w:textAlignment w:val="baseline"/>
-        <w:rPr>
-          <w:rFonts w:hint="eastAsia"/>
-        </w:rPr>
-      </w:pPr>
-      <w:bookmarkStart w:id="14" w:name="_Toc18228"/>
+        <w:pStyle w:val="2"/>
+        <w:keepNext w:val="0"/>
+        <w:keepLines w:val="0"/>
+        <w:pageBreakBefore w:val="0"/>
+        <w:widowControl w:val="0"/>
+        <w:kinsoku w:val="0"/>
+        <w:wordWrap/>
+        <w:overflowPunct/>
+        <w:autoSpaceDE w:val="0"/>
+        <w:autoSpaceDN w:val="0"/>
+        <w:bidi w:val="0"/>
+        <w:adjustRightInd w:val="0"/>
+        <w:snapToGrid w:val="0"/>
+        <w:textAlignment w:val="baseline"/>
+        <w:rPr>
+          <w:rFonts w:hint="eastAsia"/>
+        </w:rPr>
+      </w:pPr>
+      <w:bookmarkStart w:id="15" w:name="_Toc18228"/>
       <w:r>
         <w:rPr>
           <w:rFonts w:hint="eastAsia"/>
         </w:rPr>
         <w:t>主动服务报告</w:t>
       </w:r>
-      <w:bookmarkEnd w:id="14"/>
-    </w:p>
-    <w:p>
-      <w:pPr>
-        <w:pStyle w:val="29"/>
+      <w:bookmarkEnd w:id="15"/>
+    </w:p>
+    <w:p>
+      <w:pPr>
+        <w:pStyle w:val="a1"/>
         <w:keepNext w:val="0"/>
         <w:keepLines w:val="0"/>
         <w:pageBreakBefore w:val="0"/>
@@ -5189,36 +5090,36 @@
     </w:p>
     <w:p>
       <w:pPr>
-        <w:pStyle w:val="30"/>
-        <w:keepNext w:val="0"/>
-        <w:keepLines w:val="0"/>
-        <w:pageBreakBefore w:val="0"/>
-        <w:widowControl w:val="0"/>
-        <w:kinsoku w:val="0"/>
-        <w:wordWrap/>
-        <w:overflowPunct/>
-        <w:autoSpaceDE w:val="0"/>
-        <w:autoSpaceDN w:val="0"/>
-        <w:bidi w:val="0"/>
-        <w:adjustRightInd w:val="0"/>
-        <w:snapToGrid w:val="0"/>
-        <w:textAlignment w:val="baseline"/>
-        <w:rPr>
-          <w:rFonts w:hint="eastAsia"/>
-        </w:rPr>
-      </w:pPr>
-      <w:bookmarkStart w:id="15" w:name="_Toc31502"/>
+        <w:pStyle w:val="2"/>
+        <w:keepNext w:val="0"/>
+        <w:keepLines w:val="0"/>
+        <w:pageBreakBefore w:val="0"/>
+        <w:widowControl w:val="0"/>
+        <w:kinsoku w:val="0"/>
+        <w:wordWrap/>
+        <w:overflowPunct/>
+        <w:autoSpaceDE w:val="0"/>
+        <w:autoSpaceDN w:val="0"/>
+        <w:bidi w:val="0"/>
+        <w:adjustRightInd w:val="0"/>
+        <w:snapToGrid w:val="0"/>
+        <w:textAlignment w:val="baseline"/>
+        <w:rPr>
+          <w:rFonts w:hint="eastAsia"/>
+        </w:rPr>
+      </w:pPr>
+      <w:bookmarkStart w:id="16" w:name="_Toc31502"/>
       <w:r>
         <w:rPr>
           <w:rFonts w:hint="eastAsia"/>
         </w:rPr>
         <w:t>进展服务报告</w:t>
       </w:r>
-      <w:bookmarkEnd w:id="15"/>
-    </w:p>
-    <w:p>
-      <w:pPr>
-        <w:pStyle w:val="29"/>
+      <w:bookmarkEnd w:id="16"/>
+    </w:p>
+    <w:p>
+      <w:pPr>
+        <w:pStyle w:val="a1"/>
         <w:keepNext w:val="0"/>
         <w:keepLines w:val="0"/>
         <w:pageBreakBefore w:val="0"/>
@@ -5245,94 +5146,94 @@
     </w:p>
     <w:p>
       <w:pPr>
-        <w:pStyle w:val="28"/>
-        <w:keepNext w:val="0"/>
-        <w:keepLines w:val="0"/>
-        <w:pageBreakBefore w:val="0"/>
-        <w:widowControl w:val="0"/>
-        <w:kinsoku w:val="0"/>
-        <w:wordWrap/>
-        <w:overflowPunct/>
-        <w:autoSpaceDE w:val="0"/>
-        <w:autoSpaceDN w:val="0"/>
-        <w:bidi w:val="0"/>
-        <w:adjustRightInd w:val="0"/>
-        <w:snapToGrid w:val="0"/>
-        <w:textAlignment w:val="baseline"/>
-        <w:rPr>
-          <w:rFonts w:hint="eastAsia"/>
-        </w:rPr>
-      </w:pPr>
-      <w:bookmarkStart w:id="16" w:name="_Toc18099"/>
+        <w:pStyle w:val="1"/>
+        <w:keepNext w:val="0"/>
+        <w:keepLines w:val="0"/>
+        <w:pageBreakBefore w:val="0"/>
+        <w:widowControl w:val="0"/>
+        <w:kinsoku w:val="0"/>
+        <w:wordWrap/>
+        <w:overflowPunct/>
+        <w:autoSpaceDE w:val="0"/>
+        <w:autoSpaceDN w:val="0"/>
+        <w:bidi w:val="0"/>
+        <w:adjustRightInd w:val="0"/>
+        <w:snapToGrid w:val="0"/>
+        <w:textAlignment w:val="baseline"/>
+        <w:rPr>
+          <w:rFonts w:hint="eastAsia"/>
+        </w:rPr>
+      </w:pPr>
+      <w:bookmarkStart w:id="17" w:name="_Toc18099"/>
       <w:r>
         <w:rPr>
           <w:rFonts w:hint="eastAsia"/>
         </w:rPr>
         <w:t>管理内容与要求</w:t>
       </w:r>
-      <w:bookmarkEnd w:id="16"/>
-    </w:p>
-    <w:p>
-      <w:pPr>
-        <w:pStyle w:val="30"/>
-        <w:keepNext w:val="0"/>
-        <w:keepLines w:val="0"/>
-        <w:pageBreakBefore w:val="0"/>
-        <w:widowControl w:val="0"/>
-        <w:kinsoku w:val="0"/>
-        <w:wordWrap/>
-        <w:overflowPunct/>
-        <w:autoSpaceDE w:val="0"/>
-        <w:autoSpaceDN w:val="0"/>
-        <w:bidi w:val="0"/>
-        <w:adjustRightInd w:val="0"/>
-        <w:snapToGrid w:val="0"/>
-        <w:textAlignment w:val="baseline"/>
-        <w:rPr>
-          <w:rFonts w:hint="eastAsia"/>
-        </w:rPr>
-      </w:pPr>
-      <w:bookmarkStart w:id="17" w:name="_Toc11546"/>
+      <w:bookmarkEnd w:id="17"/>
+    </w:p>
+    <w:p>
+      <w:pPr>
+        <w:pStyle w:val="2"/>
+        <w:keepNext w:val="0"/>
+        <w:keepLines w:val="0"/>
+        <w:pageBreakBefore w:val="0"/>
+        <w:widowControl w:val="0"/>
+        <w:kinsoku w:val="0"/>
+        <w:wordWrap/>
+        <w:overflowPunct/>
+        <w:autoSpaceDE w:val="0"/>
+        <w:autoSpaceDN w:val="0"/>
+        <w:bidi w:val="0"/>
+        <w:adjustRightInd w:val="0"/>
+        <w:snapToGrid w:val="0"/>
+        <w:textAlignment w:val="baseline"/>
+        <w:rPr>
+          <w:rFonts w:hint="eastAsia"/>
+        </w:rPr>
+      </w:pPr>
+      <w:bookmarkStart w:id="18" w:name="_Toc11546"/>
       <w:r>
         <w:rPr>
           <w:rFonts w:hint="eastAsia"/>
         </w:rPr>
         <w:t>服务报告全生命周期管理</w:t>
       </w:r>
-      <w:bookmarkEnd w:id="17"/>
-    </w:p>
-    <w:p>
-      <w:pPr>
-        <w:pStyle w:val="31"/>
-        <w:keepNext w:val="0"/>
-        <w:keepLines w:val="0"/>
-        <w:pageBreakBefore w:val="0"/>
-        <w:widowControl w:val="0"/>
-        <w:kinsoku w:val="0"/>
-        <w:wordWrap/>
-        <w:overflowPunct/>
-        <w:autoSpaceDE w:val="0"/>
-        <w:autoSpaceDN w:val="0"/>
-        <w:bidi w:val="0"/>
-        <w:adjustRightInd w:val="0"/>
-        <w:snapToGrid w:val="0"/>
-        <w:textAlignment w:val="baseline"/>
-        <w:rPr>
-          <w:rFonts w:hint="eastAsia"/>
-        </w:rPr>
-      </w:pPr>
-      <w:bookmarkStart w:id="18" w:name="_Toc24849"/>
+      <w:bookmarkEnd w:id="18"/>
+    </w:p>
+    <w:p>
+      <w:pPr>
+        <w:pStyle w:val="3"/>
+        <w:keepNext w:val="0"/>
+        <w:keepLines w:val="0"/>
+        <w:pageBreakBefore w:val="0"/>
+        <w:widowControl w:val="0"/>
+        <w:kinsoku w:val="0"/>
+        <w:wordWrap/>
+        <w:overflowPunct/>
+        <w:autoSpaceDE w:val="0"/>
+        <w:autoSpaceDN w:val="0"/>
+        <w:bidi w:val="0"/>
+        <w:adjustRightInd w:val="0"/>
+        <w:snapToGrid w:val="0"/>
+        <w:textAlignment w:val="baseline"/>
+        <w:rPr>
+          <w:rFonts w:hint="eastAsia"/>
+        </w:rPr>
+      </w:pPr>
+      <w:bookmarkStart w:id="19" w:name="_Toc24849"/>
       <w:r>
         <w:rPr>
           <w:rFonts w:hint="eastAsia"/>
         </w:rPr>
         <w:t>报告策划与定义</w:t>
       </w:r>
-      <w:bookmarkEnd w:id="18"/>
-    </w:p>
-    <w:p>
-      <w:pPr>
-        <w:pStyle w:val="29"/>
+      <w:bookmarkEnd w:id="19"/>
+    </w:p>
+    <w:p>
+      <w:pPr>
+        <w:pStyle w:val="a1"/>
         <w:keepNext w:val="0"/>
         <w:keepLines w:val="0"/>
         <w:pageBreakBefore w:val="0"/>
@@ -5359,34 +5260,34 @@
     </w:p>
     <w:p>
       <w:pPr>
-        <w:pStyle w:val="29"/>
-        <w:keepNext w:val="0"/>
-        <w:keepLines w:val="0"/>
-        <w:pageBreakBefore w:val="0"/>
-        <w:widowControl w:val="0"/>
-        <w:kinsoku w:val="0"/>
-        <w:wordWrap/>
-        <w:overflowPunct/>
-        <w:autoSpaceDE w:val="0"/>
-        <w:autoSpaceDN w:val="0"/>
-        <w:bidi w:val="0"/>
-        <w:adjustRightInd w:val="0"/>
-        <w:snapToGrid w:val="0"/>
-        <w:textAlignment w:val="baseline"/>
-        <w:rPr>
-          <w:rFonts w:hint="eastAsia"/>
-        </w:rPr>
-      </w:pPr>
-      <w:r>
-        <w:rPr>
-          <w:rFonts w:hint="eastAsia"/>
-        </w:rPr>
-        <w:t>需求分析：运维项目部长应定期（至少每半年一次）与客户及内部管理层沟通，识别报告需求变化，更新《服务报告需求清单》</w:t>
-      </w:r>
-    </w:p>
-    <w:p>
-      <w:pPr>
-        <w:pStyle w:val="29"/>
+        <w:pStyle w:val="a1"/>
+        <w:keepNext w:val="0"/>
+        <w:keepLines w:val="0"/>
+        <w:pageBreakBefore w:val="0"/>
+        <w:widowControl w:val="0"/>
+        <w:kinsoku w:val="0"/>
+        <w:wordWrap/>
+        <w:overflowPunct/>
+        <w:autoSpaceDE w:val="0"/>
+        <w:autoSpaceDN w:val="0"/>
+        <w:bidi w:val="0"/>
+        <w:adjustRightInd w:val="0"/>
+        <w:snapToGrid w:val="0"/>
+        <w:textAlignment w:val="baseline"/>
+        <w:rPr>
+          <w:rFonts w:hint="eastAsia"/>
+        </w:rPr>
+      </w:pPr>
+      <w:r>
+        <w:rPr>
+          <w:rFonts w:hint="eastAsia"/>
+        </w:rPr>
+        <w:t>需求分析：运维项目经理应定期（至少每半年一次）与客户及内部管理层沟通，识别报告需求变化，更新《服务报告需求清单》</w:t>
+      </w:r>
+    </w:p>
+    <w:p>
+      <w:pPr>
+        <w:pStyle w:val="a1"/>
         <w:keepNext w:val="0"/>
         <w:keepLines w:val="0"/>
         <w:pageBreakBefore w:val="0"/>
@@ -5413,7 +5314,7 @@
     </w:p>
     <w:p>
       <w:pPr>
-        <w:pStyle w:val="29"/>
+        <w:pStyle w:val="a1"/>
         <w:keepNext w:val="0"/>
         <w:keepLines w:val="0"/>
         <w:pageBreakBefore w:val="0"/>
@@ -5440,36 +5341,36 @@
     </w:p>
     <w:p>
       <w:pPr>
-        <w:pStyle w:val="31"/>
-        <w:keepNext w:val="0"/>
-        <w:keepLines w:val="0"/>
-        <w:pageBreakBefore w:val="0"/>
-        <w:widowControl w:val="0"/>
-        <w:kinsoku w:val="0"/>
-        <w:wordWrap/>
-        <w:overflowPunct/>
-        <w:autoSpaceDE w:val="0"/>
-        <w:autoSpaceDN w:val="0"/>
-        <w:bidi w:val="0"/>
-        <w:adjustRightInd w:val="0"/>
-        <w:snapToGrid w:val="0"/>
-        <w:textAlignment w:val="baseline"/>
-        <w:rPr>
-          <w:rFonts w:hint="eastAsia"/>
-        </w:rPr>
-      </w:pPr>
-      <w:bookmarkStart w:id="19" w:name="_Toc1564"/>
+        <w:pStyle w:val="3"/>
+        <w:keepNext w:val="0"/>
+        <w:keepLines w:val="0"/>
+        <w:pageBreakBefore w:val="0"/>
+        <w:widowControl w:val="0"/>
+        <w:kinsoku w:val="0"/>
+        <w:wordWrap/>
+        <w:overflowPunct/>
+        <w:autoSpaceDE w:val="0"/>
+        <w:autoSpaceDN w:val="0"/>
+        <w:bidi w:val="0"/>
+        <w:adjustRightInd w:val="0"/>
+        <w:snapToGrid w:val="0"/>
+        <w:textAlignment w:val="baseline"/>
+        <w:rPr>
+          <w:rFonts w:hint="eastAsia"/>
+        </w:rPr>
+      </w:pPr>
+      <w:bookmarkStart w:id="20" w:name="_Toc1564"/>
       <w:r>
         <w:rPr>
           <w:rFonts w:hint="eastAsia"/>
         </w:rPr>
         <w:t>报告计划制定</w:t>
       </w:r>
-      <w:bookmarkEnd w:id="19"/>
-    </w:p>
-    <w:p>
-      <w:pPr>
-        <w:pStyle w:val="29"/>
+      <w:bookmarkEnd w:id="20"/>
+    </w:p>
+    <w:p>
+      <w:pPr>
+        <w:pStyle w:val="a1"/>
         <w:keepNext w:val="0"/>
         <w:keepLines w:val="0"/>
         <w:pageBreakBefore w:val="0"/>
@@ -5496,34 +5397,34 @@
     </w:p>
     <w:p>
       <w:pPr>
-        <w:pStyle w:val="29"/>
-        <w:keepNext w:val="0"/>
-        <w:keepLines w:val="0"/>
-        <w:pageBreakBefore w:val="0"/>
-        <w:widowControl w:val="0"/>
-        <w:kinsoku w:val="0"/>
-        <w:wordWrap/>
-        <w:overflowPunct/>
-        <w:autoSpaceDE w:val="0"/>
-        <w:autoSpaceDN w:val="0"/>
-        <w:bidi w:val="0"/>
-        <w:adjustRightInd w:val="0"/>
-        <w:snapToGrid w:val="0"/>
-        <w:textAlignment w:val="baseline"/>
-        <w:rPr>
-          <w:rFonts w:hint="eastAsia"/>
-        </w:rPr>
-      </w:pPr>
-      <w:r>
-        <w:rPr>
-          <w:rFonts w:hint="eastAsia"/>
-        </w:rPr>
-        <w:t>计划审批：《服务报告计划》需经运维部部长审核批准，重大变更需重新评审</w:t>
-      </w:r>
-    </w:p>
-    <w:p>
-      <w:pPr>
-        <w:pStyle w:val="29"/>
+        <w:pStyle w:val="a1"/>
+        <w:keepNext w:val="0"/>
+        <w:keepLines w:val="0"/>
+        <w:pageBreakBefore w:val="0"/>
+        <w:widowControl w:val="0"/>
+        <w:kinsoku w:val="0"/>
+        <w:wordWrap/>
+        <w:overflowPunct/>
+        <w:autoSpaceDE w:val="0"/>
+        <w:autoSpaceDN w:val="0"/>
+        <w:bidi w:val="0"/>
+        <w:adjustRightInd w:val="0"/>
+        <w:snapToGrid w:val="0"/>
+        <w:textAlignment w:val="baseline"/>
+        <w:rPr>
+          <w:rFonts w:hint="eastAsia"/>
+        </w:rPr>
+      </w:pPr>
+      <w:r>
+        <w:rPr>
+          <w:rFonts w:hint="eastAsia"/>
+        </w:rPr>
+        <w:t>计划审批：《服务报告计划》需经运维部经理审核批准，重大变更需重新评审</w:t>
+      </w:r>
+    </w:p>
+    <w:p>
+      <w:pPr>
+        <w:pStyle w:val="a1"/>
         <w:keepNext w:val="0"/>
         <w:keepLines w:val="0"/>
         <w:pageBreakBefore w:val="0"/>
@@ -5550,65 +5451,65 @@
     </w:p>
     <w:p>
       <w:pPr>
-        <w:pStyle w:val="30"/>
-        <w:keepNext w:val="0"/>
-        <w:keepLines w:val="0"/>
-        <w:pageBreakBefore w:val="0"/>
-        <w:widowControl w:val="0"/>
-        <w:kinsoku w:val="0"/>
-        <w:wordWrap/>
-        <w:overflowPunct/>
-        <w:autoSpaceDE w:val="0"/>
-        <w:autoSpaceDN w:val="0"/>
-        <w:bidi w:val="0"/>
-        <w:adjustRightInd w:val="0"/>
-        <w:snapToGrid w:val="0"/>
-        <w:textAlignment w:val="baseline"/>
-        <w:rPr>
-          <w:rFonts w:hint="eastAsia"/>
-        </w:rPr>
-      </w:pPr>
-      <w:bookmarkStart w:id="20" w:name="_Toc12508"/>
+        <w:pStyle w:val="2"/>
+        <w:keepNext w:val="0"/>
+        <w:keepLines w:val="0"/>
+        <w:pageBreakBefore w:val="0"/>
+        <w:widowControl w:val="0"/>
+        <w:kinsoku w:val="0"/>
+        <w:wordWrap/>
+        <w:overflowPunct/>
+        <w:autoSpaceDE w:val="0"/>
+        <w:autoSpaceDN w:val="0"/>
+        <w:bidi w:val="0"/>
+        <w:adjustRightInd w:val="0"/>
+        <w:snapToGrid w:val="0"/>
+        <w:textAlignment w:val="baseline"/>
+        <w:rPr>
+          <w:rFonts w:hint="eastAsia"/>
+        </w:rPr>
+      </w:pPr>
+      <w:bookmarkStart w:id="21" w:name="_Toc12508"/>
       <w:r>
         <w:rPr>
           <w:rFonts w:hint="eastAsia"/>
         </w:rPr>
         <w:t>报告类型与内容规范</w:t>
       </w:r>
-      <w:bookmarkEnd w:id="20"/>
-    </w:p>
-    <w:p>
-      <w:pPr>
-        <w:pStyle w:val="31"/>
-        <w:keepNext w:val="0"/>
-        <w:keepLines w:val="0"/>
-        <w:pageBreakBefore w:val="0"/>
-        <w:widowControl w:val="0"/>
-        <w:kinsoku w:val="0"/>
-        <w:wordWrap/>
-        <w:overflowPunct/>
-        <w:autoSpaceDE w:val="0"/>
-        <w:autoSpaceDN w:val="0"/>
-        <w:bidi w:val="0"/>
-        <w:adjustRightInd w:val="0"/>
-        <w:snapToGrid w:val="0"/>
-        <w:textAlignment w:val="baseline"/>
-        <w:rPr>
-          <w:rFonts w:hint="eastAsia"/>
-        </w:rPr>
-      </w:pPr>
-      <w:bookmarkStart w:id="21" w:name="_Toc3302"/>
+      <w:bookmarkEnd w:id="21"/>
+    </w:p>
+    <w:p>
+      <w:pPr>
+        <w:pStyle w:val="3"/>
+        <w:keepNext w:val="0"/>
+        <w:keepLines w:val="0"/>
+        <w:pageBreakBefore w:val="0"/>
+        <w:widowControl w:val="0"/>
+        <w:kinsoku w:val="0"/>
+        <w:wordWrap/>
+        <w:overflowPunct/>
+        <w:autoSpaceDE w:val="0"/>
+        <w:autoSpaceDN w:val="0"/>
+        <w:bidi w:val="0"/>
+        <w:adjustRightInd w:val="0"/>
+        <w:snapToGrid w:val="0"/>
+        <w:textAlignment w:val="baseline"/>
+        <w:rPr>
+          <w:rFonts w:hint="eastAsia"/>
+        </w:rPr>
+      </w:pPr>
+      <w:bookmarkStart w:id="22" w:name="_Toc3302"/>
       <w:r>
         <w:rPr>
           <w:rFonts w:hint="eastAsia"/>
         </w:rPr>
         <w:t>报告分类体系</w:t>
       </w:r>
-      <w:bookmarkEnd w:id="21"/>
-    </w:p>
-    <w:p>
-      <w:pPr>
-        <w:pStyle w:val="29"/>
+      <w:bookmarkEnd w:id="22"/>
+    </w:p>
+    <w:p>
+      <w:pPr>
+        <w:pStyle w:val="a1"/>
         <w:keepNext w:val="0"/>
         <w:keepLines w:val="0"/>
         <w:pageBreakBefore w:val="0"/>
@@ -5650,20 +5551,20 @@
     </w:p>
     <w:p>
       <w:pPr>
-        <w:pStyle w:val="29"/>
-        <w:keepNext w:val="0"/>
-        <w:keepLines w:val="0"/>
-        <w:pageBreakBefore w:val="0"/>
-        <w:widowControl w:val="0"/>
-        <w:kinsoku w:val="0"/>
-        <w:wordWrap/>
-        <w:overflowPunct/>
-        <w:autoSpaceDE w:val="0"/>
-        <w:autoSpaceDN w:val="0"/>
-        <w:bidi w:val="0"/>
-        <w:adjustRightInd w:val="0"/>
-        <w:snapToGrid w:val="0"/>
-        <w:ind w:left="0" w:leftChars="0" w:right="0" w:rightChars="0" w:firstLine="0" w:firstLineChars="0"/>
+        <w:pStyle w:val="a1"/>
+        <w:keepNext w:val="0"/>
+        <w:keepLines w:val="0"/>
+        <w:pageBreakBefore w:val="0"/>
+        <w:widowControl w:val="0"/>
+        <w:kinsoku w:val="0"/>
+        <w:wordWrap/>
+        <w:overflowPunct/>
+        <w:autoSpaceDE w:val="0"/>
+        <w:autoSpaceDN w:val="0"/>
+        <w:bidi w:val="0"/>
+        <w:adjustRightInd w:val="0"/>
+        <w:snapToGrid w:val="0"/>
+        <w:ind w:left="0" w:right="0" w:firstLine="0" w:leftChars="0" w:rightChars="0" w:firstLineChars="0"/>
         <w:jc w:val="center"/>
         <w:textAlignment w:val="baseline"/>
         <w:rPr>
@@ -5753,7 +5654,7 @@
           <w:rFonts w:hint="default"/>
           <w:lang w:val="en-US" w:eastAsia="zh-CN"/>
         </w:rPr>
-        <w:instrText xml:space="preserve">SEQ 表 \* ARABIC  \s 1</w:instrText>
+        <w:instrText>SEQ 表 \* ARABIC  \s 1</w:instrText>
       </w:r>
       <w:r>
         <w:rPr>
@@ -5793,18 +5694,17 @@
     </w:p>
     <w:tbl>
       <w:tblPr>
-        <w:tblStyle w:val="21"/>
+        <w:tblStyle w:val="TableGrid"/>
         <w:tblW w:w="0" w:type="auto"/>
         <w:tblInd w:w="0" w:type="dxa"/>
         <w:tblBorders>
-          <w:top w:val="single" w:color="auto" w:sz="4" w:space="0"/>
-          <w:left w:val="single" w:color="auto" w:sz="4" w:space="0"/>
-          <w:bottom w:val="single" w:color="auto" w:sz="4" w:space="0"/>
-          <w:right w:val="single" w:color="auto" w:sz="4" w:space="0"/>
-          <w:insideH w:val="single" w:color="auto" w:sz="4" w:space="0"/>
-          <w:insideV w:val="single" w:color="auto" w:sz="4" w:space="0"/>
+          <w:top w:val="single" w:sz="4" w:space="0" w:color="auto"/>
+          <w:left w:val="single" w:sz="4" w:space="0" w:color="auto"/>
+          <w:bottom w:val="single" w:sz="4" w:space="0" w:color="auto"/>
+          <w:right w:val="single" w:sz="4" w:space="0" w:color="auto"/>
+          <w:insideH w:val="single" w:sz="4" w:space="0" w:color="auto"/>
+          <w:insideV w:val="single" w:sz="4" w:space="0" w:color="auto"/>
         </w:tblBorders>
-        <w:tblLayout w:type="autofit"/>
         <w:tblCellMar>
           <w:top w:w="0" w:type="dxa"/>
           <w:left w:w="108" w:type="dxa"/>
@@ -5819,13 +5719,15 @@
       </w:tblGrid>
       <w:tr>
         <w:tblPrEx>
+          <w:tblW w:w="0" w:type="auto"/>
+          <w:tblInd w:w="0" w:type="dxa"/>
           <w:tblBorders>
-            <w:top w:val="single" w:color="auto" w:sz="4" w:space="0"/>
-            <w:left w:val="single" w:color="auto" w:sz="4" w:space="0"/>
-            <w:bottom w:val="single" w:color="auto" w:sz="4" w:space="0"/>
-            <w:right w:val="single" w:color="auto" w:sz="4" w:space="0"/>
-            <w:insideH w:val="single" w:color="auto" w:sz="4" w:space="0"/>
-            <w:insideV w:val="single" w:color="auto" w:sz="4" w:space="0"/>
+            <w:top w:val="single" w:sz="4" w:space="0" w:color="auto"/>
+            <w:left w:val="single" w:sz="4" w:space="0" w:color="auto"/>
+            <w:bottom w:val="single" w:sz="4" w:space="0" w:color="auto"/>
+            <w:right w:val="single" w:sz="4" w:space="0" w:color="auto"/>
+            <w:insideH w:val="single" w:sz="4" w:space="0" w:color="auto"/>
+            <w:insideV w:val="single" w:sz="4" w:space="0" w:color="auto"/>
           </w:tblBorders>
           <w:tblCellMar>
             <w:top w:w="0" w:type="dxa"/>
@@ -5840,7 +5742,7 @@
           </w:tcPr>
           <w:p>
             <w:pPr>
-              <w:pStyle w:val="29"/>
+              <w:pStyle w:val="a1"/>
               <w:keepNext w:val="0"/>
               <w:keepLines w:val="0"/>
               <w:pageBreakBefore w:val="0"/>
@@ -5878,7 +5780,7 @@
           </w:tcPr>
           <w:p>
             <w:pPr>
-              <w:pStyle w:val="29"/>
+              <w:pStyle w:val="a1"/>
               <w:keepNext w:val="0"/>
               <w:keepLines w:val="0"/>
               <w:pageBreakBefore w:val="0"/>
@@ -5916,7 +5818,7 @@
           </w:tcPr>
           <w:p>
             <w:pPr>
-              <w:pStyle w:val="29"/>
+              <w:pStyle w:val="a1"/>
               <w:keepNext w:val="0"/>
               <w:keepLines w:val="0"/>
               <w:pageBreakBefore w:val="0"/>
@@ -5951,14 +5853,8 @@
       </w:tr>
       <w:tr>
         <w:tblPrEx>
-          <w:tblBorders>
-            <w:top w:val="single" w:color="auto" w:sz="4" w:space="0"/>
-            <w:left w:val="single" w:color="auto" w:sz="4" w:space="0"/>
-            <w:bottom w:val="single" w:color="auto" w:sz="4" w:space="0"/>
-            <w:right w:val="single" w:color="auto" w:sz="4" w:space="0"/>
-            <w:insideH w:val="single" w:color="auto" w:sz="4" w:space="0"/>
-            <w:insideV w:val="single" w:color="auto" w:sz="4" w:space="0"/>
-          </w:tblBorders>
+          <w:tblW w:w="0" w:type="auto"/>
+          <w:tblInd w:w="0" w:type="dxa"/>
           <w:tblCellMar>
             <w:top w:w="0" w:type="dxa"/>
             <w:left w:w="108" w:type="dxa"/>
@@ -5972,7 +5868,7 @@
           </w:tcPr>
           <w:p>
             <w:pPr>
-              <w:pStyle w:val="29"/>
+              <w:pStyle w:val="a1"/>
               <w:keepNext w:val="0"/>
               <w:keepLines w:val="0"/>
               <w:pageBreakBefore w:val="0"/>
@@ -6010,7 +5906,7 @@
           </w:tcPr>
           <w:p>
             <w:pPr>
-              <w:pStyle w:val="29"/>
+              <w:pStyle w:val="a1"/>
               <w:keepNext w:val="0"/>
               <w:keepLines w:val="0"/>
               <w:pageBreakBefore w:val="0"/>
@@ -6048,7 +5944,7 @@
           </w:tcPr>
           <w:p>
             <w:pPr>
-              <w:pStyle w:val="29"/>
+              <w:pStyle w:val="a1"/>
               <w:keepNext w:val="0"/>
               <w:keepLines w:val="0"/>
               <w:pageBreakBefore w:val="0"/>
@@ -6083,14 +5979,8 @@
       </w:tr>
       <w:tr>
         <w:tblPrEx>
-          <w:tblBorders>
-            <w:top w:val="single" w:color="auto" w:sz="4" w:space="0"/>
-            <w:left w:val="single" w:color="auto" w:sz="4" w:space="0"/>
-            <w:bottom w:val="single" w:color="auto" w:sz="4" w:space="0"/>
-            <w:right w:val="single" w:color="auto" w:sz="4" w:space="0"/>
-            <w:insideH w:val="single" w:color="auto" w:sz="4" w:space="0"/>
-            <w:insideV w:val="single" w:color="auto" w:sz="4" w:space="0"/>
-          </w:tblBorders>
+          <w:tblW w:w="0" w:type="auto"/>
+          <w:tblInd w:w="0" w:type="dxa"/>
           <w:tblCellMar>
             <w:top w:w="0" w:type="dxa"/>
             <w:left w:w="108" w:type="dxa"/>
@@ -6104,7 +5994,7 @@
           </w:tcPr>
           <w:p>
             <w:pPr>
-              <w:pStyle w:val="29"/>
+              <w:pStyle w:val="a1"/>
               <w:keepNext w:val="0"/>
               <w:keepLines w:val="0"/>
               <w:pageBreakBefore w:val="0"/>
@@ -6142,7 +6032,7 @@
           </w:tcPr>
           <w:p>
             <w:pPr>
-              <w:pStyle w:val="29"/>
+              <w:pStyle w:val="a1"/>
               <w:keepNext w:val="0"/>
               <w:keepLines w:val="0"/>
               <w:pageBreakBefore w:val="0"/>
@@ -6180,7 +6070,7 @@
           </w:tcPr>
           <w:p>
             <w:pPr>
-              <w:pStyle w:val="29"/>
+              <w:pStyle w:val="a1"/>
               <w:keepNext w:val="0"/>
               <w:keepLines w:val="0"/>
               <w:pageBreakBefore w:val="0"/>
@@ -6215,14 +6105,8 @@
       </w:tr>
       <w:tr>
         <w:tblPrEx>
-          <w:tblBorders>
-            <w:top w:val="single" w:color="auto" w:sz="4" w:space="0"/>
-            <w:left w:val="single" w:color="auto" w:sz="4" w:space="0"/>
-            <w:bottom w:val="single" w:color="auto" w:sz="4" w:space="0"/>
-            <w:right w:val="single" w:color="auto" w:sz="4" w:space="0"/>
-            <w:insideH w:val="single" w:color="auto" w:sz="4" w:space="0"/>
-            <w:insideV w:val="single" w:color="auto" w:sz="4" w:space="0"/>
-          </w:tblBorders>
+          <w:tblW w:w="0" w:type="auto"/>
+          <w:tblInd w:w="0" w:type="dxa"/>
           <w:tblCellMar>
             <w:top w:w="0" w:type="dxa"/>
             <w:left w:w="108" w:type="dxa"/>
@@ -6236,7 +6120,7 @@
           </w:tcPr>
           <w:p>
             <w:pPr>
-              <w:pStyle w:val="29"/>
+              <w:pStyle w:val="a1"/>
               <w:keepNext w:val="0"/>
               <w:keepLines w:val="0"/>
               <w:pageBreakBefore w:val="0"/>
@@ -6274,7 +6158,7 @@
           </w:tcPr>
           <w:p>
             <w:pPr>
-              <w:pStyle w:val="29"/>
+              <w:pStyle w:val="a1"/>
               <w:keepNext w:val="0"/>
               <w:keepLines w:val="0"/>
               <w:pageBreakBefore w:val="0"/>
@@ -6312,7 +6196,7 @@
           </w:tcPr>
           <w:p>
             <w:pPr>
-              <w:pStyle w:val="29"/>
+              <w:pStyle w:val="a1"/>
               <w:keepNext w:val="0"/>
               <w:keepLines w:val="0"/>
               <w:pageBreakBefore w:val="0"/>
@@ -6347,14 +6231,8 @@
       </w:tr>
       <w:tr>
         <w:tblPrEx>
-          <w:tblBorders>
-            <w:top w:val="single" w:color="auto" w:sz="4" w:space="0"/>
-            <w:left w:val="single" w:color="auto" w:sz="4" w:space="0"/>
-            <w:bottom w:val="single" w:color="auto" w:sz="4" w:space="0"/>
-            <w:right w:val="single" w:color="auto" w:sz="4" w:space="0"/>
-            <w:insideH w:val="single" w:color="auto" w:sz="4" w:space="0"/>
-            <w:insideV w:val="single" w:color="auto" w:sz="4" w:space="0"/>
-          </w:tblBorders>
+          <w:tblW w:w="0" w:type="auto"/>
+          <w:tblInd w:w="0" w:type="dxa"/>
           <w:tblCellMar>
             <w:top w:w="0" w:type="dxa"/>
             <w:left w:w="108" w:type="dxa"/>
@@ -6368,7 +6246,7 @@
           </w:tcPr>
           <w:p>
             <w:pPr>
-              <w:pStyle w:val="29"/>
+              <w:pStyle w:val="a1"/>
               <w:keepNext w:val="0"/>
               <w:keepLines w:val="0"/>
               <w:pageBreakBefore w:val="0"/>
@@ -6406,7 +6284,7 @@
           </w:tcPr>
           <w:p>
             <w:pPr>
-              <w:pStyle w:val="29"/>
+              <w:pStyle w:val="a1"/>
               <w:keepNext w:val="0"/>
               <w:keepLines w:val="0"/>
               <w:pageBreakBefore w:val="0"/>
@@ -6444,7 +6322,7 @@
           </w:tcPr>
           <w:p>
             <w:pPr>
-              <w:pStyle w:val="29"/>
+              <w:pStyle w:val="a1"/>
               <w:keepNext w:val="0"/>
               <w:keepLines w:val="0"/>
               <w:pageBreakBefore w:val="0"/>
@@ -6480,20 +6358,20 @@
     </w:tbl>
     <w:p>
       <w:pPr>
-        <w:pStyle w:val="29"/>
-        <w:keepNext w:val="0"/>
-        <w:keepLines w:val="0"/>
-        <w:pageBreakBefore w:val="0"/>
-        <w:widowControl w:val="0"/>
-        <w:kinsoku w:val="0"/>
-        <w:wordWrap/>
-        <w:overflowPunct/>
-        <w:autoSpaceDE w:val="0"/>
-        <w:autoSpaceDN w:val="0"/>
-        <w:bidi w:val="0"/>
-        <w:adjustRightInd w:val="0"/>
-        <w:snapToGrid w:val="0"/>
-        <w:ind w:left="0" w:leftChars="0" w:right="0" w:rightChars="0" w:firstLine="0" w:firstLineChars="0"/>
+        <w:pStyle w:val="a1"/>
+        <w:keepNext w:val="0"/>
+        <w:keepLines w:val="0"/>
+        <w:pageBreakBefore w:val="0"/>
+        <w:widowControl w:val="0"/>
+        <w:kinsoku w:val="0"/>
+        <w:wordWrap/>
+        <w:overflowPunct/>
+        <w:autoSpaceDE w:val="0"/>
+        <w:autoSpaceDN w:val="0"/>
+        <w:bidi w:val="0"/>
+        <w:adjustRightInd w:val="0"/>
+        <w:snapToGrid w:val="0"/>
+        <w:ind w:left="0" w:right="0" w:firstLine="0" w:leftChars="0" w:rightChars="0" w:firstLineChars="0"/>
         <w:jc w:val="center"/>
         <w:textAlignment w:val="baseline"/>
         <w:rPr>
@@ -6504,36 +6382,36 @@
     </w:p>
     <w:p>
       <w:pPr>
-        <w:pStyle w:val="31"/>
-        <w:keepNext w:val="0"/>
-        <w:keepLines w:val="0"/>
-        <w:pageBreakBefore w:val="0"/>
-        <w:widowControl w:val="0"/>
-        <w:kinsoku w:val="0"/>
-        <w:wordWrap/>
-        <w:overflowPunct/>
-        <w:autoSpaceDE w:val="0"/>
-        <w:autoSpaceDN w:val="0"/>
-        <w:bidi w:val="0"/>
-        <w:adjustRightInd w:val="0"/>
-        <w:snapToGrid w:val="0"/>
-        <w:textAlignment w:val="baseline"/>
-        <w:rPr>
-          <w:rFonts w:hint="eastAsia"/>
-        </w:rPr>
-      </w:pPr>
-      <w:bookmarkStart w:id="22" w:name="_Toc9751"/>
+        <w:pStyle w:val="3"/>
+        <w:keepNext w:val="0"/>
+        <w:keepLines w:val="0"/>
+        <w:pageBreakBefore w:val="0"/>
+        <w:widowControl w:val="0"/>
+        <w:kinsoku w:val="0"/>
+        <w:wordWrap/>
+        <w:overflowPunct/>
+        <w:autoSpaceDE w:val="0"/>
+        <w:autoSpaceDN w:val="0"/>
+        <w:bidi w:val="0"/>
+        <w:adjustRightInd w:val="0"/>
+        <w:snapToGrid w:val="0"/>
+        <w:textAlignment w:val="baseline"/>
+        <w:rPr>
+          <w:rFonts w:hint="eastAsia"/>
+        </w:rPr>
+      </w:pPr>
+      <w:bookmarkStart w:id="23" w:name="_Toc9751"/>
       <w:r>
         <w:rPr>
           <w:rFonts w:hint="eastAsia"/>
         </w:rPr>
         <w:t>报告内容标准</w:t>
       </w:r>
-      <w:bookmarkEnd w:id="22"/>
-    </w:p>
-    <w:p>
-      <w:pPr>
-        <w:pStyle w:val="29"/>
+      <w:bookmarkEnd w:id="23"/>
+    </w:p>
+    <w:p>
+      <w:pPr>
+        <w:pStyle w:val="a1"/>
         <w:keepNext w:val="0"/>
         <w:keepLines w:val="0"/>
         <w:pageBreakBefore w:val="0"/>
@@ -6560,7 +6438,7 @@
     </w:p>
     <w:p>
       <w:pPr>
-        <w:pStyle w:val="29"/>
+        <w:pStyle w:val="a1"/>
         <w:keepNext w:val="0"/>
         <w:keepLines w:val="0"/>
         <w:pageBreakBefore w:val="0"/>
@@ -6577,7 +6455,7 @@
         <w:bidi w:val="0"/>
         <w:adjustRightInd w:val="0"/>
         <w:snapToGrid w:val="0"/>
-        <w:ind w:left="425" w:leftChars="0" w:hanging="425" w:firstLineChars="0"/>
+        <w:ind w:left="425" w:hanging="425" w:leftChars="0" w:firstLineChars="0"/>
         <w:textAlignment w:val="baseline"/>
         <w:rPr>
           <w:rFonts w:hint="eastAsia"/>
@@ -6592,7 +6470,7 @@
     </w:p>
     <w:p>
       <w:pPr>
-        <w:pStyle w:val="29"/>
+        <w:pStyle w:val="a1"/>
         <w:keepNext w:val="0"/>
         <w:keepLines w:val="0"/>
         <w:pageBreakBefore w:val="0"/>
@@ -6609,7 +6487,7 @@
         <w:bidi w:val="0"/>
         <w:adjustRightInd w:val="0"/>
         <w:snapToGrid w:val="0"/>
-        <w:ind w:left="425" w:leftChars="0" w:hanging="425" w:firstLineChars="0"/>
+        <w:ind w:left="425" w:hanging="425" w:leftChars="0" w:firstLineChars="0"/>
         <w:textAlignment w:val="baseline"/>
         <w:rPr>
           <w:rFonts w:hint="eastAsia"/>
@@ -6624,7 +6502,7 @@
     </w:p>
     <w:p>
       <w:pPr>
-        <w:pStyle w:val="29"/>
+        <w:pStyle w:val="a1"/>
         <w:keepNext w:val="0"/>
         <w:keepLines w:val="0"/>
         <w:pageBreakBefore w:val="0"/>
@@ -6641,7 +6519,7 @@
         <w:bidi w:val="0"/>
         <w:adjustRightInd w:val="0"/>
         <w:snapToGrid w:val="0"/>
-        <w:ind w:left="425" w:leftChars="0" w:hanging="425" w:firstLineChars="0"/>
+        <w:ind w:left="425" w:hanging="425" w:leftChars="0" w:firstLineChars="0"/>
         <w:textAlignment w:val="baseline"/>
         <w:rPr>
           <w:rFonts w:hint="eastAsia"/>
@@ -6656,7 +6534,7 @@
     </w:p>
     <w:p>
       <w:pPr>
-        <w:pStyle w:val="29"/>
+        <w:pStyle w:val="a1"/>
         <w:keepNext w:val="0"/>
         <w:keepLines w:val="0"/>
         <w:pageBreakBefore w:val="0"/>
@@ -6673,7 +6551,7 @@
         <w:bidi w:val="0"/>
         <w:adjustRightInd w:val="0"/>
         <w:snapToGrid w:val="0"/>
-        <w:ind w:left="425" w:leftChars="0" w:hanging="425" w:firstLineChars="0"/>
+        <w:ind w:left="425" w:hanging="425" w:leftChars="0" w:firstLineChars="0"/>
         <w:textAlignment w:val="baseline"/>
         <w:rPr>
           <w:rFonts w:hint="eastAsia"/>
@@ -6688,7 +6566,7 @@
     </w:p>
     <w:p>
       <w:pPr>
-        <w:pStyle w:val="29"/>
+        <w:pStyle w:val="a1"/>
         <w:keepNext w:val="0"/>
         <w:keepLines w:val="0"/>
         <w:pageBreakBefore w:val="0"/>
@@ -6705,7 +6583,7 @@
         <w:bidi w:val="0"/>
         <w:adjustRightInd w:val="0"/>
         <w:snapToGrid w:val="0"/>
-        <w:ind w:left="425" w:leftChars="0" w:hanging="425" w:firstLineChars="0"/>
+        <w:ind w:left="425" w:hanging="425" w:leftChars="0" w:firstLineChars="0"/>
         <w:textAlignment w:val="baseline"/>
         <w:rPr>
           <w:rFonts w:hint="eastAsia"/>
@@ -6720,65 +6598,65 @@
     </w:p>
     <w:p>
       <w:pPr>
-        <w:pStyle w:val="30"/>
-        <w:keepNext w:val="0"/>
-        <w:keepLines w:val="0"/>
-        <w:pageBreakBefore w:val="0"/>
-        <w:widowControl w:val="0"/>
-        <w:kinsoku w:val="0"/>
-        <w:wordWrap/>
-        <w:overflowPunct/>
-        <w:autoSpaceDE w:val="0"/>
-        <w:autoSpaceDN w:val="0"/>
-        <w:bidi w:val="0"/>
-        <w:adjustRightInd w:val="0"/>
-        <w:snapToGrid w:val="0"/>
-        <w:textAlignment w:val="baseline"/>
-        <w:rPr>
-          <w:rFonts w:hint="eastAsia"/>
-        </w:rPr>
-      </w:pPr>
-      <w:bookmarkStart w:id="23" w:name="_Toc19463"/>
+        <w:pStyle w:val="2"/>
+        <w:keepNext w:val="0"/>
+        <w:keepLines w:val="0"/>
+        <w:pageBreakBefore w:val="0"/>
+        <w:widowControl w:val="0"/>
+        <w:kinsoku w:val="0"/>
+        <w:wordWrap/>
+        <w:overflowPunct/>
+        <w:autoSpaceDE w:val="0"/>
+        <w:autoSpaceDN w:val="0"/>
+        <w:bidi w:val="0"/>
+        <w:adjustRightInd w:val="0"/>
+        <w:snapToGrid w:val="0"/>
+        <w:textAlignment w:val="baseline"/>
+        <w:rPr>
+          <w:rFonts w:hint="eastAsia"/>
+        </w:rPr>
+      </w:pPr>
+      <w:bookmarkStart w:id="24" w:name="_Toc19463"/>
       <w:r>
         <w:rPr>
           <w:rFonts w:hint="eastAsia"/>
         </w:rPr>
         <w:t>数据质量管理</w:t>
       </w:r>
-      <w:bookmarkEnd w:id="23"/>
-    </w:p>
-    <w:p>
-      <w:pPr>
-        <w:pStyle w:val="31"/>
-        <w:keepNext w:val="0"/>
-        <w:keepLines w:val="0"/>
-        <w:pageBreakBefore w:val="0"/>
-        <w:widowControl w:val="0"/>
-        <w:kinsoku w:val="0"/>
-        <w:wordWrap/>
-        <w:overflowPunct/>
-        <w:autoSpaceDE w:val="0"/>
-        <w:autoSpaceDN w:val="0"/>
-        <w:bidi w:val="0"/>
-        <w:adjustRightInd w:val="0"/>
-        <w:snapToGrid w:val="0"/>
-        <w:textAlignment w:val="baseline"/>
-        <w:rPr>
-          <w:rFonts w:hint="eastAsia"/>
-        </w:rPr>
-      </w:pPr>
-      <w:bookmarkStart w:id="24" w:name="_Toc22882"/>
+      <w:bookmarkEnd w:id="24"/>
+    </w:p>
+    <w:p>
+      <w:pPr>
+        <w:pStyle w:val="3"/>
+        <w:keepNext w:val="0"/>
+        <w:keepLines w:val="0"/>
+        <w:pageBreakBefore w:val="0"/>
+        <w:widowControl w:val="0"/>
+        <w:kinsoku w:val="0"/>
+        <w:wordWrap/>
+        <w:overflowPunct/>
+        <w:autoSpaceDE w:val="0"/>
+        <w:autoSpaceDN w:val="0"/>
+        <w:bidi w:val="0"/>
+        <w:adjustRightInd w:val="0"/>
+        <w:snapToGrid w:val="0"/>
+        <w:textAlignment w:val="baseline"/>
+        <w:rPr>
+          <w:rFonts w:hint="eastAsia"/>
+        </w:rPr>
+      </w:pPr>
+      <w:bookmarkStart w:id="25" w:name="_Toc22882"/>
       <w:r>
         <w:rPr>
           <w:rFonts w:hint="eastAsia"/>
         </w:rPr>
         <w:t>数据采集规范</w:t>
       </w:r>
-      <w:bookmarkEnd w:id="24"/>
-    </w:p>
-    <w:p>
-      <w:pPr>
-        <w:pStyle w:val="29"/>
+      <w:bookmarkEnd w:id="25"/>
+    </w:p>
+    <w:p>
+      <w:pPr>
+        <w:pStyle w:val="a1"/>
         <w:keepNext w:val="0"/>
         <w:keepLines w:val="0"/>
         <w:pageBreakBefore w:val="0"/>
@@ -6805,7 +6683,7 @@
     </w:p>
     <w:p>
       <w:pPr>
-        <w:pStyle w:val="29"/>
+        <w:pStyle w:val="a1"/>
         <w:keepNext w:val="0"/>
         <w:keepLines w:val="0"/>
         <w:pageBreakBefore w:val="0"/>
@@ -6832,7 +6710,7 @@
     </w:p>
     <w:p>
       <w:pPr>
-        <w:pStyle w:val="29"/>
+        <w:pStyle w:val="a1"/>
         <w:keepNext w:val="0"/>
         <w:keepLines w:val="0"/>
         <w:pageBreakBefore w:val="0"/>
@@ -6859,36 +6737,36 @@
     </w:p>
     <w:p>
       <w:pPr>
-        <w:pStyle w:val="31"/>
-        <w:keepNext w:val="0"/>
-        <w:keepLines w:val="0"/>
-        <w:pageBreakBefore w:val="0"/>
-        <w:widowControl w:val="0"/>
-        <w:kinsoku w:val="0"/>
-        <w:wordWrap/>
-        <w:overflowPunct/>
-        <w:autoSpaceDE w:val="0"/>
-        <w:autoSpaceDN w:val="0"/>
-        <w:bidi w:val="0"/>
-        <w:adjustRightInd w:val="0"/>
-        <w:snapToGrid w:val="0"/>
-        <w:textAlignment w:val="baseline"/>
-        <w:rPr>
-          <w:rFonts w:hint="eastAsia"/>
-        </w:rPr>
-      </w:pPr>
-      <w:bookmarkStart w:id="25" w:name="_Toc30908"/>
+        <w:pStyle w:val="3"/>
+        <w:keepNext w:val="0"/>
+        <w:keepLines w:val="0"/>
+        <w:pageBreakBefore w:val="0"/>
+        <w:widowControl w:val="0"/>
+        <w:kinsoku w:val="0"/>
+        <w:wordWrap/>
+        <w:overflowPunct/>
+        <w:autoSpaceDE w:val="0"/>
+        <w:autoSpaceDN w:val="0"/>
+        <w:bidi w:val="0"/>
+        <w:adjustRightInd w:val="0"/>
+        <w:snapToGrid w:val="0"/>
+        <w:textAlignment w:val="baseline"/>
+        <w:rPr>
+          <w:rFonts w:hint="eastAsia"/>
+        </w:rPr>
+      </w:pPr>
+      <w:bookmarkStart w:id="26" w:name="_Toc30908"/>
       <w:r>
         <w:rPr>
           <w:rFonts w:hint="eastAsia"/>
         </w:rPr>
         <w:t>数据质量控制</w:t>
       </w:r>
-      <w:bookmarkEnd w:id="25"/>
-    </w:p>
-    <w:p>
-      <w:pPr>
-        <w:pStyle w:val="29"/>
+      <w:bookmarkEnd w:id="26"/>
+    </w:p>
+    <w:p>
+      <w:pPr>
+        <w:pStyle w:val="a1"/>
         <w:keepNext w:val="0"/>
         <w:keepLines w:val="0"/>
         <w:pageBreakBefore w:val="0"/>
@@ -6915,7 +6793,7 @@
     </w:p>
     <w:p>
       <w:pPr>
-        <w:pStyle w:val="29"/>
+        <w:pStyle w:val="a1"/>
         <w:keepNext w:val="0"/>
         <w:keepLines w:val="0"/>
         <w:pageBreakBefore w:val="0"/>
@@ -6942,7 +6820,7 @@
     </w:p>
     <w:p>
       <w:pPr>
-        <w:pStyle w:val="29"/>
+        <w:pStyle w:val="a1"/>
         <w:keepNext w:val="0"/>
         <w:keepLines w:val="0"/>
         <w:pageBreakBefore w:val="0"/>
@@ -6969,65 +6847,65 @@
     </w:p>
     <w:p>
       <w:pPr>
-        <w:pStyle w:val="30"/>
-        <w:keepNext w:val="0"/>
-        <w:keepLines w:val="0"/>
-        <w:pageBreakBefore w:val="0"/>
-        <w:widowControl w:val="0"/>
-        <w:kinsoku w:val="0"/>
-        <w:wordWrap/>
-        <w:overflowPunct/>
-        <w:autoSpaceDE w:val="0"/>
-        <w:autoSpaceDN w:val="0"/>
-        <w:bidi w:val="0"/>
-        <w:adjustRightInd w:val="0"/>
-        <w:snapToGrid w:val="0"/>
-        <w:textAlignment w:val="baseline"/>
-        <w:rPr>
-          <w:rFonts w:hint="eastAsia"/>
-        </w:rPr>
-      </w:pPr>
-      <w:bookmarkStart w:id="26" w:name="_Toc13726"/>
+        <w:pStyle w:val="2"/>
+        <w:keepNext w:val="0"/>
+        <w:keepLines w:val="0"/>
+        <w:pageBreakBefore w:val="0"/>
+        <w:widowControl w:val="0"/>
+        <w:kinsoku w:val="0"/>
+        <w:wordWrap/>
+        <w:overflowPunct/>
+        <w:autoSpaceDE w:val="0"/>
+        <w:autoSpaceDN w:val="0"/>
+        <w:bidi w:val="0"/>
+        <w:adjustRightInd w:val="0"/>
+        <w:snapToGrid w:val="0"/>
+        <w:textAlignment w:val="baseline"/>
+        <w:rPr>
+          <w:rFonts w:hint="eastAsia"/>
+        </w:rPr>
+      </w:pPr>
+      <w:bookmarkStart w:id="27" w:name="_Toc13726"/>
       <w:r>
         <w:rPr>
           <w:rFonts w:hint="eastAsia"/>
         </w:rPr>
         <w:t>报告生成与评审</w:t>
       </w:r>
-      <w:bookmarkEnd w:id="26"/>
-    </w:p>
-    <w:p>
-      <w:pPr>
-        <w:pStyle w:val="31"/>
-        <w:keepNext w:val="0"/>
-        <w:keepLines w:val="0"/>
-        <w:pageBreakBefore w:val="0"/>
-        <w:widowControl w:val="0"/>
-        <w:kinsoku w:val="0"/>
-        <w:wordWrap/>
-        <w:overflowPunct/>
-        <w:autoSpaceDE w:val="0"/>
-        <w:autoSpaceDN w:val="0"/>
-        <w:bidi w:val="0"/>
-        <w:adjustRightInd w:val="0"/>
-        <w:snapToGrid w:val="0"/>
-        <w:textAlignment w:val="baseline"/>
-        <w:rPr>
-          <w:rFonts w:hint="eastAsia"/>
-        </w:rPr>
-      </w:pPr>
-      <w:bookmarkStart w:id="27" w:name="_Toc6806"/>
+      <w:bookmarkEnd w:id="27"/>
+    </w:p>
+    <w:p>
+      <w:pPr>
+        <w:pStyle w:val="3"/>
+        <w:keepNext w:val="0"/>
+        <w:keepLines w:val="0"/>
+        <w:pageBreakBefore w:val="0"/>
+        <w:widowControl w:val="0"/>
+        <w:kinsoku w:val="0"/>
+        <w:wordWrap/>
+        <w:overflowPunct/>
+        <w:autoSpaceDE w:val="0"/>
+        <w:autoSpaceDN w:val="0"/>
+        <w:bidi w:val="0"/>
+        <w:adjustRightInd w:val="0"/>
+        <w:snapToGrid w:val="0"/>
+        <w:textAlignment w:val="baseline"/>
+        <w:rPr>
+          <w:rFonts w:hint="eastAsia"/>
+        </w:rPr>
+      </w:pPr>
+      <w:bookmarkStart w:id="28" w:name="_Toc6806"/>
       <w:r>
         <w:rPr>
           <w:rFonts w:hint="eastAsia"/>
         </w:rPr>
         <w:t>报告生成流程</w:t>
       </w:r>
-      <w:bookmarkEnd w:id="27"/>
-    </w:p>
-    <w:p>
-      <w:pPr>
-        <w:pStyle w:val="29"/>
+      <w:bookmarkEnd w:id="28"/>
+    </w:p>
+    <w:p>
+      <w:pPr>
+        <w:pStyle w:val="a1"/>
         <w:keepNext w:val="0"/>
         <w:keepLines w:val="0"/>
         <w:pageBreakBefore w:val="0"/>
@@ -7054,7 +6932,7 @@
     </w:p>
     <w:p>
       <w:pPr>
-        <w:pStyle w:val="29"/>
+        <w:pStyle w:val="a1"/>
         <w:keepNext w:val="0"/>
         <w:keepLines w:val="0"/>
         <w:pageBreakBefore w:val="0"/>
@@ -7081,7 +6959,7 @@
     </w:p>
     <w:p>
       <w:pPr>
-        <w:pStyle w:val="29"/>
+        <w:pStyle w:val="a1"/>
         <w:keepNext w:val="0"/>
         <w:keepLines w:val="0"/>
         <w:pageBreakBefore w:val="0"/>
@@ -7108,36 +6986,36 @@
     </w:p>
     <w:p>
       <w:pPr>
-        <w:pStyle w:val="31"/>
-        <w:keepNext w:val="0"/>
-        <w:keepLines w:val="0"/>
-        <w:pageBreakBefore w:val="0"/>
-        <w:widowControl w:val="0"/>
-        <w:kinsoku w:val="0"/>
-        <w:wordWrap/>
-        <w:overflowPunct/>
-        <w:autoSpaceDE w:val="0"/>
-        <w:autoSpaceDN w:val="0"/>
-        <w:bidi w:val="0"/>
-        <w:adjustRightInd w:val="0"/>
-        <w:snapToGrid w:val="0"/>
-        <w:textAlignment w:val="baseline"/>
-        <w:rPr>
-          <w:rFonts w:hint="eastAsia"/>
-        </w:rPr>
-      </w:pPr>
-      <w:bookmarkStart w:id="28" w:name="_Toc4996"/>
+        <w:pStyle w:val="3"/>
+        <w:keepNext w:val="0"/>
+        <w:keepLines w:val="0"/>
+        <w:pageBreakBefore w:val="0"/>
+        <w:widowControl w:val="0"/>
+        <w:kinsoku w:val="0"/>
+        <w:wordWrap/>
+        <w:overflowPunct/>
+        <w:autoSpaceDE w:val="0"/>
+        <w:autoSpaceDN w:val="0"/>
+        <w:bidi w:val="0"/>
+        <w:adjustRightInd w:val="0"/>
+        <w:snapToGrid w:val="0"/>
+        <w:textAlignment w:val="baseline"/>
+        <w:rPr>
+          <w:rFonts w:hint="eastAsia"/>
+        </w:rPr>
+      </w:pPr>
+      <w:bookmarkStart w:id="29" w:name="_Toc4996"/>
       <w:r>
         <w:rPr>
           <w:rFonts w:hint="eastAsia"/>
         </w:rPr>
         <w:t>多级评审机制</w:t>
       </w:r>
-      <w:bookmarkEnd w:id="28"/>
-    </w:p>
-    <w:p>
-      <w:pPr>
-        <w:pStyle w:val="29"/>
+      <w:bookmarkEnd w:id="29"/>
+    </w:p>
+    <w:p>
+      <w:pPr>
+        <w:pStyle w:val="a1"/>
         <w:keepNext w:val="0"/>
         <w:keepLines w:val="0"/>
         <w:pageBreakBefore w:val="0"/>
@@ -7164,7 +7042,7 @@
     </w:p>
     <w:p>
       <w:pPr>
-        <w:pStyle w:val="29"/>
+        <w:pStyle w:val="a1"/>
         <w:keepNext w:val="0"/>
         <w:keepLines w:val="0"/>
         <w:pageBreakBefore w:val="0"/>
@@ -7191,34 +7069,34 @@
     </w:p>
     <w:p>
       <w:pPr>
-        <w:pStyle w:val="29"/>
-        <w:keepNext w:val="0"/>
-        <w:keepLines w:val="0"/>
-        <w:pageBreakBefore w:val="0"/>
-        <w:widowControl w:val="0"/>
-        <w:kinsoku w:val="0"/>
-        <w:wordWrap/>
-        <w:overflowPunct/>
-        <w:autoSpaceDE w:val="0"/>
-        <w:autoSpaceDN w:val="0"/>
-        <w:bidi w:val="0"/>
-        <w:adjustRightInd w:val="0"/>
-        <w:snapToGrid w:val="0"/>
-        <w:textAlignment w:val="baseline"/>
-        <w:rPr>
-          <w:rFonts w:hint="eastAsia"/>
-        </w:rPr>
-      </w:pPr>
-      <w:r>
-        <w:rPr>
-          <w:rFonts w:hint="eastAsia"/>
-        </w:rPr>
-        <w:t>管理评审：由运维部部长审核分析结论和建议的合理性</w:t>
-      </w:r>
-    </w:p>
-    <w:p>
-      <w:pPr>
-        <w:pStyle w:val="29"/>
+        <w:pStyle w:val="a1"/>
+        <w:keepNext w:val="0"/>
+        <w:keepLines w:val="0"/>
+        <w:pageBreakBefore w:val="0"/>
+        <w:widowControl w:val="0"/>
+        <w:kinsoku w:val="0"/>
+        <w:wordWrap/>
+        <w:overflowPunct/>
+        <w:autoSpaceDE w:val="0"/>
+        <w:autoSpaceDN w:val="0"/>
+        <w:bidi w:val="0"/>
+        <w:adjustRightInd w:val="0"/>
+        <w:snapToGrid w:val="0"/>
+        <w:textAlignment w:val="baseline"/>
+        <w:rPr>
+          <w:rFonts w:hint="eastAsia"/>
+        </w:rPr>
+      </w:pPr>
+      <w:r>
+        <w:rPr>
+          <w:rFonts w:hint="eastAsia"/>
+        </w:rPr>
+        <w:t>管理评审：由运维部经理审核分析结论和建议的合理性</w:t>
+      </w:r>
+    </w:p>
+    <w:p>
+      <w:pPr>
+        <w:pStyle w:val="a1"/>
         <w:keepNext w:val="0"/>
         <w:keepLines w:val="0"/>
         <w:pageBreakBefore w:val="0"/>
@@ -7245,65 +7123,65 @@
     </w:p>
     <w:p>
       <w:pPr>
-        <w:pStyle w:val="30"/>
-        <w:keepNext w:val="0"/>
-        <w:keepLines w:val="0"/>
-        <w:pageBreakBefore w:val="0"/>
-        <w:widowControl w:val="0"/>
-        <w:kinsoku w:val="0"/>
-        <w:wordWrap/>
-        <w:overflowPunct/>
-        <w:autoSpaceDE w:val="0"/>
-        <w:autoSpaceDN w:val="0"/>
-        <w:bidi w:val="0"/>
-        <w:adjustRightInd w:val="0"/>
-        <w:snapToGrid w:val="0"/>
-        <w:textAlignment w:val="baseline"/>
-        <w:rPr>
-          <w:rFonts w:hint="eastAsia"/>
-        </w:rPr>
-      </w:pPr>
-      <w:bookmarkStart w:id="29" w:name="_Toc303"/>
+        <w:pStyle w:val="2"/>
+        <w:keepNext w:val="0"/>
+        <w:keepLines w:val="0"/>
+        <w:pageBreakBefore w:val="0"/>
+        <w:widowControl w:val="0"/>
+        <w:kinsoku w:val="0"/>
+        <w:wordWrap/>
+        <w:overflowPunct/>
+        <w:autoSpaceDE w:val="0"/>
+        <w:autoSpaceDN w:val="0"/>
+        <w:bidi w:val="0"/>
+        <w:adjustRightInd w:val="0"/>
+        <w:snapToGrid w:val="0"/>
+        <w:textAlignment w:val="baseline"/>
+        <w:rPr>
+          <w:rFonts w:hint="eastAsia"/>
+        </w:rPr>
+      </w:pPr>
+      <w:bookmarkStart w:id="30" w:name="_Toc303"/>
       <w:r>
         <w:rPr>
           <w:rFonts w:hint="eastAsia"/>
         </w:rPr>
         <w:t>报告分发与使用</w:t>
       </w:r>
-      <w:bookmarkEnd w:id="29"/>
-    </w:p>
-    <w:p>
-      <w:pPr>
-        <w:pStyle w:val="31"/>
-        <w:keepNext w:val="0"/>
-        <w:keepLines w:val="0"/>
-        <w:pageBreakBefore w:val="0"/>
-        <w:widowControl w:val="0"/>
-        <w:kinsoku w:val="0"/>
-        <w:wordWrap/>
-        <w:overflowPunct/>
-        <w:autoSpaceDE w:val="0"/>
-        <w:autoSpaceDN w:val="0"/>
-        <w:bidi w:val="0"/>
-        <w:adjustRightInd w:val="0"/>
-        <w:snapToGrid w:val="0"/>
-        <w:textAlignment w:val="baseline"/>
-        <w:rPr>
-          <w:rFonts w:hint="eastAsia"/>
-        </w:rPr>
-      </w:pPr>
-      <w:bookmarkStart w:id="30" w:name="_Toc32505"/>
+      <w:bookmarkEnd w:id="30"/>
+    </w:p>
+    <w:p>
+      <w:pPr>
+        <w:pStyle w:val="3"/>
+        <w:keepNext w:val="0"/>
+        <w:keepLines w:val="0"/>
+        <w:pageBreakBefore w:val="0"/>
+        <w:widowControl w:val="0"/>
+        <w:kinsoku w:val="0"/>
+        <w:wordWrap/>
+        <w:overflowPunct/>
+        <w:autoSpaceDE w:val="0"/>
+        <w:autoSpaceDN w:val="0"/>
+        <w:bidi w:val="0"/>
+        <w:adjustRightInd w:val="0"/>
+        <w:snapToGrid w:val="0"/>
+        <w:textAlignment w:val="baseline"/>
+        <w:rPr>
+          <w:rFonts w:hint="eastAsia"/>
+        </w:rPr>
+      </w:pPr>
+      <w:bookmarkStart w:id="31" w:name="_Toc32505"/>
       <w:r>
         <w:rPr>
           <w:rFonts w:hint="eastAsia"/>
         </w:rPr>
         <w:t>分发管理</w:t>
       </w:r>
-      <w:bookmarkEnd w:id="30"/>
-    </w:p>
-    <w:p>
-      <w:pPr>
-        <w:pStyle w:val="29"/>
+      <w:bookmarkEnd w:id="31"/>
+    </w:p>
+    <w:p>
+      <w:pPr>
+        <w:pStyle w:val="a1"/>
         <w:keepNext w:val="0"/>
         <w:keepLines w:val="0"/>
         <w:pageBreakBefore w:val="0"/>
@@ -7330,7 +7208,7 @@
     </w:p>
     <w:p>
       <w:pPr>
-        <w:pStyle w:val="29"/>
+        <w:pStyle w:val="a1"/>
         <w:keepNext w:val="0"/>
         <w:keepLines w:val="0"/>
         <w:pageBreakBefore w:val="0"/>
@@ -7357,7 +7235,7 @@
     </w:p>
     <w:p>
       <w:pPr>
-        <w:pStyle w:val="29"/>
+        <w:pStyle w:val="a1"/>
         <w:keepNext w:val="0"/>
         <w:keepLines w:val="0"/>
         <w:pageBreakBefore w:val="0"/>
@@ -7384,36 +7262,36 @@
     </w:p>
     <w:p>
       <w:pPr>
-        <w:pStyle w:val="31"/>
-        <w:keepNext w:val="0"/>
-        <w:keepLines w:val="0"/>
-        <w:pageBreakBefore w:val="0"/>
-        <w:widowControl w:val="0"/>
-        <w:kinsoku w:val="0"/>
-        <w:wordWrap/>
-        <w:overflowPunct/>
-        <w:autoSpaceDE w:val="0"/>
-        <w:autoSpaceDN w:val="0"/>
-        <w:bidi w:val="0"/>
-        <w:adjustRightInd w:val="0"/>
-        <w:snapToGrid w:val="0"/>
-        <w:textAlignment w:val="baseline"/>
-        <w:rPr>
-          <w:rFonts w:hint="eastAsia"/>
-        </w:rPr>
-      </w:pPr>
-      <w:bookmarkStart w:id="31" w:name="_Toc164"/>
+        <w:pStyle w:val="3"/>
+        <w:keepNext w:val="0"/>
+        <w:keepLines w:val="0"/>
+        <w:pageBreakBefore w:val="0"/>
+        <w:widowControl w:val="0"/>
+        <w:kinsoku w:val="0"/>
+        <w:wordWrap/>
+        <w:overflowPunct/>
+        <w:autoSpaceDE w:val="0"/>
+        <w:autoSpaceDN w:val="0"/>
+        <w:bidi w:val="0"/>
+        <w:adjustRightInd w:val="0"/>
+        <w:snapToGrid w:val="0"/>
+        <w:textAlignment w:val="baseline"/>
+        <w:rPr>
+          <w:rFonts w:hint="eastAsia"/>
+        </w:rPr>
+      </w:pPr>
+      <w:bookmarkStart w:id="32" w:name="_Toc164"/>
       <w:r>
         <w:rPr>
           <w:rFonts w:hint="eastAsia"/>
         </w:rPr>
         <w:t>效果评估</w:t>
       </w:r>
-      <w:bookmarkEnd w:id="31"/>
-    </w:p>
-    <w:p>
-      <w:pPr>
-        <w:pStyle w:val="29"/>
+      <w:bookmarkEnd w:id="32"/>
+    </w:p>
+    <w:p>
+      <w:pPr>
+        <w:pStyle w:val="a1"/>
         <w:keepNext w:val="0"/>
         <w:keepLines w:val="0"/>
         <w:pageBreakBefore w:val="0"/>
@@ -7440,7 +7318,7 @@
     </w:p>
     <w:p>
       <w:pPr>
-        <w:pStyle w:val="29"/>
+        <w:pStyle w:val="a1"/>
         <w:keepNext w:val="0"/>
         <w:keepLines w:val="0"/>
         <w:pageBreakBefore w:val="0"/>
@@ -7467,7 +7345,7 @@
     </w:p>
     <w:p>
       <w:pPr>
-        <w:pStyle w:val="29"/>
+        <w:pStyle w:val="a1"/>
         <w:keepNext w:val="0"/>
         <w:keepLines w:val="0"/>
         <w:pageBreakBefore w:val="0"/>
@@ -7494,65 +7372,65 @@
     </w:p>
     <w:p>
       <w:pPr>
-        <w:pStyle w:val="30"/>
-        <w:keepNext w:val="0"/>
-        <w:keepLines w:val="0"/>
-        <w:pageBreakBefore w:val="0"/>
-        <w:widowControl w:val="0"/>
-        <w:kinsoku w:val="0"/>
-        <w:wordWrap/>
-        <w:overflowPunct/>
-        <w:autoSpaceDE w:val="0"/>
-        <w:autoSpaceDN w:val="0"/>
-        <w:bidi w:val="0"/>
-        <w:adjustRightInd w:val="0"/>
-        <w:snapToGrid w:val="0"/>
-        <w:textAlignment w:val="baseline"/>
-        <w:rPr>
-          <w:rFonts w:hint="eastAsia"/>
-        </w:rPr>
-      </w:pPr>
-      <w:bookmarkStart w:id="32" w:name="_Toc23610"/>
+        <w:pStyle w:val="2"/>
+        <w:keepNext w:val="0"/>
+        <w:keepLines w:val="0"/>
+        <w:pageBreakBefore w:val="0"/>
+        <w:widowControl w:val="0"/>
+        <w:kinsoku w:val="0"/>
+        <w:wordWrap/>
+        <w:overflowPunct/>
+        <w:autoSpaceDE w:val="0"/>
+        <w:autoSpaceDN w:val="0"/>
+        <w:bidi w:val="0"/>
+        <w:adjustRightInd w:val="0"/>
+        <w:snapToGrid w:val="0"/>
+        <w:textAlignment w:val="baseline"/>
+        <w:rPr>
+          <w:rFonts w:hint="eastAsia"/>
+        </w:rPr>
+      </w:pPr>
+      <w:bookmarkStart w:id="33" w:name="_Toc23610"/>
       <w:r>
         <w:rPr>
           <w:rFonts w:hint="eastAsia"/>
         </w:rPr>
         <w:t>报告归档与知识管理</w:t>
       </w:r>
-      <w:bookmarkEnd w:id="32"/>
-    </w:p>
-    <w:p>
-      <w:pPr>
-        <w:pStyle w:val="31"/>
-        <w:keepNext w:val="0"/>
-        <w:keepLines w:val="0"/>
-        <w:pageBreakBefore w:val="0"/>
-        <w:widowControl w:val="0"/>
-        <w:kinsoku w:val="0"/>
-        <w:wordWrap/>
-        <w:overflowPunct/>
-        <w:autoSpaceDE w:val="0"/>
-        <w:autoSpaceDN w:val="0"/>
-        <w:bidi w:val="0"/>
-        <w:adjustRightInd w:val="0"/>
-        <w:snapToGrid w:val="0"/>
-        <w:textAlignment w:val="baseline"/>
-        <w:rPr>
-          <w:rFonts w:hint="eastAsia"/>
-        </w:rPr>
-      </w:pPr>
-      <w:bookmarkStart w:id="33" w:name="_Toc29351"/>
+      <w:bookmarkEnd w:id="33"/>
+    </w:p>
+    <w:p>
+      <w:pPr>
+        <w:pStyle w:val="3"/>
+        <w:keepNext w:val="0"/>
+        <w:keepLines w:val="0"/>
+        <w:pageBreakBefore w:val="0"/>
+        <w:widowControl w:val="0"/>
+        <w:kinsoku w:val="0"/>
+        <w:wordWrap/>
+        <w:overflowPunct/>
+        <w:autoSpaceDE w:val="0"/>
+        <w:autoSpaceDN w:val="0"/>
+        <w:bidi w:val="0"/>
+        <w:adjustRightInd w:val="0"/>
+        <w:snapToGrid w:val="0"/>
+        <w:textAlignment w:val="baseline"/>
+        <w:rPr>
+          <w:rFonts w:hint="eastAsia"/>
+        </w:rPr>
+      </w:pPr>
+      <w:bookmarkStart w:id="34" w:name="_Toc29351"/>
       <w:r>
         <w:rPr>
           <w:rFonts w:hint="eastAsia"/>
         </w:rPr>
         <w:t>归档管理</w:t>
       </w:r>
-      <w:bookmarkEnd w:id="33"/>
-    </w:p>
-    <w:p>
-      <w:pPr>
-        <w:pStyle w:val="29"/>
+      <w:bookmarkEnd w:id="34"/>
+    </w:p>
+    <w:p>
+      <w:pPr>
+        <w:pStyle w:val="a1"/>
         <w:keepNext w:val="0"/>
         <w:keepLines w:val="0"/>
         <w:pageBreakBefore w:val="0"/>
@@ -7579,7 +7457,7 @@
     </w:p>
     <w:p>
       <w:pPr>
-        <w:pStyle w:val="29"/>
+        <w:pStyle w:val="a1"/>
         <w:keepNext w:val="0"/>
         <w:keepLines w:val="0"/>
         <w:pageBreakBefore w:val="0"/>
@@ -7606,7 +7484,7 @@
     </w:p>
     <w:p>
       <w:pPr>
-        <w:pStyle w:val="29"/>
+        <w:pStyle w:val="a1"/>
         <w:keepNext w:val="0"/>
         <w:keepLines w:val="0"/>
         <w:pageBreakBefore w:val="0"/>
@@ -7633,36 +7511,36 @@
     </w:p>
     <w:p>
       <w:pPr>
-        <w:pStyle w:val="31"/>
-        <w:keepNext w:val="0"/>
-        <w:keepLines w:val="0"/>
-        <w:pageBreakBefore w:val="0"/>
-        <w:widowControl w:val="0"/>
-        <w:kinsoku w:val="0"/>
-        <w:wordWrap/>
-        <w:overflowPunct/>
-        <w:autoSpaceDE w:val="0"/>
-        <w:autoSpaceDN w:val="0"/>
-        <w:bidi w:val="0"/>
-        <w:adjustRightInd w:val="0"/>
-        <w:snapToGrid w:val="0"/>
-        <w:textAlignment w:val="baseline"/>
-        <w:rPr>
-          <w:rFonts w:hint="eastAsia"/>
-        </w:rPr>
-      </w:pPr>
-      <w:bookmarkStart w:id="34" w:name="_Toc4868"/>
+        <w:pStyle w:val="3"/>
+        <w:keepNext w:val="0"/>
+        <w:keepLines w:val="0"/>
+        <w:pageBreakBefore w:val="0"/>
+        <w:widowControl w:val="0"/>
+        <w:kinsoku w:val="0"/>
+        <w:wordWrap/>
+        <w:overflowPunct/>
+        <w:autoSpaceDE w:val="0"/>
+        <w:autoSpaceDN w:val="0"/>
+        <w:bidi w:val="0"/>
+        <w:adjustRightInd w:val="0"/>
+        <w:snapToGrid w:val="0"/>
+        <w:textAlignment w:val="baseline"/>
+        <w:rPr>
+          <w:rFonts w:hint="eastAsia"/>
+        </w:rPr>
+      </w:pPr>
+      <w:bookmarkStart w:id="35" w:name="_Toc4868"/>
       <w:r>
         <w:rPr>
           <w:rFonts w:hint="eastAsia"/>
         </w:rPr>
         <w:t>知识转化</w:t>
       </w:r>
-      <w:bookmarkEnd w:id="34"/>
-    </w:p>
-    <w:p>
-      <w:pPr>
-        <w:pStyle w:val="29"/>
+      <w:bookmarkEnd w:id="35"/>
+    </w:p>
+    <w:p>
+      <w:pPr>
+        <w:pStyle w:val="a1"/>
         <w:keepNext w:val="0"/>
         <w:keepLines w:val="0"/>
         <w:pageBreakBefore w:val="0"/>
@@ -7689,7 +7567,7 @@
     </w:p>
     <w:p>
       <w:pPr>
-        <w:pStyle w:val="29"/>
+        <w:pStyle w:val="a1"/>
         <w:keepNext w:val="0"/>
         <w:keepLines w:val="0"/>
         <w:pageBreakBefore w:val="0"/>
@@ -7716,7 +7594,7 @@
     </w:p>
     <w:p>
       <w:pPr>
-        <w:pStyle w:val="29"/>
+        <w:pStyle w:val="a1"/>
         <w:keepNext w:val="0"/>
         <w:keepLines w:val="0"/>
         <w:pageBreakBefore w:val="0"/>
@@ -7743,36 +7621,36 @@
     </w:p>
     <w:p>
       <w:pPr>
-        <w:pStyle w:val="30"/>
-        <w:keepNext w:val="0"/>
-        <w:keepLines w:val="0"/>
-        <w:pageBreakBefore w:val="0"/>
-        <w:widowControl w:val="0"/>
-        <w:kinsoku w:val="0"/>
-        <w:wordWrap/>
-        <w:overflowPunct/>
-        <w:autoSpaceDE w:val="0"/>
-        <w:autoSpaceDN w:val="0"/>
-        <w:bidi w:val="0"/>
-        <w:adjustRightInd w:val="0"/>
-        <w:snapToGrid w:val="0"/>
-        <w:textAlignment w:val="baseline"/>
-        <w:rPr>
-          <w:rFonts w:hint="eastAsia"/>
-        </w:rPr>
-      </w:pPr>
-      <w:bookmarkStart w:id="35" w:name="_Toc10604"/>
+        <w:pStyle w:val="2"/>
+        <w:keepNext w:val="0"/>
+        <w:keepLines w:val="0"/>
+        <w:pageBreakBefore w:val="0"/>
+        <w:widowControl w:val="0"/>
+        <w:kinsoku w:val="0"/>
+        <w:wordWrap/>
+        <w:overflowPunct/>
+        <w:autoSpaceDE w:val="0"/>
+        <w:autoSpaceDN w:val="0"/>
+        <w:bidi w:val="0"/>
+        <w:adjustRightInd w:val="0"/>
+        <w:snapToGrid w:val="0"/>
+        <w:textAlignment w:val="baseline"/>
+        <w:rPr>
+          <w:rFonts w:hint="eastAsia"/>
+        </w:rPr>
+      </w:pPr>
+      <w:bookmarkStart w:id="36" w:name="_Toc10604"/>
       <w:r>
         <w:rPr>
           <w:rFonts w:hint="eastAsia"/>
         </w:rPr>
         <w:t>关键控制点与测量指标</w:t>
       </w:r>
-      <w:bookmarkEnd w:id="35"/>
-    </w:p>
-    <w:p>
-      <w:pPr>
-        <w:pStyle w:val="29"/>
+      <w:bookmarkEnd w:id="36"/>
+    </w:p>
+    <w:p>
+      <w:pPr>
+        <w:pStyle w:val="a1"/>
         <w:keepNext w:val="0"/>
         <w:keepLines w:val="0"/>
         <w:pageBreakBefore w:val="0"/>
@@ -7799,7 +7677,7 @@
     </w:p>
     <w:p>
       <w:pPr>
-        <w:pStyle w:val="29"/>
+        <w:pStyle w:val="a1"/>
         <w:keepNext w:val="0"/>
         <w:keepLines w:val="0"/>
         <w:pageBreakBefore w:val="0"/>
@@ -7826,7 +7704,7 @@
     </w:p>
     <w:p>
       <w:pPr>
-        <w:pStyle w:val="29"/>
+        <w:pStyle w:val="a1"/>
         <w:keepNext w:val="0"/>
         <w:keepLines w:val="0"/>
         <w:pageBreakBefore w:val="0"/>
@@ -7840,7 +7718,7 @@
         <w:bidi w:val="0"/>
         <w:adjustRightInd w:val="0"/>
         <w:snapToGrid w:val="0"/>
-        <w:ind w:left="0" w:leftChars="0" w:right="0" w:rightChars="0" w:firstLine="0" w:firstLineChars="0"/>
+        <w:ind w:left="0" w:right="0" w:firstLine="0" w:leftChars="0" w:rightChars="0" w:firstLineChars="0"/>
         <w:jc w:val="center"/>
         <w:textAlignment w:val="baseline"/>
         <w:rPr>
@@ -7942,18 +7820,17 @@
     </w:p>
     <w:tbl>
       <w:tblPr>
-        <w:tblStyle w:val="21"/>
+        <w:tblStyle w:val="TableGrid"/>
         <w:tblW w:w="0" w:type="auto"/>
         <w:jc w:val="center"/>
         <w:tblBorders>
-          <w:top w:val="single" w:color="auto" w:sz="4" w:space="0"/>
-          <w:left w:val="single" w:color="auto" w:sz="4" w:space="0"/>
-          <w:bottom w:val="single" w:color="auto" w:sz="4" w:space="0"/>
-          <w:right w:val="single" w:color="auto" w:sz="4" w:space="0"/>
-          <w:insideH w:val="single" w:color="auto" w:sz="4" w:space="0"/>
-          <w:insideV w:val="single" w:color="auto" w:sz="4" w:space="0"/>
+          <w:top w:val="single" w:sz="4" w:space="0" w:color="auto"/>
+          <w:left w:val="single" w:sz="4" w:space="0" w:color="auto"/>
+          <w:bottom w:val="single" w:sz="4" w:space="0" w:color="auto"/>
+          <w:right w:val="single" w:sz="4" w:space="0" w:color="auto"/>
+          <w:insideH w:val="single" w:sz="4" w:space="0" w:color="auto"/>
+          <w:insideV w:val="single" w:sz="4" w:space="0" w:color="auto"/>
         </w:tblBorders>
-        <w:tblLayout w:type="autofit"/>
         <w:tblCellMar>
           <w:top w:w="0" w:type="dxa"/>
           <w:left w:w="108" w:type="dxa"/>
@@ -7970,13 +7847,15 @@
       </w:tblGrid>
       <w:tr>
         <w:tblPrEx>
+          <w:tblW w:w="0" w:type="auto"/>
+          <w:jc w:val="center"/>
           <w:tblBorders>
-            <w:top w:val="single" w:color="auto" w:sz="4" w:space="0"/>
-            <w:left w:val="single" w:color="auto" w:sz="4" w:space="0"/>
-            <w:bottom w:val="single" w:color="auto" w:sz="4" w:space="0"/>
-            <w:right w:val="single" w:color="auto" w:sz="4" w:space="0"/>
-            <w:insideH w:val="single" w:color="auto" w:sz="4" w:space="0"/>
-            <w:insideV w:val="single" w:color="auto" w:sz="4" w:space="0"/>
+            <w:top w:val="single" w:sz="4" w:space="0" w:color="auto"/>
+            <w:left w:val="single" w:sz="4" w:space="0" w:color="auto"/>
+            <w:bottom w:val="single" w:sz="4" w:space="0" w:color="auto"/>
+            <w:right w:val="single" w:sz="4" w:space="0" w:color="auto"/>
+            <w:insideH w:val="single" w:sz="4" w:space="0" w:color="auto"/>
+            <w:insideV w:val="single" w:sz="4" w:space="0" w:color="auto"/>
           </w:tblBorders>
           <w:tblCellMar>
             <w:top w:w="0" w:type="dxa"/>
@@ -8007,7 +7886,7 @@
               <w:bidi w:val="0"/>
               <w:adjustRightInd w:val="0"/>
               <w:snapToGrid w:val="0"/>
-              <w:ind w:left="0" w:leftChars="0" w:right="0" w:rightChars="0" w:firstLine="0" w:firstLineChars="0"/>
+              <w:ind w:left="0" w:right="0" w:firstLine="0" w:leftChars="0" w:rightChars="0" w:firstLineChars="0"/>
               <w:jc w:val="center"/>
               <w:textAlignment w:val="baseline"/>
               <w:rPr>
@@ -8047,7 +7926,7 @@
               <w:bidi w:val="0"/>
               <w:adjustRightInd w:val="0"/>
               <w:snapToGrid w:val="0"/>
-              <w:ind w:left="0" w:leftChars="0" w:right="0" w:rightChars="0" w:firstLine="0" w:firstLineChars="0"/>
+              <w:ind w:left="0" w:right="0" w:firstLine="0" w:leftChars="0" w:rightChars="0" w:firstLineChars="0"/>
               <w:jc w:val="center"/>
               <w:textAlignment w:val="baseline"/>
               <w:rPr>
@@ -8087,7 +7966,7 @@
               <w:bidi w:val="0"/>
               <w:adjustRightInd w:val="0"/>
               <w:snapToGrid w:val="0"/>
-              <w:ind w:left="0" w:leftChars="0" w:right="0" w:rightChars="0" w:firstLine="0" w:firstLineChars="0"/>
+              <w:ind w:left="0" w:right="0" w:firstLine="0" w:leftChars="0" w:rightChars="0" w:firstLineChars="0"/>
               <w:jc w:val="center"/>
               <w:textAlignment w:val="baseline"/>
               <w:rPr>
@@ -8127,7 +8006,7 @@
               <w:bidi w:val="0"/>
               <w:adjustRightInd w:val="0"/>
               <w:snapToGrid w:val="0"/>
-              <w:ind w:left="0" w:leftChars="0" w:right="0" w:rightChars="0" w:firstLine="0" w:firstLineChars="0"/>
+              <w:ind w:left="0" w:right="0" w:firstLine="0" w:leftChars="0" w:rightChars="0" w:firstLineChars="0"/>
               <w:jc w:val="center"/>
               <w:textAlignment w:val="baseline"/>
               <w:rPr>
@@ -8167,7 +8046,7 @@
               <w:bidi w:val="0"/>
               <w:adjustRightInd w:val="0"/>
               <w:snapToGrid w:val="0"/>
-              <w:ind w:left="0" w:leftChars="0" w:right="0" w:rightChars="0" w:firstLine="0" w:firstLineChars="0"/>
+              <w:ind w:left="0" w:right="0" w:firstLine="0" w:leftChars="0" w:rightChars="0" w:firstLineChars="0"/>
               <w:jc w:val="center"/>
               <w:textAlignment w:val="baseline"/>
               <w:rPr>
@@ -8191,14 +8070,8 @@
       </w:tr>
       <w:tr>
         <w:tblPrEx>
-          <w:tblBorders>
-            <w:top w:val="single" w:color="auto" w:sz="4" w:space="0"/>
-            <w:left w:val="single" w:color="auto" w:sz="4" w:space="0"/>
-            <w:bottom w:val="single" w:color="auto" w:sz="4" w:space="0"/>
-            <w:right w:val="single" w:color="auto" w:sz="4" w:space="0"/>
-            <w:insideH w:val="single" w:color="auto" w:sz="4" w:space="0"/>
-            <w:insideV w:val="single" w:color="auto" w:sz="4" w:space="0"/>
-          </w:tblBorders>
+          <w:tblW w:w="0" w:type="auto"/>
+          <w:jc w:val="center"/>
           <w:tblCellMar>
             <w:top w:w="0" w:type="dxa"/>
             <w:left w:w="108" w:type="dxa"/>
@@ -8215,7 +8088,7 @@
           </w:tcPr>
           <w:p>
             <w:pPr>
-              <w:pStyle w:val="29"/>
+              <w:pStyle w:val="a1"/>
               <w:keepNext w:val="0"/>
               <w:keepLines w:val="0"/>
               <w:pageBreakBefore w:val="0"/>
@@ -8229,7 +8102,7 @@
               <w:bidi w:val="0"/>
               <w:adjustRightInd w:val="0"/>
               <w:snapToGrid w:val="0"/>
-              <w:ind w:left="0" w:leftChars="0" w:right="0" w:rightChars="0" w:firstLine="0" w:firstLineChars="0"/>
+              <w:ind w:left="0" w:right="0" w:firstLine="0" w:leftChars="0" w:rightChars="0" w:firstLineChars="0"/>
               <w:jc w:val="center"/>
               <w:textAlignment w:val="baseline"/>
               <w:rPr>
@@ -8258,7 +8131,7 @@
           </w:tcPr>
           <w:p>
             <w:pPr>
-              <w:pStyle w:val="29"/>
+              <w:pStyle w:val="a1"/>
               <w:keepNext w:val="0"/>
               <w:keepLines w:val="0"/>
               <w:pageBreakBefore w:val="0"/>
@@ -8272,7 +8145,7 @@
               <w:bidi w:val="0"/>
               <w:adjustRightInd w:val="0"/>
               <w:snapToGrid w:val="0"/>
-              <w:ind w:left="0" w:leftChars="0" w:right="0" w:rightChars="0" w:firstLine="0" w:firstLineChars="0"/>
+              <w:ind w:left="0" w:right="0" w:firstLine="0" w:leftChars="0" w:rightChars="0" w:firstLineChars="0"/>
               <w:jc w:val="center"/>
               <w:textAlignment w:val="baseline"/>
               <w:rPr>
@@ -8297,7 +8170,7 @@
           </w:tcPr>
           <w:p>
             <w:pPr>
-              <w:pStyle w:val="29"/>
+              <w:pStyle w:val="a1"/>
               <w:keepNext w:val="0"/>
               <w:keepLines w:val="0"/>
               <w:pageBreakBefore w:val="0"/>
@@ -8311,7 +8184,7 @@
               <w:bidi w:val="0"/>
               <w:adjustRightInd w:val="0"/>
               <w:snapToGrid w:val="0"/>
-              <w:ind w:left="0" w:leftChars="0" w:right="0" w:rightChars="0" w:firstLine="0" w:firstLineChars="0"/>
+              <w:ind w:left="0" w:right="0" w:firstLine="0" w:leftChars="0" w:rightChars="0" w:firstLineChars="0"/>
               <w:jc w:val="center"/>
               <w:textAlignment w:val="baseline"/>
               <w:rPr>
@@ -8336,7 +8209,7 @@
           </w:tcPr>
           <w:p>
             <w:pPr>
-              <w:pStyle w:val="29"/>
+              <w:pStyle w:val="a1"/>
               <w:keepNext w:val="0"/>
               <w:keepLines w:val="0"/>
               <w:pageBreakBefore w:val="0"/>
@@ -8350,7 +8223,7 @@
               <w:bidi w:val="0"/>
               <w:adjustRightInd w:val="0"/>
               <w:snapToGrid w:val="0"/>
-              <w:ind w:left="0" w:leftChars="0" w:right="0" w:rightChars="0" w:firstLine="0" w:firstLineChars="0"/>
+              <w:ind w:left="0" w:right="0" w:firstLine="0" w:leftChars="0" w:rightChars="0" w:firstLineChars="0"/>
               <w:jc w:val="center"/>
               <w:textAlignment w:val="baseline"/>
               <w:rPr>
@@ -8379,7 +8252,7 @@
           </w:tcPr>
           <w:p>
             <w:pPr>
-              <w:pStyle w:val="29"/>
+              <w:pStyle w:val="a1"/>
               <w:keepNext w:val="0"/>
               <w:keepLines w:val="0"/>
               <w:pageBreakBefore w:val="0"/>
@@ -8393,7 +8266,7 @@
               <w:bidi w:val="0"/>
               <w:adjustRightInd w:val="0"/>
               <w:snapToGrid w:val="0"/>
-              <w:ind w:left="0" w:leftChars="0" w:right="0" w:rightChars="0" w:firstLine="0" w:firstLineChars="0"/>
+              <w:ind w:left="0" w:right="0" w:firstLine="0" w:leftChars="0" w:rightChars="0" w:firstLineChars="0"/>
               <w:jc w:val="center"/>
               <w:textAlignment w:val="baseline"/>
               <w:rPr>
@@ -8406,7 +8279,7 @@
             </w:pPr>
             <w:r>
               <w:rPr>
-                <w:rFonts w:hint="eastAsia" w:ascii="微软雅黑" w:hAnsi="微软雅黑" w:eastAsia="微软雅黑" w:cs="微软雅黑"/>
+                <w:rFonts w:ascii="微软雅黑" w:eastAsia="微软雅黑" w:hAnsi="微软雅黑" w:cs="微软雅黑" w:hint="eastAsia"/>
                 <w:sz w:val="21"/>
                 <w:szCs w:val="21"/>
                 <w:vertAlign w:val="baseline"/>
@@ -8420,40 +8293,40 @@
     </w:tbl>
     <w:p>
       <w:pPr>
-        <w:pStyle w:val="28"/>
-        <w:keepNext w:val="0"/>
-        <w:keepLines w:val="0"/>
-        <w:pageBreakBefore w:val="0"/>
-        <w:widowControl w:val="0"/>
-        <w:kinsoku w:val="0"/>
-        <w:wordWrap/>
-        <w:overflowPunct/>
-        <w:autoSpaceDE w:val="0"/>
-        <w:autoSpaceDN w:val="0"/>
-        <w:bidi w:val="0"/>
-        <w:adjustRightInd w:val="0"/>
-        <w:snapToGrid w:val="0"/>
-        <w:textAlignment w:val="baseline"/>
-        <w:rPr>
-          <w:rStyle w:val="38"/>
-          <w:rFonts w:hint="default" w:eastAsia="宋体"/>
+        <w:pStyle w:val="1"/>
+        <w:keepNext w:val="0"/>
+        <w:keepLines w:val="0"/>
+        <w:pageBreakBefore w:val="0"/>
+        <w:widowControl w:val="0"/>
+        <w:kinsoku w:val="0"/>
+        <w:wordWrap/>
+        <w:overflowPunct/>
+        <w:autoSpaceDE w:val="0"/>
+        <w:autoSpaceDN w:val="0"/>
+        <w:bidi w:val="0"/>
+        <w:adjustRightInd w:val="0"/>
+        <w:snapToGrid w:val="0"/>
+        <w:textAlignment w:val="baseline"/>
+        <w:rPr>
+          <w:rStyle w:val="1Char"/>
+          <w:rFonts w:eastAsia="宋体" w:hint="default"/>
           <w:lang w:val="en-US" w:eastAsia="zh-CN"/>
         </w:rPr>
       </w:pPr>
-      <w:bookmarkStart w:id="36" w:name="bookmark3"/>
-      <w:bookmarkEnd w:id="36"/>
-      <w:bookmarkStart w:id="37" w:name="_Toc17424"/>
-      <w:bookmarkStart w:id="38" w:name="_Toc22635"/>
-      <w:r>
-        <w:rPr>
-          <w:rStyle w:val="38"/>
-          <w:rFonts w:hint="eastAsia" w:eastAsia="宋体"/>
+      <w:bookmarkStart w:id="37" w:name="bookmark3"/>
+      <w:bookmarkEnd w:id="37"/>
+      <w:bookmarkStart w:id="38" w:name="_Toc17424"/>
+      <w:bookmarkStart w:id="39" w:name="_Toc22635"/>
+      <w:r>
+        <w:rPr>
+          <w:rStyle w:val="1Char"/>
+          <w:rFonts w:eastAsia="宋体" w:hint="eastAsia"/>
           <w:lang w:val="en-US" w:eastAsia="zh-CN"/>
         </w:rPr>
         <w:t>附则</w:t>
       </w:r>
-      <w:bookmarkEnd w:id="37"/>
       <w:bookmarkEnd w:id="38"/>
+      <w:bookmarkEnd w:id="39"/>
     </w:p>
     <w:p>
       <w:pPr>
@@ -8475,17 +8348,17 @@
         <w:adjustRightInd w:val="0"/>
         <w:snapToGrid w:val="0"/>
         <w:spacing w:line="360" w:lineRule="auto"/>
-        <w:ind w:left="425" w:leftChars="0" w:hanging="425" w:firstLineChars="0"/>
-        <w:textAlignment w:val="baseline"/>
-        <w:rPr>
-          <w:rFonts w:ascii="宋体" w:hAnsi="宋体" w:eastAsia="宋体" w:cs="宋体"/>
+        <w:ind w:left="425" w:hanging="425" w:leftChars="0" w:firstLineChars="0"/>
+        <w:textAlignment w:val="baseline"/>
+        <w:rPr>
+          <w:rFonts w:ascii="宋体" w:eastAsia="宋体" w:hAnsi="宋体" w:cs="宋体"/>
           <w:sz w:val="24"/>
           <w:szCs w:val="24"/>
         </w:rPr>
       </w:pPr>
       <w:r>
         <w:rPr>
-          <w:rFonts w:ascii="宋体" w:hAnsi="宋体" w:eastAsia="宋体" w:cs="宋体"/>
+          <w:rFonts w:ascii="宋体" w:eastAsia="宋体" w:hAnsi="宋体" w:cs="宋体"/>
           <w:spacing w:val="-1"/>
           <w:sz w:val="24"/>
           <w:szCs w:val="24"/>
@@ -8494,7 +8367,7 @@
       </w:r>
       <w:r>
         <w:rPr>
-          <w:rFonts w:hint="eastAsia" w:ascii="宋体" w:hAnsi="宋体" w:cs="宋体"/>
+          <w:rFonts w:ascii="宋体" w:hAnsi="宋体" w:cs="宋体" w:hint="eastAsia"/>
           <w:spacing w:val="-1"/>
           <w:sz w:val="24"/>
           <w:szCs w:val="24"/>
@@ -8504,7 +8377,7 @@
       </w:r>
       <w:r>
         <w:rPr>
-          <w:rFonts w:ascii="宋体" w:hAnsi="宋体" w:eastAsia="宋体" w:cs="宋体"/>
+          <w:rFonts w:ascii="宋体" w:eastAsia="宋体" w:hAnsi="宋体" w:cs="宋体"/>
           <w:spacing w:val="-1"/>
           <w:sz w:val="24"/>
           <w:szCs w:val="24"/>
@@ -8532,7 +8405,7 @@
         <w:adjustRightInd w:val="0"/>
         <w:snapToGrid w:val="0"/>
         <w:spacing w:line="360" w:lineRule="auto"/>
-        <w:ind w:left="425" w:leftChars="0" w:hanging="425" w:firstLineChars="0"/>
+        <w:ind w:left="425" w:hanging="425" w:leftChars="0" w:firstLineChars="0"/>
         <w:textAlignment w:val="baseline"/>
         <w:rPr>
           <w:rFonts w:hint="default"/>
@@ -8541,7 +8414,7 @@
       </w:pPr>
       <w:r>
         <w:rPr>
-          <w:rFonts w:ascii="宋体" w:hAnsi="宋体" w:eastAsia="宋体" w:cs="宋体"/>
+          <w:rFonts w:ascii="宋体" w:eastAsia="宋体" w:hAnsi="宋体" w:cs="宋体"/>
           <w:spacing w:val="-2"/>
           <w:sz w:val="24"/>
           <w:szCs w:val="24"/>
@@ -8551,7 +8424,7 @@
     </w:p>
     <w:p>
       <w:pPr>
-        <w:pStyle w:val="28"/>
+        <w:pStyle w:val="1"/>
         <w:keepNext w:val="0"/>
         <w:keepLines w:val="0"/>
         <w:pageBreakBefore w:val="0"/>
@@ -8570,9 +8443,9 @@
           <w:lang w:val="en-US" w:eastAsia="zh-CN"/>
         </w:rPr>
       </w:pPr>
-      <w:bookmarkStart w:id="39" w:name="bookmark14"/>
-      <w:bookmarkEnd w:id="39"/>
-      <w:bookmarkStart w:id="40" w:name="_Toc10943"/>
+      <w:bookmarkStart w:id="40" w:name="bookmark14"/>
+      <w:bookmarkEnd w:id="40"/>
+      <w:bookmarkStart w:id="41" w:name="_Toc10943"/>
       <w:r>
         <w:rPr>
           <w:rFonts w:hint="eastAsia"/>
@@ -8580,11 +8453,11 @@
         </w:rPr>
         <w:t>附件</w:t>
       </w:r>
-      <w:bookmarkEnd w:id="40"/>
-    </w:p>
-    <w:p>
-      <w:pPr>
-        <w:pStyle w:val="29"/>
+      <w:bookmarkEnd w:id="41"/>
+    </w:p>
+    <w:p>
+      <w:pPr>
+        <w:pStyle w:val="a1"/>
         <w:keepNext w:val="0"/>
         <w:keepLines w:val="0"/>
         <w:pageBreakBefore w:val="0"/>
@@ -8613,7 +8486,7 @@
     </w:p>
     <w:p>
       <w:pPr>
-        <w:pStyle w:val="28"/>
+        <w:pStyle w:val="1"/>
         <w:keepNext w:val="0"/>
         <w:keepLines w:val="0"/>
         <w:pageBreakBefore w:val="0"/>
@@ -8632,7 +8505,7 @@
           <w:lang w:val="en-US" w:eastAsia="zh-CN"/>
         </w:rPr>
       </w:pPr>
-      <w:bookmarkStart w:id="41" w:name="_Toc13309"/>
+      <w:bookmarkStart w:id="42" w:name="_Toc13309"/>
       <w:r>
         <w:rPr>
           <w:rFonts w:hint="eastAsia"/>
@@ -8640,11 +8513,11 @@
         </w:rPr>
         <w:t>记录</w:t>
       </w:r>
-      <w:bookmarkEnd w:id="41"/>
-    </w:p>
-    <w:p>
-      <w:pPr>
-        <w:pStyle w:val="29"/>
+      <w:bookmarkEnd w:id="42"/>
+    </w:p>
+    <w:p>
+      <w:pPr>
+        <w:pStyle w:val="a1"/>
         <w:keepNext w:val="0"/>
         <w:keepLines w:val="0"/>
         <w:pageBreakBefore w:val="0"/>
@@ -8672,108 +8545,52 @@
       </w:r>
     </w:p>
     <w:sectPr>
-      <w:headerReference r:id="rId5" w:type="default"/>
-      <w:footerReference w:type="default" r:id="rId11"/>
-      <w:headerReference w:type="first" r:id="rId12"/>
-      <w:footerReference w:type="first" r:id="rId13"/>
-      <w:headerReference w:type="even" r:id="rId14"/>
-      <w:footerReference w:type="even" r:id="rId15"/>
+      <w:headerReference w:type="even" r:id="rId6"/>
+      <w:headerReference w:type="default" r:id="rId7"/>
+      <w:footerReference w:type="even" r:id="rId8"/>
+      <w:footerReference w:type="default" r:id="rId9"/>
+      <w:headerReference w:type="first" r:id="rId10"/>
+      <w:footerReference w:type="first" r:id="rId11"/>
       <w:pgSz w:w="11906" w:h="16838"/>
       <w:pgMar w:top="1417" w:right="1800" w:bottom="1440" w:left="1800" w:header="1140" w:footer="992" w:gutter="0"/>
-      <w:cols w:space="425" w:num="1"/>
+      <w:cols w:num="1" w:space="425"/>
       <w:docGrid w:type="lines" w:linePitch="312" w:charSpace="0"/>
     </w:sectPr>
   </w:body>
 </w:document>
 </file>
 
-<file path=word/endnotes.xml><?xml version="1.0" encoding="utf-8"?>
-<w:endnotes xmlns:wpc="http://schemas.microsoft.com/office/word/2010/wordprocessingCanvas" xmlns:mc="http://schemas.openxmlformats.org/markup-compatibility/2006" xmlns:o="urn:schemas-microsoft-com:office:office" xmlns:r="http://schemas.openxmlformats.org/officeDocument/2006/relationships" xmlns:m="http://schemas.openxmlformats.org/officeDocument/2006/math" xmlns:v="urn:schemas-microsoft-com:vml" xmlns:wp14="http://schemas.microsoft.com/office/word/2010/wordprocessingDrawing" xmlns:wp="http://schemas.openxmlformats.org/drawingml/2006/wordprocessingDrawing" xmlns:w="http://schemas.openxmlformats.org/wordprocessingml/2006/main" xmlns:w14="http://schemas.microsoft.com/office/word/2010/wordml" xmlns:w15="http://schemas.microsoft.com/office/word/2012/wordml" xmlns:w10="urn:schemas-microsoft-com:office:word" xmlns:wpg="http://schemas.microsoft.com/office/word/2010/wordprocessingGroup" xmlns:wpi="http://schemas.microsoft.com/office/word/2010/wordprocessingInk" xmlns:wne="http://schemas.microsoft.com/office/word/2006/wordml" xmlns:wps="http://schemas.microsoft.com/office/word/2010/wordprocessingShape" xmlns:wpsCustomData="http://www.wps.cn/officeDocument/2013/wpsCustomData" mc:Ignorable="w14 w15 wp14">
-  <w:endnote w:type="separator" w:id="0">
-    <w:p>
-      <w:pPr>
-        <w:spacing w:line="240" w:lineRule="auto"/>
-      </w:pPr>
-      <w:r>
-        <w:separator/>
-      </w:r>
-    </w:p>
-  </w:endnote>
-  <w:endnote w:type="continuationSeparator" w:id="1">
-    <w:p>
-      <w:pPr>
-        <w:spacing w:line="240" w:lineRule="auto"/>
-      </w:pPr>
-      <w:r>
-        <w:continuationSeparator/>
-      </w:r>
-    </w:p>
-  </w:endnote>
-</w:endnotes>
-</file>
-
 <file path=word/footer1.xml><?xml version="1.0" encoding="utf-8"?>
-<w:ftr xmlns:m="http://schemas.openxmlformats.org/officeDocument/2006/math" xmlns:mc="http://schemas.openxmlformats.org/markup-compatibility/2006" xmlns:mo="http://schemas.microsoft.com/office/mac/office/2008/main" xmlns:mv="urn:schemas-microsoft-com:mac:vml" xmlns:o="urn:schemas-microsoft-com:office:office" xmlns:r="http://schemas.openxmlformats.org/officeDocument/2006/relationships" xmlns:v="urn:schemas-microsoft-com:vml" xmlns:w10="urn:schemas-microsoft-com:office:word" xmlns:w14="http://schemas.microsoft.com/office/word/2010/wordml" xmlns:w="http://schemas.openxmlformats.org/wordprocessingml/2006/main" xmlns:wne="http://schemas.microsoft.com/office/word/2006/wordml" xmlns:wp14="http://schemas.microsoft.com/office/word/2010/wordprocessingDrawing" xmlns:wp="http://schemas.openxmlformats.org/drawingml/2006/wordprocessingDrawing" xmlns:wpc="http://schemas.microsoft.com/office/word/2010/wordprocessingCanvas" xmlns:wpg="http://schemas.microsoft.com/office/word/2010/wordprocessingGroup" xmlns:wpi="http://schemas.microsoft.com/office/word/2010/wordprocessingInk" xmlns:wps="http://schemas.microsoft.com/office/word/2010/wordprocessingShape" mc:Ignorable="w14 wp14">
-  <w:p>
-    <w:pPr>
-      <w:pStyle w:val="Footer"/>
-    </w:pPr>
-  </w:p>
+<w:ftr xmlns:wpc="http://schemas.microsoft.com/office/word/2010/wordprocessingCanvas" xmlns:mc="http://schemas.openxmlformats.org/markup-compatibility/2006" xmlns:o="urn:schemas-microsoft-com:office:office" xmlns:r="http://schemas.openxmlformats.org/officeDocument/2006/relationships" xmlns:m="http://schemas.openxmlformats.org/officeDocument/2006/math" xmlns:v="urn:schemas-microsoft-com:vml" xmlns:wp14="http://schemas.microsoft.com/office/word/2010/wordprocessingDrawing" xmlns:wp="http://schemas.openxmlformats.org/drawingml/2006/wordprocessingDrawing" xmlns:w10="urn:schemas-microsoft-com:office:word" xmlns:w="http://schemas.openxmlformats.org/wordprocessingml/2006/main" xmlns:w14="http://schemas.microsoft.com/office/word/2010/wordml" xmlns:w15="http://schemas.microsoft.com/office/word/2012/wordml" xmlns:wne="http://schemas.microsoft.com/office/word/2006/wordml" xmlns:wpg="http://schemas.microsoft.com/office/word/2010/wordprocessingGroup" xmlns:wpi="http://schemas.microsoft.com/office/word/2010/wordprocessingInk" xmlns:wps="http://schemas.microsoft.com/office/word/2010/wordprocessingShape" mc:Ignorable="w14 w15 wp14">
+  <w:p/>
 </w:ftr>
 </file>
 
 <file path=word/footer2.xml><?xml version="1.0" encoding="utf-8"?>
-<w:ftr xmlns:m="http://schemas.openxmlformats.org/officeDocument/2006/math" xmlns:mc="http://schemas.openxmlformats.org/markup-compatibility/2006" xmlns:mo="http://schemas.microsoft.com/office/mac/office/2008/main" xmlns:mv="urn:schemas-microsoft-com:mac:vml" xmlns:o="urn:schemas-microsoft-com:office:office" xmlns:r="http://schemas.openxmlformats.org/officeDocument/2006/relationships" xmlns:v="urn:schemas-microsoft-com:vml" xmlns:w10="urn:schemas-microsoft-com:office:word" xmlns:w14="http://schemas.microsoft.com/office/word/2010/wordml" xmlns:w="http://schemas.openxmlformats.org/wordprocessingml/2006/main" xmlns:wne="http://schemas.microsoft.com/office/word/2006/wordml" xmlns:wp14="http://schemas.microsoft.com/office/word/2010/wordprocessingDrawing" xmlns:wp="http://schemas.openxmlformats.org/drawingml/2006/wordprocessingDrawing" xmlns:wpc="http://schemas.microsoft.com/office/word/2010/wordprocessingCanvas" xmlns:wpg="http://schemas.microsoft.com/office/word/2010/wordprocessingGroup" xmlns:wpi="http://schemas.microsoft.com/office/word/2010/wordprocessingInk" xmlns:wps="http://schemas.microsoft.com/office/word/2010/wordprocessingShape" mc:Ignorable="w14 wp14">
-  <w:p>
-    <w:pPr>
-      <w:pStyle w:val="Footer"/>
-    </w:pPr>
-  </w:p>
+<w:ftr xmlns:wpc="http://schemas.microsoft.com/office/word/2010/wordprocessingCanvas" xmlns:mc="http://schemas.openxmlformats.org/markup-compatibility/2006" xmlns:o="urn:schemas-microsoft-com:office:office" xmlns:r="http://schemas.openxmlformats.org/officeDocument/2006/relationships" xmlns:m="http://schemas.openxmlformats.org/officeDocument/2006/math" xmlns:v="urn:schemas-microsoft-com:vml" xmlns:wp14="http://schemas.microsoft.com/office/word/2010/wordprocessingDrawing" xmlns:wp="http://schemas.openxmlformats.org/drawingml/2006/wordprocessingDrawing" xmlns:w10="urn:schemas-microsoft-com:office:word" xmlns:w="http://schemas.openxmlformats.org/wordprocessingml/2006/main" xmlns:w14="http://schemas.microsoft.com/office/word/2010/wordml" xmlns:w15="http://schemas.microsoft.com/office/word/2012/wordml" xmlns:wne="http://schemas.microsoft.com/office/word/2006/wordml" xmlns:wpg="http://schemas.microsoft.com/office/word/2010/wordprocessingGroup" xmlns:wpi="http://schemas.microsoft.com/office/word/2010/wordprocessingInk" xmlns:wps="http://schemas.microsoft.com/office/word/2010/wordprocessingShape" mc:Ignorable="w14 w15 wp14">
+  <w:p/>
 </w:ftr>
 </file>
 
 <file path=word/footer3.xml><?xml version="1.0" encoding="utf-8"?>
-<w:ftr xmlns:m="http://schemas.openxmlformats.org/officeDocument/2006/math" xmlns:mc="http://schemas.openxmlformats.org/markup-compatibility/2006" xmlns:mo="http://schemas.microsoft.com/office/mac/office/2008/main" xmlns:mv="urn:schemas-microsoft-com:mac:vml" xmlns:o="urn:schemas-microsoft-com:office:office" xmlns:r="http://schemas.openxmlformats.org/officeDocument/2006/relationships" xmlns:v="urn:schemas-microsoft-com:vml" xmlns:w10="urn:schemas-microsoft-com:office:word" xmlns:w14="http://schemas.microsoft.com/office/word/2010/wordml" xmlns:w="http://schemas.openxmlformats.org/wordprocessingml/2006/main" xmlns:wne="http://schemas.microsoft.com/office/word/2006/wordml" xmlns:wp14="http://schemas.microsoft.com/office/word/2010/wordprocessingDrawing" xmlns:wp="http://schemas.openxmlformats.org/drawingml/2006/wordprocessingDrawing" xmlns:wpc="http://schemas.microsoft.com/office/word/2010/wordprocessingCanvas" xmlns:wpg="http://schemas.microsoft.com/office/word/2010/wordprocessingGroup" xmlns:wpi="http://schemas.microsoft.com/office/word/2010/wordprocessingInk" xmlns:wps="http://schemas.microsoft.com/office/word/2010/wordprocessingShape" mc:Ignorable="w14 wp14">
-  <w:p>
-    <w:pPr>
-      <w:pStyle w:val="Footer"/>
-    </w:pPr>
-  </w:p>
+<w:ftr xmlns:wpc="http://schemas.microsoft.com/office/word/2010/wordprocessingCanvas" xmlns:mc="http://schemas.openxmlformats.org/markup-compatibility/2006" xmlns:o="urn:schemas-microsoft-com:office:office" xmlns:r="http://schemas.openxmlformats.org/officeDocument/2006/relationships" xmlns:m="http://schemas.openxmlformats.org/officeDocument/2006/math" xmlns:v="urn:schemas-microsoft-com:vml" xmlns:wp14="http://schemas.microsoft.com/office/word/2010/wordprocessingDrawing" xmlns:wp="http://schemas.openxmlformats.org/drawingml/2006/wordprocessingDrawing" xmlns:w10="urn:schemas-microsoft-com:office:word" xmlns:w="http://schemas.openxmlformats.org/wordprocessingml/2006/main" xmlns:w14="http://schemas.microsoft.com/office/word/2010/wordml" xmlns:w15="http://schemas.microsoft.com/office/word/2012/wordml" xmlns:wne="http://schemas.microsoft.com/office/word/2006/wordml" xmlns:wpg="http://schemas.microsoft.com/office/word/2010/wordprocessingGroup" xmlns:wpi="http://schemas.microsoft.com/office/word/2010/wordprocessingInk" xmlns:wps="http://schemas.microsoft.com/office/word/2010/wordprocessingShape" mc:Ignorable="w14 w15 wp14">
+  <w:p/>
 </w:ftr>
 </file>
 
-<file path=word/footnotes.xml><?xml version="1.0" encoding="utf-8"?>
-<w:footnotes xmlns:wpc="http://schemas.microsoft.com/office/word/2010/wordprocessingCanvas" xmlns:mc="http://schemas.openxmlformats.org/markup-compatibility/2006" xmlns:o="urn:schemas-microsoft-com:office:office" xmlns:r="http://schemas.openxmlformats.org/officeDocument/2006/relationships" xmlns:m="http://schemas.openxmlformats.org/officeDocument/2006/math" xmlns:v="urn:schemas-microsoft-com:vml" xmlns:wp14="http://schemas.microsoft.com/office/word/2010/wordprocessingDrawing" xmlns:wp="http://schemas.openxmlformats.org/drawingml/2006/wordprocessingDrawing" xmlns:w="http://schemas.openxmlformats.org/wordprocessingml/2006/main" xmlns:w14="http://schemas.microsoft.com/office/word/2010/wordml" xmlns:w15="http://schemas.microsoft.com/office/word/2012/wordml" xmlns:w10="urn:schemas-microsoft-com:office:word" xmlns:wpg="http://schemas.microsoft.com/office/word/2010/wordprocessingGroup" xmlns:wpi="http://schemas.microsoft.com/office/word/2010/wordprocessingInk" xmlns:wne="http://schemas.microsoft.com/office/word/2006/wordml" xmlns:wps="http://schemas.microsoft.com/office/word/2010/wordprocessingShape" xmlns:wpsCustomData="http://www.wps.cn/officeDocument/2013/wpsCustomData" mc:Ignorable="w14 w15 wp14">
-  <w:footnote w:type="separator" w:id="0">
-    <w:p>
-      <w:pPr>
-        <w:spacing w:line="360" w:lineRule="auto"/>
-      </w:pPr>
-      <w:r>
-        <w:separator/>
-      </w:r>
-    </w:p>
-  </w:footnote>
-  <w:footnote w:type="continuationSeparator" w:id="1">
-    <w:p>
-      <w:pPr>
-        <w:spacing w:line="360" w:lineRule="auto"/>
-      </w:pPr>
-      <w:r>
-        <w:continuationSeparator/>
-      </w:r>
-    </w:p>
-  </w:footnote>
-</w:footnotes>
+<file path=word/header1.xml><?xml version="1.0" encoding="utf-8"?>
+<w:hdr xmlns:wpc="http://schemas.microsoft.com/office/word/2010/wordprocessingCanvas" xmlns:mc="http://schemas.openxmlformats.org/markup-compatibility/2006" xmlns:o="urn:schemas-microsoft-com:office:office" xmlns:r="http://schemas.openxmlformats.org/officeDocument/2006/relationships" xmlns:m="http://schemas.openxmlformats.org/officeDocument/2006/math" xmlns:v="urn:schemas-microsoft-com:vml" xmlns:wp14="http://schemas.microsoft.com/office/word/2010/wordprocessingDrawing" xmlns:wp="http://schemas.openxmlformats.org/drawingml/2006/wordprocessingDrawing" xmlns:w10="urn:schemas-microsoft-com:office:word" xmlns:w="http://schemas.openxmlformats.org/wordprocessingml/2006/main" xmlns:w14="http://schemas.microsoft.com/office/word/2010/wordml" xmlns:w15="http://schemas.microsoft.com/office/word/2012/wordml" xmlns:wne="http://schemas.microsoft.com/office/word/2006/wordml" xmlns:wpg="http://schemas.microsoft.com/office/word/2010/wordprocessingGroup" xmlns:wpi="http://schemas.microsoft.com/office/word/2010/wordprocessingInk" xmlns:wps="http://schemas.microsoft.com/office/word/2010/wordprocessingShape" mc:Ignorable="w14 w15 wp14">
+  <w:p/>
+</w:hdr>
 </file>
 
-<file path=word/header1.xml><?xml version="1.0" encoding="utf-8"?>
-<w:hdr xmlns:wpc="http://schemas.microsoft.com/office/word/2010/wordprocessingCanvas" xmlns:mc="http://schemas.openxmlformats.org/markup-compatibility/2006" xmlns:o="urn:schemas-microsoft-com:office:office" xmlns:r="http://schemas.openxmlformats.org/officeDocument/2006/relationships" xmlns:m="http://schemas.openxmlformats.org/officeDocument/2006/math" xmlns:v="urn:schemas-microsoft-com:vml" xmlns:wp14="http://schemas.microsoft.com/office/word/2010/wordprocessingDrawing" xmlns:wp="http://schemas.openxmlformats.org/drawingml/2006/wordprocessingDrawing" xmlns:w10="urn:schemas-microsoft-com:office:word" xmlns:w="http://schemas.openxmlformats.org/wordprocessingml/2006/main" xmlns:w14="http://schemas.microsoft.com/office/word/2010/wordml" xmlns:w15="http://schemas.microsoft.com/office/word/2012/wordml" xmlns:wpg="http://schemas.microsoft.com/office/word/2010/wordprocessingGroup" xmlns:wpi="http://schemas.microsoft.com/office/word/2010/wordprocessingInk" xmlns:wne="http://schemas.microsoft.com/office/word/2006/wordml" xmlns:wps="http://schemas.microsoft.com/office/word/2010/wordprocessingShape" xmlns:wpsCustomData="http://www.wps.cn/officeDocument/2013/wpsCustomData" mc:Ignorable="w14 w15 wp14">
+<file path=word/header2.xml><?xml version="1.0" encoding="utf-8"?>
+<w:hdr xmlns:wpc="http://schemas.microsoft.com/office/word/2010/wordprocessingCanvas" xmlns:mc="http://schemas.openxmlformats.org/markup-compatibility/2006" xmlns:o="urn:schemas-microsoft-com:office:office" xmlns:r="http://schemas.openxmlformats.org/officeDocument/2006/relationships" xmlns:m="http://schemas.openxmlformats.org/officeDocument/2006/math" xmlns:v="urn:schemas-microsoft-com:vml" xmlns:wp14="http://schemas.microsoft.com/office/word/2010/wordprocessingDrawing" xmlns:wp="http://schemas.openxmlformats.org/drawingml/2006/wordprocessingDrawing" xmlns:w10="urn:schemas-microsoft-com:office:word" xmlns:w="http://schemas.openxmlformats.org/wordprocessingml/2006/main" xmlns:w14="http://schemas.microsoft.com/office/word/2010/wordml" xmlns:w15="http://schemas.microsoft.com/office/word/2012/wordml" xmlns:wne="http://schemas.microsoft.com/office/word/2006/wordml" xmlns:wpg="http://schemas.microsoft.com/office/word/2010/wordprocessingGroup" xmlns:wpi="http://schemas.microsoft.com/office/word/2010/wordprocessingInk" xmlns:wps="http://schemas.microsoft.com/office/word/2010/wordprocessingShape" mc:Ignorable="w14 w15 wp14">
   <w:p>
     <w:pPr>
-      <w:pStyle w:val="15"/>
+      <w:pStyle w:val="Header"/>
       <w:pBdr>
-        <w:bottom w:val="single" w:color="auto" w:sz="4" w:space="1"/>
+        <w:bottom w:val="single" w:sz="4" w:space="1" w:color="auto"/>
       </w:pBdr>
       <w:tabs>
         <w:tab w:val="left" w:pos="335"/>
@@ -8781,65 +8598,39 @@
       </w:tabs>
       <w:jc w:val="right"/>
       <w:rPr>
-        <w:rFonts w:hint="eastAsia" w:eastAsiaTheme="minorEastAsia"/>
+        <w:rFonts w:eastAsiaTheme="minorEastAsia" w:hint="eastAsia"/>
         <w:lang w:eastAsia="zh-CN"/>
       </w:rPr>
     </w:pPr>
     <w:r>
       <w:rPr>
-        <w:rFonts w:hint="eastAsia" w:eastAsiaTheme="minorEastAsia"/>
+        <w:rFonts w:eastAsiaTheme="minorEastAsia" w:hint="eastAsia"/>
         <w:lang w:val="en-US" w:eastAsia="zh-CN"/>
       </w:rPr>
       <w:tab/>
       <w:tab/>
       <w:t>重庆市鹧鸪哨信息技术有限责任公司</w:t>
     </w:r>
-    <w:r>
-      <w:rPr>
-        <w:rFonts w:hint="eastAsia" w:eastAsiaTheme="minorEastAsia"/>
-        <w:lang w:val="en-US" w:eastAsia="zh-CN"/>
-      </w:rPr>
-    </w:r>
-    <w:r>
-      <w:rPr>
-        <w:rFonts w:hint="eastAsia" w:eastAsiaTheme="minorEastAsia"/>
-        <w:lang w:val="en-US" w:eastAsia="zh-CN"/>
-      </w:rPr>
-    </w:r>
-  </w:p>
-</w:hdr>
-</file>
-
-<file path=word/header2.xml><?xml version="1.0" encoding="utf-8"?>
-<w:hdr xmlns:m="http://schemas.openxmlformats.org/officeDocument/2006/math" xmlns:mc="http://schemas.openxmlformats.org/markup-compatibility/2006" xmlns:mo="http://schemas.microsoft.com/office/mac/office/2008/main" xmlns:mv="urn:schemas-microsoft-com:mac:vml" xmlns:o="urn:schemas-microsoft-com:office:office" xmlns:r="http://schemas.openxmlformats.org/officeDocument/2006/relationships" xmlns:v="urn:schemas-microsoft-com:vml" xmlns:w10="urn:schemas-microsoft-com:office:word" xmlns:w14="http://schemas.microsoft.com/office/word/2010/wordml" xmlns:w="http://schemas.openxmlformats.org/wordprocessingml/2006/main" xmlns:wne="http://schemas.microsoft.com/office/word/2006/wordml" xmlns:wp14="http://schemas.microsoft.com/office/word/2010/wordprocessingDrawing" xmlns:wp="http://schemas.openxmlformats.org/drawingml/2006/wordprocessingDrawing" xmlns:wpc="http://schemas.microsoft.com/office/word/2010/wordprocessingCanvas" xmlns:wpg="http://schemas.microsoft.com/office/word/2010/wordprocessingGroup" xmlns:wpi="http://schemas.microsoft.com/office/word/2010/wordprocessingInk" xmlns:wps="http://schemas.microsoft.com/office/word/2010/wordprocessingShape" mc:Ignorable="w14 wp14">
-  <w:p>
-    <w:pPr>
-      <w:pStyle w:val="Header"/>
-    </w:pPr>
   </w:p>
 </w:hdr>
 </file>
 
 <file path=word/header3.xml><?xml version="1.0" encoding="utf-8"?>
-<w:hdr xmlns:m="http://schemas.openxmlformats.org/officeDocument/2006/math" xmlns:mc="http://schemas.openxmlformats.org/markup-compatibility/2006" xmlns:mo="http://schemas.microsoft.com/office/mac/office/2008/main" xmlns:mv="urn:schemas-microsoft-com:mac:vml" xmlns:o="urn:schemas-microsoft-com:office:office" xmlns:r="http://schemas.openxmlformats.org/officeDocument/2006/relationships" xmlns:v="urn:schemas-microsoft-com:vml" xmlns:w10="urn:schemas-microsoft-com:office:word" xmlns:w14="http://schemas.microsoft.com/office/word/2010/wordml" xmlns:w="http://schemas.openxmlformats.org/wordprocessingml/2006/main" xmlns:wne="http://schemas.microsoft.com/office/word/2006/wordml" xmlns:wp14="http://schemas.microsoft.com/office/word/2010/wordprocessingDrawing" xmlns:wp="http://schemas.openxmlformats.org/drawingml/2006/wordprocessingDrawing" xmlns:wpc="http://schemas.microsoft.com/office/word/2010/wordprocessingCanvas" xmlns:wpg="http://schemas.microsoft.com/office/word/2010/wordprocessingGroup" xmlns:wpi="http://schemas.microsoft.com/office/word/2010/wordprocessingInk" xmlns:wps="http://schemas.microsoft.com/office/word/2010/wordprocessingShape" mc:Ignorable="w14 wp14">
-  <w:p>
-    <w:pPr>
-      <w:pStyle w:val="Header"/>
-    </w:pPr>
-  </w:p>
+<w:hdr xmlns:wpc="http://schemas.microsoft.com/office/word/2010/wordprocessingCanvas" xmlns:mc="http://schemas.openxmlformats.org/markup-compatibility/2006" xmlns:o="urn:schemas-microsoft-com:office:office" xmlns:r="http://schemas.openxmlformats.org/officeDocument/2006/relationships" xmlns:m="http://schemas.openxmlformats.org/officeDocument/2006/math" xmlns:v="urn:schemas-microsoft-com:vml" xmlns:wp14="http://schemas.microsoft.com/office/word/2010/wordprocessingDrawing" xmlns:wp="http://schemas.openxmlformats.org/drawingml/2006/wordprocessingDrawing" xmlns:w10="urn:schemas-microsoft-com:office:word" xmlns:w="http://schemas.openxmlformats.org/wordprocessingml/2006/main" xmlns:w14="http://schemas.microsoft.com/office/word/2010/wordml" xmlns:w15="http://schemas.microsoft.com/office/word/2012/wordml" xmlns:wne="http://schemas.microsoft.com/office/word/2006/wordml" xmlns:wpg="http://schemas.microsoft.com/office/word/2010/wordprocessingGroup" xmlns:wpi="http://schemas.microsoft.com/office/word/2010/wordprocessingInk" xmlns:wps="http://schemas.microsoft.com/office/word/2010/wordprocessingShape" mc:Ignorable="w14 w15 wp14">
+  <w:p/>
 </w:hdr>
 </file>
 
 <file path=word/numbering.xml><?xml version="1.0" encoding="utf-8"?>
-<w:numbering xmlns:wpc="http://schemas.microsoft.com/office/word/2010/wordprocessingCanvas" xmlns:mc="http://schemas.openxmlformats.org/markup-compatibility/2006" xmlns:o="urn:schemas-microsoft-com:office:office" xmlns:r="http://schemas.openxmlformats.org/officeDocument/2006/relationships" xmlns:m="http://schemas.openxmlformats.org/officeDocument/2006/math" xmlns:v="urn:schemas-microsoft-com:vml" xmlns:wp14="http://schemas.microsoft.com/office/word/2010/wordprocessingDrawing" xmlns:wp="http://schemas.openxmlformats.org/drawingml/2006/wordprocessingDrawing" xmlns:w10="urn:schemas-microsoft-com:office:word" xmlns:w="http://schemas.openxmlformats.org/wordprocessingml/2006/main" xmlns:w14="http://schemas.microsoft.com/office/word/2010/wordml" xmlns:wpg="http://schemas.microsoft.com/office/word/2010/wordprocessingGroup" xmlns:wpi="http://schemas.microsoft.com/office/word/2010/wordprocessingInk" xmlns:wne="http://schemas.microsoft.com/office/word/2006/wordml" xmlns:wps="http://schemas.microsoft.com/office/word/2010/wordprocessingShape" xmlns:wpsCustomData="http://www.wps.cn/officeDocument/2013/wpsCustomData" mc:Ignorable="w14 wp14">
+<w:numbering xmlns:wpc="http://schemas.microsoft.com/office/word/2010/wordprocessingCanvas" xmlns:mc="http://schemas.openxmlformats.org/markup-compatibility/2006" xmlns:o="urn:schemas-microsoft-com:office:office" xmlns:r="http://schemas.openxmlformats.org/officeDocument/2006/relationships" xmlns:m="http://schemas.openxmlformats.org/officeDocument/2006/math" xmlns:v="urn:schemas-microsoft-com:vml" xmlns:wp14="http://schemas.microsoft.com/office/word/2010/wordprocessingDrawing" xmlns:wp="http://schemas.openxmlformats.org/drawingml/2006/wordprocessingDrawing" xmlns:w10="urn:schemas-microsoft-com:office:word" xmlns:w="http://schemas.openxmlformats.org/wordprocessingml/2006/main" xmlns:w14="http://schemas.microsoft.com/office/word/2010/wordml" xmlns:w15="http://schemas.microsoft.com/office/word/2012/wordml" xmlns:wne="http://schemas.microsoft.com/office/word/2006/wordml" xmlns:wpg="http://schemas.microsoft.com/office/word/2010/wordprocessingGroup" xmlns:wpi="http://schemas.microsoft.com/office/word/2010/wordprocessingInk" xmlns:wps="http://schemas.microsoft.com/office/word/2010/wordprocessingShape" mc:Ignorable="w14 w15 wp14">
   <w:abstractNum w:abstractNumId="0">
     <w:nsid w:val="8E964DCE"/>
     <w:multiLevelType w:val="multilevel"/>
     <w:tmpl w:val="8E964DCE"/>
-    <w:lvl w:ilvl="0" w:tentative="0">
+    <w:lvl w:ilvl="0">
       <w:start w:val="1"/>
       <w:numFmt w:val="decimal"/>
-      <w:pStyle w:val="2"/>
+      <w:pStyle w:val="Heading1"/>
       <w:lvlText w:val="%1."/>
       <w:lvlJc w:val="left"/>
       <w:pPr>
@@ -8849,10 +8640,10 @@
         <w:rFonts w:hint="default"/>
       </w:rPr>
     </w:lvl>
-    <w:lvl w:ilvl="1" w:tentative="0">
+    <w:lvl w:ilvl="1">
       <w:start w:val="1"/>
       <w:numFmt w:val="decimal"/>
-      <w:pStyle w:val="3"/>
+      <w:pStyle w:val="Heading2"/>
       <w:lvlText w:val="%1.%2."/>
       <w:lvlJc w:val="left"/>
       <w:pPr>
@@ -8862,10 +8653,10 @@
         <w:rFonts w:hint="default"/>
       </w:rPr>
     </w:lvl>
-    <w:lvl w:ilvl="2" w:tentative="0">
+    <w:lvl w:ilvl="2">
       <w:start w:val="1"/>
       <w:numFmt w:val="decimal"/>
-      <w:pStyle w:val="4"/>
+      <w:pStyle w:val="Heading3"/>
       <w:lvlText w:val="%1.%2.%3."/>
       <w:lvlJc w:val="left"/>
       <w:pPr>
@@ -8875,10 +8666,10 @@
         <w:rFonts w:hint="default"/>
       </w:rPr>
     </w:lvl>
-    <w:lvl w:ilvl="3" w:tentative="0">
+    <w:lvl w:ilvl="3">
       <w:start w:val="1"/>
       <w:numFmt w:val="decimal"/>
-      <w:pStyle w:val="5"/>
+      <w:pStyle w:val="Heading4"/>
       <w:lvlText w:val="%1.%2.%3.%4."/>
       <w:lvlJc w:val="left"/>
       <w:pPr>
@@ -8888,10 +8679,10 @@
         <w:rFonts w:hint="default"/>
       </w:rPr>
     </w:lvl>
-    <w:lvl w:ilvl="4" w:tentative="0">
+    <w:lvl w:ilvl="4">
       <w:start w:val="1"/>
       <w:numFmt w:val="decimal"/>
-      <w:pStyle w:val="6"/>
+      <w:pStyle w:val="Heading5"/>
       <w:lvlText w:val="%1.%2.%3.%4.%5."/>
       <w:lvlJc w:val="left"/>
       <w:pPr>
@@ -8901,10 +8692,10 @@
         <w:rFonts w:hint="default"/>
       </w:rPr>
     </w:lvl>
-    <w:lvl w:ilvl="5" w:tentative="0">
+    <w:lvl w:ilvl="5">
       <w:start w:val="1"/>
       <w:numFmt w:val="decimal"/>
-      <w:pStyle w:val="7"/>
+      <w:pStyle w:val="Heading6"/>
       <w:lvlText w:val="%1.%2.%3.%4.%5.%6."/>
       <w:lvlJc w:val="left"/>
       <w:pPr>
@@ -8914,10 +8705,10 @@
         <w:rFonts w:hint="default"/>
       </w:rPr>
     </w:lvl>
-    <w:lvl w:ilvl="6" w:tentative="0">
+    <w:lvl w:ilvl="6">
       <w:start w:val="1"/>
       <w:numFmt w:val="decimal"/>
-      <w:pStyle w:val="8"/>
+      <w:pStyle w:val="Heading7"/>
       <w:lvlText w:val="%1.%2.%3.%4.%5.%6.%7."/>
       <w:lvlJc w:val="left"/>
       <w:pPr>
@@ -8927,10 +8718,10 @@
         <w:rFonts w:hint="default"/>
       </w:rPr>
     </w:lvl>
-    <w:lvl w:ilvl="7" w:tentative="0">
+    <w:lvl w:ilvl="7">
       <w:start w:val="1"/>
       <w:numFmt w:val="decimal"/>
-      <w:pStyle w:val="9"/>
+      <w:pStyle w:val="Heading8"/>
       <w:lvlText w:val="%1.%2.%3.%4.%5.%6.%7.%8."/>
       <w:lvlJc w:val="left"/>
       <w:pPr>
@@ -8940,10 +8731,10 @@
         <w:rFonts w:hint="default"/>
       </w:rPr>
     </w:lvl>
-    <w:lvl w:ilvl="8" w:tentative="0">
+    <w:lvl w:ilvl="8">
       <w:start w:val="1"/>
       <w:numFmt w:val="decimal"/>
-      <w:pStyle w:val="10"/>
+      <w:pStyle w:val="Heading9"/>
       <w:lvlText w:val="%1.%2.%3.%4.%5.%6.%7.%8.%9."/>
       <w:lvlJc w:val="left"/>
       <w:pPr>
@@ -8958,7 +8749,7 @@
     <w:nsid w:val="E7990EF0"/>
     <w:multiLevelType w:val="singleLevel"/>
     <w:tmpl w:val="E7990EF0"/>
-    <w:lvl w:ilvl="0" w:tentative="0">
+    <w:lvl w:ilvl="0">
       <w:start w:val="1"/>
       <w:numFmt w:val="decimal"/>
       <w:lvlText w:val="%1."/>
@@ -8975,7 +8766,7 @@
     <w:nsid w:val="EA3EEEB0"/>
     <w:multiLevelType w:val="singleLevel"/>
     <w:tmpl w:val="EA3EEEB0"/>
-    <w:lvl w:ilvl="0" w:tentative="0">
+    <w:lvl w:ilvl="0">
       <w:start w:val="1"/>
       <w:numFmt w:val="decimal"/>
       <w:lvlText w:val="%1."/>
@@ -8992,7 +8783,7 @@
     <w:nsid w:val="F9539CF3"/>
     <w:multiLevelType w:val="singleLevel"/>
     <w:tmpl w:val="F9539CF3"/>
-    <w:lvl w:ilvl="0" w:tentative="0">
+    <w:lvl w:ilvl="0">
       <w:start w:val="1"/>
       <w:numFmt w:val="decimal"/>
       <w:lvlText w:val="%1."/>
@@ -9009,7 +8800,7 @@
     <w:nsid w:val="33339532"/>
     <w:multiLevelType w:val="singleLevel"/>
     <w:tmpl w:val="33339532"/>
-    <w:lvl w:ilvl="0" w:tentative="0">
+    <w:lvl w:ilvl="0">
       <w:start w:val="1"/>
       <w:numFmt w:val="decimal"/>
       <w:lvlText w:val="%1."/>
@@ -9041,269 +8832,267 @@
 </file>
 
 <file path=word/styles.xml><?xml version="1.0" encoding="utf-8"?>
-<w:styles xmlns:mc="http://schemas.openxmlformats.org/markup-compatibility/2006" xmlns:o="urn:schemas-microsoft-com:office:office" xmlns:r="http://schemas.openxmlformats.org/officeDocument/2006/relationships" xmlns:m="http://schemas.openxmlformats.org/officeDocument/2006/math" xmlns:v="urn:schemas-microsoft-com:vml" xmlns:w="http://schemas.openxmlformats.org/wordprocessingml/2006/main" xmlns:w14="http://schemas.microsoft.com/office/word/2010/wordml" xmlns:w10="urn:schemas-microsoft-com:office:word" xmlns:sl="http://schemas.openxmlformats.org/schemaLibrary/2006/main" xmlns:wpsCustomData="http://www.wps.cn/officeDocument/2013/wpsCustomData" mc:Ignorable="w14">
+<w:styles xmlns:mc="http://schemas.openxmlformats.org/markup-compatibility/2006" xmlns:r="http://schemas.openxmlformats.org/officeDocument/2006/relationships" xmlns:w="http://schemas.openxmlformats.org/wordprocessingml/2006/main" xmlns:w14="http://schemas.microsoft.com/office/word/2010/wordml" xmlns:w15="http://schemas.microsoft.com/office/word/2012/wordml" mc:Ignorable="w14 w15">
   <w:docDefaults>
     <w:rPrDefault>
       <w:rPr>
-        <w:rFonts w:ascii="Times New Roman" w:hAnsi="Times New Roman" w:eastAsia="宋体" w:cs="Times New Roman"/>
+        <w:rFonts w:ascii="Times New Roman" w:eastAsia="宋体" w:hAnsi="Times New Roman" w:cs="Times New Roman"/>
       </w:rPr>
     </w:rPrDefault>
     <w:pPrDefault/>
   </w:docDefaults>
-  <w:latentStyles w:count="260" w:defQFormat="0" w:defUnhideWhenUsed="1" w:defSemiHidden="1" w:defUIPriority="99" w:defLockedState="0">
-    <w:lsdException w:qFormat="1" w:unhideWhenUsed="0" w:uiPriority="0" w:semiHidden="0" w:name="Normal"/>
-    <w:lsdException w:qFormat="1" w:unhideWhenUsed="0" w:uiPriority="0" w:semiHidden="0" w:name="heading 1"/>
-    <w:lsdException w:qFormat="1" w:uiPriority="0" w:semiHidden="0" w:name="heading 2"/>
-    <w:lsdException w:qFormat="1" w:uiPriority="0" w:name="heading 3"/>
-    <w:lsdException w:qFormat="1" w:uiPriority="0" w:semiHidden="0" w:name="heading 4"/>
-    <w:lsdException w:qFormat="1" w:uiPriority="0" w:name="heading 5"/>
-    <w:lsdException w:qFormat="1" w:uiPriority="0" w:name="heading 6"/>
-    <w:lsdException w:qFormat="1" w:uiPriority="0" w:name="heading 7"/>
-    <w:lsdException w:qFormat="1" w:uiPriority="0" w:name="heading 8"/>
-    <w:lsdException w:qFormat="1" w:uiPriority="0" w:name="heading 9"/>
-    <w:lsdException w:unhideWhenUsed="0" w:uiPriority="0" w:semiHidden="0" w:name="index 1"/>
-    <w:lsdException w:unhideWhenUsed="0" w:uiPriority="0" w:semiHidden="0" w:name="index 2"/>
-    <w:lsdException w:unhideWhenUsed="0" w:uiPriority="0" w:semiHidden="0" w:name="index 3"/>
-    <w:lsdException w:unhideWhenUsed="0" w:uiPriority="0" w:semiHidden="0" w:name="index 4"/>
-    <w:lsdException w:unhideWhenUsed="0" w:uiPriority="0" w:semiHidden="0" w:name="index 5"/>
-    <w:lsdException w:unhideWhenUsed="0" w:uiPriority="0" w:semiHidden="0" w:name="index 6"/>
-    <w:lsdException w:unhideWhenUsed="0" w:uiPriority="0" w:semiHidden="0" w:name="index 7"/>
-    <w:lsdException w:unhideWhenUsed="0" w:uiPriority="0" w:semiHidden="0" w:name="index 8"/>
-    <w:lsdException w:unhideWhenUsed="0" w:uiPriority="0" w:semiHidden="0" w:name="index 9"/>
-    <w:lsdException w:qFormat="1" w:unhideWhenUsed="0" w:uiPriority="0" w:semiHidden="0" w:name="toc 1"/>
-    <w:lsdException w:qFormat="1" w:unhideWhenUsed="0" w:uiPriority="0" w:semiHidden="0" w:name="toc 2"/>
-    <w:lsdException w:qFormat="1" w:unhideWhenUsed="0" w:uiPriority="0" w:semiHidden="0" w:name="toc 3"/>
-    <w:lsdException w:unhideWhenUsed="0" w:uiPriority="0" w:semiHidden="0" w:name="toc 4"/>
-    <w:lsdException w:unhideWhenUsed="0" w:uiPriority="0" w:semiHidden="0" w:name="toc 5"/>
-    <w:lsdException w:unhideWhenUsed="0" w:uiPriority="0" w:semiHidden="0" w:name="toc 6"/>
-    <w:lsdException w:unhideWhenUsed="0" w:uiPriority="0" w:semiHidden="0" w:name="toc 7"/>
-    <w:lsdException w:unhideWhenUsed="0" w:uiPriority="0" w:semiHidden="0" w:name="toc 8"/>
-    <w:lsdException w:unhideWhenUsed="0" w:uiPriority="0" w:semiHidden="0" w:name="toc 9"/>
-    <w:lsdException w:unhideWhenUsed="0" w:uiPriority="0" w:semiHidden="0" w:name="Normal Indent"/>
-    <w:lsdException w:unhideWhenUsed="0" w:uiPriority="0" w:semiHidden="0" w:name="footnote text"/>
-    <w:lsdException w:qFormat="1" w:unhideWhenUsed="0" w:uiPriority="0" w:semiHidden="0" w:name="annotation text"/>
-    <w:lsdException w:qFormat="1" w:unhideWhenUsed="0" w:uiPriority="0" w:semiHidden="0" w:name="header"/>
-    <w:lsdException w:qFormat="1" w:unhideWhenUsed="0" w:uiPriority="0" w:semiHidden="0" w:name="footer"/>
-    <w:lsdException w:unhideWhenUsed="0" w:uiPriority="0" w:semiHidden="0" w:name="index heading"/>
-    <w:lsdException w:qFormat="1" w:uiPriority="0" w:name="caption"/>
-    <w:lsdException w:unhideWhenUsed="0" w:uiPriority="0" w:semiHidden="0" w:name="table of figures"/>
-    <w:lsdException w:unhideWhenUsed="0" w:uiPriority="0" w:semiHidden="0" w:name="envelope address"/>
-    <w:lsdException w:unhideWhenUsed="0" w:uiPriority="0" w:semiHidden="0" w:name="envelope return"/>
-    <w:lsdException w:unhideWhenUsed="0" w:uiPriority="0" w:semiHidden="0" w:name="footnote reference"/>
-    <w:lsdException w:unhideWhenUsed="0" w:uiPriority="0" w:semiHidden="0" w:name="annotation reference"/>
-    <w:lsdException w:unhideWhenUsed="0" w:uiPriority="0" w:semiHidden="0" w:name="line number"/>
-    <w:lsdException w:unhideWhenUsed="0" w:uiPriority="0" w:semiHidden="0" w:name="page number"/>
-    <w:lsdException w:unhideWhenUsed="0" w:uiPriority="0" w:semiHidden="0" w:name="endnote reference"/>
-    <w:lsdException w:unhideWhenUsed="0" w:uiPriority="0" w:semiHidden="0" w:name="endnote text"/>
-    <w:lsdException w:unhideWhenUsed="0" w:uiPriority="0" w:semiHidden="0" w:name="table of authorities"/>
-    <w:lsdException w:unhideWhenUsed="0" w:uiPriority="0" w:semiHidden="0" w:name="macro"/>
-    <w:lsdException w:unhideWhenUsed="0" w:uiPriority="0" w:semiHidden="0" w:name="toa heading"/>
-    <w:lsdException w:unhideWhenUsed="0" w:uiPriority="0" w:semiHidden="0" w:name="List"/>
-    <w:lsdException w:unhideWhenUsed="0" w:uiPriority="0" w:semiHidden="0" w:name="List Bullet"/>
-    <w:lsdException w:unhideWhenUsed="0" w:uiPriority="0" w:semiHidden="0" w:name="List Number"/>
-    <w:lsdException w:unhideWhenUsed="0" w:uiPriority="0" w:semiHidden="0" w:name="List 2"/>
-    <w:lsdException w:unhideWhenUsed="0" w:uiPriority="0" w:semiHidden="0" w:name="List 3"/>
-    <w:lsdException w:unhideWhenUsed="0" w:uiPriority="0" w:semiHidden="0" w:name="List 4"/>
-    <w:lsdException w:unhideWhenUsed="0" w:uiPriority="0" w:semiHidden="0" w:name="List 5"/>
-    <w:lsdException w:unhideWhenUsed="0" w:uiPriority="0" w:semiHidden="0" w:name="List Bullet 2"/>
-    <w:lsdException w:unhideWhenUsed="0" w:uiPriority="0" w:semiHidden="0" w:name="List Bullet 3"/>
-    <w:lsdException w:unhideWhenUsed="0" w:uiPriority="0" w:semiHidden="0" w:name="List Bullet 4"/>
-    <w:lsdException w:unhideWhenUsed="0" w:uiPriority="0" w:semiHidden="0" w:name="List Bullet 5"/>
-    <w:lsdException w:unhideWhenUsed="0" w:uiPriority="0" w:semiHidden="0" w:name="List Number 2"/>
-    <w:lsdException w:unhideWhenUsed="0" w:uiPriority="0" w:semiHidden="0" w:name="List Number 3"/>
-    <w:lsdException w:unhideWhenUsed="0" w:uiPriority="0" w:semiHidden="0" w:name="List Number 4"/>
-    <w:lsdException w:unhideWhenUsed="0" w:uiPriority="0" w:semiHidden="0" w:name="List Number 5"/>
-    <w:lsdException w:qFormat="1" w:unhideWhenUsed="0" w:uiPriority="0" w:semiHidden="0" w:name="Title"/>
-    <w:lsdException w:unhideWhenUsed="0" w:uiPriority="0" w:semiHidden="0" w:name="Closing"/>
-    <w:lsdException w:unhideWhenUsed="0" w:uiPriority="0" w:semiHidden="0" w:name="Signature"/>
-    <w:lsdException w:qFormat="1" w:unhideWhenUsed="0" w:uiPriority="0" w:name="Default Paragraph Font"/>
-    <w:lsdException w:qFormat="1" w:unhideWhenUsed="0" w:uiPriority="0" w:name="Body Text"/>
-    <w:lsdException w:unhideWhenUsed="0" w:uiPriority="0" w:semiHidden="0" w:name="Body Text Indent"/>
-    <w:lsdException w:unhideWhenUsed="0" w:uiPriority="0" w:semiHidden="0" w:name="List Continue"/>
-    <w:lsdException w:unhideWhenUsed="0" w:uiPriority="0" w:semiHidden="0" w:name="List Continue 2"/>
-    <w:lsdException w:unhideWhenUsed="0" w:uiPriority="0" w:semiHidden="0" w:name="List Continue 3"/>
-    <w:lsdException w:unhideWhenUsed="0" w:uiPriority="0" w:semiHidden="0" w:name="List Continue 4"/>
-    <w:lsdException w:unhideWhenUsed="0" w:uiPriority="0" w:semiHidden="0" w:name="List Continue 5"/>
-    <w:lsdException w:unhideWhenUsed="0" w:uiPriority="0" w:semiHidden="0" w:name="Message Header"/>
-    <w:lsdException w:qFormat="1" w:unhideWhenUsed="0" w:uiPriority="0" w:semiHidden="0" w:name="Subtitle"/>
-    <w:lsdException w:unhideWhenUsed="0" w:uiPriority="0" w:semiHidden="0" w:name="Salutation"/>
-    <w:lsdException w:unhideWhenUsed="0" w:uiPriority="0" w:semiHidden="0" w:name="Date"/>
-    <w:lsdException w:unhideWhenUsed="0" w:uiPriority="0" w:semiHidden="0" w:name="Body Text First Indent"/>
-    <w:lsdException w:unhideWhenUsed="0" w:uiPriority="0" w:semiHidden="0" w:name="Body Text First Indent 2"/>
-    <w:lsdException w:uiPriority="99" w:name="Note Heading"/>
-    <w:lsdException w:unhideWhenUsed="0" w:uiPriority="0" w:semiHidden="0" w:name="Body Text 2"/>
-    <w:lsdException w:unhideWhenUsed="0" w:uiPriority="0" w:semiHidden="0" w:name="Body Text 3"/>
-    <w:lsdException w:unhideWhenUsed="0" w:uiPriority="0" w:semiHidden="0" w:name="Body Text Indent 2"/>
-    <w:lsdException w:unhideWhenUsed="0" w:uiPriority="0" w:semiHidden="0" w:name="Body Text Indent 3"/>
-    <w:lsdException w:unhideWhenUsed="0" w:uiPriority="0" w:semiHidden="0" w:name="Block Text"/>
-    <w:lsdException w:unhideWhenUsed="0" w:uiPriority="0" w:semiHidden="0" w:name="Hyperlink"/>
-    <w:lsdException w:unhideWhenUsed="0" w:uiPriority="0" w:semiHidden="0" w:name="FollowedHyperlink"/>
-    <w:lsdException w:qFormat="1" w:unhideWhenUsed="0" w:uiPriority="0" w:semiHidden="0" w:name="Strong"/>
-    <w:lsdException w:qFormat="1" w:unhideWhenUsed="0" w:uiPriority="0" w:semiHidden="0" w:name="Emphasis"/>
-    <w:lsdException w:unhideWhenUsed="0" w:uiPriority="0" w:semiHidden="0" w:name="Document Map"/>
-    <w:lsdException w:unhideWhenUsed="0" w:uiPriority="0" w:semiHidden="0" w:name="Plain Text"/>
-    <w:lsdException w:unhideWhenUsed="0" w:uiPriority="0" w:semiHidden="0" w:name="E-mail Signature"/>
-    <w:lsdException w:qFormat="1" w:unhideWhenUsed="0" w:uiPriority="0" w:semiHidden="0" w:name="Normal (Web)"/>
-    <w:lsdException w:unhideWhenUsed="0" w:uiPriority="0" w:semiHidden="0" w:name="HTML Acronym"/>
-    <w:lsdException w:unhideWhenUsed="0" w:uiPriority="0" w:semiHidden="0" w:name="HTML Address"/>
-    <w:lsdException w:unhideWhenUsed="0" w:uiPriority="0" w:semiHidden="0" w:name="HTML Cite"/>
-    <w:lsdException w:unhideWhenUsed="0" w:uiPriority="0" w:semiHidden="0" w:name="HTML Code"/>
-    <w:lsdException w:unhideWhenUsed="0" w:uiPriority="0" w:semiHidden="0" w:name="HTML Definition"/>
-    <w:lsdException w:unhideWhenUsed="0" w:uiPriority="0" w:semiHidden="0" w:name="HTML Keyboard"/>
-    <w:lsdException w:unhideWhenUsed="0" w:uiPriority="0" w:semiHidden="0" w:name="HTML Preformatted"/>
-    <w:lsdException w:unhideWhenUsed="0" w:uiPriority="0" w:semiHidden="0" w:name="HTML Sample"/>
-    <w:lsdException w:unhideWhenUsed="0" w:uiPriority="0" w:semiHidden="0" w:name="HTML Typewriter"/>
-    <w:lsdException w:unhideWhenUsed="0" w:uiPriority="0" w:semiHidden="0" w:name="HTML Variable"/>
-    <w:lsdException w:qFormat="1" w:unhideWhenUsed="0" w:uiPriority="0" w:name="Normal Table"/>
-    <w:lsdException w:unhideWhenUsed="0" w:uiPriority="0" w:semiHidden="0" w:name="annotation subject"/>
-    <w:lsdException w:unhideWhenUsed="0" w:uiPriority="0" w:semiHidden="0" w:name="Table Simple 1"/>
-    <w:lsdException w:unhideWhenUsed="0" w:uiPriority="0" w:semiHidden="0" w:name="Table Simple 2"/>
-    <w:lsdException w:unhideWhenUsed="0" w:uiPriority="0" w:semiHidden="0" w:name="Table Simple 3"/>
-    <w:lsdException w:unhideWhenUsed="0" w:uiPriority="0" w:semiHidden="0" w:name="Table Classic 1"/>
-    <w:lsdException w:unhideWhenUsed="0" w:uiPriority="0" w:semiHidden="0" w:name="Table Classic 2"/>
-    <w:lsdException w:unhideWhenUsed="0" w:uiPriority="0" w:semiHidden="0" w:name="Table Classic 3"/>
-    <w:lsdException w:unhideWhenUsed="0" w:uiPriority="0" w:semiHidden="0" w:name="Table Classic 4"/>
-    <w:lsdException w:unhideWhenUsed="0" w:uiPriority="0" w:semiHidden="0" w:name="Table Colorful 1"/>
-    <w:lsdException w:unhideWhenUsed="0" w:uiPriority="0" w:semiHidden="0" w:name="Table Colorful 2"/>
-    <w:lsdException w:unhideWhenUsed="0" w:uiPriority="0" w:semiHidden="0" w:name="Table Colorful 3"/>
-    <w:lsdException w:unhideWhenUsed="0" w:uiPriority="0" w:semiHidden="0" w:name="Table Columns 1"/>
-    <w:lsdException w:unhideWhenUsed="0" w:uiPriority="0" w:semiHidden="0" w:name="Table Columns 2"/>
-    <w:lsdException w:unhideWhenUsed="0" w:uiPriority="0" w:semiHidden="0" w:name="Table Columns 3"/>
-    <w:lsdException w:unhideWhenUsed="0" w:uiPriority="0" w:semiHidden="0" w:name="Table Columns 4"/>
-    <w:lsdException w:unhideWhenUsed="0" w:uiPriority="0" w:semiHidden="0" w:name="Table Columns 5"/>
-    <w:lsdException w:unhideWhenUsed="0" w:uiPriority="0" w:semiHidden="0" w:name="Table Grid 1"/>
-    <w:lsdException w:unhideWhenUsed="0" w:uiPriority="0" w:semiHidden="0" w:name="Table Grid 2"/>
-    <w:lsdException w:unhideWhenUsed="0" w:uiPriority="0" w:semiHidden="0" w:name="Table Grid 3"/>
-    <w:lsdException w:unhideWhenUsed="0" w:uiPriority="0" w:semiHidden="0" w:name="Table Grid 4"/>
-    <w:lsdException w:unhideWhenUsed="0" w:uiPriority="0" w:semiHidden="0" w:name="Table Grid 5"/>
-    <w:lsdException w:unhideWhenUsed="0" w:uiPriority="0" w:semiHidden="0" w:name="Table Grid 6"/>
-    <w:lsdException w:unhideWhenUsed="0" w:uiPriority="0" w:semiHidden="0" w:name="Table Grid 7"/>
-    <w:lsdException w:unhideWhenUsed="0" w:uiPriority="0" w:semiHidden="0" w:name="Table Grid 8"/>
-    <w:lsdException w:unhideWhenUsed="0" w:uiPriority="0" w:semiHidden="0" w:name="Table List 1"/>
-    <w:lsdException w:unhideWhenUsed="0" w:uiPriority="0" w:semiHidden="0" w:name="Table List 2"/>
-    <w:lsdException w:unhideWhenUsed="0" w:uiPriority="0" w:semiHidden="0" w:name="Table List 3"/>
-    <w:lsdException w:unhideWhenUsed="0" w:uiPriority="0" w:semiHidden="0" w:name="Table List 4"/>
-    <w:lsdException w:unhideWhenUsed="0" w:uiPriority="0" w:semiHidden="0" w:name="Table List 5"/>
-    <w:lsdException w:unhideWhenUsed="0" w:uiPriority="0" w:semiHidden="0" w:name="Table List 6"/>
-    <w:lsdException w:unhideWhenUsed="0" w:uiPriority="0" w:semiHidden="0" w:name="Table List 7"/>
-    <w:lsdException w:unhideWhenUsed="0" w:uiPriority="0" w:semiHidden="0" w:name="Table List 8"/>
-    <w:lsdException w:unhideWhenUsed="0" w:uiPriority="0" w:semiHidden="0" w:name="Table 3D effects 1"/>
-    <w:lsdException w:unhideWhenUsed="0" w:uiPriority="0" w:semiHidden="0" w:name="Table 3D effects 2"/>
-    <w:lsdException w:unhideWhenUsed="0" w:uiPriority="0" w:semiHidden="0" w:name="Table 3D effects 3"/>
-    <w:lsdException w:unhideWhenUsed="0" w:uiPriority="0" w:semiHidden="0" w:name="Table Contemporary"/>
-    <w:lsdException w:unhideWhenUsed="0" w:uiPriority="0" w:semiHidden="0" w:name="Table Elegant"/>
-    <w:lsdException w:unhideWhenUsed="0" w:uiPriority="0" w:semiHidden="0" w:name="Table Professional"/>
-    <w:lsdException w:unhideWhenUsed="0" w:uiPriority="0" w:semiHidden="0" w:name="Table Subtle 1"/>
-    <w:lsdException w:unhideWhenUsed="0" w:uiPriority="0" w:semiHidden="0" w:name="Table Subtle 2"/>
-    <w:lsdException w:unhideWhenUsed="0" w:uiPriority="0" w:semiHidden="0" w:name="Table Web 1"/>
-    <w:lsdException w:unhideWhenUsed="0" w:uiPriority="0" w:semiHidden="0" w:name="Table Web 2"/>
-    <w:lsdException w:unhideWhenUsed="0" w:uiPriority="0" w:semiHidden="0" w:name="Table Web 3"/>
-    <w:lsdException w:unhideWhenUsed="0" w:uiPriority="0" w:semiHidden="0" w:name="Balloon Text"/>
-    <w:lsdException w:qFormat="1" w:unhideWhenUsed="0" w:uiPriority="0" w:semiHidden="0" w:name="Table Grid"/>
-    <w:lsdException w:unhideWhenUsed="0" w:uiPriority="0" w:semiHidden="0" w:name="Table Theme"/>
-    <w:lsdException w:unhideWhenUsed="0" w:uiPriority="60" w:semiHidden="0" w:name="Light Shading"/>
-    <w:lsdException w:unhideWhenUsed="0" w:uiPriority="61" w:semiHidden="0" w:name="Light List"/>
-    <w:lsdException w:unhideWhenUsed="0" w:uiPriority="62" w:semiHidden="0" w:name="Light Grid"/>
-    <w:lsdException w:unhideWhenUsed="0" w:uiPriority="63" w:semiHidden="0" w:name="Medium Shading 1"/>
-    <w:lsdException w:unhideWhenUsed="0" w:uiPriority="64" w:semiHidden="0" w:name="Medium Shading 2"/>
-    <w:lsdException w:unhideWhenUsed="0" w:uiPriority="65" w:semiHidden="0" w:name="Medium List 1"/>
-    <w:lsdException w:unhideWhenUsed="0" w:uiPriority="66" w:semiHidden="0" w:name="Medium List 2"/>
-    <w:lsdException w:unhideWhenUsed="0" w:uiPriority="67" w:semiHidden="0" w:name="Medium Grid 1"/>
-    <w:lsdException w:unhideWhenUsed="0" w:uiPriority="68" w:semiHidden="0" w:name="Medium Grid 2"/>
-    <w:lsdException w:unhideWhenUsed="0" w:uiPriority="69" w:semiHidden="0" w:name="Medium Grid 3"/>
-    <w:lsdException w:unhideWhenUsed="0" w:uiPriority="70" w:semiHidden="0" w:name="Dark List"/>
-    <w:lsdException w:unhideWhenUsed="0" w:uiPriority="71" w:semiHidden="0" w:name="Colorful Shading"/>
-    <w:lsdException w:unhideWhenUsed="0" w:uiPriority="72" w:semiHidden="0" w:name="Colorful List"/>
-    <w:lsdException w:unhideWhenUsed="0" w:uiPriority="73" w:semiHidden="0" w:name="Colorful Grid"/>
-    <w:lsdException w:unhideWhenUsed="0" w:uiPriority="60" w:semiHidden="0" w:name="Light Shading Accent 1"/>
-    <w:lsdException w:unhideWhenUsed="0" w:uiPriority="61" w:semiHidden="0" w:name="Light List Accent 1"/>
-    <w:lsdException w:unhideWhenUsed="0" w:uiPriority="62" w:semiHidden="0" w:name="Light Grid Accent 1"/>
-    <w:lsdException w:unhideWhenUsed="0" w:uiPriority="63" w:semiHidden="0" w:name="Medium Shading 1 Accent 1"/>
-    <w:lsdException w:unhideWhenUsed="0" w:uiPriority="64" w:semiHidden="0" w:name="Medium Shading 2 Accent 1"/>
-    <w:lsdException w:unhideWhenUsed="0" w:uiPriority="65" w:semiHidden="0" w:name="Medium List 1 Accent 1"/>
-    <w:lsdException w:unhideWhenUsed="0" w:uiPriority="66" w:semiHidden="0" w:name="Medium List 2 Accent 1"/>
-    <w:lsdException w:unhideWhenUsed="0" w:uiPriority="67" w:semiHidden="0" w:name="Medium Grid 1 Accent 1"/>
-    <w:lsdException w:unhideWhenUsed="0" w:uiPriority="68" w:semiHidden="0" w:name="Medium Grid 2 Accent 1"/>
-    <w:lsdException w:unhideWhenUsed="0" w:uiPriority="69" w:semiHidden="0" w:name="Medium Grid 3 Accent 1"/>
-    <w:lsdException w:unhideWhenUsed="0" w:uiPriority="70" w:semiHidden="0" w:name="Dark List Accent 1"/>
-    <w:lsdException w:unhideWhenUsed="0" w:uiPriority="71" w:semiHidden="0" w:name="Colorful Shading Accent 1"/>
-    <w:lsdException w:unhideWhenUsed="0" w:uiPriority="72" w:semiHidden="0" w:name="Colorful List Accent 1"/>
-    <w:lsdException w:unhideWhenUsed="0" w:uiPriority="73" w:semiHidden="0" w:name="Colorful Grid Accent 1"/>
-    <w:lsdException w:unhideWhenUsed="0" w:uiPriority="60" w:semiHidden="0" w:name="Light Shading Accent 2"/>
-    <w:lsdException w:unhideWhenUsed="0" w:uiPriority="61" w:semiHidden="0" w:name="Light List Accent 2"/>
-    <w:lsdException w:unhideWhenUsed="0" w:uiPriority="62" w:semiHidden="0" w:name="Light Grid Accent 2"/>
-    <w:lsdException w:unhideWhenUsed="0" w:uiPriority="63" w:semiHidden="0" w:name="Medium Shading 1 Accent 2"/>
-    <w:lsdException w:unhideWhenUsed="0" w:uiPriority="64" w:semiHidden="0" w:name="Medium Shading 2 Accent 2"/>
-    <w:lsdException w:unhideWhenUsed="0" w:uiPriority="65" w:semiHidden="0" w:name="Medium List 1 Accent 2"/>
-    <w:lsdException w:unhideWhenUsed="0" w:uiPriority="66" w:semiHidden="0" w:name="Medium List 2 Accent 2"/>
-    <w:lsdException w:unhideWhenUsed="0" w:uiPriority="67" w:semiHidden="0" w:name="Medium Grid 1 Accent 2"/>
-    <w:lsdException w:unhideWhenUsed="0" w:uiPriority="68" w:semiHidden="0" w:name="Medium Grid 2 Accent 2"/>
-    <w:lsdException w:unhideWhenUsed="0" w:uiPriority="69" w:semiHidden="0" w:name="Medium Grid 3 Accent 2"/>
-    <w:lsdException w:unhideWhenUsed="0" w:uiPriority="70" w:semiHidden="0" w:name="Dark List Accent 2"/>
-    <w:lsdException w:unhideWhenUsed="0" w:uiPriority="71" w:semiHidden="0" w:name="Colorful Shading Accent 2"/>
-    <w:lsdException w:unhideWhenUsed="0" w:uiPriority="72" w:semiHidden="0" w:name="Colorful List Accent 2"/>
-    <w:lsdException w:unhideWhenUsed="0" w:uiPriority="73" w:semiHidden="0" w:name="Colorful Grid Accent 2"/>
-    <w:lsdException w:unhideWhenUsed="0" w:uiPriority="60" w:semiHidden="0" w:name="Light Shading Accent 3"/>
-    <w:lsdException w:unhideWhenUsed="0" w:uiPriority="61" w:semiHidden="0" w:name="Light List Accent 3"/>
-    <w:lsdException w:unhideWhenUsed="0" w:uiPriority="62" w:semiHidden="0" w:name="Light Grid Accent 3"/>
-    <w:lsdException w:unhideWhenUsed="0" w:uiPriority="63" w:semiHidden="0" w:name="Medium Shading 1 Accent 3"/>
-    <w:lsdException w:unhideWhenUsed="0" w:uiPriority="64" w:semiHidden="0" w:name="Medium Shading 2 Accent 3"/>
-    <w:lsdException w:unhideWhenUsed="0" w:uiPriority="65" w:semiHidden="0" w:name="Medium List 1 Accent 3"/>
-    <w:lsdException w:unhideWhenUsed="0" w:uiPriority="66" w:semiHidden="0" w:name="Medium List 2 Accent 3"/>
-    <w:lsdException w:unhideWhenUsed="0" w:uiPriority="67" w:semiHidden="0" w:name="Medium Grid 1 Accent 3"/>
-    <w:lsdException w:unhideWhenUsed="0" w:uiPriority="68" w:semiHidden="0" w:name="Medium Grid 2 Accent 3"/>
-    <w:lsdException w:unhideWhenUsed="0" w:uiPriority="69" w:semiHidden="0" w:name="Medium Grid 3 Accent 3"/>
-    <w:lsdException w:unhideWhenUsed="0" w:uiPriority="70" w:semiHidden="0" w:name="Dark List Accent 3"/>
-    <w:lsdException w:unhideWhenUsed="0" w:uiPriority="71" w:semiHidden="0" w:name="Colorful Shading Accent 3"/>
-    <w:lsdException w:unhideWhenUsed="0" w:uiPriority="72" w:semiHidden="0" w:name="Colorful List Accent 3"/>
-    <w:lsdException w:unhideWhenUsed="0" w:uiPriority="73" w:semiHidden="0" w:name="Colorful Grid Accent 3"/>
-    <w:lsdException w:unhideWhenUsed="0" w:uiPriority="60" w:semiHidden="0" w:name="Light Shading Accent 4"/>
-    <w:lsdException w:unhideWhenUsed="0" w:uiPriority="61" w:semiHidden="0" w:name="Light List Accent 4"/>
-    <w:lsdException w:unhideWhenUsed="0" w:uiPriority="62" w:semiHidden="0" w:name="Light Grid Accent 4"/>
-    <w:lsdException w:unhideWhenUsed="0" w:uiPriority="63" w:semiHidden="0" w:name="Medium Shading 1 Accent 4"/>
-    <w:lsdException w:unhideWhenUsed="0" w:uiPriority="64" w:semiHidden="0" w:name="Medium Shading 2 Accent 4"/>
-    <w:lsdException w:unhideWhenUsed="0" w:uiPriority="65" w:semiHidden="0" w:name="Medium List 1 Accent 4"/>
-    <w:lsdException w:unhideWhenUsed="0" w:uiPriority="66" w:semiHidden="0" w:name="Medium List 2 Accent 4"/>
-    <w:lsdException w:unhideWhenUsed="0" w:uiPriority="67" w:semiHidden="0" w:name="Medium Grid 1 Accent 4"/>
-    <w:lsdException w:unhideWhenUsed="0" w:uiPriority="68" w:semiHidden="0" w:name="Medium Grid 2 Accent 4"/>
-    <w:lsdException w:unhideWhenUsed="0" w:uiPriority="69" w:semiHidden="0" w:name="Medium Grid 3 Accent 4"/>
-    <w:lsdException w:unhideWhenUsed="0" w:uiPriority="70" w:semiHidden="0" w:name="Dark List Accent 4"/>
-    <w:lsdException w:unhideWhenUsed="0" w:uiPriority="71" w:semiHidden="0" w:name="Colorful Shading Accent 4"/>
-    <w:lsdException w:unhideWhenUsed="0" w:uiPriority="72" w:semiHidden="0" w:name="Colorful List Accent 4"/>
-    <w:lsdException w:unhideWhenUsed="0" w:uiPriority="73" w:semiHidden="0" w:name="Colorful Grid Accent 4"/>
-    <w:lsdException w:unhideWhenUsed="0" w:uiPriority="60" w:semiHidden="0" w:name="Light Shading Accent 5"/>
-    <w:lsdException w:unhideWhenUsed="0" w:uiPriority="61" w:semiHidden="0" w:name="Light List Accent 5"/>
-    <w:lsdException w:unhideWhenUsed="0" w:uiPriority="62" w:semiHidden="0" w:name="Light Grid Accent 5"/>
-    <w:lsdException w:unhideWhenUsed="0" w:uiPriority="63" w:semiHidden="0" w:name="Medium Shading 1 Accent 5"/>
-    <w:lsdException w:unhideWhenUsed="0" w:uiPriority="64" w:semiHidden="0" w:name="Medium Shading 2 Accent 5"/>
-    <w:lsdException w:unhideWhenUsed="0" w:uiPriority="65" w:semiHidden="0" w:name="Medium List 1 Accent 5"/>
-    <w:lsdException w:unhideWhenUsed="0" w:uiPriority="66" w:semiHidden="0" w:name="Medium List 2 Accent 5"/>
-    <w:lsdException w:unhideWhenUsed="0" w:uiPriority="67" w:semiHidden="0" w:name="Medium Grid 1 Accent 5"/>
-    <w:lsdException w:unhideWhenUsed="0" w:uiPriority="68" w:semiHidden="0" w:name="Medium Grid 2 Accent 5"/>
-    <w:lsdException w:unhideWhenUsed="0" w:uiPriority="69" w:semiHidden="0" w:name="Medium Grid 3 Accent 5"/>
-    <w:lsdException w:unhideWhenUsed="0" w:uiPriority="70" w:semiHidden="0" w:name="Dark List Accent 5"/>
-    <w:lsdException w:unhideWhenUsed="0" w:uiPriority="71" w:semiHidden="0" w:name="Colorful Shading Accent 5"/>
-    <w:lsdException w:unhideWhenUsed="0" w:uiPriority="72" w:semiHidden="0" w:name="Colorful List Accent 5"/>
-    <w:lsdException w:unhideWhenUsed="0" w:uiPriority="73" w:semiHidden="0" w:name="Colorful Grid Accent 5"/>
-    <w:lsdException w:unhideWhenUsed="0" w:uiPriority="60" w:semiHidden="0" w:name="Light Shading Accent 6"/>
-    <w:lsdException w:unhideWhenUsed="0" w:uiPriority="61" w:semiHidden="0" w:name="Light List Accent 6"/>
-    <w:lsdException w:unhideWhenUsed="0" w:uiPriority="62" w:semiHidden="0" w:name="Light Grid Accent 6"/>
-    <w:lsdException w:unhideWhenUsed="0" w:uiPriority="63" w:semiHidden="0" w:name="Medium Shading 1 Accent 6"/>
-    <w:lsdException w:unhideWhenUsed="0" w:uiPriority="64" w:semiHidden="0" w:name="Medium Shading 2 Accent 6"/>
-    <w:lsdException w:unhideWhenUsed="0" w:uiPriority="65" w:semiHidden="0" w:name="Medium List 1 Accent 6"/>
-    <w:lsdException w:unhideWhenUsed="0" w:uiPriority="66" w:semiHidden="0" w:name="Medium List 2 Accent 6"/>
-    <w:lsdException w:unhideWhenUsed="0" w:uiPriority="67" w:semiHidden="0" w:name="Medium Grid 1 Accent 6"/>
-    <w:lsdException w:unhideWhenUsed="0" w:uiPriority="68" w:semiHidden="0" w:name="Medium Grid 2 Accent 6"/>
-    <w:lsdException w:unhideWhenUsed="0" w:uiPriority="69" w:semiHidden="0" w:name="Medium Grid 3 Accent 6"/>
-    <w:lsdException w:unhideWhenUsed="0" w:uiPriority="70" w:semiHidden="0" w:name="Dark List Accent 6"/>
-    <w:lsdException w:unhideWhenUsed="0" w:uiPriority="71" w:semiHidden="0" w:name="Colorful Shading Accent 6"/>
-    <w:lsdException w:unhideWhenUsed="0" w:uiPriority="72" w:semiHidden="0" w:name="Colorful List Accent 6"/>
-    <w:lsdException w:unhideWhenUsed="0" w:uiPriority="73" w:semiHidden="0" w:name="Colorful Grid Accent 6"/>
+  <w:latentStyles w:defLockedState="0" w:defUIPriority="99" w:defSemiHidden="1" w:defUnhideWhenUsed="1" w:defQFormat="0" w:count="260">
+    <w:lsdException w:name="Normal" w:semiHidden="0" w:uiPriority="0" w:unhideWhenUsed="0" w:qFormat="1"/>
+    <w:lsdException w:name="heading 1" w:semiHidden="0" w:uiPriority="0" w:unhideWhenUsed="0" w:qFormat="1"/>
+    <w:lsdException w:name="heading 2" w:semiHidden="0" w:uiPriority="0" w:qFormat="1"/>
+    <w:lsdException w:name="heading 3" w:uiPriority="0" w:qFormat="1"/>
+    <w:lsdException w:name="heading 4" w:semiHidden="0" w:uiPriority="0" w:qFormat="1"/>
+    <w:lsdException w:name="heading 5" w:uiPriority="0" w:qFormat="1"/>
+    <w:lsdException w:name="heading 6" w:uiPriority="0" w:qFormat="1"/>
+    <w:lsdException w:name="heading 7" w:uiPriority="0" w:qFormat="1"/>
+    <w:lsdException w:name="heading 8" w:uiPriority="0" w:qFormat="1"/>
+    <w:lsdException w:name="heading 9" w:uiPriority="0" w:qFormat="1"/>
+    <w:lsdException w:name="index 1" w:semiHidden="0" w:uiPriority="0" w:unhideWhenUsed="0"/>
+    <w:lsdException w:name="index 2" w:semiHidden="0" w:uiPriority="0" w:unhideWhenUsed="0"/>
+    <w:lsdException w:name="index 3" w:semiHidden="0" w:uiPriority="0" w:unhideWhenUsed="0"/>
+    <w:lsdException w:name="index 4" w:semiHidden="0" w:uiPriority="0" w:unhideWhenUsed="0"/>
+    <w:lsdException w:name="index 5" w:semiHidden="0" w:uiPriority="0" w:unhideWhenUsed="0"/>
+    <w:lsdException w:name="index 6" w:semiHidden="0" w:uiPriority="0" w:unhideWhenUsed="0"/>
+    <w:lsdException w:name="index 7" w:semiHidden="0" w:uiPriority="0" w:unhideWhenUsed="0"/>
+    <w:lsdException w:name="index 8" w:semiHidden="0" w:uiPriority="0" w:unhideWhenUsed="0"/>
+    <w:lsdException w:name="index 9" w:semiHidden="0" w:uiPriority="0" w:unhideWhenUsed="0"/>
+    <w:lsdException w:name="toc 1" w:semiHidden="0" w:uiPriority="0" w:unhideWhenUsed="0" w:qFormat="1"/>
+    <w:lsdException w:name="toc 2" w:semiHidden="0" w:uiPriority="0" w:unhideWhenUsed="0" w:qFormat="1"/>
+    <w:lsdException w:name="toc 3" w:semiHidden="0" w:uiPriority="0" w:unhideWhenUsed="0" w:qFormat="1"/>
+    <w:lsdException w:name="toc 4" w:semiHidden="0" w:uiPriority="0" w:unhideWhenUsed="0"/>
+    <w:lsdException w:name="toc 5" w:semiHidden="0" w:uiPriority="0" w:unhideWhenUsed="0"/>
+    <w:lsdException w:name="toc 6" w:semiHidden="0" w:uiPriority="0" w:unhideWhenUsed="0"/>
+    <w:lsdException w:name="toc 7" w:semiHidden="0" w:uiPriority="0" w:unhideWhenUsed="0"/>
+    <w:lsdException w:name="toc 8" w:semiHidden="0" w:uiPriority="0" w:unhideWhenUsed="0"/>
+    <w:lsdException w:name="toc 9" w:semiHidden="0" w:uiPriority="0" w:unhideWhenUsed="0"/>
+    <w:lsdException w:name="Normal Indent" w:semiHidden="0" w:uiPriority="0" w:unhideWhenUsed="0"/>
+    <w:lsdException w:name="footnote text" w:semiHidden="0" w:uiPriority="0" w:unhideWhenUsed="0"/>
+    <w:lsdException w:name="annotation text" w:semiHidden="0" w:uiPriority="0" w:unhideWhenUsed="0" w:qFormat="1"/>
+    <w:lsdException w:name="header" w:semiHidden="0" w:uiPriority="0" w:unhideWhenUsed="0" w:qFormat="1"/>
+    <w:lsdException w:name="footer" w:semiHidden="0" w:uiPriority="0" w:unhideWhenUsed="0" w:qFormat="1"/>
+    <w:lsdException w:name="index heading" w:semiHidden="0" w:uiPriority="0" w:unhideWhenUsed="0"/>
+    <w:lsdException w:name="caption" w:uiPriority="0" w:qFormat="1"/>
+    <w:lsdException w:name="table of figures" w:semiHidden="0" w:uiPriority="0" w:unhideWhenUsed="0"/>
+    <w:lsdException w:name="envelope address" w:semiHidden="0" w:uiPriority="0" w:unhideWhenUsed="0"/>
+    <w:lsdException w:name="envelope return" w:semiHidden="0" w:uiPriority="0" w:unhideWhenUsed="0"/>
+    <w:lsdException w:name="footnote reference" w:semiHidden="0" w:uiPriority="0" w:unhideWhenUsed="0"/>
+    <w:lsdException w:name="annotation reference" w:semiHidden="0" w:uiPriority="0" w:unhideWhenUsed="0"/>
+    <w:lsdException w:name="line number" w:semiHidden="0" w:uiPriority="0" w:unhideWhenUsed="0"/>
+    <w:lsdException w:name="page number" w:semiHidden="0" w:uiPriority="0" w:unhideWhenUsed="0"/>
+    <w:lsdException w:name="endnote reference" w:semiHidden="0" w:uiPriority="0" w:unhideWhenUsed="0"/>
+    <w:lsdException w:name="endnote text" w:semiHidden="0" w:uiPriority="0" w:unhideWhenUsed="0"/>
+    <w:lsdException w:name="table of authorities" w:semiHidden="0" w:uiPriority="0" w:unhideWhenUsed="0"/>
+    <w:lsdException w:name="macro" w:semiHidden="0" w:uiPriority="0" w:unhideWhenUsed="0"/>
+    <w:lsdException w:name="toa heading" w:semiHidden="0" w:uiPriority="0" w:unhideWhenUsed="0"/>
+    <w:lsdException w:name="List" w:semiHidden="0" w:uiPriority="0" w:unhideWhenUsed="0"/>
+    <w:lsdException w:name="List Bullet" w:semiHidden="0" w:uiPriority="0" w:unhideWhenUsed="0"/>
+    <w:lsdException w:name="List Number" w:semiHidden="0" w:uiPriority="0" w:unhideWhenUsed="0"/>
+    <w:lsdException w:name="List 2" w:semiHidden="0" w:uiPriority="0" w:unhideWhenUsed="0"/>
+    <w:lsdException w:name="List 3" w:semiHidden="0" w:uiPriority="0" w:unhideWhenUsed="0"/>
+    <w:lsdException w:name="List 4" w:semiHidden="0" w:uiPriority="0" w:unhideWhenUsed="0"/>
+    <w:lsdException w:name="List 5" w:semiHidden="0" w:uiPriority="0" w:unhideWhenUsed="0"/>
+    <w:lsdException w:name="List Bullet 2" w:semiHidden="0" w:uiPriority="0" w:unhideWhenUsed="0"/>
+    <w:lsdException w:name="List Bullet 3" w:semiHidden="0" w:uiPriority="0" w:unhideWhenUsed="0"/>
+    <w:lsdException w:name="List Bullet 4" w:semiHidden="0" w:uiPriority="0" w:unhideWhenUsed="0"/>
+    <w:lsdException w:name="List Bullet 5" w:semiHidden="0" w:uiPriority="0" w:unhideWhenUsed="0"/>
+    <w:lsdException w:name="List Number 2" w:semiHidden="0" w:uiPriority="0" w:unhideWhenUsed="0"/>
+    <w:lsdException w:name="List Number 3" w:semiHidden="0" w:uiPriority="0" w:unhideWhenUsed="0"/>
+    <w:lsdException w:name="List Number 4" w:semiHidden="0" w:uiPriority="0" w:unhideWhenUsed="0"/>
+    <w:lsdException w:name="List Number 5" w:semiHidden="0" w:uiPriority="0" w:unhideWhenUsed="0"/>
+    <w:lsdException w:name="Title" w:semiHidden="0" w:uiPriority="0" w:unhideWhenUsed="0" w:qFormat="1"/>
+    <w:lsdException w:name="Closing" w:semiHidden="0" w:uiPriority="0" w:unhideWhenUsed="0"/>
+    <w:lsdException w:name="Signature" w:semiHidden="0" w:uiPriority="0" w:unhideWhenUsed="0"/>
+    <w:lsdException w:name="Default Paragraph Font" w:uiPriority="0" w:unhideWhenUsed="0" w:qFormat="1"/>
+    <w:lsdException w:name="Body Text" w:uiPriority="0" w:unhideWhenUsed="0" w:qFormat="1"/>
+    <w:lsdException w:name="Body Text Indent" w:semiHidden="0" w:uiPriority="0" w:unhideWhenUsed="0"/>
+    <w:lsdException w:name="List Continue" w:semiHidden="0" w:uiPriority="0" w:unhideWhenUsed="0"/>
+    <w:lsdException w:name="List Continue 2" w:semiHidden="0" w:uiPriority="0" w:unhideWhenUsed="0"/>
+    <w:lsdException w:name="List Continue 3" w:semiHidden="0" w:uiPriority="0" w:unhideWhenUsed="0"/>
+    <w:lsdException w:name="List Continue 4" w:semiHidden="0" w:uiPriority="0" w:unhideWhenUsed="0"/>
+    <w:lsdException w:name="List Continue 5" w:semiHidden="0" w:uiPriority="0" w:unhideWhenUsed="0"/>
+    <w:lsdException w:name="Message Header" w:semiHidden="0" w:uiPriority="0" w:unhideWhenUsed="0"/>
+    <w:lsdException w:name="Subtitle" w:semiHidden="0" w:uiPriority="0" w:unhideWhenUsed="0" w:qFormat="1"/>
+    <w:lsdException w:name="Salutation" w:semiHidden="0" w:uiPriority="0" w:unhideWhenUsed="0"/>
+    <w:lsdException w:name="Date" w:semiHidden="0" w:uiPriority="0" w:unhideWhenUsed="0"/>
+    <w:lsdException w:name="Body Text First Indent" w:semiHidden="0" w:uiPriority="0" w:unhideWhenUsed="0"/>
+    <w:lsdException w:name="Body Text First Indent 2" w:semiHidden="0" w:uiPriority="0" w:unhideWhenUsed="0"/>
+    <w:lsdException w:name="Body Text 2" w:semiHidden="0" w:uiPriority="0" w:unhideWhenUsed="0"/>
+    <w:lsdException w:name="Body Text 3" w:semiHidden="0" w:uiPriority="0" w:unhideWhenUsed="0"/>
+    <w:lsdException w:name="Body Text Indent 2" w:semiHidden="0" w:uiPriority="0" w:unhideWhenUsed="0"/>
+    <w:lsdException w:name="Body Text Indent 3" w:semiHidden="0" w:uiPriority="0" w:unhideWhenUsed="0"/>
+    <w:lsdException w:name="Block Text" w:semiHidden="0" w:uiPriority="0" w:unhideWhenUsed="0"/>
+    <w:lsdException w:name="Hyperlink" w:semiHidden="0" w:uiPriority="0" w:unhideWhenUsed="0"/>
+    <w:lsdException w:name="FollowedHyperlink" w:semiHidden="0" w:uiPriority="0" w:unhideWhenUsed="0"/>
+    <w:lsdException w:name="Strong" w:semiHidden="0" w:uiPriority="0" w:unhideWhenUsed="0" w:qFormat="1"/>
+    <w:lsdException w:name="Emphasis" w:semiHidden="0" w:uiPriority="0" w:unhideWhenUsed="0" w:qFormat="1"/>
+    <w:lsdException w:name="Document Map" w:semiHidden="0" w:uiPriority="0" w:unhideWhenUsed="0"/>
+    <w:lsdException w:name="Plain Text" w:semiHidden="0" w:uiPriority="0" w:unhideWhenUsed="0"/>
+    <w:lsdException w:name="E-mail Signature" w:semiHidden="0" w:uiPriority="0" w:unhideWhenUsed="0"/>
+    <w:lsdException w:name="Normal (Web)" w:semiHidden="0" w:uiPriority="0" w:unhideWhenUsed="0" w:qFormat="1"/>
+    <w:lsdException w:name="HTML Acronym" w:semiHidden="0" w:uiPriority="0" w:unhideWhenUsed="0"/>
+    <w:lsdException w:name="HTML Address" w:semiHidden="0" w:uiPriority="0" w:unhideWhenUsed="0"/>
+    <w:lsdException w:name="HTML Cite" w:semiHidden="0" w:uiPriority="0" w:unhideWhenUsed="0"/>
+    <w:lsdException w:name="HTML Code" w:semiHidden="0" w:uiPriority="0" w:unhideWhenUsed="0"/>
+    <w:lsdException w:name="HTML Definition" w:semiHidden="0" w:uiPriority="0" w:unhideWhenUsed="0"/>
+    <w:lsdException w:name="HTML Keyboard" w:semiHidden="0" w:uiPriority="0" w:unhideWhenUsed="0"/>
+    <w:lsdException w:name="HTML Preformatted" w:semiHidden="0" w:uiPriority="0" w:unhideWhenUsed="0"/>
+    <w:lsdException w:name="HTML Sample" w:semiHidden="0" w:uiPriority="0" w:unhideWhenUsed="0"/>
+    <w:lsdException w:name="HTML Typewriter" w:semiHidden="0" w:uiPriority="0" w:unhideWhenUsed="0"/>
+    <w:lsdException w:name="HTML Variable" w:semiHidden="0" w:uiPriority="0" w:unhideWhenUsed="0"/>
+    <w:lsdException w:name="Normal Table" w:uiPriority="0" w:unhideWhenUsed="0" w:qFormat="1"/>
+    <w:lsdException w:name="annotation subject" w:semiHidden="0" w:uiPriority="0" w:unhideWhenUsed="0"/>
+    <w:lsdException w:name="Table Simple 1" w:semiHidden="0" w:uiPriority="0" w:unhideWhenUsed="0"/>
+    <w:lsdException w:name="Table Simple 2" w:semiHidden="0" w:uiPriority="0" w:unhideWhenUsed="0"/>
+    <w:lsdException w:name="Table Simple 3" w:semiHidden="0" w:uiPriority="0" w:unhideWhenUsed="0"/>
+    <w:lsdException w:name="Table Classic 1" w:semiHidden="0" w:uiPriority="0" w:unhideWhenUsed="0"/>
+    <w:lsdException w:name="Table Classic 2" w:semiHidden="0" w:uiPriority="0" w:unhideWhenUsed="0"/>
+    <w:lsdException w:name="Table Classic 3" w:semiHidden="0" w:uiPriority="0" w:unhideWhenUsed="0"/>
+    <w:lsdException w:name="Table Classic 4" w:semiHidden="0" w:uiPriority="0" w:unhideWhenUsed="0"/>
+    <w:lsdException w:name="Table Colorful 1" w:semiHidden="0" w:uiPriority="0" w:unhideWhenUsed="0"/>
+    <w:lsdException w:name="Table Colorful 2" w:semiHidden="0" w:uiPriority="0" w:unhideWhenUsed="0"/>
+    <w:lsdException w:name="Table Colorful 3" w:semiHidden="0" w:uiPriority="0" w:unhideWhenUsed="0"/>
+    <w:lsdException w:name="Table Columns 1" w:semiHidden="0" w:uiPriority="0" w:unhideWhenUsed="0"/>
+    <w:lsdException w:name="Table Columns 2" w:semiHidden="0" w:uiPriority="0" w:unhideWhenUsed="0"/>
+    <w:lsdException w:name="Table Columns 3" w:semiHidden="0" w:uiPriority="0" w:unhideWhenUsed="0"/>
+    <w:lsdException w:name="Table Columns 4" w:semiHidden="0" w:uiPriority="0" w:unhideWhenUsed="0"/>
+    <w:lsdException w:name="Table Columns 5" w:semiHidden="0" w:uiPriority="0" w:unhideWhenUsed="0"/>
+    <w:lsdException w:name="Table Grid 1" w:semiHidden="0" w:uiPriority="0" w:unhideWhenUsed="0"/>
+    <w:lsdException w:name="Table Grid 2" w:semiHidden="0" w:uiPriority="0" w:unhideWhenUsed="0"/>
+    <w:lsdException w:name="Table Grid 3" w:semiHidden="0" w:uiPriority="0" w:unhideWhenUsed="0"/>
+    <w:lsdException w:name="Table Grid 4" w:semiHidden="0" w:uiPriority="0" w:unhideWhenUsed="0"/>
+    <w:lsdException w:name="Table Grid 5" w:semiHidden="0" w:uiPriority="0" w:unhideWhenUsed="0"/>
+    <w:lsdException w:name="Table Grid 6" w:semiHidden="0" w:uiPriority="0" w:unhideWhenUsed="0"/>
+    <w:lsdException w:name="Table Grid 7" w:semiHidden="0" w:uiPriority="0" w:unhideWhenUsed="0"/>
+    <w:lsdException w:name="Table Grid 8" w:semiHidden="0" w:uiPriority="0" w:unhideWhenUsed="0"/>
+    <w:lsdException w:name="Table List 1" w:semiHidden="0" w:uiPriority="0" w:unhideWhenUsed="0"/>
+    <w:lsdException w:name="Table List 2" w:semiHidden="0" w:uiPriority="0" w:unhideWhenUsed="0"/>
+    <w:lsdException w:name="Table List 3" w:semiHidden="0" w:uiPriority="0" w:unhideWhenUsed="0"/>
+    <w:lsdException w:name="Table List 4" w:semiHidden="0" w:uiPriority="0" w:unhideWhenUsed="0"/>
+    <w:lsdException w:name="Table List 5" w:semiHidden="0" w:uiPriority="0" w:unhideWhenUsed="0"/>
+    <w:lsdException w:name="Table List 6" w:semiHidden="0" w:uiPriority="0" w:unhideWhenUsed="0"/>
+    <w:lsdException w:name="Table List 7" w:semiHidden="0" w:uiPriority="0" w:unhideWhenUsed="0"/>
+    <w:lsdException w:name="Table List 8" w:semiHidden="0" w:uiPriority="0" w:unhideWhenUsed="0"/>
+    <w:lsdException w:name="Table 3D effects 1" w:semiHidden="0" w:uiPriority="0" w:unhideWhenUsed="0"/>
+    <w:lsdException w:name="Table 3D effects 2" w:semiHidden="0" w:uiPriority="0" w:unhideWhenUsed="0"/>
+    <w:lsdException w:name="Table 3D effects 3" w:semiHidden="0" w:uiPriority="0" w:unhideWhenUsed="0"/>
+    <w:lsdException w:name="Table Contemporary" w:semiHidden="0" w:uiPriority="0" w:unhideWhenUsed="0"/>
+    <w:lsdException w:name="Table Elegant" w:semiHidden="0" w:uiPriority="0" w:unhideWhenUsed="0"/>
+    <w:lsdException w:name="Table Professional" w:semiHidden="0" w:uiPriority="0" w:unhideWhenUsed="0"/>
+    <w:lsdException w:name="Table Subtle 1" w:semiHidden="0" w:uiPriority="0" w:unhideWhenUsed="0"/>
+    <w:lsdException w:name="Table Subtle 2" w:semiHidden="0" w:uiPriority="0" w:unhideWhenUsed="0"/>
+    <w:lsdException w:name="Table Web 1" w:semiHidden="0" w:uiPriority="0" w:unhideWhenUsed="0"/>
+    <w:lsdException w:name="Table Web 2" w:semiHidden="0" w:uiPriority="0" w:unhideWhenUsed="0"/>
+    <w:lsdException w:name="Table Web 3" w:semiHidden="0" w:uiPriority="0" w:unhideWhenUsed="0"/>
+    <w:lsdException w:name="Balloon Text" w:semiHidden="0" w:uiPriority="0" w:unhideWhenUsed="0"/>
+    <w:lsdException w:name="Table Grid" w:semiHidden="0" w:uiPriority="0" w:unhideWhenUsed="0" w:qFormat="1"/>
+    <w:lsdException w:name="Table Theme" w:semiHidden="0" w:uiPriority="0" w:unhideWhenUsed="0"/>
+    <w:lsdException w:name="Light Shading" w:semiHidden="0" w:uiPriority="60" w:unhideWhenUsed="0"/>
+    <w:lsdException w:name="Light List" w:semiHidden="0" w:uiPriority="61" w:unhideWhenUsed="0"/>
+    <w:lsdException w:name="Light Grid" w:semiHidden="0" w:uiPriority="62" w:unhideWhenUsed="0"/>
+    <w:lsdException w:name="Medium Shading 1" w:semiHidden="0" w:uiPriority="63" w:unhideWhenUsed="0"/>
+    <w:lsdException w:name="Medium Shading 2" w:semiHidden="0" w:uiPriority="64" w:unhideWhenUsed="0"/>
+    <w:lsdException w:name="Medium List 1" w:semiHidden="0" w:uiPriority="65" w:unhideWhenUsed="0"/>
+    <w:lsdException w:name="Medium List 2" w:semiHidden="0" w:uiPriority="66" w:unhideWhenUsed="0"/>
+    <w:lsdException w:name="Medium Grid 1" w:semiHidden="0" w:uiPriority="67" w:unhideWhenUsed="0"/>
+    <w:lsdException w:name="Medium Grid 2" w:semiHidden="0" w:uiPriority="68" w:unhideWhenUsed="0"/>
+    <w:lsdException w:name="Medium Grid 3" w:semiHidden="0" w:uiPriority="69" w:unhideWhenUsed="0"/>
+    <w:lsdException w:name="Dark List" w:semiHidden="0" w:uiPriority="70" w:unhideWhenUsed="0"/>
+    <w:lsdException w:name="Colorful Shading" w:semiHidden="0" w:uiPriority="71" w:unhideWhenUsed="0"/>
+    <w:lsdException w:name="Colorful List" w:semiHidden="0" w:uiPriority="72" w:unhideWhenUsed="0"/>
+    <w:lsdException w:name="Colorful Grid" w:semiHidden="0" w:uiPriority="73" w:unhideWhenUsed="0"/>
+    <w:lsdException w:name="Light Shading Accent 1" w:semiHidden="0" w:uiPriority="60" w:unhideWhenUsed="0"/>
+    <w:lsdException w:name="Light List Accent 1" w:semiHidden="0" w:uiPriority="61" w:unhideWhenUsed="0"/>
+    <w:lsdException w:name="Light Grid Accent 1" w:semiHidden="0" w:uiPriority="62" w:unhideWhenUsed="0"/>
+    <w:lsdException w:name="Medium Shading 1 Accent 1" w:semiHidden="0" w:uiPriority="63" w:unhideWhenUsed="0"/>
+    <w:lsdException w:name="Medium Shading 2 Accent 1" w:semiHidden="0" w:uiPriority="64" w:unhideWhenUsed="0"/>
+    <w:lsdException w:name="Medium List 1 Accent 1" w:semiHidden="0" w:uiPriority="65" w:unhideWhenUsed="0"/>
+    <w:lsdException w:name="Medium List 2 Accent 1" w:semiHidden="0" w:uiPriority="66" w:unhideWhenUsed="0"/>
+    <w:lsdException w:name="Medium Grid 1 Accent 1" w:semiHidden="0" w:uiPriority="67" w:unhideWhenUsed="0"/>
+    <w:lsdException w:name="Medium Grid 2 Accent 1" w:semiHidden="0" w:uiPriority="68" w:unhideWhenUsed="0"/>
+    <w:lsdException w:name="Medium Grid 3 Accent 1" w:semiHidden="0" w:uiPriority="69" w:unhideWhenUsed="0"/>
+    <w:lsdException w:name="Dark List Accent 1" w:semiHidden="0" w:uiPriority="70" w:unhideWhenUsed="0"/>
+    <w:lsdException w:name="Colorful Shading Accent 1" w:semiHidden="0" w:uiPriority="71" w:unhideWhenUsed="0"/>
+    <w:lsdException w:name="Colorful List Accent 1" w:semiHidden="0" w:uiPriority="72" w:unhideWhenUsed="0"/>
+    <w:lsdException w:name="Colorful Grid Accent 1" w:semiHidden="0" w:uiPriority="73" w:unhideWhenUsed="0"/>
+    <w:lsdException w:name="Light Shading Accent 2" w:semiHidden="0" w:uiPriority="60" w:unhideWhenUsed="0"/>
+    <w:lsdException w:name="Light List Accent 2" w:semiHidden="0" w:uiPriority="61" w:unhideWhenUsed="0"/>
+    <w:lsdException w:name="Light Grid Accent 2" w:semiHidden="0" w:uiPriority="62" w:unhideWhenUsed="0"/>
+    <w:lsdException w:name="Medium Shading 1 Accent 2" w:semiHidden="0" w:uiPriority="63" w:unhideWhenUsed="0"/>
+    <w:lsdException w:name="Medium Shading 2 Accent 2" w:semiHidden="0" w:uiPriority="64" w:unhideWhenUsed="0"/>
+    <w:lsdException w:name="Medium List 1 Accent 2" w:semiHidden="0" w:uiPriority="65" w:unhideWhenUsed="0"/>
+    <w:lsdException w:name="Medium List 2 Accent 2" w:semiHidden="0" w:uiPriority="66" w:unhideWhenUsed="0"/>
+    <w:lsdException w:name="Medium Grid 1 Accent 2" w:semiHidden="0" w:uiPriority="67" w:unhideWhenUsed="0"/>
+    <w:lsdException w:name="Medium Grid 2 Accent 2" w:semiHidden="0" w:uiPriority="68" w:unhideWhenUsed="0"/>
+    <w:lsdException w:name="Medium Grid 3 Accent 2" w:semiHidden="0" w:uiPriority="69" w:unhideWhenUsed="0"/>
+    <w:lsdException w:name="Dark List Accent 2" w:semiHidden="0" w:uiPriority="70" w:unhideWhenUsed="0"/>
+    <w:lsdException w:name="Colorful Shading Accent 2" w:semiHidden="0" w:uiPriority="71" w:unhideWhenUsed="0"/>
+    <w:lsdException w:name="Colorful List Accent 2" w:semiHidden="0" w:uiPriority="72" w:unhideWhenUsed="0"/>
+    <w:lsdException w:name="Colorful Grid Accent 2" w:semiHidden="0" w:uiPriority="73" w:unhideWhenUsed="0"/>
+    <w:lsdException w:name="Light Shading Accent 3" w:semiHidden="0" w:uiPriority="60" w:unhideWhenUsed="0"/>
+    <w:lsdException w:name="Light List Accent 3" w:semiHidden="0" w:uiPriority="61" w:unhideWhenUsed="0"/>
+    <w:lsdException w:name="Light Grid Accent 3" w:semiHidden="0" w:uiPriority="62" w:unhideWhenUsed="0"/>
+    <w:lsdException w:name="Medium Shading 1 Accent 3" w:semiHidden="0" w:uiPriority="63" w:unhideWhenUsed="0"/>
+    <w:lsdException w:name="Medium Shading 2 Accent 3" w:semiHidden="0" w:uiPriority="64" w:unhideWhenUsed="0"/>
+    <w:lsdException w:name="Medium List 1 Accent 3" w:semiHidden="0" w:uiPriority="65" w:unhideWhenUsed="0"/>
+    <w:lsdException w:name="Medium List 2 Accent 3" w:semiHidden="0" w:uiPriority="66" w:unhideWhenUsed="0"/>
+    <w:lsdException w:name="Medium Grid 1 Accent 3" w:semiHidden="0" w:uiPriority="67" w:unhideWhenUsed="0"/>
+    <w:lsdException w:name="Medium Grid 2 Accent 3" w:semiHidden="0" w:uiPriority="68" w:unhideWhenUsed="0"/>
+    <w:lsdException w:name="Medium Grid 3 Accent 3" w:semiHidden="0" w:uiPriority="69" w:unhideWhenUsed="0"/>
+    <w:lsdException w:name="Dark List Accent 3" w:semiHidden="0" w:uiPriority="70" w:unhideWhenUsed="0"/>
+    <w:lsdException w:name="Colorful Shading Accent 3" w:semiHidden="0" w:uiPriority="71" w:unhideWhenUsed="0"/>
+    <w:lsdException w:name="Colorful List Accent 3" w:semiHidden="0" w:uiPriority="72" w:unhideWhenUsed="0"/>
+    <w:lsdException w:name="Colorful Grid Accent 3" w:semiHidden="0" w:uiPriority="73" w:unhideWhenUsed="0"/>
+    <w:lsdException w:name="Light Shading Accent 4" w:semiHidden="0" w:uiPriority="60" w:unhideWhenUsed="0"/>
+    <w:lsdException w:name="Light List Accent 4" w:semiHidden="0" w:uiPriority="61" w:unhideWhenUsed="0"/>
+    <w:lsdException w:name="Light Grid Accent 4" w:semiHidden="0" w:uiPriority="62" w:unhideWhenUsed="0"/>
+    <w:lsdException w:name="Medium Shading 1 Accent 4" w:semiHidden="0" w:uiPriority="63" w:unhideWhenUsed="0"/>
+    <w:lsdException w:name="Medium Shading 2 Accent 4" w:semiHidden="0" w:uiPriority="64" w:unhideWhenUsed="0"/>
+    <w:lsdException w:name="Medium List 1 Accent 4" w:semiHidden="0" w:uiPriority="65" w:unhideWhenUsed="0"/>
+    <w:lsdException w:name="Medium List 2 Accent 4" w:semiHidden="0" w:uiPriority="66" w:unhideWhenUsed="0"/>
+    <w:lsdException w:name="Medium Grid 1 Accent 4" w:semiHidden="0" w:uiPriority="67" w:unhideWhenUsed="0"/>
+    <w:lsdException w:name="Medium Grid 2 Accent 4" w:semiHidden="0" w:uiPriority="68" w:unhideWhenUsed="0"/>
+    <w:lsdException w:name="Medium Grid 3 Accent 4" w:semiHidden="0" w:uiPriority="69" w:unhideWhenUsed="0"/>
+    <w:lsdException w:name="Dark List Accent 4" w:semiHidden="0" w:uiPriority="70" w:unhideWhenUsed="0"/>
+    <w:lsdException w:name="Colorful Shading Accent 4" w:semiHidden="0" w:uiPriority="71" w:unhideWhenUsed="0"/>
+    <w:lsdException w:name="Colorful List Accent 4" w:semiHidden="0" w:uiPriority="72" w:unhideWhenUsed="0"/>
+    <w:lsdException w:name="Colorful Grid Accent 4" w:semiHidden="0" w:uiPriority="73" w:unhideWhenUsed="0"/>
+    <w:lsdException w:name="Light Shading Accent 5" w:semiHidden="0" w:uiPriority="60" w:unhideWhenUsed="0"/>
+    <w:lsdException w:name="Light List Accent 5" w:semiHidden="0" w:uiPriority="61" w:unhideWhenUsed="0"/>
+    <w:lsdException w:name="Light Grid Accent 5" w:semiHidden="0" w:uiPriority="62" w:unhideWhenUsed="0"/>
+    <w:lsdException w:name="Medium Shading 1 Accent 5" w:semiHidden="0" w:uiPriority="63" w:unhideWhenUsed="0"/>
+    <w:lsdException w:name="Medium Shading 2 Accent 5" w:semiHidden="0" w:uiPriority="64" w:unhideWhenUsed="0"/>
+    <w:lsdException w:name="Medium List 1 Accent 5" w:semiHidden="0" w:uiPriority="65" w:unhideWhenUsed="0"/>
+    <w:lsdException w:name="Medium List 2 Accent 5" w:semiHidden="0" w:uiPriority="66" w:unhideWhenUsed="0"/>
+    <w:lsdException w:name="Medium Grid 1 Accent 5" w:semiHidden="0" w:uiPriority="67" w:unhideWhenUsed="0"/>
+    <w:lsdException w:name="Medium Grid 2 Accent 5" w:semiHidden="0" w:uiPriority="68" w:unhideWhenUsed="0"/>
+    <w:lsdException w:name="Medium Grid 3 Accent 5" w:semiHidden="0" w:uiPriority="69" w:unhideWhenUsed="0"/>
+    <w:lsdException w:name="Dark List Accent 5" w:semiHidden="0" w:uiPriority="70" w:unhideWhenUsed="0"/>
+    <w:lsdException w:name="Colorful Shading Accent 5" w:semiHidden="0" w:uiPriority="71" w:unhideWhenUsed="0"/>
+    <w:lsdException w:name="Colorful List Accent 5" w:semiHidden="0" w:uiPriority="72" w:unhideWhenUsed="0"/>
+    <w:lsdException w:name="Colorful Grid Accent 5" w:semiHidden="0" w:uiPriority="73" w:unhideWhenUsed="0"/>
+    <w:lsdException w:name="Light Shading Accent 6" w:semiHidden="0" w:uiPriority="60" w:unhideWhenUsed="0"/>
+    <w:lsdException w:name="Light List Accent 6" w:semiHidden="0" w:uiPriority="61" w:unhideWhenUsed="0"/>
+    <w:lsdException w:name="Light Grid Accent 6" w:semiHidden="0" w:uiPriority="62" w:unhideWhenUsed="0"/>
+    <w:lsdException w:name="Medium Shading 1 Accent 6" w:semiHidden="0" w:uiPriority="63" w:unhideWhenUsed="0"/>
+    <w:lsdException w:name="Medium Shading 2 Accent 6" w:semiHidden="0" w:uiPriority="64" w:unhideWhenUsed="0"/>
+    <w:lsdException w:name="Medium List 1 Accent 6" w:semiHidden="0" w:uiPriority="65" w:unhideWhenUsed="0"/>
+    <w:lsdException w:name="Medium List 2 Accent 6" w:semiHidden="0" w:uiPriority="66" w:unhideWhenUsed="0"/>
+    <w:lsdException w:name="Medium Grid 1 Accent 6" w:semiHidden="0" w:uiPriority="67" w:unhideWhenUsed="0"/>
+    <w:lsdException w:name="Medium Grid 2 Accent 6" w:semiHidden="0" w:uiPriority="68" w:unhideWhenUsed="0"/>
+    <w:lsdException w:name="Medium Grid 3 Accent 6" w:semiHidden="0" w:uiPriority="69" w:unhideWhenUsed="0"/>
+    <w:lsdException w:name="Dark List Accent 6" w:semiHidden="0" w:uiPriority="70" w:unhideWhenUsed="0"/>
+    <w:lsdException w:name="Colorful Shading Accent 6" w:semiHidden="0" w:uiPriority="71" w:unhideWhenUsed="0"/>
+    <w:lsdException w:name="Colorful List Accent 6" w:semiHidden="0" w:uiPriority="72" w:unhideWhenUsed="0"/>
+    <w:lsdException w:name="Colorful Grid Accent 6" w:semiHidden="0" w:uiPriority="73" w:unhideWhenUsed="0"/>
   </w:latentStyles>
-  <w:style w:type="paragraph" w:default="1" w:styleId="1">
+  <w:style w:type="paragraph" w:default="1" w:styleId="Normal">
     <w:name w:val="Normal"/>
     <w:qFormat/>
-    <w:uiPriority w:val="0"/>
     <w:pPr>
       <w:kinsoku w:val="0"/>
       <w:autoSpaceDE w:val="0"/>
@@ -9315,7 +9104,7 @@
       <w:textAlignment w:val="baseline"/>
     </w:pPr>
     <w:rPr>
-      <w:rFonts w:ascii="Arial" w:hAnsi="Arial" w:eastAsia="宋体" w:cs="Arial"/>
+      <w:rFonts w:ascii="Arial" w:eastAsia="宋体" w:hAnsi="Arial" w:cs="Arial"/>
       <w:snapToGrid w:val="0"/>
       <w:color w:val="000000"/>
       <w:kern w:val="0"/>
@@ -9324,12 +9113,11 @@
       <w:lang w:val="en-US" w:eastAsia="en-US" w:bidi="ar-SA"/>
     </w:rPr>
   </w:style>
-  <w:style w:type="paragraph" w:styleId="2">
+  <w:style w:type="paragraph" w:styleId="Heading1">
     <w:name w:val="heading 1"/>
-    <w:basedOn w:val="1"/>
-    <w:next w:val="1"/>
+    <w:basedOn w:val="Normal"/>
+    <w:next w:val="Normal"/>
     <w:qFormat/>
-    <w:uiPriority w:val="0"/>
     <w:pPr>
       <w:keepNext/>
       <w:keepLines/>
@@ -9347,13 +9135,12 @@
       <w:sz w:val="44"/>
     </w:rPr>
   </w:style>
-  <w:style w:type="paragraph" w:styleId="3">
+  <w:style w:type="paragraph" w:styleId="Heading2">
     <w:name w:val="heading 2"/>
-    <w:basedOn w:val="1"/>
-    <w:next w:val="1"/>
+    <w:basedOn w:val="Normal"/>
+    <w:next w:val="Normal"/>
     <w:unhideWhenUsed/>
     <w:qFormat/>
-    <w:uiPriority w:val="0"/>
     <w:pPr>
       <w:keepNext/>
       <w:keepLines/>
@@ -9366,19 +9153,18 @@
       <w:outlineLvl w:val="1"/>
     </w:pPr>
     <w:rPr>
-      <w:rFonts w:ascii="Arial" w:hAnsi="Arial" w:eastAsia="黑体"/>
+      <w:rFonts w:ascii="Arial" w:eastAsia="黑体" w:hAnsi="Arial"/>
       <w:b/>
       <w:sz w:val="32"/>
     </w:rPr>
   </w:style>
-  <w:style w:type="paragraph" w:styleId="4">
+  <w:style w:type="paragraph" w:styleId="Heading3">
     <w:name w:val="heading 3"/>
-    <w:basedOn w:val="1"/>
-    <w:next w:val="1"/>
+    <w:basedOn w:val="Normal"/>
+    <w:next w:val="Normal"/>
     <w:semiHidden/>
     <w:unhideWhenUsed/>
     <w:qFormat/>
-    <w:uiPriority w:val="0"/>
     <w:pPr>
       <w:keepNext/>
       <w:keepLines/>
@@ -9395,13 +9181,12 @@
       <w:sz w:val="32"/>
     </w:rPr>
   </w:style>
-  <w:style w:type="paragraph" w:styleId="5">
+  <w:style w:type="paragraph" w:styleId="Heading4">
     <w:name w:val="heading 4"/>
-    <w:basedOn w:val="1"/>
-    <w:next w:val="1"/>
+    <w:basedOn w:val="Normal"/>
+    <w:next w:val="Normal"/>
     <w:unhideWhenUsed/>
     <w:qFormat/>
-    <w:uiPriority w:val="0"/>
     <w:pPr>
       <w:keepNext/>
       <w:keepLines/>
@@ -9414,19 +9199,18 @@
       <w:outlineLvl w:val="3"/>
     </w:pPr>
     <w:rPr>
-      <w:rFonts w:ascii="Arial" w:hAnsi="Arial" w:eastAsia="黑体"/>
+      <w:rFonts w:ascii="Arial" w:eastAsia="黑体" w:hAnsi="Arial"/>
       <w:b/>
       <w:sz w:val="28"/>
     </w:rPr>
   </w:style>
-  <w:style w:type="paragraph" w:styleId="6">
+  <w:style w:type="paragraph" w:styleId="Heading5">
     <w:name w:val="heading 5"/>
-    <w:basedOn w:val="1"/>
-    <w:next w:val="1"/>
+    <w:basedOn w:val="Normal"/>
+    <w:next w:val="Normal"/>
     <w:semiHidden/>
     <w:unhideWhenUsed/>
     <w:qFormat/>
-    <w:uiPriority w:val="0"/>
     <w:pPr>
       <w:keepNext/>
       <w:keepLines/>
@@ -9443,14 +9227,13 @@
       <w:sz w:val="28"/>
     </w:rPr>
   </w:style>
-  <w:style w:type="paragraph" w:styleId="7">
+  <w:style w:type="paragraph" w:styleId="Heading6">
     <w:name w:val="heading 6"/>
-    <w:basedOn w:val="1"/>
-    <w:next w:val="1"/>
+    <w:basedOn w:val="Normal"/>
+    <w:next w:val="Normal"/>
     <w:semiHidden/>
     <w:unhideWhenUsed/>
     <w:qFormat/>
-    <w:uiPriority w:val="0"/>
     <w:pPr>
       <w:keepNext/>
       <w:keepLines/>
@@ -9463,19 +9246,18 @@
       <w:outlineLvl w:val="5"/>
     </w:pPr>
     <w:rPr>
-      <w:rFonts w:ascii="Arial" w:hAnsi="Arial" w:eastAsia="黑体"/>
+      <w:rFonts w:ascii="Arial" w:eastAsia="黑体" w:hAnsi="Arial"/>
       <w:b/>
       <w:sz w:val="24"/>
     </w:rPr>
   </w:style>
-  <w:style w:type="paragraph" w:styleId="8">
+  <w:style w:type="paragraph" w:styleId="Heading7">
     <w:name w:val="heading 7"/>
-    <w:basedOn w:val="1"/>
-    <w:next w:val="1"/>
+    <w:basedOn w:val="Normal"/>
+    <w:next w:val="Normal"/>
     <w:semiHidden/>
     <w:unhideWhenUsed/>
     <w:qFormat/>
-    <w:uiPriority w:val="0"/>
     <w:pPr>
       <w:keepNext/>
       <w:keepLines/>
@@ -9492,14 +9274,13 @@
       <w:sz w:val="24"/>
     </w:rPr>
   </w:style>
-  <w:style w:type="paragraph" w:styleId="9">
+  <w:style w:type="paragraph" w:styleId="Heading8">
     <w:name w:val="heading 8"/>
-    <w:basedOn w:val="1"/>
-    <w:next w:val="1"/>
+    <w:basedOn w:val="Normal"/>
+    <w:next w:val="Normal"/>
     <w:semiHidden/>
     <w:unhideWhenUsed/>
     <w:qFormat/>
-    <w:uiPriority w:val="0"/>
     <w:pPr>
       <w:keepNext/>
       <w:keepLines/>
@@ -9512,18 +9293,17 @@
       <w:outlineLvl w:val="7"/>
     </w:pPr>
     <w:rPr>
-      <w:rFonts w:ascii="Arial" w:hAnsi="Arial" w:eastAsia="黑体"/>
+      <w:rFonts w:ascii="Arial" w:eastAsia="黑体" w:hAnsi="Arial"/>
       <w:sz w:val="24"/>
     </w:rPr>
   </w:style>
-  <w:style w:type="paragraph" w:styleId="10">
+  <w:style w:type="paragraph" w:styleId="Heading9">
     <w:name w:val="heading 9"/>
-    <w:basedOn w:val="1"/>
-    <w:next w:val="1"/>
+    <w:basedOn w:val="Normal"/>
+    <w:next w:val="Normal"/>
     <w:semiHidden/>
     <w:unhideWhenUsed/>
     <w:qFormat/>
-    <w:uiPriority w:val="0"/>
     <w:pPr>
       <w:keepNext/>
       <w:keepLines/>
@@ -9536,21 +9316,19 @@
       <w:outlineLvl w:val="8"/>
     </w:pPr>
     <w:rPr>
-      <w:rFonts w:ascii="Arial" w:hAnsi="Arial" w:eastAsia="黑体"/>
+      <w:rFonts w:ascii="Arial" w:eastAsia="黑体" w:hAnsi="Arial"/>
       <w:sz w:val="21"/>
     </w:rPr>
   </w:style>
-  <w:style w:type="character" w:default="1" w:styleId="22">
+  <w:style w:type="character" w:default="1" w:styleId="DefaultParagraphFont">
     <w:name w:val="Default Paragraph Font"/>
     <w:semiHidden/>
     <w:qFormat/>
-    <w:uiPriority w:val="0"/>
   </w:style>
-  <w:style w:type="table" w:default="1" w:styleId="20">
+  <w:style w:type="table" w:default="1" w:styleId="TableNormal">
     <w:name w:val="Normal Table"/>
     <w:semiHidden/>
     <w:qFormat/>
-    <w:uiPriority w:val="0"/>
     <w:tblPr>
       <w:tblCellMar>
         <w:top w:w="0" w:type="dxa"/>
@@ -9560,43 +9338,39 @@
       </w:tblCellMar>
     </w:tblPr>
   </w:style>
-  <w:style w:type="paragraph" w:styleId="11">
+  <w:style w:type="paragraph" w:styleId="CommentText">
     <w:name w:val="annotation text"/>
-    <w:basedOn w:val="1"/>
+    <w:basedOn w:val="Normal"/>
     <w:qFormat/>
-    <w:uiPriority w:val="0"/>
     <w:pPr>
       <w:jc w:val="left"/>
     </w:pPr>
   </w:style>
-  <w:style w:type="paragraph" w:styleId="12">
+  <w:style w:type="paragraph" w:styleId="BodyText">
     <w:name w:val="Body Text"/>
-    <w:basedOn w:val="1"/>
+    <w:basedOn w:val="Normal"/>
     <w:semiHidden/>
     <w:qFormat/>
-    <w:uiPriority w:val="0"/>
     <w:rPr>
-      <w:rFonts w:ascii="Arial" w:hAnsi="Arial" w:eastAsia="Arial" w:cs="Arial"/>
+      <w:rFonts w:ascii="Arial" w:eastAsia="Arial" w:hAnsi="Arial" w:cs="Arial"/>
       <w:sz w:val="21"/>
       <w:szCs w:val="21"/>
       <w:lang w:val="en-US" w:eastAsia="en-US" w:bidi="ar-SA"/>
     </w:rPr>
   </w:style>
-  <w:style w:type="paragraph" w:styleId="13">
+  <w:style w:type="paragraph" w:styleId="TOC3">
     <w:name w:val="toc 3"/>
-    <w:basedOn w:val="1"/>
-    <w:next w:val="1"/>
+    <w:basedOn w:val="Normal"/>
+    <w:next w:val="Normal"/>
     <w:qFormat/>
-    <w:uiPriority w:val="0"/>
     <w:pPr>
       <w:ind w:left="840" w:leftChars="400"/>
     </w:pPr>
   </w:style>
-  <w:style w:type="paragraph" w:styleId="14">
+  <w:style w:type="paragraph" w:styleId="Footer">
     <w:name w:val="footer"/>
-    <w:basedOn w:val="1"/>
+    <w:basedOn w:val="Normal"/>
     <w:qFormat/>
-    <w:uiPriority w:val="0"/>
     <w:pPr>
       <w:tabs>
         <w:tab w:val="center" w:pos="4153"/>
@@ -9609,17 +9383,16 @@
       <w:sz w:val="18"/>
     </w:rPr>
   </w:style>
-  <w:style w:type="paragraph" w:styleId="15">
+  <w:style w:type="paragraph" w:styleId="Header">
     <w:name w:val="header"/>
-    <w:basedOn w:val="1"/>
+    <w:basedOn w:val="Normal"/>
     <w:qFormat/>
-    <w:uiPriority w:val="0"/>
     <w:pPr>
       <w:pBdr>
-        <w:top w:val="none" w:color="auto" w:sz="0" w:space="0"/>
-        <w:left w:val="none" w:color="auto" w:sz="0" w:space="0"/>
-        <w:bottom w:val="none" w:color="auto" w:sz="0" w:space="0"/>
-        <w:right w:val="none" w:color="auto" w:sz="0" w:space="0"/>
+        <w:top w:val="nil"/>
+        <w:left w:val="nil"/>
+        <w:bottom w:val="nil"/>
+        <w:right w:val="nil"/>
       </w:pBdr>
       <w:tabs>
         <w:tab w:val="center" w:pos="4153"/>
@@ -9634,41 +9407,37 @@
       <w:sz w:val="18"/>
     </w:rPr>
   </w:style>
-  <w:style w:type="paragraph" w:styleId="16">
+  <w:style w:type="paragraph" w:styleId="TOC1">
     <w:name w:val="toc 1"/>
-    <w:basedOn w:val="1"/>
-    <w:next w:val="1"/>
+    <w:basedOn w:val="Normal"/>
+    <w:next w:val="Normal"/>
     <w:qFormat/>
-    <w:uiPriority w:val="0"/>
     <w:rPr>
-      <w:rFonts w:ascii="Arial" w:hAnsi="Arial" w:eastAsia="Microsoft JhengHei"/>
+      <w:rFonts w:ascii="Arial" w:eastAsia="Microsoft JhengHei" w:hAnsi="Arial"/>
       <w:sz w:val="24"/>
     </w:rPr>
   </w:style>
-  <w:style w:type="paragraph" w:styleId="17">
+  <w:style w:type="paragraph" w:styleId="TOC2">
     <w:name w:val="toc 2"/>
-    <w:basedOn w:val="1"/>
-    <w:next w:val="1"/>
+    <w:basedOn w:val="Normal"/>
+    <w:next w:val="Normal"/>
     <w:qFormat/>
-    <w:uiPriority w:val="0"/>
     <w:pPr>
       <w:ind w:left="420" w:leftChars="200"/>
     </w:pPr>
   </w:style>
-  <w:style w:type="paragraph" w:styleId="18">
+  <w:style w:type="paragraph" w:styleId="NormalWeb">
     <w:name w:val="Normal (Web)"/>
-    <w:basedOn w:val="1"/>
+    <w:basedOn w:val="Normal"/>
     <w:qFormat/>
-    <w:uiPriority w:val="0"/>
     <w:rPr>
       <w:sz w:val="24"/>
     </w:rPr>
   </w:style>
-  <w:style w:type="paragraph" w:styleId="19">
+  <w:style w:type="paragraph" w:styleId="Title">
     <w:name w:val="Title"/>
-    <w:basedOn w:val="1"/>
+    <w:basedOn w:val="Normal"/>
     <w:qFormat/>
-    <w:uiPriority w:val="0"/>
     <w:pPr>
       <w:spacing w:before="240" w:beforeLines="0" w:beforeAutospacing="0" w:after="60" w:afterLines="0" w:afterAutospacing="0"/>
       <w:jc w:val="center"/>
@@ -9680,73 +9449,68 @@
       <w:sz w:val="32"/>
     </w:rPr>
   </w:style>
-  <w:style w:type="table" w:styleId="21">
+  <w:style w:type="table" w:styleId="TableGrid">
     <w:name w:val="Table Grid"/>
-    <w:basedOn w:val="20"/>
+    <w:basedOn w:val="TableNormal"/>
     <w:qFormat/>
-    <w:uiPriority w:val="0"/>
     <w:pPr>
       <w:widowControl w:val="0"/>
       <w:jc w:val="both"/>
     </w:pPr>
     <w:tblPr>
       <w:tblBorders>
-        <w:top w:val="single" w:color="auto" w:sz="4" w:space="0"/>
-        <w:left w:val="single" w:color="auto" w:sz="4" w:space="0"/>
-        <w:bottom w:val="single" w:color="auto" w:sz="4" w:space="0"/>
-        <w:right w:val="single" w:color="auto" w:sz="4" w:space="0"/>
-        <w:insideH w:val="single" w:color="auto" w:sz="4" w:space="0"/>
-        <w:insideV w:val="single" w:color="auto" w:sz="4" w:space="0"/>
+        <w:top w:val="single" w:sz="4" w:space="0" w:color="auto"/>
+        <w:left w:val="single" w:sz="4" w:space="0" w:color="auto"/>
+        <w:bottom w:val="single" w:sz="4" w:space="0" w:color="auto"/>
+        <w:right w:val="single" w:sz="4" w:space="0" w:color="auto"/>
+        <w:insideH w:val="single" w:sz="4" w:space="0" w:color="auto"/>
+        <w:insideV w:val="single" w:sz="4" w:space="0" w:color="auto"/>
       </w:tblBorders>
     </w:tblPr>
   </w:style>
-  <w:style w:type="character" w:styleId="23">
+  <w:style w:type="character" w:styleId="Strong">
     <w:name w:val="Strong"/>
-    <w:basedOn w:val="22"/>
+    <w:basedOn w:val="DefaultParagraphFont"/>
     <w:qFormat/>
-    <w:uiPriority w:val="0"/>
     <w:rPr>
       <w:b/>
     </w:rPr>
   </w:style>
-  <w:style w:type="paragraph" w:customStyle="1" w:styleId="24">
+  <w:style w:type="paragraph" w:customStyle="1" w:styleId="a">
     <w:name w:val="柴_公司名"/>
-    <w:basedOn w:val="19"/>
+    <w:basedOn w:val="Title"/>
     <w:qFormat/>
-    <w:uiPriority w:val="0"/>
     <w:pPr>
       <w:spacing w:after="600" w:afterLines="600"/>
     </w:pPr>
     <w:rPr>
-      <w:rFonts w:hint="eastAsia" w:ascii="宋体" w:hAnsi="宋体" w:eastAsia="宋体" w:cs="宋体"/>
+      <w:rFonts w:ascii="宋体" w:eastAsia="宋体" w:hAnsi="宋体" w:cs="宋体" w:hint="eastAsia"/>
       <w:bCs/>
       <w:spacing w:val="-6"/>
       <w:sz w:val="52"/>
       <w:szCs w:val="52"/>
     </w:rPr>
   </w:style>
-  <w:style w:type="paragraph" w:customStyle="1" w:styleId="25">
+  <w:style w:type="paragraph" w:customStyle="1" w:styleId="a0">
     <w:name w:val="柴_文档名"/>
-    <w:basedOn w:val="19"/>
+    <w:basedOn w:val="Title"/>
     <w:qFormat/>
-    <w:uiPriority w:val="0"/>
     <w:pPr>
       <w:spacing w:after="900" w:afterLines="900"/>
     </w:pPr>
     <w:rPr>
-      <w:rFonts w:ascii="黑体" w:hAnsi="黑体" w:eastAsia="黑体" w:cs="黑体"/>
+      <w:rFonts w:ascii="黑体" w:eastAsia="黑体" w:hAnsi="黑体" w:cs="黑体"/>
       <w:bCs/>
       <w:spacing w:val="-7"/>
       <w:sz w:val="52"/>
       <w:szCs w:val="52"/>
     </w:rPr>
   </w:style>
-  <w:style w:type="table" w:customStyle="1" w:styleId="26">
+  <w:style w:type="table" w:customStyle="1" w:styleId="TableNormal0">
     <w:name w:val="Table Normal_0"/>
     <w:semiHidden/>
     <w:unhideWhenUsed/>
     <w:qFormat/>
-    <w:uiPriority w:val="0"/>
     <w:tblPr>
       <w:tblCellMar>
         <w:top w:w="0" w:type="dxa"/>
@@ -9756,87 +9520,81 @@
       </w:tblCellMar>
     </w:tblPr>
   </w:style>
-  <w:style w:type="paragraph" w:customStyle="1" w:styleId="27">
+  <w:style w:type="paragraph" w:customStyle="1" w:styleId="TableText">
     <w:name w:val="Table Text"/>
-    <w:basedOn w:val="1"/>
+    <w:basedOn w:val="Normal"/>
     <w:semiHidden/>
     <w:qFormat/>
-    <w:uiPriority w:val="0"/>
     <w:rPr>
-      <w:rFonts w:ascii="宋体" w:hAnsi="宋体" w:eastAsia="宋体" w:cs="宋体"/>
+      <w:rFonts w:ascii="宋体" w:eastAsia="宋体" w:hAnsi="宋体" w:cs="宋体"/>
       <w:sz w:val="21"/>
       <w:szCs w:val="21"/>
       <w:lang w:val="en-US" w:eastAsia="en-US" w:bidi="ar-SA"/>
     </w:rPr>
   </w:style>
-  <w:style w:type="paragraph" w:customStyle="1" w:styleId="28">
+  <w:style w:type="paragraph" w:customStyle="1" w:styleId="1">
     <w:name w:val="柴_标题1"/>
-    <w:basedOn w:val="2"/>
-    <w:next w:val="29"/>
-    <w:link w:val="38"/>
+    <w:basedOn w:val="Heading1"/>
+    <w:next w:val="a1"/>
+    <w:link w:val="1Char"/>
     <w:qFormat/>
-    <w:uiPriority w:val="0"/>
     <w:pPr>
       <w:spacing w:before="100" w:after="90" w:line="360" w:lineRule="auto"/>
     </w:pPr>
     <w:rPr>
-      <w:rFonts w:ascii="Arial" w:hAnsi="Arial" w:eastAsia="宋体"/>
+      <w:rFonts w:ascii="Arial" w:eastAsia="宋体" w:hAnsi="Arial"/>
       <w:sz w:val="32"/>
     </w:rPr>
   </w:style>
-  <w:style w:type="paragraph" w:customStyle="1" w:styleId="29">
+  <w:style w:type="paragraph" w:customStyle="1" w:styleId="a1">
     <w:name w:val="柴_正文"/>
-    <w:basedOn w:val="12"/>
-    <w:link w:val="42"/>
+    <w:basedOn w:val="BodyText"/>
+    <w:link w:val="Char"/>
     <w:qFormat/>
-    <w:uiPriority w:val="0"/>
     <w:pPr>
       <w:spacing w:line="360" w:lineRule="auto"/>
       <w:ind w:firstLine="470" w:firstLineChars="200"/>
     </w:pPr>
     <w:rPr>
-      <w:rFonts w:ascii="Arial" w:hAnsi="Arial" w:eastAsia="宋体"/>
+      <w:rFonts w:ascii="Arial" w:eastAsia="宋体" w:hAnsi="Arial"/>
       <w:sz w:val="24"/>
       <w:lang w:eastAsia="zh-CN"/>
     </w:rPr>
   </w:style>
-  <w:style w:type="paragraph" w:customStyle="1" w:styleId="30">
+  <w:style w:type="paragraph" w:customStyle="1" w:styleId="2">
     <w:name w:val="柴_标题2"/>
-    <w:basedOn w:val="3"/>
-    <w:next w:val="29"/>
+    <w:basedOn w:val="Heading2"/>
+    <w:next w:val="a1"/>
     <w:qFormat/>
-    <w:uiPriority w:val="0"/>
     <w:pPr>
       <w:spacing w:line="360" w:lineRule="auto"/>
     </w:pPr>
     <w:rPr>
-      <w:rFonts w:ascii="Arial" w:hAnsi="Arial" w:eastAsia="宋体"/>
+      <w:rFonts w:ascii="Arial" w:eastAsia="宋体" w:hAnsi="Arial"/>
       <w:sz w:val="28"/>
     </w:rPr>
   </w:style>
-  <w:style w:type="paragraph" w:customStyle="1" w:styleId="31">
+  <w:style w:type="paragraph" w:customStyle="1" w:styleId="3">
     <w:name w:val="柴_标题3"/>
-    <w:basedOn w:val="4"/>
-    <w:next w:val="29"/>
+    <w:basedOn w:val="Heading3"/>
+    <w:next w:val="a1"/>
     <w:qFormat/>
-    <w:uiPriority w:val="0"/>
     <w:pPr>
       <w:spacing w:line="360" w:lineRule="auto"/>
       <w:ind w:left="0" w:firstLine="472" w:firstLineChars="200"/>
     </w:pPr>
     <w:rPr>
-      <w:rFonts w:ascii="宋体" w:hAnsi="宋体" w:eastAsia="宋体" w:cs="宋体"/>
+      <w:rFonts w:ascii="宋体" w:eastAsia="宋体" w:hAnsi="宋体" w:cs="宋体"/>
       <w:spacing w:val="-2"/>
       <w:sz w:val="24"/>
       <w:szCs w:val="24"/>
     </w:rPr>
   </w:style>
-  <w:style w:type="paragraph" w:customStyle="1" w:styleId="32">
+  <w:style w:type="paragraph" w:customStyle="1" w:styleId="a2">
     <w:name w:val="柴_目录"/>
-    <w:basedOn w:val="1"/>
-    <w:next w:val="12"/>
+    <w:basedOn w:val="Normal"/>
+    <w:next w:val="BodyText"/>
     <w:qFormat/>
-    <w:uiPriority w:val="0"/>
     <w:pPr>
       <w:tabs>
         <w:tab w:val="right" w:leader="dot" w:pos="8442"/>
@@ -9844,64 +9602,59 @@
       <w:ind w:left="0" w:leftChars="0"/>
     </w:pPr>
     <w:rPr>
-      <w:rFonts w:ascii="Arial" w:hAnsi="Arial" w:eastAsia="Microsoft JhengHei"/>
+      <w:rFonts w:ascii="Arial" w:eastAsia="Microsoft JhengHei" w:hAnsi="Arial"/>
       <w:sz w:val="24"/>
     </w:rPr>
   </w:style>
-  <w:style w:type="paragraph" w:customStyle="1" w:styleId="33">
+  <w:style w:type="paragraph" w:customStyle="1" w:styleId="WPSOffice1">
     <w:name w:val="WPSOffice手动目录 1"/>
     <w:qFormat/>
-    <w:uiPriority w:val="0"/>
     <w:pPr>
       <w:ind w:leftChars="0"/>
     </w:pPr>
     <w:rPr>
-      <w:rFonts w:ascii="Times New Roman" w:hAnsi="Times New Roman" w:eastAsia="宋体" w:cs="Times New Roman"/>
+      <w:rFonts w:ascii="Times New Roman" w:eastAsia="宋体" w:hAnsi="Times New Roman" w:cs="Times New Roman"/>
       <w:sz w:val="20"/>
       <w:szCs w:val="20"/>
     </w:rPr>
   </w:style>
-  <w:style w:type="paragraph" w:customStyle="1" w:styleId="34">
+  <w:style w:type="paragraph" w:customStyle="1" w:styleId="WPSOffice2">
     <w:name w:val="WPSOffice手动目录 2"/>
     <w:qFormat/>
-    <w:uiPriority w:val="0"/>
     <w:pPr>
       <w:ind w:leftChars="200"/>
     </w:pPr>
     <w:rPr>
-      <w:rFonts w:ascii="Times New Roman" w:hAnsi="Times New Roman" w:eastAsia="宋体" w:cs="Times New Roman"/>
+      <w:rFonts w:ascii="Times New Roman" w:eastAsia="宋体" w:hAnsi="Times New Roman" w:cs="Times New Roman"/>
       <w:sz w:val="20"/>
       <w:szCs w:val="20"/>
     </w:rPr>
   </w:style>
-  <w:style w:type="paragraph" w:customStyle="1" w:styleId="35">
+  <w:style w:type="paragraph" w:customStyle="1" w:styleId="WPSOffice3">
     <w:name w:val="WPSOffice手动目录 3"/>
     <w:qFormat/>
-    <w:uiPriority w:val="0"/>
     <w:pPr>
       <w:ind w:leftChars="400"/>
     </w:pPr>
     <w:rPr>
-      <w:rFonts w:ascii="Times New Roman" w:hAnsi="Times New Roman" w:eastAsia="宋体" w:cs="Times New Roman"/>
+      <w:rFonts w:ascii="Times New Roman" w:eastAsia="宋体" w:hAnsi="Times New Roman" w:cs="Times New Roman"/>
       <w:sz w:val="20"/>
       <w:szCs w:val="20"/>
     </w:rPr>
   </w:style>
-  <w:style w:type="paragraph" w:customStyle="1" w:styleId="36">
+  <w:style w:type="paragraph" w:customStyle="1" w:styleId="Compact">
     <w:name w:val="Compact"/>
-    <w:basedOn w:val="12"/>
+    <w:basedOn w:val="BodyText"/>
     <w:qFormat/>
-    <w:uiPriority w:val="0"/>
     <w:pPr>
       <w:spacing w:before="36" w:after="36"/>
     </w:pPr>
   </w:style>
-  <w:style w:type="table" w:customStyle="1" w:styleId="37">
+  <w:style w:type="table" w:customStyle="1" w:styleId="Table">
     <w:name w:val="Table"/>
     <w:semiHidden/>
     <w:unhideWhenUsed/>
     <w:qFormat/>
-    <w:uiPriority w:val="0"/>
     <w:tblPr>
       <w:tblCellMar>
         <w:top w:w="0" w:type="dxa"/>
@@ -9913,28 +9666,26 @@
     <w:tblStylePr w:type="firstRow">
       <w:tcPr>
         <w:tcBorders>
-          <w:bottom w:val="single" w:color="auto" w:sz="0" w:space="0"/>
+          <w:bottom w:val="single" w:sz="0" w:space="0" w:color="auto"/>
         </w:tcBorders>
         <w:vAlign w:val="bottom"/>
       </w:tcPr>
     </w:tblStylePr>
   </w:style>
-  <w:style w:type="character" w:customStyle="1" w:styleId="38">
+  <w:style w:type="character" w:customStyle="1" w:styleId="1Char">
     <w:name w:val="柴_标题1 Char"/>
-    <w:link w:val="28"/>
+    <w:link w:val="1"/>
     <w:qFormat/>
-    <w:uiPriority w:val="0"/>
     <w:rPr>
-      <w:rFonts w:ascii="Arial" w:hAnsi="Arial" w:eastAsia="宋体"/>
+      <w:rFonts w:ascii="Arial" w:eastAsia="宋体" w:hAnsi="Arial"/>
       <w:sz w:val="32"/>
     </w:rPr>
   </w:style>
-  <w:style w:type="table" w:customStyle="1" w:styleId="39">
+  <w:style w:type="table" w:customStyle="1" w:styleId="TableNormal1">
     <w:name w:val="Table Normal_1"/>
     <w:semiHidden/>
     <w:unhideWhenUsed/>
     <w:qFormat/>
-    <w:uiPriority w:val="0"/>
     <w:tblPr>
       <w:tblCellMar>
         <w:top w:w="0" w:type="dxa"/>
@@ -9944,11 +9695,10 @@
       </w:tblCellMar>
     </w:tblPr>
   </w:style>
-  <w:style w:type="paragraph" w:customStyle="1" w:styleId="40">
+  <w:style w:type="paragraph" w:customStyle="1" w:styleId="a3">
     <w:name w:val="柴_正文_无缩进"/>
-    <w:basedOn w:val="1"/>
+    <w:basedOn w:val="Normal"/>
     <w:qFormat/>
-    <w:uiPriority w:val="0"/>
     <w:pPr>
       <w:ind w:firstLine="0" w:firstLineChars="0"/>
     </w:pPr>
@@ -9958,31 +9708,29 @@
       <w:lang w:eastAsia="zh-CN"/>
     </w:rPr>
   </w:style>
-  <w:style w:type="paragraph" w:customStyle="1" w:styleId="41">
+  <w:style w:type="paragraph" w:customStyle="1" w:styleId="4">
     <w:name w:val="柴_标题4"/>
-    <w:basedOn w:val="5"/>
-    <w:next w:val="1"/>
+    <w:basedOn w:val="Heading4"/>
+    <w:next w:val="Normal"/>
     <w:qFormat/>
-    <w:uiPriority w:val="0"/>
     <w:pPr>
       <w:widowControl w:val="0"/>
       <w:spacing w:before="160" w:line="360" w:lineRule="auto"/>
-      <w:ind w:left="981" w:leftChars="300" w:hanging="862"/>
+      <w:ind w:left="981" w:hanging="862" w:leftChars="300"/>
     </w:pPr>
     <w:rPr>
-      <w:rFonts w:hint="eastAsia" w:ascii="Calibri" w:hAnsi="Calibri" w:eastAsia="宋体" w:cs="宋体"/>
+      <w:rFonts w:ascii="Calibri" w:eastAsia="宋体" w:hAnsi="Calibri" w:cs="宋体" w:hint="eastAsia"/>
       <w:sz w:val="24"/>
       <w:szCs w:val="24"/>
       <w:lang w:eastAsia="zh-CN" w:bidi="zh-CN"/>
     </w:rPr>
   </w:style>
-  <w:style w:type="character" w:customStyle="1" w:styleId="42">
+  <w:style w:type="character" w:customStyle="1" w:styleId="Char">
     <w:name w:val="柴_正文 Char"/>
-    <w:link w:val="29"/>
+    <w:link w:val="a1"/>
     <w:qFormat/>
-    <w:uiPriority w:val="0"/>
     <w:rPr>
-      <w:rFonts w:ascii="Arial" w:hAnsi="Arial" w:eastAsia="宋体"/>
+      <w:rFonts w:ascii="Arial" w:eastAsia="宋体" w:hAnsi="Arial"/>
       <w:sz w:val="24"/>
       <w:lang w:eastAsia="zh-CN"/>
     </w:rPr>
